--- a/!!jasonpieterkwork/IPS/SEMESTER 1/LATIHAN SOAL IPS BAB 1.docx
+++ b/!!jasonpieterkwork/IPS/SEMESTER 1/LATIHAN SOAL IPS BAB 1.docx
@@ -20,23 +20,54 @@
         </w:rPr>
         <w:t xml:space="preserve">1. </w:t>
       </w:r>
-      <w:r>
-        <w:rPr>
-          <w:rFonts w:ascii="Balsamiq Sans" w:hAnsi="Balsamiq Sans"/>
-          <w:b/>
-          <w:bCs/>
-          <w:lang w:val="en-US"/>
-        </w:rPr>
-        <w:t xml:space="preserve">Jelaskan </w:t>
-      </w:r>
-      <w:r>
-        <w:rPr>
-          <w:rFonts w:ascii="Balsamiq Sans" w:hAnsi="Balsamiq Sans"/>
-          <w:b/>
-          <w:bCs/>
-          <w:lang w:val="en-US"/>
-        </w:rPr>
-        <w:t xml:space="preserve">Dua Jalur Kedatangan </w:t>
+      <w:proofErr w:type="spellStart"/>
+      <w:r>
+        <w:rPr>
+          <w:rFonts w:ascii="Balsamiq Sans" w:hAnsi="Balsamiq Sans"/>
+          <w:b/>
+          <w:bCs/>
+          <w:lang w:val="en-US"/>
+        </w:rPr>
+        <w:t>Jelaskan</w:t>
+      </w:r>
+      <w:proofErr w:type="spellEnd"/>
+      <w:r>
+        <w:rPr>
+          <w:rFonts w:ascii="Balsamiq Sans" w:hAnsi="Balsamiq Sans"/>
+          <w:b/>
+          <w:bCs/>
+          <w:lang w:val="en-US"/>
+        </w:rPr>
+        <w:t xml:space="preserve"> </w:t>
+      </w:r>
+      <w:r>
+        <w:rPr>
+          <w:rFonts w:ascii="Balsamiq Sans" w:hAnsi="Balsamiq Sans"/>
+          <w:b/>
+          <w:bCs/>
+          <w:lang w:val="en-US"/>
+        </w:rPr>
+        <w:t xml:space="preserve">Dua Jalur </w:t>
+      </w:r>
+      <w:proofErr w:type="spellStart"/>
+      <w:r>
+        <w:rPr>
+          <w:rFonts w:ascii="Balsamiq Sans" w:hAnsi="Balsamiq Sans"/>
+          <w:b/>
+          <w:bCs/>
+          <w:lang w:val="en-US"/>
+        </w:rPr>
+        <w:t>Kedatangan</w:t>
+      </w:r>
+      <w:proofErr w:type="spellEnd"/>
+      <w:r>
+        <w:rPr>
+          <w:rFonts w:ascii="Balsamiq Sans" w:hAnsi="Balsamiq Sans"/>
+          <w:b/>
+          <w:bCs/>
+          <w:lang w:val="en-US"/>
+        </w:rPr>
+        <w:t xml:space="preserve"> </w:t>
       </w:r>
       <w:r>
         <w:rPr>
@@ -56,14 +87,25 @@
         </w:rPr>
         <w:t>-</w:t>
       </w:r>
-      <w:r>
-        <w:rPr>
-          <w:rFonts w:ascii="Balsamiq Sans" w:hAnsi="Balsamiq Sans"/>
-          <w:b/>
-          <w:bCs/>
-          <w:lang w:val="en-US"/>
-        </w:rPr>
-        <w:t xml:space="preserve">Melayu </w:t>
+      <w:proofErr w:type="spellStart"/>
+      <w:r>
+        <w:rPr>
+          <w:rFonts w:ascii="Balsamiq Sans" w:hAnsi="Balsamiq Sans"/>
+          <w:b/>
+          <w:bCs/>
+          <w:lang w:val="en-US"/>
+        </w:rPr>
+        <w:t>Melayu</w:t>
+      </w:r>
+      <w:proofErr w:type="spellEnd"/>
+      <w:r>
+        <w:rPr>
+          <w:rFonts w:ascii="Balsamiq Sans" w:hAnsi="Balsamiq Sans"/>
+          <w:b/>
+          <w:bCs/>
+          <w:lang w:val="en-US"/>
+        </w:rPr>
+        <w:t xml:space="preserve"> </w:t>
       </w:r>
       <w:r>
         <w:rPr>
@@ -211,12 +253,21 @@
         </w:rPr>
         <w:t xml:space="preserve"> </w:t>
       </w:r>
-      <w:r>
-        <w:rPr>
-          <w:rFonts w:ascii="Balsamiq Sans" w:hAnsi="Balsamiq Sans"/>
-          <w:lang w:val="en-ID"/>
-        </w:rPr>
-        <w:t xml:space="preserve">Jawa </w:t>
+      <w:proofErr w:type="spellStart"/>
+      <w:r>
+        <w:rPr>
+          <w:rFonts w:ascii="Balsamiq Sans" w:hAnsi="Balsamiq Sans"/>
+          <w:lang w:val="en-ID"/>
+        </w:rPr>
+        <w:t>Jawa</w:t>
+      </w:r>
+      <w:proofErr w:type="spellEnd"/>
+      <w:r>
+        <w:rPr>
+          <w:rFonts w:ascii="Balsamiq Sans" w:hAnsi="Balsamiq Sans"/>
+          <w:lang w:val="en-ID"/>
+        </w:rPr>
+        <w:t xml:space="preserve"> </w:t>
       </w:r>
       <w:r>
         <w:rPr>
@@ -237,7 +288,23 @@
           <w:rFonts w:ascii="Balsamiq Sans" w:hAnsi="Balsamiq Sans"/>
           <w:lang w:val="en-ID"/>
         </w:rPr>
-        <w:t>Wilayah Lainnya.</w:t>
+        <w:t xml:space="preserve">Wilayah </w:t>
+      </w:r>
+      <w:proofErr w:type="spellStart"/>
+      <w:r>
+        <w:rPr>
+          <w:rFonts w:ascii="Balsamiq Sans" w:hAnsi="Balsamiq Sans"/>
+          <w:lang w:val="en-ID"/>
+        </w:rPr>
+        <w:t>Lainnya</w:t>
+      </w:r>
+      <w:proofErr w:type="spellEnd"/>
+      <w:r>
+        <w:rPr>
+          <w:rFonts w:ascii="Balsamiq Sans" w:hAnsi="Balsamiq Sans"/>
+          <w:lang w:val="en-ID"/>
+        </w:rPr>
+        <w:t>.</w:t>
       </w:r>
     </w:p>
     <w:p>
@@ -436,23 +503,85 @@
         </w:rPr>
         <w:t xml:space="preserve">2. </w:t>
       </w:r>
-      <w:r>
-        <w:rPr>
-          <w:rFonts w:ascii="Balsamiq Sans" w:hAnsi="Balsamiq Sans"/>
-          <w:b/>
-          <w:bCs/>
-          <w:lang w:val="en-US"/>
-        </w:rPr>
-        <w:t xml:space="preserve">Sebutkan </w:t>
-      </w:r>
-      <w:r>
-        <w:rPr>
-          <w:rFonts w:ascii="Balsamiq Sans" w:hAnsi="Balsamiq Sans"/>
-          <w:b/>
-          <w:bCs/>
-          <w:lang w:val="en-US"/>
-        </w:rPr>
-        <w:t>Alasan-Alasan Yang Menyebabkan Migrasi.</w:t>
+      <w:proofErr w:type="spellStart"/>
+      <w:r>
+        <w:rPr>
+          <w:rFonts w:ascii="Balsamiq Sans" w:hAnsi="Balsamiq Sans"/>
+          <w:b/>
+          <w:bCs/>
+          <w:lang w:val="en-US"/>
+        </w:rPr>
+        <w:t>Sebutkan</w:t>
+      </w:r>
+      <w:proofErr w:type="spellEnd"/>
+      <w:r>
+        <w:rPr>
+          <w:rFonts w:ascii="Balsamiq Sans" w:hAnsi="Balsamiq Sans"/>
+          <w:b/>
+          <w:bCs/>
+          <w:lang w:val="en-US"/>
+        </w:rPr>
+        <w:t xml:space="preserve"> </w:t>
+      </w:r>
+      <w:proofErr w:type="spellStart"/>
+      <w:r>
+        <w:rPr>
+          <w:rFonts w:ascii="Balsamiq Sans" w:hAnsi="Balsamiq Sans"/>
+          <w:b/>
+          <w:bCs/>
+          <w:lang w:val="en-US"/>
+        </w:rPr>
+        <w:t>Alasan-Alasan</w:t>
+      </w:r>
+      <w:proofErr w:type="spellEnd"/>
+      <w:r>
+        <w:rPr>
+          <w:rFonts w:ascii="Balsamiq Sans" w:hAnsi="Balsamiq Sans"/>
+          <w:b/>
+          <w:bCs/>
+          <w:lang w:val="en-US"/>
+        </w:rPr>
+        <w:t xml:space="preserve"> Yang </w:t>
+      </w:r>
+      <w:proofErr w:type="spellStart"/>
+      <w:r>
+        <w:rPr>
+          <w:rFonts w:ascii="Balsamiq Sans" w:hAnsi="Balsamiq Sans"/>
+          <w:b/>
+          <w:bCs/>
+          <w:lang w:val="en-US"/>
+        </w:rPr>
+        <w:t>Menyebabkan</w:t>
+      </w:r>
+      <w:proofErr w:type="spellEnd"/>
+      <w:r>
+        <w:rPr>
+          <w:rFonts w:ascii="Balsamiq Sans" w:hAnsi="Balsamiq Sans"/>
+          <w:b/>
+          <w:bCs/>
+          <w:lang w:val="en-US"/>
+        </w:rPr>
+        <w:t xml:space="preserve"> </w:t>
+      </w:r>
+      <w:proofErr w:type="spellStart"/>
+      <w:r>
+        <w:rPr>
+          <w:rFonts w:ascii="Balsamiq Sans" w:hAnsi="Balsamiq Sans"/>
+          <w:b/>
+          <w:bCs/>
+          <w:lang w:val="en-US"/>
+        </w:rPr>
+        <w:t>Migrasi</w:t>
+      </w:r>
+      <w:proofErr w:type="spellEnd"/>
+      <w:r>
+        <w:rPr>
+          <w:rFonts w:ascii="Balsamiq Sans" w:hAnsi="Balsamiq Sans"/>
+          <w:b/>
+          <w:bCs/>
+          <w:lang w:val="en-US"/>
+        </w:rPr>
+        <w:t>.</w:t>
       </w:r>
     </w:p>
     <w:p>
@@ -470,20 +599,47 @@
         </w:rPr>
         <w:t xml:space="preserve">1) </w:t>
       </w:r>
-      <w:r>
-        <w:rPr>
-          <w:rFonts w:ascii="Balsamiq Sans" w:hAnsi="Balsamiq Sans"/>
-          <w:lang w:val="en-US"/>
-        </w:rPr>
-        <w:t xml:space="preserve">Peristiwa </w:t>
-      </w:r>
-      <w:r>
-        <w:rPr>
-          <w:rFonts w:ascii="Balsamiq Sans" w:hAnsi="Balsamiq Sans"/>
-          <w:lang w:val="en-US"/>
-        </w:rPr>
-        <w:t>Tektonik Dan Vulkanis</w:t>
-      </w:r>
+      <w:proofErr w:type="spellStart"/>
+      <w:r>
+        <w:rPr>
+          <w:rFonts w:ascii="Balsamiq Sans" w:hAnsi="Balsamiq Sans"/>
+          <w:lang w:val="en-US"/>
+        </w:rPr>
+        <w:t>Peristiwa</w:t>
+      </w:r>
+      <w:proofErr w:type="spellEnd"/>
+      <w:r>
+        <w:rPr>
+          <w:rFonts w:ascii="Balsamiq Sans" w:hAnsi="Balsamiq Sans"/>
+          <w:lang w:val="en-US"/>
+        </w:rPr>
+        <w:t xml:space="preserve"> </w:t>
+      </w:r>
+      <w:proofErr w:type="spellStart"/>
+      <w:r>
+        <w:rPr>
+          <w:rFonts w:ascii="Balsamiq Sans" w:hAnsi="Balsamiq Sans"/>
+          <w:lang w:val="en-US"/>
+        </w:rPr>
+        <w:t>Tektonik</w:t>
+      </w:r>
+      <w:proofErr w:type="spellEnd"/>
+      <w:r>
+        <w:rPr>
+          <w:rFonts w:ascii="Balsamiq Sans" w:hAnsi="Balsamiq Sans"/>
+          <w:lang w:val="en-US"/>
+        </w:rPr>
+        <w:t xml:space="preserve"> Dan </w:t>
+      </w:r>
+      <w:proofErr w:type="spellStart"/>
+      <w:r>
+        <w:rPr>
+          <w:rFonts w:ascii="Balsamiq Sans" w:hAnsi="Balsamiq Sans"/>
+          <w:lang w:val="en-US"/>
+        </w:rPr>
+        <w:t>Vulkanis</w:t>
+      </w:r>
+      <w:proofErr w:type="spellEnd"/>
     </w:p>
     <w:p>
       <w:pPr>
@@ -500,20 +656,47 @@
         </w:rPr>
         <w:t xml:space="preserve">2) </w:t>
       </w:r>
-      <w:r>
-        <w:rPr>
-          <w:rFonts w:ascii="Balsamiq Sans" w:hAnsi="Balsamiq Sans"/>
-          <w:lang w:val="en-US"/>
-        </w:rPr>
-        <w:t xml:space="preserve">Gempa </w:t>
-      </w:r>
-      <w:r>
-        <w:rPr>
-          <w:rFonts w:ascii="Balsamiq Sans" w:hAnsi="Balsamiq Sans"/>
-          <w:lang w:val="en-US"/>
-        </w:rPr>
-        <w:t>Bumi Dan Longsor</w:t>
-      </w:r>
+      <w:proofErr w:type="spellStart"/>
+      <w:r>
+        <w:rPr>
+          <w:rFonts w:ascii="Balsamiq Sans" w:hAnsi="Balsamiq Sans"/>
+          <w:lang w:val="en-US"/>
+        </w:rPr>
+        <w:t>Gempa</w:t>
+      </w:r>
+      <w:proofErr w:type="spellEnd"/>
+      <w:r>
+        <w:rPr>
+          <w:rFonts w:ascii="Balsamiq Sans" w:hAnsi="Balsamiq Sans"/>
+          <w:lang w:val="en-US"/>
+        </w:rPr>
+        <w:t xml:space="preserve"> </w:t>
+      </w:r>
+      <w:proofErr w:type="spellStart"/>
+      <w:r>
+        <w:rPr>
+          <w:rFonts w:ascii="Balsamiq Sans" w:hAnsi="Balsamiq Sans"/>
+          <w:lang w:val="en-US"/>
+        </w:rPr>
+        <w:t>Bumi</w:t>
+      </w:r>
+      <w:proofErr w:type="spellEnd"/>
+      <w:r>
+        <w:rPr>
+          <w:rFonts w:ascii="Balsamiq Sans" w:hAnsi="Balsamiq Sans"/>
+          <w:lang w:val="en-US"/>
+        </w:rPr>
+        <w:t xml:space="preserve"> Dan </w:t>
+      </w:r>
+      <w:proofErr w:type="spellStart"/>
+      <w:r>
+        <w:rPr>
+          <w:rFonts w:ascii="Balsamiq Sans" w:hAnsi="Balsamiq Sans"/>
+          <w:lang w:val="en-US"/>
+        </w:rPr>
+        <w:t>Longsor</w:t>
+      </w:r>
+      <w:proofErr w:type="spellEnd"/>
     </w:p>
     <w:p>
       <w:pPr>
@@ -553,20 +736,47 @@
         </w:rPr>
         <w:t xml:space="preserve">4) </w:t>
       </w:r>
-      <w:r>
-        <w:rPr>
-          <w:rFonts w:ascii="Balsamiq Sans" w:hAnsi="Balsamiq Sans"/>
-          <w:lang w:val="en-US"/>
-        </w:rPr>
-        <w:t xml:space="preserve">Peristiwa </w:t>
-      </w:r>
-      <w:r>
-        <w:rPr>
-          <w:rFonts w:ascii="Balsamiq Sans" w:hAnsi="Balsamiq Sans"/>
-          <w:lang w:val="en-US"/>
-        </w:rPr>
-        <w:t>Oseanografi Dan Iklim</w:t>
-      </w:r>
+      <w:proofErr w:type="spellStart"/>
+      <w:r>
+        <w:rPr>
+          <w:rFonts w:ascii="Balsamiq Sans" w:hAnsi="Balsamiq Sans"/>
+          <w:lang w:val="en-US"/>
+        </w:rPr>
+        <w:t>Peristiwa</w:t>
+      </w:r>
+      <w:proofErr w:type="spellEnd"/>
+      <w:r>
+        <w:rPr>
+          <w:rFonts w:ascii="Balsamiq Sans" w:hAnsi="Balsamiq Sans"/>
+          <w:lang w:val="en-US"/>
+        </w:rPr>
+        <w:t xml:space="preserve"> </w:t>
+      </w:r>
+      <w:proofErr w:type="spellStart"/>
+      <w:r>
+        <w:rPr>
+          <w:rFonts w:ascii="Balsamiq Sans" w:hAnsi="Balsamiq Sans"/>
+          <w:lang w:val="en-US"/>
+        </w:rPr>
+        <w:t>Oseanografi</w:t>
+      </w:r>
+      <w:proofErr w:type="spellEnd"/>
+      <w:r>
+        <w:rPr>
+          <w:rFonts w:ascii="Balsamiq Sans" w:hAnsi="Balsamiq Sans"/>
+          <w:lang w:val="en-US"/>
+        </w:rPr>
+        <w:t xml:space="preserve"> Dan </w:t>
+      </w:r>
+      <w:proofErr w:type="spellStart"/>
+      <w:r>
+        <w:rPr>
+          <w:rFonts w:ascii="Balsamiq Sans" w:hAnsi="Balsamiq Sans"/>
+          <w:lang w:val="en-US"/>
+        </w:rPr>
+        <w:t>Iklim</w:t>
+      </w:r>
+      <w:proofErr w:type="spellEnd"/>
     </w:p>
     <w:p>
       <w:pPr>
@@ -583,20 +793,54 @@
         </w:rPr>
         <w:t xml:space="preserve">5) </w:t>
       </w:r>
-      <w:r>
-        <w:rPr>
-          <w:rFonts w:ascii="Balsamiq Sans" w:hAnsi="Balsamiq Sans"/>
-          <w:lang w:val="en-US"/>
-        </w:rPr>
-        <w:t xml:space="preserve">Banjir </w:t>
-      </w:r>
-      <w:r>
-        <w:rPr>
-          <w:rFonts w:ascii="Balsamiq Sans" w:hAnsi="Balsamiq Sans"/>
-          <w:lang w:val="en-US"/>
-        </w:rPr>
-        <w:t>Dan Badai/Siklon</w:t>
-      </w:r>
+      <w:proofErr w:type="spellStart"/>
+      <w:r>
+        <w:rPr>
+          <w:rFonts w:ascii="Balsamiq Sans" w:hAnsi="Balsamiq Sans"/>
+          <w:lang w:val="en-US"/>
+        </w:rPr>
+        <w:t>Banjir</w:t>
+      </w:r>
+      <w:proofErr w:type="spellEnd"/>
+      <w:r>
+        <w:rPr>
+          <w:rFonts w:ascii="Balsamiq Sans" w:hAnsi="Balsamiq Sans"/>
+          <w:lang w:val="en-US"/>
+        </w:rPr>
+        <w:t xml:space="preserve"> </w:t>
+      </w:r>
+      <w:r>
+        <w:rPr>
+          <w:rFonts w:ascii="Balsamiq Sans" w:hAnsi="Balsamiq Sans"/>
+          <w:lang w:val="en-US"/>
+        </w:rPr>
+        <w:t xml:space="preserve">Dan </w:t>
+      </w:r>
+      <w:proofErr w:type="spellStart"/>
+      <w:r>
+        <w:rPr>
+          <w:rFonts w:ascii="Balsamiq Sans" w:hAnsi="Balsamiq Sans"/>
+          <w:lang w:val="en-US"/>
+        </w:rPr>
+        <w:t>Badai</w:t>
+      </w:r>
+      <w:proofErr w:type="spellEnd"/>
+      <w:r>
+        <w:rPr>
+          <w:rFonts w:ascii="Balsamiq Sans" w:hAnsi="Balsamiq Sans"/>
+          <w:lang w:val="en-US"/>
+        </w:rPr>
+        <w:t>/</w:t>
+      </w:r>
+      <w:proofErr w:type="spellStart"/>
+      <w:r>
+        <w:rPr>
+          <w:rFonts w:ascii="Balsamiq Sans" w:hAnsi="Balsamiq Sans"/>
+          <w:lang w:val="en-US"/>
+        </w:rPr>
+        <w:t>Siklon</w:t>
+      </w:r>
+      <w:proofErr w:type="spellEnd"/>
     </w:p>
     <w:p>
       <w:pPr>
@@ -613,20 +857,38 @@
         </w:rPr>
         <w:t xml:space="preserve">6) </w:t>
       </w:r>
-      <w:r>
-        <w:rPr>
-          <w:rFonts w:ascii="Balsamiq Sans" w:hAnsi="Balsamiq Sans"/>
-          <w:lang w:val="en-US"/>
-        </w:rPr>
-        <w:t xml:space="preserve">Kekeringan </w:t>
-      </w:r>
-      <w:r>
-        <w:rPr>
-          <w:rFonts w:ascii="Balsamiq Sans" w:hAnsi="Balsamiq Sans"/>
-          <w:lang w:val="en-US"/>
-        </w:rPr>
-        <w:t>Yang Berkepanjangan</w:t>
-      </w:r>
+      <w:proofErr w:type="spellStart"/>
+      <w:r>
+        <w:rPr>
+          <w:rFonts w:ascii="Balsamiq Sans" w:hAnsi="Balsamiq Sans"/>
+          <w:lang w:val="en-US"/>
+        </w:rPr>
+        <w:t>Kekeringan</w:t>
+      </w:r>
+      <w:proofErr w:type="spellEnd"/>
+      <w:r>
+        <w:rPr>
+          <w:rFonts w:ascii="Balsamiq Sans" w:hAnsi="Balsamiq Sans"/>
+          <w:lang w:val="en-US"/>
+        </w:rPr>
+        <w:t xml:space="preserve"> </w:t>
+      </w:r>
+      <w:r>
+        <w:rPr>
+          <w:rFonts w:ascii="Balsamiq Sans" w:hAnsi="Balsamiq Sans"/>
+          <w:lang w:val="en-US"/>
+        </w:rPr>
+        <w:t xml:space="preserve">Yang </w:t>
+      </w:r>
+      <w:proofErr w:type="spellStart"/>
+      <w:r>
+        <w:rPr>
+          <w:rFonts w:ascii="Balsamiq Sans" w:hAnsi="Balsamiq Sans"/>
+          <w:lang w:val="en-US"/>
+        </w:rPr>
+        <w:t>Berkepanjangan</w:t>
+      </w:r>
+      <w:proofErr w:type="spellEnd"/>
     </w:p>
     <w:p>
       <w:pPr>
@@ -643,13 +905,23 @@
         </w:rPr>
         <w:t xml:space="preserve">7) </w:t>
       </w:r>
-      <w:r>
-        <w:rPr>
-          <w:rFonts w:ascii="Balsamiq Sans" w:hAnsi="Balsamiq Sans"/>
-          <w:lang w:val="en-US"/>
-        </w:rPr>
-        <w:t xml:space="preserve">Iklim </w:t>
-      </w:r>
+      <w:proofErr w:type="spellStart"/>
+      <w:r>
+        <w:rPr>
+          <w:rFonts w:ascii="Balsamiq Sans" w:hAnsi="Balsamiq Sans"/>
+          <w:lang w:val="en-US"/>
+        </w:rPr>
+        <w:t>Iklim</w:t>
+      </w:r>
+      <w:proofErr w:type="spellEnd"/>
+      <w:r>
+        <w:rPr>
+          <w:rFonts w:ascii="Balsamiq Sans" w:hAnsi="Balsamiq Sans"/>
+          <w:lang w:val="en-US"/>
+        </w:rPr>
+        <w:t xml:space="preserve"> </w:t>
+      </w:r>
+      <w:proofErr w:type="spellStart"/>
       <w:r>
         <w:rPr>
           <w:rFonts w:ascii="Balsamiq Sans" w:hAnsi="Balsamiq Sans"/>
@@ -657,6 +929,7 @@
         </w:rPr>
         <w:t>Dingin</w:t>
       </w:r>
+      <w:proofErr w:type="spellEnd"/>
     </w:p>
     <w:p>
       <w:pPr>
@@ -676,23 +949,105 @@
         </w:rPr>
         <w:t xml:space="preserve">3. </w:t>
       </w:r>
-      <w:r>
-        <w:rPr>
-          <w:rFonts w:ascii="Balsamiq Sans" w:hAnsi="Balsamiq Sans"/>
-          <w:b/>
-          <w:bCs/>
-          <w:lang w:val="en-US"/>
-        </w:rPr>
-        <w:t xml:space="preserve">Jelaskan </w:t>
-      </w:r>
-      <w:r>
-        <w:rPr>
-          <w:rFonts w:ascii="Balsamiq Sans" w:hAnsi="Balsamiq Sans"/>
-          <w:b/>
-          <w:bCs/>
-          <w:lang w:val="en-US"/>
-        </w:rPr>
-        <w:t xml:space="preserve">Kategori Masyarakat Majemuk Horizontal Dan Vertikal Menurut </w:t>
+      <w:proofErr w:type="spellStart"/>
+      <w:r>
+        <w:rPr>
+          <w:rFonts w:ascii="Balsamiq Sans" w:hAnsi="Balsamiq Sans"/>
+          <w:b/>
+          <w:bCs/>
+          <w:lang w:val="en-US"/>
+        </w:rPr>
+        <w:t>Jelaskan</w:t>
+      </w:r>
+      <w:proofErr w:type="spellEnd"/>
+      <w:r>
+        <w:rPr>
+          <w:rFonts w:ascii="Balsamiq Sans" w:hAnsi="Balsamiq Sans"/>
+          <w:b/>
+          <w:bCs/>
+          <w:lang w:val="en-US"/>
+        </w:rPr>
+        <w:t xml:space="preserve"> </w:t>
+      </w:r>
+      <w:proofErr w:type="spellStart"/>
+      <w:r>
+        <w:rPr>
+          <w:rFonts w:ascii="Balsamiq Sans" w:hAnsi="Balsamiq Sans"/>
+          <w:b/>
+          <w:bCs/>
+          <w:lang w:val="en-US"/>
+        </w:rPr>
+        <w:t>Kategori</w:t>
+      </w:r>
+      <w:proofErr w:type="spellEnd"/>
+      <w:r>
+        <w:rPr>
+          <w:rFonts w:ascii="Balsamiq Sans" w:hAnsi="Balsamiq Sans"/>
+          <w:b/>
+          <w:bCs/>
+          <w:lang w:val="en-US"/>
+        </w:rPr>
+        <w:t xml:space="preserve"> Masyarakat </w:t>
+      </w:r>
+      <w:proofErr w:type="spellStart"/>
+      <w:r>
+        <w:rPr>
+          <w:rFonts w:ascii="Balsamiq Sans" w:hAnsi="Balsamiq Sans"/>
+          <w:b/>
+          <w:bCs/>
+          <w:lang w:val="en-US"/>
+        </w:rPr>
+        <w:t>Majemuk</w:t>
+      </w:r>
+      <w:proofErr w:type="spellEnd"/>
+      <w:r>
+        <w:rPr>
+          <w:rFonts w:ascii="Balsamiq Sans" w:hAnsi="Balsamiq Sans"/>
+          <w:b/>
+          <w:bCs/>
+          <w:lang w:val="en-US"/>
+        </w:rPr>
+        <w:t xml:space="preserve"> Horizontal Dan </w:t>
+      </w:r>
+      <w:proofErr w:type="spellStart"/>
+      <w:r>
+        <w:rPr>
+          <w:rFonts w:ascii="Balsamiq Sans" w:hAnsi="Balsamiq Sans"/>
+          <w:b/>
+          <w:bCs/>
+          <w:lang w:val="en-US"/>
+        </w:rPr>
+        <w:t>Vertikal</w:t>
+      </w:r>
+      <w:proofErr w:type="spellEnd"/>
+      <w:r>
+        <w:rPr>
+          <w:rFonts w:ascii="Balsamiq Sans" w:hAnsi="Balsamiq Sans"/>
+          <w:b/>
+          <w:bCs/>
+          <w:lang w:val="en-US"/>
+        </w:rPr>
+        <w:t xml:space="preserve"> </w:t>
+      </w:r>
+      <w:proofErr w:type="spellStart"/>
+      <w:r>
+        <w:rPr>
+          <w:rFonts w:ascii="Balsamiq Sans" w:hAnsi="Balsamiq Sans"/>
+          <w:b/>
+          <w:bCs/>
+          <w:lang w:val="en-US"/>
+        </w:rPr>
+        <w:t>Menurut</w:t>
+      </w:r>
+      <w:proofErr w:type="spellEnd"/>
+      <w:r>
+        <w:rPr>
+          <w:rFonts w:ascii="Balsamiq Sans" w:hAnsi="Balsamiq Sans"/>
+          <w:b/>
+          <w:bCs/>
+          <w:lang w:val="en-US"/>
+        </w:rPr>
+        <w:t xml:space="preserve"> </w:t>
       </w:r>
       <w:r>
         <w:rPr>
@@ -902,23 +1257,85 @@
         </w:rPr>
         <w:t xml:space="preserve">4. </w:t>
       </w:r>
-      <w:r>
-        <w:rPr>
-          <w:rFonts w:ascii="Balsamiq Sans" w:hAnsi="Balsamiq Sans"/>
-          <w:b/>
-          <w:bCs/>
-          <w:lang w:val="en-US"/>
-        </w:rPr>
-        <w:t xml:space="preserve">Apa </w:t>
-      </w:r>
-      <w:r>
-        <w:rPr>
-          <w:rFonts w:ascii="Balsamiq Sans" w:hAnsi="Balsamiq Sans"/>
-          <w:b/>
-          <w:bCs/>
-          <w:lang w:val="en-US"/>
-        </w:rPr>
-        <w:t>Dampak Positif Kemajemukan?</w:t>
+      <w:proofErr w:type="spellStart"/>
+      <w:r>
+        <w:rPr>
+          <w:rFonts w:ascii="Balsamiq Sans" w:hAnsi="Balsamiq Sans"/>
+          <w:b/>
+          <w:bCs/>
+          <w:lang w:val="en-US"/>
+        </w:rPr>
+        <w:t>Apa</w:t>
+      </w:r>
+      <w:proofErr w:type="spellEnd"/>
+      <w:r>
+        <w:rPr>
+          <w:rFonts w:ascii="Balsamiq Sans" w:hAnsi="Balsamiq Sans"/>
+          <w:b/>
+          <w:bCs/>
+          <w:lang w:val="en-US"/>
+        </w:rPr>
+        <w:t xml:space="preserve"> </w:t>
+      </w:r>
+      <w:proofErr w:type="spellStart"/>
+      <w:r>
+        <w:rPr>
+          <w:rFonts w:ascii="Balsamiq Sans" w:hAnsi="Balsamiq Sans"/>
+          <w:b/>
+          <w:bCs/>
+          <w:lang w:val="en-US"/>
+        </w:rPr>
+        <w:t>Dampak</w:t>
+      </w:r>
+      <w:proofErr w:type="spellEnd"/>
+      <w:r>
+        <w:rPr>
+          <w:rFonts w:ascii="Balsamiq Sans" w:hAnsi="Balsamiq Sans"/>
+          <w:b/>
+          <w:bCs/>
+          <w:lang w:val="en-US"/>
+        </w:rPr>
+        <w:t xml:space="preserve"> </w:t>
+      </w:r>
+      <w:proofErr w:type="spellStart"/>
+      <w:r>
+        <w:rPr>
+          <w:rFonts w:ascii="Balsamiq Sans" w:hAnsi="Balsamiq Sans"/>
+          <w:b/>
+          <w:bCs/>
+          <w:lang w:val="en-US"/>
+        </w:rPr>
+        <w:t>Positif</w:t>
+      </w:r>
+      <w:proofErr w:type="spellEnd"/>
+      <w:r>
+        <w:rPr>
+          <w:rFonts w:ascii="Balsamiq Sans" w:hAnsi="Balsamiq Sans"/>
+          <w:b/>
+          <w:bCs/>
+          <w:lang w:val="en-US"/>
+        </w:rPr>
+        <w:t xml:space="preserve"> </w:t>
+      </w:r>
+      <w:proofErr w:type="spellStart"/>
+      <w:r>
+        <w:rPr>
+          <w:rFonts w:ascii="Balsamiq Sans" w:hAnsi="Balsamiq Sans"/>
+          <w:b/>
+          <w:bCs/>
+          <w:lang w:val="en-US"/>
+        </w:rPr>
+        <w:t>Kemajemukan</w:t>
+      </w:r>
+      <w:proofErr w:type="spellEnd"/>
+      <w:r>
+        <w:rPr>
+          <w:rFonts w:ascii="Balsamiq Sans" w:hAnsi="Balsamiq Sans"/>
+          <w:b/>
+          <w:bCs/>
+          <w:lang w:val="en-US"/>
+        </w:rPr>
+        <w:t>?</w:t>
       </w:r>
     </w:p>
     <w:p>
@@ -943,19 +1360,85 @@
         </w:rPr>
         <w:t xml:space="preserve"> </w:t>
       </w:r>
-      <w:r>
-        <w:rPr>
-          <w:rFonts w:ascii="Balsamiq Sans" w:hAnsi="Balsamiq Sans"/>
-          <w:lang w:val="en-ID"/>
-        </w:rPr>
-        <w:t xml:space="preserve">Melatih </w:t>
-      </w:r>
-      <w:r>
-        <w:rPr>
-          <w:rFonts w:ascii="Balsamiq Sans" w:hAnsi="Balsamiq Sans"/>
-          <w:lang w:val="en-ID"/>
-        </w:rPr>
-        <w:t>Individu Untuk Saling Menghormati.</w:t>
+      <w:proofErr w:type="spellStart"/>
+      <w:r>
+        <w:rPr>
+          <w:rFonts w:ascii="Balsamiq Sans" w:hAnsi="Balsamiq Sans"/>
+          <w:lang w:val="en-ID"/>
+        </w:rPr>
+        <w:t>Melatih</w:t>
+      </w:r>
+      <w:proofErr w:type="spellEnd"/>
+      <w:r>
+        <w:rPr>
+          <w:rFonts w:ascii="Balsamiq Sans" w:hAnsi="Balsamiq Sans"/>
+          <w:lang w:val="en-ID"/>
+        </w:rPr>
+        <w:t xml:space="preserve"> </w:t>
+      </w:r>
+      <w:proofErr w:type="spellStart"/>
+      <w:r>
+        <w:rPr>
+          <w:rFonts w:ascii="Balsamiq Sans" w:hAnsi="Balsamiq Sans"/>
+          <w:lang w:val="en-ID"/>
+        </w:rPr>
+        <w:t>Individu</w:t>
+      </w:r>
+      <w:proofErr w:type="spellEnd"/>
+      <w:r>
+        <w:rPr>
+          <w:rFonts w:ascii="Balsamiq Sans" w:hAnsi="Balsamiq Sans"/>
+          <w:lang w:val="en-ID"/>
+        </w:rPr>
+        <w:t xml:space="preserve"> </w:t>
+      </w:r>
+      <w:proofErr w:type="spellStart"/>
+      <w:r>
+        <w:rPr>
+          <w:rFonts w:ascii="Balsamiq Sans" w:hAnsi="Balsamiq Sans"/>
+          <w:lang w:val="en-ID"/>
+        </w:rPr>
+        <w:t>Untuk</w:t>
+      </w:r>
+      <w:proofErr w:type="spellEnd"/>
+      <w:r>
+        <w:rPr>
+          <w:rFonts w:ascii="Balsamiq Sans" w:hAnsi="Balsamiq Sans"/>
+          <w:lang w:val="en-ID"/>
+        </w:rPr>
+        <w:t xml:space="preserve"> </w:t>
+      </w:r>
+      <w:proofErr w:type="spellStart"/>
+      <w:r>
+        <w:rPr>
+          <w:rFonts w:ascii="Balsamiq Sans" w:hAnsi="Balsamiq Sans"/>
+          <w:lang w:val="en-ID"/>
+        </w:rPr>
+        <w:t>Saling</w:t>
+      </w:r>
+      <w:proofErr w:type="spellEnd"/>
+      <w:r>
+        <w:rPr>
+          <w:rFonts w:ascii="Balsamiq Sans" w:hAnsi="Balsamiq Sans"/>
+          <w:lang w:val="en-ID"/>
+        </w:rPr>
+        <w:t xml:space="preserve"> </w:t>
+      </w:r>
+      <w:proofErr w:type="spellStart"/>
+      <w:r>
+        <w:rPr>
+          <w:rFonts w:ascii="Balsamiq Sans" w:hAnsi="Balsamiq Sans"/>
+          <w:lang w:val="en-ID"/>
+        </w:rPr>
+        <w:t>Menghormati</w:t>
+      </w:r>
+      <w:proofErr w:type="spellEnd"/>
+      <w:r>
+        <w:rPr>
+          <w:rFonts w:ascii="Balsamiq Sans" w:hAnsi="Balsamiq Sans"/>
+          <w:lang w:val="en-ID"/>
+        </w:rPr>
+        <w:t>.</w:t>
       </w:r>
     </w:p>
     <w:p>
@@ -973,19 +1456,133 @@
         </w:rPr>
         <w:t xml:space="preserve">2) </w:t>
       </w:r>
-      <w:r>
-        <w:rPr>
-          <w:rFonts w:ascii="Balsamiq Sans" w:hAnsi="Balsamiq Sans"/>
-          <w:lang w:val="en-ID"/>
-        </w:rPr>
-        <w:t xml:space="preserve">Melatih </w:t>
-      </w:r>
-      <w:r>
-        <w:rPr>
-          <w:rFonts w:ascii="Balsamiq Sans" w:hAnsi="Balsamiq Sans"/>
-          <w:lang w:val="en-ID"/>
-        </w:rPr>
-        <w:t>Setiap Orang Untuk Menghargai Perbedaan Dan Menumbuhkan Sikap Toleransi.</w:t>
+      <w:proofErr w:type="spellStart"/>
+      <w:r>
+        <w:rPr>
+          <w:rFonts w:ascii="Balsamiq Sans" w:hAnsi="Balsamiq Sans"/>
+          <w:lang w:val="en-ID"/>
+        </w:rPr>
+        <w:t>Melatih</w:t>
+      </w:r>
+      <w:proofErr w:type="spellEnd"/>
+      <w:r>
+        <w:rPr>
+          <w:rFonts w:ascii="Balsamiq Sans" w:hAnsi="Balsamiq Sans"/>
+          <w:lang w:val="en-ID"/>
+        </w:rPr>
+        <w:t xml:space="preserve"> </w:t>
+      </w:r>
+      <w:proofErr w:type="spellStart"/>
+      <w:r>
+        <w:rPr>
+          <w:rFonts w:ascii="Balsamiq Sans" w:hAnsi="Balsamiq Sans"/>
+          <w:lang w:val="en-ID"/>
+        </w:rPr>
+        <w:t>Setiap</w:t>
+      </w:r>
+      <w:proofErr w:type="spellEnd"/>
+      <w:r>
+        <w:rPr>
+          <w:rFonts w:ascii="Balsamiq Sans" w:hAnsi="Balsamiq Sans"/>
+          <w:lang w:val="en-ID"/>
+        </w:rPr>
+        <w:t xml:space="preserve"> Orang </w:t>
+      </w:r>
+      <w:proofErr w:type="spellStart"/>
+      <w:r>
+        <w:rPr>
+          <w:rFonts w:ascii="Balsamiq Sans" w:hAnsi="Balsamiq Sans"/>
+          <w:lang w:val="en-ID"/>
+        </w:rPr>
+        <w:t>Untuk</w:t>
+      </w:r>
+      <w:proofErr w:type="spellEnd"/>
+      <w:r>
+        <w:rPr>
+          <w:rFonts w:ascii="Balsamiq Sans" w:hAnsi="Balsamiq Sans"/>
+          <w:lang w:val="en-ID"/>
+        </w:rPr>
+        <w:t xml:space="preserve"> </w:t>
+      </w:r>
+      <w:proofErr w:type="spellStart"/>
+      <w:r>
+        <w:rPr>
+          <w:rFonts w:ascii="Balsamiq Sans" w:hAnsi="Balsamiq Sans"/>
+          <w:lang w:val="en-ID"/>
+        </w:rPr>
+        <w:t>Menghargai</w:t>
+      </w:r>
+      <w:proofErr w:type="spellEnd"/>
+      <w:r>
+        <w:rPr>
+          <w:rFonts w:ascii="Balsamiq Sans" w:hAnsi="Balsamiq Sans"/>
+          <w:lang w:val="en-ID"/>
+        </w:rPr>
+        <w:t xml:space="preserve"> </w:t>
+      </w:r>
+      <w:proofErr w:type="spellStart"/>
+      <w:r>
+        <w:rPr>
+          <w:rFonts w:ascii="Balsamiq Sans" w:hAnsi="Balsamiq Sans"/>
+          <w:lang w:val="en-ID"/>
+        </w:rPr>
+        <w:t>Perbedaan</w:t>
+      </w:r>
+      <w:proofErr w:type="spellEnd"/>
+      <w:r>
+        <w:rPr>
+          <w:rFonts w:ascii="Balsamiq Sans" w:hAnsi="Balsamiq Sans"/>
+          <w:lang w:val="en-ID"/>
+        </w:rPr>
+        <w:t xml:space="preserve"> Dan </w:t>
+      </w:r>
+      <w:proofErr w:type="spellStart"/>
+      <w:r>
+        <w:rPr>
+          <w:rFonts w:ascii="Balsamiq Sans" w:hAnsi="Balsamiq Sans"/>
+          <w:lang w:val="en-ID"/>
+        </w:rPr>
+        <w:t>Menumbuhkan</w:t>
+      </w:r>
+      <w:proofErr w:type="spellEnd"/>
+      <w:r>
+        <w:rPr>
+          <w:rFonts w:ascii="Balsamiq Sans" w:hAnsi="Balsamiq Sans"/>
+          <w:lang w:val="en-ID"/>
+        </w:rPr>
+        <w:t xml:space="preserve"> </w:t>
+      </w:r>
+      <w:proofErr w:type="spellStart"/>
+      <w:r>
+        <w:rPr>
+          <w:rFonts w:ascii="Balsamiq Sans" w:hAnsi="Balsamiq Sans"/>
+          <w:lang w:val="en-ID"/>
+        </w:rPr>
+        <w:t>Sikap</w:t>
+      </w:r>
+      <w:proofErr w:type="spellEnd"/>
+      <w:r>
+        <w:rPr>
+          <w:rFonts w:ascii="Balsamiq Sans" w:hAnsi="Balsamiq Sans"/>
+          <w:lang w:val="en-ID"/>
+        </w:rPr>
+        <w:t xml:space="preserve"> </w:t>
+      </w:r>
+      <w:proofErr w:type="spellStart"/>
+      <w:r>
+        <w:rPr>
+          <w:rFonts w:ascii="Balsamiq Sans" w:hAnsi="Balsamiq Sans"/>
+          <w:lang w:val="en-ID"/>
+        </w:rPr>
+        <w:t>Toleransi</w:t>
+      </w:r>
+      <w:proofErr w:type="spellEnd"/>
+      <w:r>
+        <w:rPr>
+          <w:rFonts w:ascii="Balsamiq Sans" w:hAnsi="Balsamiq Sans"/>
+          <w:lang w:val="en-ID"/>
+        </w:rPr>
+        <w:t>.</w:t>
       </w:r>
     </w:p>
     <w:p>
@@ -1010,19 +1607,156 @@
         </w:rPr>
         <w:t xml:space="preserve"> </w:t>
       </w:r>
-      <w:r>
-        <w:rPr>
-          <w:rFonts w:ascii="Balsamiq Sans" w:hAnsi="Balsamiq Sans"/>
-          <w:lang w:val="en-ID"/>
-        </w:rPr>
-        <w:t xml:space="preserve">Setiap </w:t>
-      </w:r>
-      <w:r>
-        <w:rPr>
-          <w:rFonts w:ascii="Balsamiq Sans" w:hAnsi="Balsamiq Sans"/>
-          <w:lang w:val="en-ID"/>
-        </w:rPr>
-        <w:t>Orang Dapat Meneladani Kebiasaan Baik Yang Dilakukan Oleh Suku, Agama, Atau Ras Tertentu.</w:t>
+      <w:proofErr w:type="spellStart"/>
+      <w:r>
+        <w:rPr>
+          <w:rFonts w:ascii="Balsamiq Sans" w:hAnsi="Balsamiq Sans"/>
+          <w:lang w:val="en-ID"/>
+        </w:rPr>
+        <w:t>Setiap</w:t>
+      </w:r>
+      <w:proofErr w:type="spellEnd"/>
+      <w:r>
+        <w:rPr>
+          <w:rFonts w:ascii="Balsamiq Sans" w:hAnsi="Balsamiq Sans"/>
+          <w:lang w:val="en-ID"/>
+        </w:rPr>
+        <w:t xml:space="preserve"> </w:t>
+      </w:r>
+      <w:r>
+        <w:rPr>
+          <w:rFonts w:ascii="Balsamiq Sans" w:hAnsi="Balsamiq Sans"/>
+          <w:lang w:val="en-ID"/>
+        </w:rPr>
+        <w:t xml:space="preserve">Orang </w:t>
+      </w:r>
+      <w:proofErr w:type="spellStart"/>
+      <w:r>
+        <w:rPr>
+          <w:rFonts w:ascii="Balsamiq Sans" w:hAnsi="Balsamiq Sans"/>
+          <w:lang w:val="en-ID"/>
+        </w:rPr>
+        <w:t>Dapat</w:t>
+      </w:r>
+      <w:proofErr w:type="spellEnd"/>
+      <w:r>
+        <w:rPr>
+          <w:rFonts w:ascii="Balsamiq Sans" w:hAnsi="Balsamiq Sans"/>
+          <w:lang w:val="en-ID"/>
+        </w:rPr>
+        <w:t xml:space="preserve"> </w:t>
+      </w:r>
+      <w:proofErr w:type="spellStart"/>
+      <w:r>
+        <w:rPr>
+          <w:rFonts w:ascii="Balsamiq Sans" w:hAnsi="Balsamiq Sans"/>
+          <w:lang w:val="en-ID"/>
+        </w:rPr>
+        <w:t>Meneladani</w:t>
+      </w:r>
+      <w:proofErr w:type="spellEnd"/>
+      <w:r>
+        <w:rPr>
+          <w:rFonts w:ascii="Balsamiq Sans" w:hAnsi="Balsamiq Sans"/>
+          <w:lang w:val="en-ID"/>
+        </w:rPr>
+        <w:t xml:space="preserve"> </w:t>
+      </w:r>
+      <w:proofErr w:type="spellStart"/>
+      <w:r>
+        <w:rPr>
+          <w:rFonts w:ascii="Balsamiq Sans" w:hAnsi="Balsamiq Sans"/>
+          <w:lang w:val="en-ID"/>
+        </w:rPr>
+        <w:t>Kebiasaan</w:t>
+      </w:r>
+      <w:proofErr w:type="spellEnd"/>
+      <w:r>
+        <w:rPr>
+          <w:rFonts w:ascii="Balsamiq Sans" w:hAnsi="Balsamiq Sans"/>
+          <w:lang w:val="en-ID"/>
+        </w:rPr>
+        <w:t xml:space="preserve"> </w:t>
+      </w:r>
+      <w:proofErr w:type="spellStart"/>
+      <w:r>
+        <w:rPr>
+          <w:rFonts w:ascii="Balsamiq Sans" w:hAnsi="Balsamiq Sans"/>
+          <w:lang w:val="en-ID"/>
+        </w:rPr>
+        <w:t>Baik</w:t>
+      </w:r>
+      <w:proofErr w:type="spellEnd"/>
+      <w:r>
+        <w:rPr>
+          <w:rFonts w:ascii="Balsamiq Sans" w:hAnsi="Balsamiq Sans"/>
+          <w:lang w:val="en-ID"/>
+        </w:rPr>
+        <w:t xml:space="preserve"> Yang </w:t>
+      </w:r>
+      <w:proofErr w:type="spellStart"/>
+      <w:r>
+        <w:rPr>
+          <w:rFonts w:ascii="Balsamiq Sans" w:hAnsi="Balsamiq Sans"/>
+          <w:lang w:val="en-ID"/>
+        </w:rPr>
+        <w:t>Dilakukan</w:t>
+      </w:r>
+      <w:proofErr w:type="spellEnd"/>
+      <w:r>
+        <w:rPr>
+          <w:rFonts w:ascii="Balsamiq Sans" w:hAnsi="Balsamiq Sans"/>
+          <w:lang w:val="en-ID"/>
+        </w:rPr>
+        <w:t xml:space="preserve"> Oleh </w:t>
+      </w:r>
+      <w:proofErr w:type="spellStart"/>
+      <w:r>
+        <w:rPr>
+          <w:rFonts w:ascii="Balsamiq Sans" w:hAnsi="Balsamiq Sans"/>
+          <w:lang w:val="en-ID"/>
+        </w:rPr>
+        <w:t>Suku</w:t>
+      </w:r>
+      <w:proofErr w:type="spellEnd"/>
+      <w:r>
+        <w:rPr>
+          <w:rFonts w:ascii="Balsamiq Sans" w:hAnsi="Balsamiq Sans"/>
+          <w:lang w:val="en-ID"/>
+        </w:rPr>
+        <w:t xml:space="preserve">, Agama, </w:t>
+      </w:r>
+      <w:proofErr w:type="spellStart"/>
+      <w:r>
+        <w:rPr>
+          <w:rFonts w:ascii="Balsamiq Sans" w:hAnsi="Balsamiq Sans"/>
+          <w:lang w:val="en-ID"/>
+        </w:rPr>
+        <w:t>Atau</w:t>
+      </w:r>
+      <w:proofErr w:type="spellEnd"/>
+      <w:r>
+        <w:rPr>
+          <w:rFonts w:ascii="Balsamiq Sans" w:hAnsi="Balsamiq Sans"/>
+          <w:lang w:val="en-ID"/>
+        </w:rPr>
+        <w:t xml:space="preserve"> Ras </w:t>
+      </w:r>
+      <w:proofErr w:type="spellStart"/>
+      <w:r>
+        <w:rPr>
+          <w:rFonts w:ascii="Balsamiq Sans" w:hAnsi="Balsamiq Sans"/>
+          <w:lang w:val="en-ID"/>
+        </w:rPr>
+        <w:t>Tertentu</w:t>
+      </w:r>
+      <w:proofErr w:type="spellEnd"/>
+      <w:r>
+        <w:rPr>
+          <w:rFonts w:ascii="Balsamiq Sans" w:hAnsi="Balsamiq Sans"/>
+          <w:lang w:val="en-ID"/>
+        </w:rPr>
+        <w:t>.</w:t>
       </w:r>
     </w:p>
     <w:p>
@@ -1043,23 +1777,74 @@
         </w:rPr>
         <w:t xml:space="preserve">5. </w:t>
       </w:r>
-      <w:r>
-        <w:rPr>
-          <w:rFonts w:ascii="Balsamiq Sans" w:hAnsi="Balsamiq Sans"/>
-          <w:b/>
-          <w:bCs/>
-          <w:lang w:val="en-ID"/>
-        </w:rPr>
-        <w:t xml:space="preserve">Apa </w:t>
-      </w:r>
-      <w:r>
-        <w:rPr>
-          <w:rFonts w:ascii="Balsamiq Sans" w:hAnsi="Balsamiq Sans"/>
-          <w:b/>
-          <w:bCs/>
-          <w:lang w:val="en-ID"/>
-        </w:rPr>
-        <w:t>Yang Dimaksud Dengan:</w:t>
+      <w:proofErr w:type="spellStart"/>
+      <w:r>
+        <w:rPr>
+          <w:rFonts w:ascii="Balsamiq Sans" w:hAnsi="Balsamiq Sans"/>
+          <w:b/>
+          <w:bCs/>
+          <w:lang w:val="en-ID"/>
+        </w:rPr>
+        <w:t>Apa</w:t>
+      </w:r>
+      <w:proofErr w:type="spellEnd"/>
+      <w:r>
+        <w:rPr>
+          <w:rFonts w:ascii="Balsamiq Sans" w:hAnsi="Balsamiq Sans"/>
+          <w:b/>
+          <w:bCs/>
+          <w:lang w:val="en-ID"/>
+        </w:rPr>
+        <w:t xml:space="preserve"> </w:t>
+      </w:r>
+      <w:r>
+        <w:rPr>
+          <w:rFonts w:ascii="Balsamiq Sans" w:hAnsi="Balsamiq Sans"/>
+          <w:b/>
+          <w:bCs/>
+          <w:lang w:val="en-ID"/>
+        </w:rPr>
+        <w:t xml:space="preserve">Yang </w:t>
+      </w:r>
+      <w:proofErr w:type="spellStart"/>
+      <w:r>
+        <w:rPr>
+          <w:rFonts w:ascii="Balsamiq Sans" w:hAnsi="Balsamiq Sans"/>
+          <w:b/>
+          <w:bCs/>
+          <w:lang w:val="en-ID"/>
+        </w:rPr>
+        <w:t>Dimaksud</w:t>
+      </w:r>
+      <w:proofErr w:type="spellEnd"/>
+      <w:r>
+        <w:rPr>
+          <w:rFonts w:ascii="Balsamiq Sans" w:hAnsi="Balsamiq Sans"/>
+          <w:b/>
+          <w:bCs/>
+          <w:lang w:val="en-ID"/>
+        </w:rPr>
+        <w:t xml:space="preserve"> </w:t>
+      </w:r>
+      <w:proofErr w:type="spellStart"/>
+      <w:r>
+        <w:rPr>
+          <w:rFonts w:ascii="Balsamiq Sans" w:hAnsi="Balsamiq Sans"/>
+          <w:b/>
+          <w:bCs/>
+          <w:lang w:val="en-ID"/>
+        </w:rPr>
+        <w:t>Dengan</w:t>
+      </w:r>
+      <w:proofErr w:type="spellEnd"/>
+      <w:r>
+        <w:rPr>
+          <w:rFonts w:ascii="Balsamiq Sans" w:hAnsi="Balsamiq Sans"/>
+          <w:b/>
+          <w:bCs/>
+          <w:lang w:val="en-ID"/>
+        </w:rPr>
+        <w:t>:</w:t>
       </w:r>
     </w:p>
     <w:p>
@@ -1082,6 +1867,7 @@
         </w:rPr>
         <w:t xml:space="preserve">1) </w:t>
       </w:r>
+      <w:proofErr w:type="spellStart"/>
       <w:r>
         <w:rPr>
           <w:rFonts w:ascii="Balsamiq Sans" w:hAnsi="Balsamiq Sans"/>
@@ -1092,6 +1878,7 @@
         </w:rPr>
         <w:t>Radikalisme</w:t>
       </w:r>
+      <w:proofErr w:type="spellEnd"/>
     </w:p>
     <w:p>
       <w:pPr>
@@ -1101,20 +1888,358 @@
           <w:lang w:val="en-ID"/>
         </w:rPr>
       </w:pPr>
-      <w:r>
-        <w:rPr>
-          <w:rFonts w:ascii="Balsamiq Sans" w:hAnsi="Balsamiq Sans"/>
-          <w:lang w:val="en-ID"/>
-        </w:rPr>
-        <w:t xml:space="preserve">Radikalisme </w:t>
-      </w:r>
-      <w:r>
-        <w:rPr>
-          <w:rFonts w:ascii="Balsamiq Sans" w:hAnsi="Balsamiq Sans"/>
-          <w:lang w:val="en-ID"/>
-        </w:rPr>
-        <w:t>Adalah Paham Atau Pemikiran Yang Ditandai Oleh Sikap Tidak Toleran (Tidak Mau Menerima Pendapat Orang Lain), Fanatisme, Sikap Eksklusif (Tertutup), Dan Sikap Revolusioner, Yaitu Kecenderungan</w:t>
-      </w:r>
+      <w:proofErr w:type="spellStart"/>
+      <w:r>
+        <w:rPr>
+          <w:rFonts w:ascii="Balsamiq Sans" w:hAnsi="Balsamiq Sans"/>
+          <w:lang w:val="en-ID"/>
+        </w:rPr>
+        <w:t>Radikalisme</w:t>
+      </w:r>
+      <w:proofErr w:type="spellEnd"/>
+      <w:r>
+        <w:rPr>
+          <w:rFonts w:ascii="Balsamiq Sans" w:hAnsi="Balsamiq Sans"/>
+          <w:lang w:val="en-ID"/>
+        </w:rPr>
+        <w:t xml:space="preserve"> </w:t>
+      </w:r>
+      <w:proofErr w:type="spellStart"/>
+      <w:r>
+        <w:rPr>
+          <w:rFonts w:ascii="Balsamiq Sans" w:hAnsi="Balsamiq Sans"/>
+          <w:lang w:val="en-ID"/>
+        </w:rPr>
+        <w:t>Adalah</w:t>
+      </w:r>
+      <w:proofErr w:type="spellEnd"/>
+      <w:r>
+        <w:rPr>
+          <w:rFonts w:ascii="Balsamiq Sans" w:hAnsi="Balsamiq Sans"/>
+          <w:lang w:val="en-ID"/>
+        </w:rPr>
+        <w:t xml:space="preserve"> </w:t>
+      </w:r>
+      <w:proofErr w:type="spellStart"/>
+      <w:r>
+        <w:rPr>
+          <w:rFonts w:ascii="Balsamiq Sans" w:hAnsi="Balsamiq Sans"/>
+          <w:lang w:val="en-ID"/>
+        </w:rPr>
+        <w:t>Paham</w:t>
+      </w:r>
+      <w:proofErr w:type="spellEnd"/>
+      <w:r>
+        <w:rPr>
+          <w:rFonts w:ascii="Balsamiq Sans" w:hAnsi="Balsamiq Sans"/>
+          <w:lang w:val="en-ID"/>
+        </w:rPr>
+        <w:t xml:space="preserve"> </w:t>
+      </w:r>
+      <w:proofErr w:type="spellStart"/>
+      <w:r>
+        <w:rPr>
+          <w:rFonts w:ascii="Balsamiq Sans" w:hAnsi="Balsamiq Sans"/>
+          <w:lang w:val="en-ID"/>
+        </w:rPr>
+        <w:t>Atau</w:t>
+      </w:r>
+      <w:proofErr w:type="spellEnd"/>
+      <w:r>
+        <w:rPr>
+          <w:rFonts w:ascii="Balsamiq Sans" w:hAnsi="Balsamiq Sans"/>
+          <w:lang w:val="en-ID"/>
+        </w:rPr>
+        <w:t xml:space="preserve"> </w:t>
+      </w:r>
+      <w:proofErr w:type="spellStart"/>
+      <w:r>
+        <w:rPr>
+          <w:rFonts w:ascii="Balsamiq Sans" w:hAnsi="Balsamiq Sans"/>
+          <w:lang w:val="en-ID"/>
+        </w:rPr>
+        <w:t>Pemikiran</w:t>
+      </w:r>
+      <w:proofErr w:type="spellEnd"/>
+      <w:r>
+        <w:rPr>
+          <w:rFonts w:ascii="Balsamiq Sans" w:hAnsi="Balsamiq Sans"/>
+          <w:lang w:val="en-ID"/>
+        </w:rPr>
+        <w:t xml:space="preserve"> Yang </w:t>
+      </w:r>
+      <w:proofErr w:type="spellStart"/>
+      <w:r>
+        <w:rPr>
+          <w:rFonts w:ascii="Balsamiq Sans" w:hAnsi="Balsamiq Sans"/>
+          <w:lang w:val="en-ID"/>
+        </w:rPr>
+        <w:t>Ditandai</w:t>
+      </w:r>
+      <w:proofErr w:type="spellEnd"/>
+      <w:r>
+        <w:rPr>
+          <w:rFonts w:ascii="Balsamiq Sans" w:hAnsi="Balsamiq Sans"/>
+          <w:lang w:val="en-ID"/>
+        </w:rPr>
+        <w:t xml:space="preserve"> Oleh </w:t>
+      </w:r>
+      <w:proofErr w:type="spellStart"/>
+      <w:r>
+        <w:rPr>
+          <w:rFonts w:ascii="Balsamiq Sans" w:hAnsi="Balsamiq Sans"/>
+          <w:lang w:val="en-ID"/>
+        </w:rPr>
+        <w:t>Sikap</w:t>
+      </w:r>
+      <w:proofErr w:type="spellEnd"/>
+      <w:r>
+        <w:rPr>
+          <w:rFonts w:ascii="Balsamiq Sans" w:hAnsi="Balsamiq Sans"/>
+          <w:lang w:val="en-ID"/>
+        </w:rPr>
+        <w:t xml:space="preserve"> </w:t>
+      </w:r>
+      <w:proofErr w:type="spellStart"/>
+      <w:r>
+        <w:rPr>
+          <w:rFonts w:ascii="Balsamiq Sans" w:hAnsi="Balsamiq Sans"/>
+          <w:lang w:val="en-ID"/>
+        </w:rPr>
+        <w:t>Tidak</w:t>
+      </w:r>
+      <w:proofErr w:type="spellEnd"/>
+      <w:r>
+        <w:rPr>
+          <w:rFonts w:ascii="Balsamiq Sans" w:hAnsi="Balsamiq Sans"/>
+          <w:lang w:val="en-ID"/>
+        </w:rPr>
+        <w:t xml:space="preserve"> </w:t>
+      </w:r>
+      <w:proofErr w:type="spellStart"/>
+      <w:r>
+        <w:rPr>
+          <w:rFonts w:ascii="Balsamiq Sans" w:hAnsi="Balsamiq Sans"/>
+          <w:lang w:val="en-ID"/>
+        </w:rPr>
+        <w:t>Toleran</w:t>
+      </w:r>
+      <w:proofErr w:type="spellEnd"/>
+      <w:r>
+        <w:rPr>
+          <w:rFonts w:ascii="Balsamiq Sans" w:hAnsi="Balsamiq Sans"/>
+          <w:lang w:val="en-ID"/>
+        </w:rPr>
+        <w:t xml:space="preserve"> (</w:t>
+      </w:r>
+      <w:proofErr w:type="spellStart"/>
+      <w:r>
+        <w:rPr>
+          <w:rFonts w:ascii="Balsamiq Sans" w:hAnsi="Balsamiq Sans"/>
+          <w:lang w:val="en-ID"/>
+        </w:rPr>
+        <w:t>Tidak</w:t>
+      </w:r>
+      <w:proofErr w:type="spellEnd"/>
+      <w:r>
+        <w:rPr>
+          <w:rFonts w:ascii="Balsamiq Sans" w:hAnsi="Balsamiq Sans"/>
+          <w:lang w:val="en-ID"/>
+        </w:rPr>
+        <w:t xml:space="preserve"> Mau </w:t>
+      </w:r>
+      <w:proofErr w:type="spellStart"/>
+      <w:r>
+        <w:rPr>
+          <w:rFonts w:ascii="Balsamiq Sans" w:hAnsi="Balsamiq Sans"/>
+          <w:lang w:val="en-ID"/>
+        </w:rPr>
+        <w:t>Menerima</w:t>
+      </w:r>
+      <w:proofErr w:type="spellEnd"/>
+      <w:r>
+        <w:rPr>
+          <w:rFonts w:ascii="Balsamiq Sans" w:hAnsi="Balsamiq Sans"/>
+          <w:lang w:val="en-ID"/>
+        </w:rPr>
+        <w:t xml:space="preserve"> </w:t>
+      </w:r>
+      <w:proofErr w:type="spellStart"/>
+      <w:r>
+        <w:rPr>
+          <w:rFonts w:ascii="Balsamiq Sans" w:hAnsi="Balsamiq Sans"/>
+          <w:lang w:val="en-ID"/>
+        </w:rPr>
+        <w:t>Pendapat</w:t>
+      </w:r>
+      <w:proofErr w:type="spellEnd"/>
+      <w:r>
+        <w:rPr>
+          <w:rFonts w:ascii="Balsamiq Sans" w:hAnsi="Balsamiq Sans"/>
+          <w:lang w:val="en-ID"/>
+        </w:rPr>
+        <w:t xml:space="preserve"> Orang Lain), </w:t>
+      </w:r>
+      <w:proofErr w:type="spellStart"/>
+      <w:r>
+        <w:rPr>
+          <w:rFonts w:ascii="Balsamiq Sans" w:hAnsi="Balsamiq Sans"/>
+          <w:lang w:val="en-ID"/>
+        </w:rPr>
+        <w:t>Memiliki</w:t>
+      </w:r>
+      <w:proofErr w:type="spellEnd"/>
+      <w:r>
+        <w:rPr>
+          <w:rFonts w:ascii="Balsamiq Sans" w:hAnsi="Balsamiq Sans"/>
+          <w:lang w:val="en-ID"/>
+        </w:rPr>
+        <w:t xml:space="preserve"> </w:t>
+      </w:r>
+      <w:proofErr w:type="spellStart"/>
+      <w:r>
+        <w:rPr>
+          <w:rFonts w:ascii="Balsamiq Sans" w:hAnsi="Balsamiq Sans"/>
+          <w:lang w:val="en-ID"/>
+        </w:rPr>
+        <w:t>sikap</w:t>
+      </w:r>
+      <w:proofErr w:type="spellEnd"/>
+      <w:r>
+        <w:rPr>
+          <w:rFonts w:ascii="Balsamiq Sans" w:hAnsi="Balsamiq Sans"/>
+          <w:lang w:val="en-ID"/>
+        </w:rPr>
+        <w:t xml:space="preserve"> </w:t>
+      </w:r>
+      <w:proofErr w:type="spellStart"/>
+      <w:r>
+        <w:rPr>
+          <w:rFonts w:ascii="Balsamiq Sans" w:hAnsi="Balsamiq Sans"/>
+          <w:lang w:val="en-ID"/>
+        </w:rPr>
+        <w:t>Fanati</w:t>
+      </w:r>
+      <w:r>
+        <w:rPr>
+          <w:rFonts w:ascii="Balsamiq Sans" w:hAnsi="Balsamiq Sans"/>
+          <w:lang w:val="en-ID"/>
+        </w:rPr>
+        <w:t>k</w:t>
+      </w:r>
+      <w:proofErr w:type="spellEnd"/>
+      <w:r>
+        <w:rPr>
+          <w:rFonts w:ascii="Balsamiq Sans" w:hAnsi="Balsamiq Sans"/>
+          <w:lang w:val="en-ID"/>
+        </w:rPr>
+        <w:t xml:space="preserve">, </w:t>
+      </w:r>
+      <w:proofErr w:type="spellStart"/>
+      <w:r>
+        <w:rPr>
+          <w:rFonts w:ascii="Balsamiq Sans" w:hAnsi="Balsamiq Sans"/>
+          <w:lang w:val="en-ID"/>
+        </w:rPr>
+        <w:t>Sikap</w:t>
+      </w:r>
+      <w:proofErr w:type="spellEnd"/>
+      <w:r>
+        <w:rPr>
+          <w:rFonts w:ascii="Balsamiq Sans" w:hAnsi="Balsamiq Sans"/>
+          <w:lang w:val="en-ID"/>
+        </w:rPr>
+        <w:t xml:space="preserve"> </w:t>
+      </w:r>
+      <w:proofErr w:type="spellStart"/>
+      <w:r>
+        <w:rPr>
+          <w:rFonts w:ascii="Balsamiq Sans" w:hAnsi="Balsamiq Sans"/>
+          <w:lang w:val="en-ID"/>
+        </w:rPr>
+        <w:t>Eksklusif</w:t>
+      </w:r>
+      <w:proofErr w:type="spellEnd"/>
+      <w:r>
+        <w:rPr>
+          <w:rFonts w:ascii="Balsamiq Sans" w:hAnsi="Balsamiq Sans"/>
+          <w:lang w:val="en-ID"/>
+        </w:rPr>
+        <w:t xml:space="preserve"> (</w:t>
+      </w:r>
+      <w:proofErr w:type="spellStart"/>
+      <w:r>
+        <w:rPr>
+          <w:rFonts w:ascii="Balsamiq Sans" w:hAnsi="Balsamiq Sans"/>
+          <w:lang w:val="en-ID"/>
+        </w:rPr>
+        <w:t>Tertutup</w:t>
+      </w:r>
+      <w:proofErr w:type="spellEnd"/>
+      <w:r>
+        <w:rPr>
+          <w:rFonts w:ascii="Balsamiq Sans" w:hAnsi="Balsamiq Sans"/>
+          <w:lang w:val="en-ID"/>
+        </w:rPr>
+        <w:t xml:space="preserve">), Dan </w:t>
+      </w:r>
+      <w:proofErr w:type="spellStart"/>
+      <w:r>
+        <w:rPr>
+          <w:rFonts w:ascii="Balsamiq Sans" w:hAnsi="Balsamiq Sans"/>
+          <w:lang w:val="en-ID"/>
+        </w:rPr>
+        <w:t>Sikap</w:t>
+      </w:r>
+      <w:proofErr w:type="spellEnd"/>
+      <w:r>
+        <w:rPr>
+          <w:rFonts w:ascii="Balsamiq Sans" w:hAnsi="Balsamiq Sans"/>
+          <w:lang w:val="en-ID"/>
+        </w:rPr>
+        <w:t xml:space="preserve"> </w:t>
+      </w:r>
+      <w:proofErr w:type="spellStart"/>
+      <w:r>
+        <w:rPr>
+          <w:rFonts w:ascii="Balsamiq Sans" w:hAnsi="Balsamiq Sans"/>
+          <w:lang w:val="en-ID"/>
+        </w:rPr>
+        <w:t>Revolusioner</w:t>
+      </w:r>
+      <w:proofErr w:type="spellEnd"/>
+      <w:r>
+        <w:rPr>
+          <w:rFonts w:ascii="Balsamiq Sans" w:hAnsi="Balsamiq Sans"/>
+          <w:lang w:val="en-ID"/>
+        </w:rPr>
+        <w:t xml:space="preserve">, </w:t>
+      </w:r>
+      <w:proofErr w:type="spellStart"/>
+      <w:r>
+        <w:rPr>
+          <w:rFonts w:ascii="Balsamiq Sans" w:hAnsi="Balsamiq Sans"/>
+          <w:lang w:val="en-ID"/>
+        </w:rPr>
+        <w:t>Yaitu</w:t>
+      </w:r>
+      <w:proofErr w:type="spellEnd"/>
+      <w:r>
+        <w:rPr>
+          <w:rFonts w:ascii="Balsamiq Sans" w:hAnsi="Balsamiq Sans"/>
+          <w:lang w:val="en-ID"/>
+        </w:rPr>
+        <w:t xml:space="preserve"> </w:t>
+      </w:r>
+      <w:proofErr w:type="spellStart"/>
+      <w:r>
+        <w:rPr>
+          <w:rFonts w:ascii="Balsamiq Sans" w:hAnsi="Balsamiq Sans"/>
+          <w:lang w:val="en-ID"/>
+        </w:rPr>
+        <w:t>Kecenderungan</w:t>
+      </w:r>
+      <w:proofErr w:type="spellEnd"/>
     </w:p>
     <w:p>
       <w:pPr>
@@ -1124,12 +2249,85 @@
           <w:lang w:val="en-ID"/>
         </w:rPr>
       </w:pPr>
-      <w:r>
-        <w:rPr>
-          <w:rFonts w:ascii="Balsamiq Sans" w:hAnsi="Balsamiq Sans"/>
-          <w:lang w:val="en-ID"/>
-        </w:rPr>
-        <w:t>Untuk Menggunakan Kekerasan Demi Mencapai Tujuan.</w:t>
+      <w:proofErr w:type="spellStart"/>
+      <w:r>
+        <w:rPr>
+          <w:rFonts w:ascii="Balsamiq Sans" w:hAnsi="Balsamiq Sans"/>
+          <w:lang w:val="en-ID"/>
+        </w:rPr>
+        <w:t>Untuk</w:t>
+      </w:r>
+      <w:proofErr w:type="spellEnd"/>
+      <w:r>
+        <w:rPr>
+          <w:rFonts w:ascii="Balsamiq Sans" w:hAnsi="Balsamiq Sans"/>
+          <w:lang w:val="en-ID"/>
+        </w:rPr>
+        <w:t xml:space="preserve"> </w:t>
+      </w:r>
+      <w:proofErr w:type="spellStart"/>
+      <w:r>
+        <w:rPr>
+          <w:rFonts w:ascii="Balsamiq Sans" w:hAnsi="Balsamiq Sans"/>
+          <w:lang w:val="en-ID"/>
+        </w:rPr>
+        <w:t>Menggunakan</w:t>
+      </w:r>
+      <w:proofErr w:type="spellEnd"/>
+      <w:r>
+        <w:rPr>
+          <w:rFonts w:ascii="Balsamiq Sans" w:hAnsi="Balsamiq Sans"/>
+          <w:lang w:val="en-ID"/>
+        </w:rPr>
+        <w:t xml:space="preserve"> </w:t>
+      </w:r>
+      <w:proofErr w:type="spellStart"/>
+      <w:r>
+        <w:rPr>
+          <w:rFonts w:ascii="Balsamiq Sans" w:hAnsi="Balsamiq Sans"/>
+          <w:lang w:val="en-ID"/>
+        </w:rPr>
+        <w:t>Kekerasan</w:t>
+      </w:r>
+      <w:proofErr w:type="spellEnd"/>
+      <w:r>
+        <w:rPr>
+          <w:rFonts w:ascii="Balsamiq Sans" w:hAnsi="Balsamiq Sans"/>
+          <w:lang w:val="en-ID"/>
+        </w:rPr>
+        <w:t xml:space="preserve"> Demi </w:t>
+      </w:r>
+      <w:proofErr w:type="spellStart"/>
+      <w:r>
+        <w:rPr>
+          <w:rFonts w:ascii="Balsamiq Sans" w:hAnsi="Balsamiq Sans"/>
+          <w:lang w:val="en-ID"/>
+        </w:rPr>
+        <w:t>Mencapai</w:t>
+      </w:r>
+      <w:proofErr w:type="spellEnd"/>
+      <w:r>
+        <w:rPr>
+          <w:rFonts w:ascii="Balsamiq Sans" w:hAnsi="Balsamiq Sans"/>
+          <w:lang w:val="en-ID"/>
+        </w:rPr>
+        <w:t xml:space="preserve"> </w:t>
+      </w:r>
+      <w:proofErr w:type="spellStart"/>
+      <w:r>
+        <w:rPr>
+          <w:rFonts w:ascii="Balsamiq Sans" w:hAnsi="Balsamiq Sans"/>
+          <w:lang w:val="en-ID"/>
+        </w:rPr>
+        <w:t>Tujuan</w:t>
+      </w:r>
+      <w:proofErr w:type="spellEnd"/>
+      <w:r>
+        <w:rPr>
+          <w:rFonts w:ascii="Balsamiq Sans" w:hAnsi="Balsamiq Sans"/>
+          <w:lang w:val="en-ID"/>
+        </w:rPr>
+        <w:t>.</w:t>
       </w:r>
     </w:p>
     <w:p>
@@ -1152,6 +2350,7 @@
         </w:rPr>
         <w:t xml:space="preserve">2) </w:t>
       </w:r>
+      <w:proofErr w:type="spellStart"/>
       <w:r>
         <w:rPr>
           <w:rFonts w:ascii="Balsamiq Sans" w:hAnsi="Balsamiq Sans"/>
@@ -1162,6 +2361,7 @@
         </w:rPr>
         <w:t>Intoleransi</w:t>
       </w:r>
+      <w:proofErr w:type="spellEnd"/>
     </w:p>
     <w:p>
       <w:pPr>
@@ -1171,19 +2371,149 @@
           <w:lang w:val="en-ID"/>
         </w:rPr>
       </w:pPr>
-      <w:r>
-        <w:rPr>
-          <w:rFonts w:ascii="Balsamiq Sans" w:hAnsi="Balsamiq Sans"/>
-          <w:lang w:val="en-ID"/>
-        </w:rPr>
-        <w:t xml:space="preserve">Intoleransi </w:t>
-      </w:r>
-      <w:r>
-        <w:rPr>
-          <w:rFonts w:ascii="Balsamiq Sans" w:hAnsi="Balsamiq Sans"/>
-          <w:lang w:val="en-ID"/>
-        </w:rPr>
-        <w:t>Mengacu Pada Kondisi Ketika Seseorang Kehilangan Sikap Menghormati Dan Menghargai Sesama.</w:t>
+      <w:proofErr w:type="spellStart"/>
+      <w:r>
+        <w:rPr>
+          <w:rFonts w:ascii="Balsamiq Sans" w:hAnsi="Balsamiq Sans"/>
+          <w:lang w:val="en-ID"/>
+        </w:rPr>
+        <w:t>Intoleransi</w:t>
+      </w:r>
+      <w:proofErr w:type="spellEnd"/>
+      <w:r>
+        <w:rPr>
+          <w:rFonts w:ascii="Balsamiq Sans" w:hAnsi="Balsamiq Sans"/>
+          <w:lang w:val="en-ID"/>
+        </w:rPr>
+        <w:t xml:space="preserve"> </w:t>
+      </w:r>
+      <w:proofErr w:type="spellStart"/>
+      <w:r>
+        <w:rPr>
+          <w:rFonts w:ascii="Balsamiq Sans" w:hAnsi="Balsamiq Sans"/>
+          <w:lang w:val="en-ID"/>
+        </w:rPr>
+        <w:t>Mengacu</w:t>
+      </w:r>
+      <w:proofErr w:type="spellEnd"/>
+      <w:r>
+        <w:rPr>
+          <w:rFonts w:ascii="Balsamiq Sans" w:hAnsi="Balsamiq Sans"/>
+          <w:lang w:val="en-ID"/>
+        </w:rPr>
+        <w:t xml:space="preserve"> Pada </w:t>
+      </w:r>
+      <w:proofErr w:type="spellStart"/>
+      <w:r>
+        <w:rPr>
+          <w:rFonts w:ascii="Balsamiq Sans" w:hAnsi="Balsamiq Sans"/>
+          <w:lang w:val="en-ID"/>
+        </w:rPr>
+        <w:t>Kondisi</w:t>
+      </w:r>
+      <w:proofErr w:type="spellEnd"/>
+      <w:r>
+        <w:rPr>
+          <w:rFonts w:ascii="Balsamiq Sans" w:hAnsi="Balsamiq Sans"/>
+          <w:lang w:val="en-ID"/>
+        </w:rPr>
+        <w:t xml:space="preserve"> Ketika </w:t>
+      </w:r>
+      <w:proofErr w:type="spellStart"/>
+      <w:r>
+        <w:rPr>
+          <w:rFonts w:ascii="Balsamiq Sans" w:hAnsi="Balsamiq Sans"/>
+          <w:lang w:val="en-ID"/>
+        </w:rPr>
+        <w:t>Seseorang</w:t>
+      </w:r>
+      <w:proofErr w:type="spellEnd"/>
+      <w:r>
+        <w:rPr>
+          <w:rFonts w:ascii="Balsamiq Sans" w:hAnsi="Balsamiq Sans"/>
+          <w:lang w:val="en-ID"/>
+        </w:rPr>
+        <w:t xml:space="preserve"> </w:t>
+      </w:r>
+      <w:proofErr w:type="spellStart"/>
+      <w:r>
+        <w:rPr>
+          <w:rFonts w:ascii="Balsamiq Sans" w:hAnsi="Balsamiq Sans"/>
+          <w:lang w:val="en-ID"/>
+        </w:rPr>
+        <w:t>Kehilangan</w:t>
+      </w:r>
+      <w:proofErr w:type="spellEnd"/>
+      <w:r>
+        <w:rPr>
+          <w:rFonts w:ascii="Balsamiq Sans" w:hAnsi="Balsamiq Sans"/>
+          <w:lang w:val="en-ID"/>
+        </w:rPr>
+        <w:t xml:space="preserve"> </w:t>
+      </w:r>
+      <w:proofErr w:type="spellStart"/>
+      <w:r>
+        <w:rPr>
+          <w:rFonts w:ascii="Balsamiq Sans" w:hAnsi="Balsamiq Sans"/>
+          <w:lang w:val="en-ID"/>
+        </w:rPr>
+        <w:t>Sikap</w:t>
+      </w:r>
+      <w:proofErr w:type="spellEnd"/>
+      <w:r>
+        <w:rPr>
+          <w:rFonts w:ascii="Balsamiq Sans" w:hAnsi="Balsamiq Sans"/>
+          <w:lang w:val="en-ID"/>
+        </w:rPr>
+        <w:t xml:space="preserve"> </w:t>
+      </w:r>
+      <w:proofErr w:type="spellStart"/>
+      <w:r>
+        <w:rPr>
+          <w:rFonts w:ascii="Balsamiq Sans" w:hAnsi="Balsamiq Sans"/>
+          <w:lang w:val="en-ID"/>
+        </w:rPr>
+        <w:t>Menghormati</w:t>
+      </w:r>
+      <w:proofErr w:type="spellEnd"/>
+      <w:r>
+        <w:rPr>
+          <w:rFonts w:ascii="Balsamiq Sans" w:hAnsi="Balsamiq Sans"/>
+          <w:lang w:val="en-ID"/>
+        </w:rPr>
+        <w:t xml:space="preserve"> Dan </w:t>
+      </w:r>
+      <w:proofErr w:type="spellStart"/>
+      <w:r>
+        <w:rPr>
+          <w:rFonts w:ascii="Balsamiq Sans" w:hAnsi="Balsamiq Sans"/>
+          <w:lang w:val="en-ID"/>
+        </w:rPr>
+        <w:t>Menghargai</w:t>
+      </w:r>
+      <w:proofErr w:type="spellEnd"/>
+      <w:r>
+        <w:rPr>
+          <w:rFonts w:ascii="Balsamiq Sans" w:hAnsi="Balsamiq Sans"/>
+          <w:lang w:val="en-ID"/>
+        </w:rPr>
+        <w:t xml:space="preserve"> </w:t>
+      </w:r>
+      <w:proofErr w:type="spellStart"/>
+      <w:r>
+        <w:rPr>
+          <w:rFonts w:ascii="Balsamiq Sans" w:hAnsi="Balsamiq Sans"/>
+          <w:lang w:val="en-ID"/>
+        </w:rPr>
+        <w:t>Sesama</w:t>
+      </w:r>
+      <w:proofErr w:type="spellEnd"/>
+      <w:r>
+        <w:rPr>
+          <w:rFonts w:ascii="Balsamiq Sans" w:hAnsi="Balsamiq Sans"/>
+          <w:lang w:val="en-ID"/>
+        </w:rPr>
+        <w:t>.</w:t>
       </w:r>
     </w:p>
     <w:p>
@@ -1206,6 +2536,7 @@
         </w:rPr>
         <w:t xml:space="preserve">3) </w:t>
       </w:r>
+      <w:proofErr w:type="spellStart"/>
       <w:r>
         <w:rPr>
           <w:rFonts w:ascii="Balsamiq Sans" w:hAnsi="Balsamiq Sans"/>
@@ -1216,6 +2547,7 @@
         </w:rPr>
         <w:t>Separatisme</w:t>
       </w:r>
+      <w:proofErr w:type="spellEnd"/>
     </w:p>
     <w:p>
       <w:pPr>
@@ -1225,19 +2557,165 @@
           <w:lang w:val="en-ID"/>
         </w:rPr>
       </w:pPr>
-      <w:r>
-        <w:rPr>
-          <w:rFonts w:ascii="Balsamiq Sans" w:hAnsi="Balsamiq Sans"/>
-          <w:lang w:val="en-ID"/>
-        </w:rPr>
-        <w:t xml:space="preserve">Separatisme </w:t>
-      </w:r>
-      <w:r>
-        <w:rPr>
-          <w:rFonts w:ascii="Balsamiq Sans" w:hAnsi="Balsamiq Sans"/>
-          <w:lang w:val="en-ID"/>
-        </w:rPr>
-        <w:t>Merupakan Paham Atau Gerakan Untuk Memisahkan Diri Dengan Mendirikan Negara Sendiri.</w:t>
+      <w:proofErr w:type="spellStart"/>
+      <w:r>
+        <w:rPr>
+          <w:rFonts w:ascii="Balsamiq Sans" w:hAnsi="Balsamiq Sans"/>
+          <w:lang w:val="en-ID"/>
+        </w:rPr>
+        <w:t>Separatisme</w:t>
+      </w:r>
+      <w:proofErr w:type="spellEnd"/>
+      <w:r>
+        <w:rPr>
+          <w:rFonts w:ascii="Balsamiq Sans" w:hAnsi="Balsamiq Sans"/>
+          <w:lang w:val="en-ID"/>
+        </w:rPr>
+        <w:t xml:space="preserve"> </w:t>
+      </w:r>
+      <w:proofErr w:type="spellStart"/>
+      <w:r>
+        <w:rPr>
+          <w:rFonts w:ascii="Balsamiq Sans" w:hAnsi="Balsamiq Sans"/>
+          <w:lang w:val="en-ID"/>
+        </w:rPr>
+        <w:t>Merupakan</w:t>
+      </w:r>
+      <w:proofErr w:type="spellEnd"/>
+      <w:r>
+        <w:rPr>
+          <w:rFonts w:ascii="Balsamiq Sans" w:hAnsi="Balsamiq Sans"/>
+          <w:lang w:val="en-ID"/>
+        </w:rPr>
+        <w:t xml:space="preserve"> </w:t>
+      </w:r>
+      <w:proofErr w:type="spellStart"/>
+      <w:r>
+        <w:rPr>
+          <w:rFonts w:ascii="Balsamiq Sans" w:hAnsi="Balsamiq Sans"/>
+          <w:lang w:val="en-ID"/>
+        </w:rPr>
+        <w:t>Paham</w:t>
+      </w:r>
+      <w:proofErr w:type="spellEnd"/>
+      <w:r>
+        <w:rPr>
+          <w:rFonts w:ascii="Balsamiq Sans" w:hAnsi="Balsamiq Sans"/>
+          <w:lang w:val="en-ID"/>
+        </w:rPr>
+        <w:t xml:space="preserve"> </w:t>
+      </w:r>
+      <w:proofErr w:type="spellStart"/>
+      <w:r>
+        <w:rPr>
+          <w:rFonts w:ascii="Balsamiq Sans" w:hAnsi="Balsamiq Sans"/>
+          <w:lang w:val="en-ID"/>
+        </w:rPr>
+        <w:t>Atau</w:t>
+      </w:r>
+      <w:proofErr w:type="spellEnd"/>
+      <w:r>
+        <w:rPr>
+          <w:rFonts w:ascii="Balsamiq Sans" w:hAnsi="Balsamiq Sans"/>
+          <w:lang w:val="en-ID"/>
+        </w:rPr>
+        <w:t xml:space="preserve"> Gerakan </w:t>
+      </w:r>
+      <w:proofErr w:type="spellStart"/>
+      <w:r>
+        <w:rPr>
+          <w:rFonts w:ascii="Balsamiq Sans" w:hAnsi="Balsamiq Sans"/>
+          <w:lang w:val="en-ID"/>
+        </w:rPr>
+        <w:t>Untuk</w:t>
+      </w:r>
+      <w:proofErr w:type="spellEnd"/>
+      <w:r>
+        <w:rPr>
+          <w:rFonts w:ascii="Balsamiq Sans" w:hAnsi="Balsamiq Sans"/>
+          <w:lang w:val="en-ID"/>
+        </w:rPr>
+        <w:t xml:space="preserve"> </w:t>
+      </w:r>
+      <w:proofErr w:type="spellStart"/>
+      <w:r>
+        <w:rPr>
+          <w:rFonts w:ascii="Balsamiq Sans" w:hAnsi="Balsamiq Sans"/>
+          <w:lang w:val="en-ID"/>
+        </w:rPr>
+        <w:t>Memisahkan</w:t>
+      </w:r>
+      <w:proofErr w:type="spellEnd"/>
+      <w:r>
+        <w:rPr>
+          <w:rFonts w:ascii="Balsamiq Sans" w:hAnsi="Balsamiq Sans"/>
+          <w:lang w:val="en-ID"/>
+        </w:rPr>
+        <w:t xml:space="preserve"> </w:t>
+      </w:r>
+      <w:proofErr w:type="spellStart"/>
+      <w:r>
+        <w:rPr>
+          <w:rFonts w:ascii="Balsamiq Sans" w:hAnsi="Balsamiq Sans"/>
+          <w:lang w:val="en-ID"/>
+        </w:rPr>
+        <w:t>Diri</w:t>
+      </w:r>
+      <w:proofErr w:type="spellEnd"/>
+      <w:r>
+        <w:rPr>
+          <w:rFonts w:ascii="Balsamiq Sans" w:hAnsi="Balsamiq Sans"/>
+          <w:lang w:val="en-ID"/>
+        </w:rPr>
+        <w:t xml:space="preserve"> </w:t>
+      </w:r>
+      <w:proofErr w:type="spellStart"/>
+      <w:r>
+        <w:rPr>
+          <w:rFonts w:ascii="Balsamiq Sans" w:hAnsi="Balsamiq Sans"/>
+          <w:lang w:val="en-ID"/>
+        </w:rPr>
+        <w:t>Dengan</w:t>
+      </w:r>
+      <w:proofErr w:type="spellEnd"/>
+      <w:r>
+        <w:rPr>
+          <w:rFonts w:ascii="Balsamiq Sans" w:hAnsi="Balsamiq Sans"/>
+          <w:lang w:val="en-ID"/>
+        </w:rPr>
+        <w:t xml:space="preserve"> </w:t>
+      </w:r>
+      <w:proofErr w:type="spellStart"/>
+      <w:r>
+        <w:rPr>
+          <w:rFonts w:ascii="Balsamiq Sans" w:hAnsi="Balsamiq Sans"/>
+          <w:lang w:val="en-ID"/>
+        </w:rPr>
+        <w:t>Mendirikan</w:t>
+      </w:r>
+      <w:proofErr w:type="spellEnd"/>
+      <w:r>
+        <w:rPr>
+          <w:rFonts w:ascii="Balsamiq Sans" w:hAnsi="Balsamiq Sans"/>
+          <w:lang w:val="en-ID"/>
+        </w:rPr>
+        <w:t xml:space="preserve"> Negara </w:t>
+      </w:r>
+      <w:proofErr w:type="spellStart"/>
+      <w:r>
+        <w:rPr>
+          <w:rFonts w:ascii="Balsamiq Sans" w:hAnsi="Balsamiq Sans"/>
+          <w:lang w:val="en-ID"/>
+        </w:rPr>
+        <w:t>Sendiri</w:t>
+      </w:r>
+      <w:proofErr w:type="spellEnd"/>
+      <w:r>
+        <w:rPr>
+          <w:rFonts w:ascii="Balsamiq Sans" w:hAnsi="Balsamiq Sans"/>
+          <w:lang w:val="en-ID"/>
+        </w:rPr>
+        <w:t>.</w:t>
       </w:r>
     </w:p>
     <w:p>
@@ -1261,6 +2739,7 @@
         <w:lastRenderedPageBreak/>
         <w:t xml:space="preserve">4) </w:t>
       </w:r>
+      <w:proofErr w:type="spellStart"/>
       <w:r>
         <w:rPr>
           <w:rFonts w:ascii="Balsamiq Sans" w:hAnsi="Balsamiq Sans"/>
@@ -1271,6 +2750,7 @@
         </w:rPr>
         <w:t>Sukuisme</w:t>
       </w:r>
+      <w:proofErr w:type="spellEnd"/>
     </w:p>
     <w:p>
       <w:pPr>
@@ -1280,19 +2760,149 @@
           <w:lang w:val="en-ID"/>
         </w:rPr>
       </w:pPr>
-      <w:r>
-        <w:rPr>
-          <w:rFonts w:ascii="Balsamiq Sans" w:hAnsi="Balsamiq Sans"/>
-          <w:lang w:val="en-ID"/>
-        </w:rPr>
-        <w:t xml:space="preserve">Sukuisme </w:t>
-      </w:r>
-      <w:r>
-        <w:rPr>
-          <w:rFonts w:ascii="Balsamiq Sans" w:hAnsi="Balsamiq Sans"/>
-          <w:lang w:val="en-ID"/>
-        </w:rPr>
-        <w:t>Menempatkan Kepentingan Dan Keunggulan Kelompok Etnis Sendiri Di Atas Kepentingan Kelompok Lain.</w:t>
+      <w:proofErr w:type="spellStart"/>
+      <w:r>
+        <w:rPr>
+          <w:rFonts w:ascii="Balsamiq Sans" w:hAnsi="Balsamiq Sans"/>
+          <w:lang w:val="en-ID"/>
+        </w:rPr>
+        <w:t>Sukuisme</w:t>
+      </w:r>
+      <w:proofErr w:type="spellEnd"/>
+      <w:r>
+        <w:rPr>
+          <w:rFonts w:ascii="Balsamiq Sans" w:hAnsi="Balsamiq Sans"/>
+          <w:lang w:val="en-ID"/>
+        </w:rPr>
+        <w:t xml:space="preserve"> </w:t>
+      </w:r>
+      <w:proofErr w:type="spellStart"/>
+      <w:r>
+        <w:rPr>
+          <w:rFonts w:ascii="Balsamiq Sans" w:hAnsi="Balsamiq Sans"/>
+          <w:lang w:val="en-ID"/>
+        </w:rPr>
+        <w:t>Menempatkan</w:t>
+      </w:r>
+      <w:proofErr w:type="spellEnd"/>
+      <w:r>
+        <w:rPr>
+          <w:rFonts w:ascii="Balsamiq Sans" w:hAnsi="Balsamiq Sans"/>
+          <w:lang w:val="en-ID"/>
+        </w:rPr>
+        <w:t xml:space="preserve"> </w:t>
+      </w:r>
+      <w:proofErr w:type="spellStart"/>
+      <w:r>
+        <w:rPr>
+          <w:rFonts w:ascii="Balsamiq Sans" w:hAnsi="Balsamiq Sans"/>
+          <w:lang w:val="en-ID"/>
+        </w:rPr>
+        <w:t>Kepentingan</w:t>
+      </w:r>
+      <w:proofErr w:type="spellEnd"/>
+      <w:r>
+        <w:rPr>
+          <w:rFonts w:ascii="Balsamiq Sans" w:hAnsi="Balsamiq Sans"/>
+          <w:lang w:val="en-ID"/>
+        </w:rPr>
+        <w:t xml:space="preserve"> Dan </w:t>
+      </w:r>
+      <w:proofErr w:type="spellStart"/>
+      <w:r>
+        <w:rPr>
+          <w:rFonts w:ascii="Balsamiq Sans" w:hAnsi="Balsamiq Sans"/>
+          <w:lang w:val="en-ID"/>
+        </w:rPr>
+        <w:t>Keunggulan</w:t>
+      </w:r>
+      <w:proofErr w:type="spellEnd"/>
+      <w:r>
+        <w:rPr>
+          <w:rFonts w:ascii="Balsamiq Sans" w:hAnsi="Balsamiq Sans"/>
+          <w:lang w:val="en-ID"/>
+        </w:rPr>
+        <w:t xml:space="preserve"> </w:t>
+      </w:r>
+      <w:proofErr w:type="spellStart"/>
+      <w:r>
+        <w:rPr>
+          <w:rFonts w:ascii="Balsamiq Sans" w:hAnsi="Balsamiq Sans"/>
+          <w:lang w:val="en-ID"/>
+        </w:rPr>
+        <w:t>Kelompok</w:t>
+      </w:r>
+      <w:proofErr w:type="spellEnd"/>
+      <w:r>
+        <w:rPr>
+          <w:rFonts w:ascii="Balsamiq Sans" w:hAnsi="Balsamiq Sans"/>
+          <w:lang w:val="en-ID"/>
+        </w:rPr>
+        <w:t xml:space="preserve"> </w:t>
+      </w:r>
+      <w:proofErr w:type="spellStart"/>
+      <w:r>
+        <w:rPr>
+          <w:rFonts w:ascii="Balsamiq Sans" w:hAnsi="Balsamiq Sans"/>
+          <w:lang w:val="en-ID"/>
+        </w:rPr>
+        <w:t>Etnis</w:t>
+      </w:r>
+      <w:proofErr w:type="spellEnd"/>
+      <w:r>
+        <w:rPr>
+          <w:rFonts w:ascii="Balsamiq Sans" w:hAnsi="Balsamiq Sans"/>
+          <w:lang w:val="en-ID"/>
+        </w:rPr>
+        <w:t xml:space="preserve"> </w:t>
+      </w:r>
+      <w:proofErr w:type="spellStart"/>
+      <w:r>
+        <w:rPr>
+          <w:rFonts w:ascii="Balsamiq Sans" w:hAnsi="Balsamiq Sans"/>
+          <w:lang w:val="en-ID"/>
+        </w:rPr>
+        <w:t>Sendiri</w:t>
+      </w:r>
+      <w:proofErr w:type="spellEnd"/>
+      <w:r>
+        <w:rPr>
+          <w:rFonts w:ascii="Balsamiq Sans" w:hAnsi="Balsamiq Sans"/>
+          <w:lang w:val="en-ID"/>
+        </w:rPr>
+        <w:t xml:space="preserve"> Di Atas </w:t>
+      </w:r>
+      <w:proofErr w:type="spellStart"/>
+      <w:r>
+        <w:rPr>
+          <w:rFonts w:ascii="Balsamiq Sans" w:hAnsi="Balsamiq Sans"/>
+          <w:lang w:val="en-ID"/>
+        </w:rPr>
+        <w:t>Kepentingan</w:t>
+      </w:r>
+      <w:proofErr w:type="spellEnd"/>
+      <w:r>
+        <w:rPr>
+          <w:rFonts w:ascii="Balsamiq Sans" w:hAnsi="Balsamiq Sans"/>
+          <w:lang w:val="en-ID"/>
+        </w:rPr>
+        <w:t xml:space="preserve"> </w:t>
+      </w:r>
+      <w:proofErr w:type="spellStart"/>
+      <w:r>
+        <w:rPr>
+          <w:rFonts w:ascii="Balsamiq Sans" w:hAnsi="Balsamiq Sans"/>
+          <w:lang w:val="en-ID"/>
+        </w:rPr>
+        <w:t>Kelompok</w:t>
+      </w:r>
+      <w:proofErr w:type="spellEnd"/>
+      <w:r>
+        <w:rPr>
+          <w:rFonts w:ascii="Balsamiq Sans" w:hAnsi="Balsamiq Sans"/>
+          <w:lang w:val="en-ID"/>
+        </w:rPr>
+        <w:t xml:space="preserve"> Lain.</w:t>
       </w:r>
     </w:p>
     <w:p>
@@ -1315,6 +2925,7 @@
         </w:rPr>
         <w:t xml:space="preserve">5) </w:t>
       </w:r>
+      <w:proofErr w:type="spellStart"/>
       <w:r>
         <w:rPr>
           <w:rFonts w:ascii="Balsamiq Sans" w:hAnsi="Balsamiq Sans"/>
@@ -1325,6 +2936,7 @@
         </w:rPr>
         <w:t>Primordialisme</w:t>
       </w:r>
+      <w:proofErr w:type="spellEnd"/>
     </w:p>
     <w:p>
       <w:pPr>
@@ -1334,33 +2946,277 @@
           <w:lang w:val="en-ID"/>
         </w:rPr>
       </w:pPr>
-      <w:r>
-        <w:rPr>
-          <w:rFonts w:ascii="Balsamiq Sans" w:hAnsi="Balsamiq Sans"/>
-          <w:lang w:val="en-ID"/>
-        </w:rPr>
-        <w:t xml:space="preserve">Primordialisme </w:t>
-      </w:r>
-      <w:r>
-        <w:rPr>
-          <w:rFonts w:ascii="Balsamiq Sans" w:hAnsi="Balsamiq Sans"/>
-          <w:lang w:val="en-ID"/>
-        </w:rPr>
-        <w:t xml:space="preserve">Menekankan Pentingnya Ikatan Dasar, Seperti Etnis, Agama, Dan Daerah Asal, Yang Telah Melekat Sejak Lahir. </w:t>
-      </w:r>
-      <w:r>
-        <w:rPr>
-          <w:rFonts w:ascii="Balsamiq Sans" w:hAnsi="Balsamiq Sans"/>
-          <w:lang w:val="en-ID"/>
-        </w:rPr>
-        <w:t xml:space="preserve">Ikatan </w:t>
-      </w:r>
-      <w:r>
-        <w:rPr>
-          <w:rFonts w:ascii="Balsamiq Sans" w:hAnsi="Balsamiq Sans"/>
-          <w:lang w:val="en-ID"/>
-        </w:rPr>
-        <w:t>Tersebut Dapat Memperkuat Batas Sosial Dan Menimbulkan Prasangka Terhadap Kelompok Lain.</w:t>
+      <w:proofErr w:type="spellStart"/>
+      <w:r>
+        <w:rPr>
+          <w:rFonts w:ascii="Balsamiq Sans" w:hAnsi="Balsamiq Sans"/>
+          <w:lang w:val="en-ID"/>
+        </w:rPr>
+        <w:t>Primordialisme</w:t>
+      </w:r>
+      <w:proofErr w:type="spellEnd"/>
+      <w:r>
+        <w:rPr>
+          <w:rFonts w:ascii="Balsamiq Sans" w:hAnsi="Balsamiq Sans"/>
+          <w:lang w:val="en-ID"/>
+        </w:rPr>
+        <w:t xml:space="preserve"> </w:t>
+      </w:r>
+      <w:proofErr w:type="spellStart"/>
+      <w:r>
+        <w:rPr>
+          <w:rFonts w:ascii="Balsamiq Sans" w:hAnsi="Balsamiq Sans"/>
+          <w:lang w:val="en-ID"/>
+        </w:rPr>
+        <w:t>Menekankan</w:t>
+      </w:r>
+      <w:proofErr w:type="spellEnd"/>
+      <w:r>
+        <w:rPr>
+          <w:rFonts w:ascii="Balsamiq Sans" w:hAnsi="Balsamiq Sans"/>
+          <w:lang w:val="en-ID"/>
+        </w:rPr>
+        <w:t xml:space="preserve"> </w:t>
+      </w:r>
+      <w:proofErr w:type="spellStart"/>
+      <w:r>
+        <w:rPr>
+          <w:rFonts w:ascii="Balsamiq Sans" w:hAnsi="Balsamiq Sans"/>
+          <w:lang w:val="en-ID"/>
+        </w:rPr>
+        <w:t>Pentingnya</w:t>
+      </w:r>
+      <w:proofErr w:type="spellEnd"/>
+      <w:r>
+        <w:rPr>
+          <w:rFonts w:ascii="Balsamiq Sans" w:hAnsi="Balsamiq Sans"/>
+          <w:lang w:val="en-ID"/>
+        </w:rPr>
+        <w:t xml:space="preserve"> </w:t>
+      </w:r>
+      <w:proofErr w:type="spellStart"/>
+      <w:r>
+        <w:rPr>
+          <w:rFonts w:ascii="Balsamiq Sans" w:hAnsi="Balsamiq Sans"/>
+          <w:lang w:val="en-ID"/>
+        </w:rPr>
+        <w:t>Ikatan</w:t>
+      </w:r>
+      <w:proofErr w:type="spellEnd"/>
+      <w:r>
+        <w:rPr>
+          <w:rFonts w:ascii="Balsamiq Sans" w:hAnsi="Balsamiq Sans"/>
+          <w:lang w:val="en-ID"/>
+        </w:rPr>
+        <w:t xml:space="preserve"> Dasar, </w:t>
+      </w:r>
+      <w:proofErr w:type="spellStart"/>
+      <w:r>
+        <w:rPr>
+          <w:rFonts w:ascii="Balsamiq Sans" w:hAnsi="Balsamiq Sans"/>
+          <w:lang w:val="en-ID"/>
+        </w:rPr>
+        <w:t>Seperti</w:t>
+      </w:r>
+      <w:proofErr w:type="spellEnd"/>
+      <w:r>
+        <w:rPr>
+          <w:rFonts w:ascii="Balsamiq Sans" w:hAnsi="Balsamiq Sans"/>
+          <w:lang w:val="en-ID"/>
+        </w:rPr>
+        <w:t xml:space="preserve"> </w:t>
+      </w:r>
+      <w:proofErr w:type="spellStart"/>
+      <w:r>
+        <w:rPr>
+          <w:rFonts w:ascii="Balsamiq Sans" w:hAnsi="Balsamiq Sans"/>
+          <w:lang w:val="en-ID"/>
+        </w:rPr>
+        <w:t>Etnis</w:t>
+      </w:r>
+      <w:proofErr w:type="spellEnd"/>
+      <w:r>
+        <w:rPr>
+          <w:rFonts w:ascii="Balsamiq Sans" w:hAnsi="Balsamiq Sans"/>
+          <w:lang w:val="en-ID"/>
+        </w:rPr>
+        <w:t xml:space="preserve">, Agama, Dan Daerah </w:t>
+      </w:r>
+      <w:proofErr w:type="spellStart"/>
+      <w:r>
+        <w:rPr>
+          <w:rFonts w:ascii="Balsamiq Sans" w:hAnsi="Balsamiq Sans"/>
+          <w:lang w:val="en-ID"/>
+        </w:rPr>
+        <w:t>Asal</w:t>
+      </w:r>
+      <w:proofErr w:type="spellEnd"/>
+      <w:r>
+        <w:rPr>
+          <w:rFonts w:ascii="Balsamiq Sans" w:hAnsi="Balsamiq Sans"/>
+          <w:lang w:val="en-ID"/>
+        </w:rPr>
+        <w:t xml:space="preserve">, Yang Telah </w:t>
+      </w:r>
+      <w:proofErr w:type="spellStart"/>
+      <w:r>
+        <w:rPr>
+          <w:rFonts w:ascii="Balsamiq Sans" w:hAnsi="Balsamiq Sans"/>
+          <w:lang w:val="en-ID"/>
+        </w:rPr>
+        <w:t>Melekat</w:t>
+      </w:r>
+      <w:proofErr w:type="spellEnd"/>
+      <w:r>
+        <w:rPr>
+          <w:rFonts w:ascii="Balsamiq Sans" w:hAnsi="Balsamiq Sans"/>
+          <w:lang w:val="en-ID"/>
+        </w:rPr>
+        <w:t xml:space="preserve"> </w:t>
+      </w:r>
+      <w:proofErr w:type="spellStart"/>
+      <w:r>
+        <w:rPr>
+          <w:rFonts w:ascii="Balsamiq Sans" w:hAnsi="Balsamiq Sans"/>
+          <w:lang w:val="en-ID"/>
+        </w:rPr>
+        <w:t>Sejak</w:t>
+      </w:r>
+      <w:proofErr w:type="spellEnd"/>
+      <w:r>
+        <w:rPr>
+          <w:rFonts w:ascii="Balsamiq Sans" w:hAnsi="Balsamiq Sans"/>
+          <w:lang w:val="en-ID"/>
+        </w:rPr>
+        <w:t xml:space="preserve"> Lahir. </w:t>
+      </w:r>
+      <w:proofErr w:type="spellStart"/>
+      <w:r>
+        <w:rPr>
+          <w:rFonts w:ascii="Balsamiq Sans" w:hAnsi="Balsamiq Sans"/>
+          <w:lang w:val="en-ID"/>
+        </w:rPr>
+        <w:t>Ikatan</w:t>
+      </w:r>
+      <w:proofErr w:type="spellEnd"/>
+      <w:r>
+        <w:rPr>
+          <w:rFonts w:ascii="Balsamiq Sans" w:hAnsi="Balsamiq Sans"/>
+          <w:lang w:val="en-ID"/>
+        </w:rPr>
+        <w:t xml:space="preserve"> </w:t>
+      </w:r>
+      <w:proofErr w:type="spellStart"/>
+      <w:r>
+        <w:rPr>
+          <w:rFonts w:ascii="Balsamiq Sans" w:hAnsi="Balsamiq Sans"/>
+          <w:lang w:val="en-ID"/>
+        </w:rPr>
+        <w:t>Tersebut</w:t>
+      </w:r>
+      <w:proofErr w:type="spellEnd"/>
+      <w:r>
+        <w:rPr>
+          <w:rFonts w:ascii="Balsamiq Sans" w:hAnsi="Balsamiq Sans"/>
+          <w:lang w:val="en-ID"/>
+        </w:rPr>
+        <w:t xml:space="preserve"> </w:t>
+      </w:r>
+      <w:proofErr w:type="spellStart"/>
+      <w:r>
+        <w:rPr>
+          <w:rFonts w:ascii="Balsamiq Sans" w:hAnsi="Balsamiq Sans"/>
+          <w:lang w:val="en-ID"/>
+        </w:rPr>
+        <w:t>Dapat</w:t>
+      </w:r>
+      <w:proofErr w:type="spellEnd"/>
+      <w:r>
+        <w:rPr>
+          <w:rFonts w:ascii="Balsamiq Sans" w:hAnsi="Balsamiq Sans"/>
+          <w:lang w:val="en-ID"/>
+        </w:rPr>
+        <w:t xml:space="preserve"> </w:t>
+      </w:r>
+      <w:proofErr w:type="spellStart"/>
+      <w:r>
+        <w:rPr>
+          <w:rFonts w:ascii="Balsamiq Sans" w:hAnsi="Balsamiq Sans"/>
+          <w:lang w:val="en-ID"/>
+        </w:rPr>
+        <w:t>Memperkuat</w:t>
+      </w:r>
+      <w:proofErr w:type="spellEnd"/>
+      <w:r>
+        <w:rPr>
+          <w:rFonts w:ascii="Balsamiq Sans" w:hAnsi="Balsamiq Sans"/>
+          <w:lang w:val="en-ID"/>
+        </w:rPr>
+        <w:t xml:space="preserve"> Batas Sosial Dan </w:t>
+      </w:r>
+      <w:proofErr w:type="spellStart"/>
+      <w:r>
+        <w:rPr>
+          <w:rFonts w:ascii="Balsamiq Sans" w:hAnsi="Balsamiq Sans"/>
+          <w:lang w:val="en-ID"/>
+        </w:rPr>
+        <w:t>Menimbulkan</w:t>
+      </w:r>
+      <w:proofErr w:type="spellEnd"/>
+      <w:r>
+        <w:rPr>
+          <w:rFonts w:ascii="Balsamiq Sans" w:hAnsi="Balsamiq Sans"/>
+          <w:lang w:val="en-ID"/>
+        </w:rPr>
+        <w:t xml:space="preserve"> </w:t>
+      </w:r>
+      <w:proofErr w:type="spellStart"/>
+      <w:r>
+        <w:rPr>
+          <w:rFonts w:ascii="Balsamiq Sans" w:hAnsi="Balsamiq Sans"/>
+          <w:lang w:val="en-ID"/>
+        </w:rPr>
+        <w:t>Prasangka</w:t>
+      </w:r>
+      <w:proofErr w:type="spellEnd"/>
+      <w:r>
+        <w:rPr>
+          <w:rFonts w:ascii="Balsamiq Sans" w:hAnsi="Balsamiq Sans"/>
+          <w:lang w:val="en-ID"/>
+        </w:rPr>
+        <w:t xml:space="preserve"> </w:t>
+      </w:r>
+      <w:proofErr w:type="spellStart"/>
+      <w:r>
+        <w:rPr>
+          <w:rFonts w:ascii="Balsamiq Sans" w:hAnsi="Balsamiq Sans"/>
+          <w:lang w:val="en-ID"/>
+        </w:rPr>
+        <w:t>Terhadap</w:t>
+      </w:r>
+      <w:proofErr w:type="spellEnd"/>
+      <w:r>
+        <w:rPr>
+          <w:rFonts w:ascii="Balsamiq Sans" w:hAnsi="Balsamiq Sans"/>
+          <w:lang w:val="en-ID"/>
+        </w:rPr>
+        <w:t xml:space="preserve"> </w:t>
+      </w:r>
+      <w:proofErr w:type="spellStart"/>
+      <w:r>
+        <w:rPr>
+          <w:rFonts w:ascii="Balsamiq Sans" w:hAnsi="Balsamiq Sans"/>
+          <w:lang w:val="en-ID"/>
+        </w:rPr>
+        <w:t>Kelompok</w:t>
+      </w:r>
+      <w:proofErr w:type="spellEnd"/>
+      <w:r>
+        <w:rPr>
+          <w:rFonts w:ascii="Balsamiq Sans" w:hAnsi="Balsamiq Sans"/>
+          <w:lang w:val="en-ID"/>
+        </w:rPr>
+        <w:t xml:space="preserve"> Lain.</w:t>
       </w:r>
     </w:p>
     <w:p>
@@ -1383,6 +3239,7 @@
         </w:rPr>
         <w:t xml:space="preserve">6) </w:t>
       </w:r>
+      <w:proofErr w:type="spellStart"/>
       <w:r>
         <w:rPr>
           <w:rFonts w:ascii="Balsamiq Sans" w:hAnsi="Balsamiq Sans"/>
@@ -1393,6 +3250,7 @@
         </w:rPr>
         <w:t>Etnosentrisme</w:t>
       </w:r>
+      <w:proofErr w:type="spellEnd"/>
     </w:p>
     <w:p>
       <w:pPr>
@@ -1402,33 +3260,325 @@
           <w:lang w:val="en-ID"/>
         </w:rPr>
       </w:pPr>
-      <w:r>
-        <w:rPr>
-          <w:rFonts w:ascii="Balsamiq Sans" w:hAnsi="Balsamiq Sans"/>
-          <w:lang w:val="en-ID"/>
-        </w:rPr>
-        <w:t xml:space="preserve">Etnosentrisme </w:t>
-      </w:r>
-      <w:r>
-        <w:rPr>
-          <w:rFonts w:ascii="Balsamiq Sans" w:hAnsi="Balsamiq Sans"/>
-          <w:lang w:val="en-ID"/>
-        </w:rPr>
-        <w:t xml:space="preserve">Adalah Kecenderungan Menilai Budaya Lain Berdasarkan Standar Budaya Sendiri Dan Meyakini Bahwa Budaya Sendiri Lebih Unggul. </w:t>
-      </w:r>
-      <w:r>
-        <w:rPr>
-          <w:rFonts w:ascii="Balsamiq Sans" w:hAnsi="Balsamiq Sans"/>
-          <w:lang w:val="en-ID"/>
-        </w:rPr>
-        <w:t xml:space="preserve">Pemikiran </w:t>
-      </w:r>
-      <w:r>
-        <w:rPr>
-          <w:rFonts w:ascii="Balsamiq Sans" w:hAnsi="Balsamiq Sans"/>
-          <w:lang w:val="en-ID"/>
-        </w:rPr>
-        <w:t>Tersebut Berisiko Menimbulkan Konflik Sosial.</w:t>
+      <w:proofErr w:type="spellStart"/>
+      <w:r>
+        <w:rPr>
+          <w:rFonts w:ascii="Balsamiq Sans" w:hAnsi="Balsamiq Sans"/>
+          <w:lang w:val="en-ID"/>
+        </w:rPr>
+        <w:t>Etnosentrisme</w:t>
+      </w:r>
+      <w:proofErr w:type="spellEnd"/>
+      <w:r>
+        <w:rPr>
+          <w:rFonts w:ascii="Balsamiq Sans" w:hAnsi="Balsamiq Sans"/>
+          <w:lang w:val="en-ID"/>
+        </w:rPr>
+        <w:t xml:space="preserve"> </w:t>
+      </w:r>
+      <w:proofErr w:type="spellStart"/>
+      <w:r>
+        <w:rPr>
+          <w:rFonts w:ascii="Balsamiq Sans" w:hAnsi="Balsamiq Sans"/>
+          <w:lang w:val="en-ID"/>
+        </w:rPr>
+        <w:t>Adalah</w:t>
+      </w:r>
+      <w:proofErr w:type="spellEnd"/>
+      <w:r>
+        <w:rPr>
+          <w:rFonts w:ascii="Balsamiq Sans" w:hAnsi="Balsamiq Sans"/>
+          <w:lang w:val="en-ID"/>
+        </w:rPr>
+        <w:t xml:space="preserve"> </w:t>
+      </w:r>
+      <w:proofErr w:type="spellStart"/>
+      <w:r>
+        <w:rPr>
+          <w:rFonts w:ascii="Balsamiq Sans" w:hAnsi="Balsamiq Sans"/>
+          <w:lang w:val="en-ID"/>
+        </w:rPr>
+        <w:t>Kecenderungan</w:t>
+      </w:r>
+      <w:proofErr w:type="spellEnd"/>
+      <w:r>
+        <w:rPr>
+          <w:rFonts w:ascii="Balsamiq Sans" w:hAnsi="Balsamiq Sans"/>
+          <w:lang w:val="en-ID"/>
+        </w:rPr>
+        <w:t xml:space="preserve"> </w:t>
+      </w:r>
+      <w:proofErr w:type="spellStart"/>
+      <w:r>
+        <w:rPr>
+          <w:rFonts w:ascii="Balsamiq Sans" w:hAnsi="Balsamiq Sans"/>
+          <w:lang w:val="en-ID"/>
+        </w:rPr>
+        <w:t>Menilai</w:t>
+      </w:r>
+      <w:proofErr w:type="spellEnd"/>
+      <w:r>
+        <w:rPr>
+          <w:rFonts w:ascii="Balsamiq Sans" w:hAnsi="Balsamiq Sans"/>
+          <w:lang w:val="en-ID"/>
+        </w:rPr>
+        <w:t xml:space="preserve"> </w:t>
+      </w:r>
+      <w:proofErr w:type="spellStart"/>
+      <w:r>
+        <w:rPr>
+          <w:rFonts w:ascii="Balsamiq Sans" w:hAnsi="Balsamiq Sans"/>
+          <w:lang w:val="en-ID"/>
+        </w:rPr>
+        <w:t>Budaya</w:t>
+      </w:r>
+      <w:proofErr w:type="spellEnd"/>
+      <w:r>
+        <w:rPr>
+          <w:rFonts w:ascii="Balsamiq Sans" w:hAnsi="Balsamiq Sans"/>
+          <w:lang w:val="en-ID"/>
+        </w:rPr>
+        <w:t xml:space="preserve"> Lain </w:t>
+      </w:r>
+      <w:proofErr w:type="spellStart"/>
+      <w:r>
+        <w:rPr>
+          <w:rFonts w:ascii="Balsamiq Sans" w:hAnsi="Balsamiq Sans"/>
+          <w:lang w:val="en-ID"/>
+        </w:rPr>
+        <w:t>Berdasarkan</w:t>
+      </w:r>
+      <w:proofErr w:type="spellEnd"/>
+      <w:r>
+        <w:rPr>
+          <w:rFonts w:ascii="Balsamiq Sans" w:hAnsi="Balsamiq Sans"/>
+          <w:lang w:val="en-ID"/>
+        </w:rPr>
+        <w:t xml:space="preserve"> </w:t>
+      </w:r>
+      <w:proofErr w:type="spellStart"/>
+      <w:r>
+        <w:rPr>
+          <w:rFonts w:ascii="Balsamiq Sans" w:hAnsi="Balsamiq Sans"/>
+          <w:lang w:val="en-ID"/>
+        </w:rPr>
+        <w:t>Standar</w:t>
+      </w:r>
+      <w:proofErr w:type="spellEnd"/>
+      <w:r>
+        <w:rPr>
+          <w:rFonts w:ascii="Balsamiq Sans" w:hAnsi="Balsamiq Sans"/>
+          <w:lang w:val="en-ID"/>
+        </w:rPr>
+        <w:t xml:space="preserve"> </w:t>
+      </w:r>
+      <w:proofErr w:type="spellStart"/>
+      <w:r>
+        <w:rPr>
+          <w:rFonts w:ascii="Balsamiq Sans" w:hAnsi="Balsamiq Sans"/>
+          <w:lang w:val="en-ID"/>
+        </w:rPr>
+        <w:t>Budaya</w:t>
+      </w:r>
+      <w:proofErr w:type="spellEnd"/>
+      <w:r>
+        <w:rPr>
+          <w:rFonts w:ascii="Balsamiq Sans" w:hAnsi="Balsamiq Sans"/>
+          <w:lang w:val="en-ID"/>
+        </w:rPr>
+        <w:t xml:space="preserve"> </w:t>
+      </w:r>
+      <w:proofErr w:type="spellStart"/>
+      <w:r>
+        <w:rPr>
+          <w:rFonts w:ascii="Balsamiq Sans" w:hAnsi="Balsamiq Sans"/>
+          <w:lang w:val="en-ID"/>
+        </w:rPr>
+        <w:t>Sendiri</w:t>
+      </w:r>
+      <w:proofErr w:type="spellEnd"/>
+      <w:r>
+        <w:rPr>
+          <w:rFonts w:ascii="Balsamiq Sans" w:hAnsi="Balsamiq Sans"/>
+          <w:lang w:val="en-ID"/>
+        </w:rPr>
+        <w:t xml:space="preserve"> Dan </w:t>
+      </w:r>
+      <w:proofErr w:type="spellStart"/>
+      <w:r>
+        <w:rPr>
+          <w:rFonts w:ascii="Balsamiq Sans" w:hAnsi="Balsamiq Sans"/>
+          <w:lang w:val="en-ID"/>
+        </w:rPr>
+        <w:t>Meyakini</w:t>
+      </w:r>
+      <w:proofErr w:type="spellEnd"/>
+      <w:r>
+        <w:rPr>
+          <w:rFonts w:ascii="Balsamiq Sans" w:hAnsi="Balsamiq Sans"/>
+          <w:lang w:val="en-ID"/>
+        </w:rPr>
+        <w:t xml:space="preserve"> </w:t>
+      </w:r>
+      <w:proofErr w:type="spellStart"/>
+      <w:r>
+        <w:rPr>
+          <w:rFonts w:ascii="Balsamiq Sans" w:hAnsi="Balsamiq Sans"/>
+          <w:lang w:val="en-ID"/>
+        </w:rPr>
+        <w:t>Bahwa</w:t>
+      </w:r>
+      <w:proofErr w:type="spellEnd"/>
+      <w:r>
+        <w:rPr>
+          <w:rFonts w:ascii="Balsamiq Sans" w:hAnsi="Balsamiq Sans"/>
+          <w:lang w:val="en-ID"/>
+        </w:rPr>
+        <w:t xml:space="preserve"> </w:t>
+      </w:r>
+      <w:proofErr w:type="spellStart"/>
+      <w:r>
+        <w:rPr>
+          <w:rFonts w:ascii="Balsamiq Sans" w:hAnsi="Balsamiq Sans"/>
+          <w:lang w:val="en-ID"/>
+        </w:rPr>
+        <w:t>Budaya</w:t>
+      </w:r>
+      <w:proofErr w:type="spellEnd"/>
+      <w:r>
+        <w:rPr>
+          <w:rFonts w:ascii="Balsamiq Sans" w:hAnsi="Balsamiq Sans"/>
+          <w:lang w:val="en-ID"/>
+        </w:rPr>
+        <w:t xml:space="preserve"> </w:t>
+      </w:r>
+      <w:proofErr w:type="spellStart"/>
+      <w:r>
+        <w:rPr>
+          <w:rFonts w:ascii="Balsamiq Sans" w:hAnsi="Balsamiq Sans"/>
+          <w:lang w:val="en-ID"/>
+        </w:rPr>
+        <w:t>Sendiri</w:t>
+      </w:r>
+      <w:proofErr w:type="spellEnd"/>
+      <w:r>
+        <w:rPr>
+          <w:rFonts w:ascii="Balsamiq Sans" w:hAnsi="Balsamiq Sans"/>
+          <w:lang w:val="en-ID"/>
+        </w:rPr>
+        <w:t xml:space="preserve"> </w:t>
+      </w:r>
+      <w:proofErr w:type="spellStart"/>
+      <w:r>
+        <w:rPr>
+          <w:rFonts w:ascii="Balsamiq Sans" w:hAnsi="Balsamiq Sans"/>
+          <w:lang w:val="en-ID"/>
+        </w:rPr>
+        <w:t>Lebih</w:t>
+      </w:r>
+      <w:proofErr w:type="spellEnd"/>
+      <w:r>
+        <w:rPr>
+          <w:rFonts w:ascii="Balsamiq Sans" w:hAnsi="Balsamiq Sans"/>
+          <w:lang w:val="en-ID"/>
+        </w:rPr>
+        <w:t xml:space="preserve"> </w:t>
+      </w:r>
+      <w:proofErr w:type="spellStart"/>
+      <w:r>
+        <w:rPr>
+          <w:rFonts w:ascii="Balsamiq Sans" w:hAnsi="Balsamiq Sans"/>
+          <w:lang w:val="en-ID"/>
+        </w:rPr>
+        <w:t>Unggul</w:t>
+      </w:r>
+      <w:proofErr w:type="spellEnd"/>
+      <w:r>
+        <w:rPr>
+          <w:rFonts w:ascii="Balsamiq Sans" w:hAnsi="Balsamiq Sans"/>
+          <w:lang w:val="en-ID"/>
+        </w:rPr>
+        <w:t xml:space="preserve">. </w:t>
+      </w:r>
+      <w:proofErr w:type="spellStart"/>
+      <w:r>
+        <w:rPr>
+          <w:rFonts w:ascii="Balsamiq Sans" w:hAnsi="Balsamiq Sans"/>
+          <w:lang w:val="en-ID"/>
+        </w:rPr>
+        <w:t>Pemikiran</w:t>
+      </w:r>
+      <w:proofErr w:type="spellEnd"/>
+      <w:r>
+        <w:rPr>
+          <w:rFonts w:ascii="Balsamiq Sans" w:hAnsi="Balsamiq Sans"/>
+          <w:lang w:val="en-ID"/>
+        </w:rPr>
+        <w:t xml:space="preserve"> </w:t>
+      </w:r>
+      <w:proofErr w:type="spellStart"/>
+      <w:r>
+        <w:rPr>
+          <w:rFonts w:ascii="Balsamiq Sans" w:hAnsi="Balsamiq Sans"/>
+          <w:lang w:val="en-ID"/>
+        </w:rPr>
+        <w:t>Tersebut</w:t>
+      </w:r>
+      <w:proofErr w:type="spellEnd"/>
+      <w:r>
+        <w:rPr>
+          <w:rFonts w:ascii="Balsamiq Sans" w:hAnsi="Balsamiq Sans"/>
+          <w:lang w:val="en-ID"/>
+        </w:rPr>
+        <w:t xml:space="preserve"> </w:t>
+      </w:r>
+      <w:proofErr w:type="spellStart"/>
+      <w:r>
+        <w:rPr>
+          <w:rFonts w:ascii="Balsamiq Sans" w:hAnsi="Balsamiq Sans"/>
+          <w:lang w:val="en-ID"/>
+        </w:rPr>
+        <w:t>Berisiko</w:t>
+      </w:r>
+      <w:proofErr w:type="spellEnd"/>
+      <w:r>
+        <w:rPr>
+          <w:rFonts w:ascii="Balsamiq Sans" w:hAnsi="Balsamiq Sans"/>
+          <w:lang w:val="en-ID"/>
+        </w:rPr>
+        <w:t xml:space="preserve"> </w:t>
+      </w:r>
+      <w:proofErr w:type="spellStart"/>
+      <w:r>
+        <w:rPr>
+          <w:rFonts w:ascii="Balsamiq Sans" w:hAnsi="Balsamiq Sans"/>
+          <w:lang w:val="en-ID"/>
+        </w:rPr>
+        <w:t>Menimbulkan</w:t>
+      </w:r>
+      <w:proofErr w:type="spellEnd"/>
+      <w:r>
+        <w:rPr>
+          <w:rFonts w:ascii="Balsamiq Sans" w:hAnsi="Balsamiq Sans"/>
+          <w:lang w:val="en-ID"/>
+        </w:rPr>
+        <w:t xml:space="preserve"> </w:t>
+      </w:r>
+      <w:proofErr w:type="spellStart"/>
+      <w:r>
+        <w:rPr>
+          <w:rFonts w:ascii="Balsamiq Sans" w:hAnsi="Balsamiq Sans"/>
+          <w:lang w:val="en-ID"/>
+        </w:rPr>
+        <w:t>Konflik</w:t>
+      </w:r>
+      <w:proofErr w:type="spellEnd"/>
+      <w:r>
+        <w:rPr>
+          <w:rFonts w:ascii="Balsamiq Sans" w:hAnsi="Balsamiq Sans"/>
+          <w:lang w:val="en-ID"/>
+        </w:rPr>
+        <w:t xml:space="preserve"> Sosial.</w:t>
       </w:r>
     </w:p>
     <w:p>
@@ -1449,23 +3599,65 @@
         </w:rPr>
         <w:t xml:space="preserve">6. </w:t>
       </w:r>
-      <w:r>
-        <w:rPr>
-          <w:rFonts w:ascii="Balsamiq Sans" w:hAnsi="Balsamiq Sans"/>
-          <w:b/>
-          <w:bCs/>
-          <w:lang w:val="en-ID"/>
-        </w:rPr>
-        <w:t xml:space="preserve">Jelaskan </w:t>
-      </w:r>
-      <w:r>
-        <w:rPr>
-          <w:rFonts w:ascii="Balsamiq Sans" w:hAnsi="Balsamiq Sans"/>
-          <w:b/>
-          <w:bCs/>
-          <w:lang w:val="en-ID"/>
-        </w:rPr>
-        <w:t>Konsep Nilai-Nilai Pendidikan Multikultural.</w:t>
+      <w:proofErr w:type="spellStart"/>
+      <w:r>
+        <w:rPr>
+          <w:rFonts w:ascii="Balsamiq Sans" w:hAnsi="Balsamiq Sans"/>
+          <w:b/>
+          <w:bCs/>
+          <w:lang w:val="en-ID"/>
+        </w:rPr>
+        <w:t>Jelaskan</w:t>
+      </w:r>
+      <w:proofErr w:type="spellEnd"/>
+      <w:r>
+        <w:rPr>
+          <w:rFonts w:ascii="Balsamiq Sans" w:hAnsi="Balsamiq Sans"/>
+          <w:b/>
+          <w:bCs/>
+          <w:lang w:val="en-ID"/>
+        </w:rPr>
+        <w:t xml:space="preserve"> </w:t>
+      </w:r>
+      <w:proofErr w:type="spellStart"/>
+      <w:r>
+        <w:rPr>
+          <w:rFonts w:ascii="Balsamiq Sans" w:hAnsi="Balsamiq Sans"/>
+          <w:b/>
+          <w:bCs/>
+          <w:lang w:val="en-ID"/>
+        </w:rPr>
+        <w:t>Konsep</w:t>
+      </w:r>
+      <w:proofErr w:type="spellEnd"/>
+      <w:r>
+        <w:rPr>
+          <w:rFonts w:ascii="Balsamiq Sans" w:hAnsi="Balsamiq Sans"/>
+          <w:b/>
+          <w:bCs/>
+          <w:lang w:val="en-ID"/>
+        </w:rPr>
+        <w:t xml:space="preserve"> Nilai-Nilai Pendidikan </w:t>
+      </w:r>
+      <w:proofErr w:type="spellStart"/>
+      <w:r>
+        <w:rPr>
+          <w:rFonts w:ascii="Balsamiq Sans" w:hAnsi="Balsamiq Sans"/>
+          <w:b/>
+          <w:bCs/>
+          <w:lang w:val="en-ID"/>
+        </w:rPr>
+        <w:t>Multikultural</w:t>
+      </w:r>
+      <w:proofErr w:type="spellEnd"/>
+      <w:r>
+        <w:rPr>
+          <w:rFonts w:ascii="Balsamiq Sans" w:hAnsi="Balsamiq Sans"/>
+          <w:b/>
+          <w:bCs/>
+          <w:lang w:val="en-ID"/>
+        </w:rPr>
+        <w:t>.</w:t>
       </w:r>
     </w:p>
     <w:p>
@@ -1488,6 +3680,7 @@
         </w:rPr>
         <w:t xml:space="preserve">1) </w:t>
       </w:r>
+      <w:proofErr w:type="spellStart"/>
       <w:r>
         <w:rPr>
           <w:rFonts w:ascii="Balsamiq Sans" w:hAnsi="Balsamiq Sans"/>
@@ -1498,6 +3691,7 @@
         </w:rPr>
         <w:t>Simpati</w:t>
       </w:r>
+      <w:proofErr w:type="spellEnd"/>
       <w:r>
         <w:rPr>
           <w:rFonts w:ascii="Balsamiq Sans" w:hAnsi="Balsamiq Sans"/>
@@ -1516,19 +3710,181 @@
           <w:lang w:val="en-ID"/>
         </w:rPr>
       </w:pPr>
-      <w:r>
-        <w:rPr>
-          <w:rFonts w:ascii="Balsamiq Sans" w:hAnsi="Balsamiq Sans"/>
-          <w:lang w:val="en-ID"/>
-        </w:rPr>
-        <w:t xml:space="preserve">Simpati </w:t>
-      </w:r>
-      <w:r>
-        <w:rPr>
-          <w:rFonts w:ascii="Balsamiq Sans" w:hAnsi="Balsamiq Sans"/>
-          <w:lang w:val="en-ID"/>
-        </w:rPr>
-        <w:t>Merupakan Proses Ketika Seseorang Merasa Tertarik Kepada Pihak Lain Dan Seolah-Olah Merasakan Perasaan Orang Tersebut.</w:t>
+      <w:proofErr w:type="spellStart"/>
+      <w:r>
+        <w:rPr>
+          <w:rFonts w:ascii="Balsamiq Sans" w:hAnsi="Balsamiq Sans"/>
+          <w:lang w:val="en-ID"/>
+        </w:rPr>
+        <w:t>Simpati</w:t>
+      </w:r>
+      <w:proofErr w:type="spellEnd"/>
+      <w:r>
+        <w:rPr>
+          <w:rFonts w:ascii="Balsamiq Sans" w:hAnsi="Balsamiq Sans"/>
+          <w:lang w:val="en-ID"/>
+        </w:rPr>
+        <w:t xml:space="preserve"> </w:t>
+      </w:r>
+      <w:proofErr w:type="spellStart"/>
+      <w:r>
+        <w:rPr>
+          <w:rFonts w:ascii="Balsamiq Sans" w:hAnsi="Balsamiq Sans"/>
+          <w:lang w:val="en-ID"/>
+        </w:rPr>
+        <w:t>Merupakan</w:t>
+      </w:r>
+      <w:proofErr w:type="spellEnd"/>
+      <w:r>
+        <w:rPr>
+          <w:rFonts w:ascii="Balsamiq Sans" w:hAnsi="Balsamiq Sans"/>
+          <w:lang w:val="en-ID"/>
+        </w:rPr>
+        <w:t xml:space="preserve"> Proses Ketika </w:t>
+      </w:r>
+      <w:proofErr w:type="spellStart"/>
+      <w:r>
+        <w:rPr>
+          <w:rFonts w:ascii="Balsamiq Sans" w:hAnsi="Balsamiq Sans"/>
+          <w:lang w:val="en-ID"/>
+        </w:rPr>
+        <w:t>Seseorang</w:t>
+      </w:r>
+      <w:proofErr w:type="spellEnd"/>
+      <w:r>
+        <w:rPr>
+          <w:rFonts w:ascii="Balsamiq Sans" w:hAnsi="Balsamiq Sans"/>
+          <w:lang w:val="en-ID"/>
+        </w:rPr>
+        <w:t xml:space="preserve"> </w:t>
+      </w:r>
+      <w:proofErr w:type="spellStart"/>
+      <w:r>
+        <w:rPr>
+          <w:rFonts w:ascii="Balsamiq Sans" w:hAnsi="Balsamiq Sans"/>
+          <w:lang w:val="en-ID"/>
+        </w:rPr>
+        <w:t>Merasa</w:t>
+      </w:r>
+      <w:proofErr w:type="spellEnd"/>
+      <w:r>
+        <w:rPr>
+          <w:rFonts w:ascii="Balsamiq Sans" w:hAnsi="Balsamiq Sans"/>
+          <w:lang w:val="en-ID"/>
+        </w:rPr>
+        <w:t xml:space="preserve"> </w:t>
+      </w:r>
+      <w:proofErr w:type="spellStart"/>
+      <w:r>
+        <w:rPr>
+          <w:rFonts w:ascii="Balsamiq Sans" w:hAnsi="Balsamiq Sans"/>
+          <w:lang w:val="en-ID"/>
+        </w:rPr>
+        <w:t>Tertarik</w:t>
+      </w:r>
+      <w:proofErr w:type="spellEnd"/>
+      <w:r>
+        <w:rPr>
+          <w:rFonts w:ascii="Balsamiq Sans" w:hAnsi="Balsamiq Sans"/>
+          <w:lang w:val="en-ID"/>
+        </w:rPr>
+        <w:t xml:space="preserve"> </w:t>
+      </w:r>
+      <w:proofErr w:type="spellStart"/>
+      <w:r>
+        <w:rPr>
+          <w:rFonts w:ascii="Balsamiq Sans" w:hAnsi="Balsamiq Sans"/>
+          <w:lang w:val="en-ID"/>
+        </w:rPr>
+        <w:t>Kepada</w:t>
+      </w:r>
+      <w:proofErr w:type="spellEnd"/>
+      <w:r>
+        <w:rPr>
+          <w:rFonts w:ascii="Balsamiq Sans" w:hAnsi="Balsamiq Sans"/>
+          <w:lang w:val="en-ID"/>
+        </w:rPr>
+        <w:t xml:space="preserve"> </w:t>
+      </w:r>
+      <w:proofErr w:type="spellStart"/>
+      <w:r>
+        <w:rPr>
+          <w:rFonts w:ascii="Balsamiq Sans" w:hAnsi="Balsamiq Sans"/>
+          <w:lang w:val="en-ID"/>
+        </w:rPr>
+        <w:t>Pihak</w:t>
+      </w:r>
+      <w:proofErr w:type="spellEnd"/>
+      <w:r>
+        <w:rPr>
+          <w:rFonts w:ascii="Balsamiq Sans" w:hAnsi="Balsamiq Sans"/>
+          <w:lang w:val="en-ID"/>
+        </w:rPr>
+        <w:t xml:space="preserve"> Lain Dan </w:t>
+      </w:r>
+      <w:proofErr w:type="spellStart"/>
+      <w:r>
+        <w:rPr>
+          <w:rFonts w:ascii="Balsamiq Sans" w:hAnsi="Balsamiq Sans"/>
+          <w:lang w:val="en-ID"/>
+        </w:rPr>
+        <w:t>Seolah-Olah</w:t>
+      </w:r>
+      <w:proofErr w:type="spellEnd"/>
+      <w:r>
+        <w:rPr>
+          <w:rFonts w:ascii="Balsamiq Sans" w:hAnsi="Balsamiq Sans"/>
+          <w:lang w:val="en-ID"/>
+        </w:rPr>
+        <w:t xml:space="preserve"> </w:t>
+      </w:r>
+      <w:proofErr w:type="spellStart"/>
+      <w:r>
+        <w:rPr>
+          <w:rFonts w:ascii="Balsamiq Sans" w:hAnsi="Balsamiq Sans"/>
+          <w:lang w:val="en-ID"/>
+        </w:rPr>
+        <w:t>Merasakan</w:t>
+      </w:r>
+      <w:proofErr w:type="spellEnd"/>
+      <w:r>
+        <w:rPr>
+          <w:rFonts w:ascii="Balsamiq Sans" w:hAnsi="Balsamiq Sans"/>
+          <w:lang w:val="en-ID"/>
+        </w:rPr>
+        <w:t xml:space="preserve"> </w:t>
+      </w:r>
+      <w:proofErr w:type="spellStart"/>
+      <w:r>
+        <w:rPr>
+          <w:rFonts w:ascii="Balsamiq Sans" w:hAnsi="Balsamiq Sans"/>
+          <w:lang w:val="en-ID"/>
+        </w:rPr>
+        <w:t>Perasaan</w:t>
+      </w:r>
+      <w:proofErr w:type="spellEnd"/>
+      <w:r>
+        <w:rPr>
+          <w:rFonts w:ascii="Balsamiq Sans" w:hAnsi="Balsamiq Sans"/>
+          <w:lang w:val="en-ID"/>
+        </w:rPr>
+        <w:t xml:space="preserve"> Orang </w:t>
+      </w:r>
+      <w:proofErr w:type="spellStart"/>
+      <w:r>
+        <w:rPr>
+          <w:rFonts w:ascii="Balsamiq Sans" w:hAnsi="Balsamiq Sans"/>
+          <w:lang w:val="en-ID"/>
+        </w:rPr>
+        <w:t>Tersebut</w:t>
+      </w:r>
+      <w:proofErr w:type="spellEnd"/>
+      <w:r>
+        <w:rPr>
+          <w:rFonts w:ascii="Balsamiq Sans" w:hAnsi="Balsamiq Sans"/>
+          <w:lang w:val="en-ID"/>
+        </w:rPr>
+        <w:t>.</w:t>
       </w:r>
     </w:p>
     <w:p>
@@ -1551,6 +3907,7 @@
         </w:rPr>
         <w:t xml:space="preserve">2) </w:t>
       </w:r>
+      <w:proofErr w:type="spellStart"/>
       <w:r>
         <w:rPr>
           <w:rFonts w:ascii="Balsamiq Sans" w:hAnsi="Balsamiq Sans"/>
@@ -1561,6 +3918,7 @@
         </w:rPr>
         <w:t>Toleransi</w:t>
       </w:r>
+      <w:proofErr w:type="spellEnd"/>
       <w:r>
         <w:rPr>
           <w:rFonts w:ascii="Balsamiq Sans" w:hAnsi="Balsamiq Sans"/>
@@ -1579,19 +3937,261 @@
           <w:lang w:val="en-ID"/>
         </w:rPr>
       </w:pPr>
-      <w:r>
-        <w:rPr>
-          <w:rFonts w:ascii="Balsamiq Sans" w:hAnsi="Balsamiq Sans"/>
-          <w:lang w:val="en-ID"/>
-        </w:rPr>
-        <w:t xml:space="preserve">Toleransi </w:t>
-      </w:r>
-      <w:r>
-        <w:rPr>
-          <w:rFonts w:ascii="Balsamiq Sans" w:hAnsi="Balsamiq Sans"/>
-          <w:lang w:val="en-ID"/>
-        </w:rPr>
-        <w:t>Merupakan Sikap Atau Perilaku Yang Menunjukkan Penghargaan Dan Penerimaan Terhadap Perbedaan, Baik Agama, Keyakinan, Suku, Etnis, Maupun Pendapat Orang Lain.</w:t>
+      <w:proofErr w:type="spellStart"/>
+      <w:r>
+        <w:rPr>
+          <w:rFonts w:ascii="Balsamiq Sans" w:hAnsi="Balsamiq Sans"/>
+          <w:lang w:val="en-ID"/>
+        </w:rPr>
+        <w:t>Toleransi</w:t>
+      </w:r>
+      <w:proofErr w:type="spellEnd"/>
+      <w:r>
+        <w:rPr>
+          <w:rFonts w:ascii="Balsamiq Sans" w:hAnsi="Balsamiq Sans"/>
+          <w:lang w:val="en-ID"/>
+        </w:rPr>
+        <w:t xml:space="preserve"> </w:t>
+      </w:r>
+      <w:proofErr w:type="spellStart"/>
+      <w:r>
+        <w:rPr>
+          <w:rFonts w:ascii="Balsamiq Sans" w:hAnsi="Balsamiq Sans"/>
+          <w:lang w:val="en-ID"/>
+        </w:rPr>
+        <w:t>Merupakan</w:t>
+      </w:r>
+      <w:proofErr w:type="spellEnd"/>
+      <w:r>
+        <w:rPr>
+          <w:rFonts w:ascii="Balsamiq Sans" w:hAnsi="Balsamiq Sans"/>
+          <w:lang w:val="en-ID"/>
+        </w:rPr>
+        <w:t xml:space="preserve"> </w:t>
+      </w:r>
+      <w:proofErr w:type="spellStart"/>
+      <w:r>
+        <w:rPr>
+          <w:rFonts w:ascii="Balsamiq Sans" w:hAnsi="Balsamiq Sans"/>
+          <w:lang w:val="en-ID"/>
+        </w:rPr>
+        <w:t>Sikap</w:t>
+      </w:r>
+      <w:proofErr w:type="spellEnd"/>
+      <w:r>
+        <w:rPr>
+          <w:rFonts w:ascii="Balsamiq Sans" w:hAnsi="Balsamiq Sans"/>
+          <w:lang w:val="en-ID"/>
+        </w:rPr>
+        <w:t xml:space="preserve"> </w:t>
+      </w:r>
+      <w:proofErr w:type="spellStart"/>
+      <w:r>
+        <w:rPr>
+          <w:rFonts w:ascii="Balsamiq Sans" w:hAnsi="Balsamiq Sans"/>
+          <w:lang w:val="en-ID"/>
+        </w:rPr>
+        <w:t>Atau</w:t>
+      </w:r>
+      <w:proofErr w:type="spellEnd"/>
+      <w:r>
+        <w:rPr>
+          <w:rFonts w:ascii="Balsamiq Sans" w:hAnsi="Balsamiq Sans"/>
+          <w:lang w:val="en-ID"/>
+        </w:rPr>
+        <w:t xml:space="preserve"> </w:t>
+      </w:r>
+      <w:proofErr w:type="spellStart"/>
+      <w:r>
+        <w:rPr>
+          <w:rFonts w:ascii="Balsamiq Sans" w:hAnsi="Balsamiq Sans"/>
+          <w:lang w:val="en-ID"/>
+        </w:rPr>
+        <w:t>Perilaku</w:t>
+      </w:r>
+      <w:proofErr w:type="spellEnd"/>
+      <w:r>
+        <w:rPr>
+          <w:rFonts w:ascii="Balsamiq Sans" w:hAnsi="Balsamiq Sans"/>
+          <w:lang w:val="en-ID"/>
+        </w:rPr>
+        <w:t xml:space="preserve"> Yang </w:t>
+      </w:r>
+      <w:proofErr w:type="spellStart"/>
+      <w:r>
+        <w:rPr>
+          <w:rFonts w:ascii="Balsamiq Sans" w:hAnsi="Balsamiq Sans"/>
+          <w:lang w:val="en-ID"/>
+        </w:rPr>
+        <w:t>Menunjukkan</w:t>
+      </w:r>
+      <w:proofErr w:type="spellEnd"/>
+      <w:r>
+        <w:rPr>
+          <w:rFonts w:ascii="Balsamiq Sans" w:hAnsi="Balsamiq Sans"/>
+          <w:lang w:val="en-ID"/>
+        </w:rPr>
+        <w:t xml:space="preserve"> </w:t>
+      </w:r>
+      <w:proofErr w:type="spellStart"/>
+      <w:r>
+        <w:rPr>
+          <w:rFonts w:ascii="Balsamiq Sans" w:hAnsi="Balsamiq Sans"/>
+          <w:lang w:val="en-ID"/>
+        </w:rPr>
+        <w:t>Penghargaan</w:t>
+      </w:r>
+      <w:proofErr w:type="spellEnd"/>
+      <w:r>
+        <w:rPr>
+          <w:rFonts w:ascii="Balsamiq Sans" w:hAnsi="Balsamiq Sans"/>
+          <w:lang w:val="en-ID"/>
+        </w:rPr>
+        <w:t xml:space="preserve"> Dan </w:t>
+      </w:r>
+      <w:proofErr w:type="spellStart"/>
+      <w:r>
+        <w:rPr>
+          <w:rFonts w:ascii="Balsamiq Sans" w:hAnsi="Balsamiq Sans"/>
+          <w:lang w:val="en-ID"/>
+        </w:rPr>
+        <w:t>Penerimaan</w:t>
+      </w:r>
+      <w:proofErr w:type="spellEnd"/>
+      <w:r>
+        <w:rPr>
+          <w:rFonts w:ascii="Balsamiq Sans" w:hAnsi="Balsamiq Sans"/>
+          <w:lang w:val="en-ID"/>
+        </w:rPr>
+        <w:t xml:space="preserve"> </w:t>
+      </w:r>
+      <w:proofErr w:type="spellStart"/>
+      <w:r>
+        <w:rPr>
+          <w:rFonts w:ascii="Balsamiq Sans" w:hAnsi="Balsamiq Sans"/>
+          <w:lang w:val="en-ID"/>
+        </w:rPr>
+        <w:t>Terhadap</w:t>
+      </w:r>
+      <w:proofErr w:type="spellEnd"/>
+      <w:r>
+        <w:rPr>
+          <w:rFonts w:ascii="Balsamiq Sans" w:hAnsi="Balsamiq Sans"/>
+          <w:lang w:val="en-ID"/>
+        </w:rPr>
+        <w:t xml:space="preserve"> </w:t>
+      </w:r>
+      <w:proofErr w:type="spellStart"/>
+      <w:r>
+        <w:rPr>
+          <w:rFonts w:ascii="Balsamiq Sans" w:hAnsi="Balsamiq Sans"/>
+          <w:lang w:val="en-ID"/>
+        </w:rPr>
+        <w:t>Perbedaan</w:t>
+      </w:r>
+      <w:proofErr w:type="spellEnd"/>
+      <w:r>
+        <w:rPr>
+          <w:rFonts w:ascii="Balsamiq Sans" w:hAnsi="Balsamiq Sans"/>
+          <w:lang w:val="en-ID"/>
+        </w:rPr>
+        <w:t xml:space="preserve">, </w:t>
+      </w:r>
+      <w:proofErr w:type="spellStart"/>
+      <w:r>
+        <w:rPr>
+          <w:rFonts w:ascii="Balsamiq Sans" w:hAnsi="Balsamiq Sans"/>
+          <w:lang w:val="en-ID"/>
+        </w:rPr>
+        <w:t>Baik</w:t>
+      </w:r>
+      <w:proofErr w:type="spellEnd"/>
+      <w:r>
+        <w:rPr>
+          <w:rFonts w:ascii="Balsamiq Sans" w:hAnsi="Balsamiq Sans"/>
+          <w:lang w:val="en-ID"/>
+        </w:rPr>
+        <w:t xml:space="preserve"> Agama, </w:t>
+      </w:r>
+      <w:proofErr w:type="spellStart"/>
+      <w:r>
+        <w:rPr>
+          <w:rFonts w:ascii="Balsamiq Sans" w:hAnsi="Balsamiq Sans"/>
+          <w:lang w:val="en-ID"/>
+        </w:rPr>
+        <w:t>Keyakinan</w:t>
+      </w:r>
+      <w:proofErr w:type="spellEnd"/>
+      <w:r>
+        <w:rPr>
+          <w:rFonts w:ascii="Balsamiq Sans" w:hAnsi="Balsamiq Sans"/>
+          <w:lang w:val="en-ID"/>
+        </w:rPr>
+        <w:t xml:space="preserve">, </w:t>
+      </w:r>
+      <w:proofErr w:type="spellStart"/>
+      <w:r>
+        <w:rPr>
+          <w:rFonts w:ascii="Balsamiq Sans" w:hAnsi="Balsamiq Sans"/>
+          <w:lang w:val="en-ID"/>
+        </w:rPr>
+        <w:t>Suku</w:t>
+      </w:r>
+      <w:proofErr w:type="spellEnd"/>
+      <w:r>
+        <w:rPr>
+          <w:rFonts w:ascii="Balsamiq Sans" w:hAnsi="Balsamiq Sans"/>
+          <w:lang w:val="en-ID"/>
+        </w:rPr>
+        <w:t xml:space="preserve">, </w:t>
+      </w:r>
+      <w:proofErr w:type="spellStart"/>
+      <w:r>
+        <w:rPr>
+          <w:rFonts w:ascii="Balsamiq Sans" w:hAnsi="Balsamiq Sans"/>
+          <w:lang w:val="en-ID"/>
+        </w:rPr>
+        <w:t>Etnis</w:t>
+      </w:r>
+      <w:proofErr w:type="spellEnd"/>
+      <w:r>
+        <w:rPr>
+          <w:rFonts w:ascii="Balsamiq Sans" w:hAnsi="Balsamiq Sans"/>
+          <w:lang w:val="en-ID"/>
+        </w:rPr>
+        <w:t xml:space="preserve">, </w:t>
+      </w:r>
+      <w:proofErr w:type="spellStart"/>
+      <w:r>
+        <w:rPr>
+          <w:rFonts w:ascii="Balsamiq Sans" w:hAnsi="Balsamiq Sans"/>
+          <w:lang w:val="en-ID"/>
+        </w:rPr>
+        <w:t>Maupun</w:t>
+      </w:r>
+      <w:proofErr w:type="spellEnd"/>
+      <w:r>
+        <w:rPr>
+          <w:rFonts w:ascii="Balsamiq Sans" w:hAnsi="Balsamiq Sans"/>
+          <w:lang w:val="en-ID"/>
+        </w:rPr>
+        <w:t xml:space="preserve"> </w:t>
+      </w:r>
+      <w:proofErr w:type="spellStart"/>
+      <w:r>
+        <w:rPr>
+          <w:rFonts w:ascii="Balsamiq Sans" w:hAnsi="Balsamiq Sans"/>
+          <w:lang w:val="en-ID"/>
+        </w:rPr>
+        <w:t>Pendapat</w:t>
+      </w:r>
+      <w:proofErr w:type="spellEnd"/>
+      <w:r>
+        <w:rPr>
+          <w:rFonts w:ascii="Balsamiq Sans" w:hAnsi="Balsamiq Sans"/>
+          <w:lang w:val="en-ID"/>
+        </w:rPr>
+        <w:t xml:space="preserve"> Orang Lain.</w:t>
       </w:r>
     </w:p>
     <w:p>
@@ -1614,6 +4214,7 @@
         </w:rPr>
         <w:t xml:space="preserve">3) </w:t>
       </w:r>
+      <w:proofErr w:type="spellStart"/>
       <w:r>
         <w:rPr>
           <w:rFonts w:ascii="Balsamiq Sans" w:hAnsi="Balsamiq Sans"/>
@@ -1624,6 +4225,7 @@
         </w:rPr>
         <w:t>Empati</w:t>
       </w:r>
+      <w:proofErr w:type="spellEnd"/>
       <w:r>
         <w:rPr>
           <w:rFonts w:ascii="Balsamiq Sans" w:hAnsi="Balsamiq Sans"/>
@@ -1642,19 +4244,165 @@
           <w:lang w:val="en-ID"/>
         </w:rPr>
       </w:pPr>
-      <w:r>
-        <w:rPr>
-          <w:rFonts w:ascii="Balsamiq Sans" w:hAnsi="Balsamiq Sans"/>
-          <w:lang w:val="en-ID"/>
-        </w:rPr>
-        <w:t xml:space="preserve">Empati </w:t>
-      </w:r>
-      <w:r>
-        <w:rPr>
-          <w:rFonts w:ascii="Balsamiq Sans" w:hAnsi="Balsamiq Sans"/>
-          <w:lang w:val="en-ID"/>
-        </w:rPr>
-        <w:t>Adalah Kemampuan Memahami Perasaan Dan Pengalaman Orang Lain Dengan Melihat Dari Sudut Pandang Mereka.</w:t>
+      <w:proofErr w:type="spellStart"/>
+      <w:r>
+        <w:rPr>
+          <w:rFonts w:ascii="Balsamiq Sans" w:hAnsi="Balsamiq Sans"/>
+          <w:lang w:val="en-ID"/>
+        </w:rPr>
+        <w:t>Empati</w:t>
+      </w:r>
+      <w:proofErr w:type="spellEnd"/>
+      <w:r>
+        <w:rPr>
+          <w:rFonts w:ascii="Balsamiq Sans" w:hAnsi="Balsamiq Sans"/>
+          <w:lang w:val="en-ID"/>
+        </w:rPr>
+        <w:t xml:space="preserve"> </w:t>
+      </w:r>
+      <w:proofErr w:type="spellStart"/>
+      <w:r>
+        <w:rPr>
+          <w:rFonts w:ascii="Balsamiq Sans" w:hAnsi="Balsamiq Sans"/>
+          <w:lang w:val="en-ID"/>
+        </w:rPr>
+        <w:t>Adalah</w:t>
+      </w:r>
+      <w:proofErr w:type="spellEnd"/>
+      <w:r>
+        <w:rPr>
+          <w:rFonts w:ascii="Balsamiq Sans" w:hAnsi="Balsamiq Sans"/>
+          <w:lang w:val="en-ID"/>
+        </w:rPr>
+        <w:t xml:space="preserve"> </w:t>
+      </w:r>
+      <w:proofErr w:type="spellStart"/>
+      <w:r>
+        <w:rPr>
+          <w:rFonts w:ascii="Balsamiq Sans" w:hAnsi="Balsamiq Sans"/>
+          <w:lang w:val="en-ID"/>
+        </w:rPr>
+        <w:t>Kemampuan</w:t>
+      </w:r>
+      <w:proofErr w:type="spellEnd"/>
+      <w:r>
+        <w:rPr>
+          <w:rFonts w:ascii="Balsamiq Sans" w:hAnsi="Balsamiq Sans"/>
+          <w:lang w:val="en-ID"/>
+        </w:rPr>
+        <w:t xml:space="preserve"> </w:t>
+      </w:r>
+      <w:proofErr w:type="spellStart"/>
+      <w:r>
+        <w:rPr>
+          <w:rFonts w:ascii="Balsamiq Sans" w:hAnsi="Balsamiq Sans"/>
+          <w:lang w:val="en-ID"/>
+        </w:rPr>
+        <w:t>Memahami</w:t>
+      </w:r>
+      <w:proofErr w:type="spellEnd"/>
+      <w:r>
+        <w:rPr>
+          <w:rFonts w:ascii="Balsamiq Sans" w:hAnsi="Balsamiq Sans"/>
+          <w:lang w:val="en-ID"/>
+        </w:rPr>
+        <w:t xml:space="preserve"> </w:t>
+      </w:r>
+      <w:proofErr w:type="spellStart"/>
+      <w:r>
+        <w:rPr>
+          <w:rFonts w:ascii="Balsamiq Sans" w:hAnsi="Balsamiq Sans"/>
+          <w:lang w:val="en-ID"/>
+        </w:rPr>
+        <w:t>Perasaan</w:t>
+      </w:r>
+      <w:proofErr w:type="spellEnd"/>
+      <w:r>
+        <w:rPr>
+          <w:rFonts w:ascii="Balsamiq Sans" w:hAnsi="Balsamiq Sans"/>
+          <w:lang w:val="en-ID"/>
+        </w:rPr>
+        <w:t xml:space="preserve"> Dan </w:t>
+      </w:r>
+      <w:proofErr w:type="spellStart"/>
+      <w:r>
+        <w:rPr>
+          <w:rFonts w:ascii="Balsamiq Sans" w:hAnsi="Balsamiq Sans"/>
+          <w:lang w:val="en-ID"/>
+        </w:rPr>
+        <w:t>Pengalaman</w:t>
+      </w:r>
+      <w:proofErr w:type="spellEnd"/>
+      <w:r>
+        <w:rPr>
+          <w:rFonts w:ascii="Balsamiq Sans" w:hAnsi="Balsamiq Sans"/>
+          <w:lang w:val="en-ID"/>
+        </w:rPr>
+        <w:t xml:space="preserve"> Orang Lain </w:t>
+      </w:r>
+      <w:proofErr w:type="spellStart"/>
+      <w:r>
+        <w:rPr>
+          <w:rFonts w:ascii="Balsamiq Sans" w:hAnsi="Balsamiq Sans"/>
+          <w:lang w:val="en-ID"/>
+        </w:rPr>
+        <w:t>Dengan</w:t>
+      </w:r>
+      <w:proofErr w:type="spellEnd"/>
+      <w:r>
+        <w:rPr>
+          <w:rFonts w:ascii="Balsamiq Sans" w:hAnsi="Balsamiq Sans"/>
+          <w:lang w:val="en-ID"/>
+        </w:rPr>
+        <w:t xml:space="preserve"> </w:t>
+      </w:r>
+      <w:proofErr w:type="spellStart"/>
+      <w:r>
+        <w:rPr>
+          <w:rFonts w:ascii="Balsamiq Sans" w:hAnsi="Balsamiq Sans"/>
+          <w:lang w:val="en-ID"/>
+        </w:rPr>
+        <w:t>Melihat</w:t>
+      </w:r>
+      <w:proofErr w:type="spellEnd"/>
+      <w:r>
+        <w:rPr>
+          <w:rFonts w:ascii="Balsamiq Sans" w:hAnsi="Balsamiq Sans"/>
+          <w:lang w:val="en-ID"/>
+        </w:rPr>
+        <w:t xml:space="preserve"> Dari </w:t>
+      </w:r>
+      <w:proofErr w:type="spellStart"/>
+      <w:r>
+        <w:rPr>
+          <w:rFonts w:ascii="Balsamiq Sans" w:hAnsi="Balsamiq Sans"/>
+          <w:lang w:val="en-ID"/>
+        </w:rPr>
+        <w:t>Sudut</w:t>
+      </w:r>
+      <w:proofErr w:type="spellEnd"/>
+      <w:r>
+        <w:rPr>
+          <w:rFonts w:ascii="Balsamiq Sans" w:hAnsi="Balsamiq Sans"/>
+          <w:lang w:val="en-ID"/>
+        </w:rPr>
+        <w:t xml:space="preserve"> Pandang </w:t>
+      </w:r>
+      <w:proofErr w:type="spellStart"/>
+      <w:r>
+        <w:rPr>
+          <w:rFonts w:ascii="Balsamiq Sans" w:hAnsi="Balsamiq Sans"/>
+          <w:lang w:val="en-ID"/>
+        </w:rPr>
+        <w:t>Mereka</w:t>
+      </w:r>
+      <w:proofErr w:type="spellEnd"/>
+      <w:r>
+        <w:rPr>
+          <w:rFonts w:ascii="Balsamiq Sans" w:hAnsi="Balsamiq Sans"/>
+          <w:lang w:val="en-ID"/>
+        </w:rPr>
+        <w:t>.</w:t>
       </w:r>
     </w:p>
     <w:p>
@@ -1677,6 +4425,7 @@
         </w:rPr>
         <w:t xml:space="preserve">4) </w:t>
       </w:r>
+      <w:proofErr w:type="spellStart"/>
       <w:r>
         <w:rPr>
           <w:rFonts w:ascii="Balsamiq Sans" w:hAnsi="Balsamiq Sans"/>
@@ -1685,7 +4434,18 @@
           <w:highlight w:val="yellow"/>
           <w:lang w:val="en-ID"/>
         </w:rPr>
-        <w:t xml:space="preserve">Solidaritas </w:t>
+        <w:t>Solidaritas</w:t>
+      </w:r>
+      <w:proofErr w:type="spellEnd"/>
+      <w:r>
+        <w:rPr>
+          <w:rFonts w:ascii="Balsamiq Sans" w:hAnsi="Balsamiq Sans"/>
+          <w:b/>
+          <w:bCs/>
+          <w:highlight w:val="yellow"/>
+          <w:lang w:val="en-ID"/>
+        </w:rPr>
+        <w:t xml:space="preserve"> </w:t>
       </w:r>
       <w:r>
         <w:rPr>
@@ -1706,19 +4466,181 @@
           <w:lang w:val="en-ID"/>
         </w:rPr>
       </w:pPr>
-      <w:r>
-        <w:rPr>
-          <w:rFonts w:ascii="Balsamiq Sans" w:hAnsi="Balsamiq Sans"/>
-          <w:lang w:val="en-ID"/>
-        </w:rPr>
-        <w:t xml:space="preserve">Solidaritas </w:t>
-      </w:r>
-      <w:r>
-        <w:rPr>
-          <w:rFonts w:ascii="Balsamiq Sans" w:hAnsi="Balsamiq Sans"/>
-          <w:lang w:val="en-ID"/>
-        </w:rPr>
-        <w:t>Dapat Dipahami Sebagai Rasa Percaya, Kesetiakawanan, Dan Sepenanggungan Antarindividu Dalam Suatu Kelompok.</w:t>
+      <w:proofErr w:type="spellStart"/>
+      <w:r>
+        <w:rPr>
+          <w:rFonts w:ascii="Balsamiq Sans" w:hAnsi="Balsamiq Sans"/>
+          <w:lang w:val="en-ID"/>
+        </w:rPr>
+        <w:t>Solidaritas</w:t>
+      </w:r>
+      <w:proofErr w:type="spellEnd"/>
+      <w:r>
+        <w:rPr>
+          <w:rFonts w:ascii="Balsamiq Sans" w:hAnsi="Balsamiq Sans"/>
+          <w:lang w:val="en-ID"/>
+        </w:rPr>
+        <w:t xml:space="preserve"> </w:t>
+      </w:r>
+      <w:proofErr w:type="spellStart"/>
+      <w:r>
+        <w:rPr>
+          <w:rFonts w:ascii="Balsamiq Sans" w:hAnsi="Balsamiq Sans"/>
+          <w:lang w:val="en-ID"/>
+        </w:rPr>
+        <w:t>Dapat</w:t>
+      </w:r>
+      <w:proofErr w:type="spellEnd"/>
+      <w:r>
+        <w:rPr>
+          <w:rFonts w:ascii="Balsamiq Sans" w:hAnsi="Balsamiq Sans"/>
+          <w:lang w:val="en-ID"/>
+        </w:rPr>
+        <w:t xml:space="preserve"> </w:t>
+      </w:r>
+      <w:proofErr w:type="spellStart"/>
+      <w:r>
+        <w:rPr>
+          <w:rFonts w:ascii="Balsamiq Sans" w:hAnsi="Balsamiq Sans"/>
+          <w:lang w:val="en-ID"/>
+        </w:rPr>
+        <w:t>Dipahami</w:t>
+      </w:r>
+      <w:proofErr w:type="spellEnd"/>
+      <w:r>
+        <w:rPr>
+          <w:rFonts w:ascii="Balsamiq Sans" w:hAnsi="Balsamiq Sans"/>
+          <w:lang w:val="en-ID"/>
+        </w:rPr>
+        <w:t xml:space="preserve"> </w:t>
+      </w:r>
+      <w:proofErr w:type="spellStart"/>
+      <w:r>
+        <w:rPr>
+          <w:rFonts w:ascii="Balsamiq Sans" w:hAnsi="Balsamiq Sans"/>
+          <w:lang w:val="en-ID"/>
+        </w:rPr>
+        <w:t>Sebagai</w:t>
+      </w:r>
+      <w:proofErr w:type="spellEnd"/>
+      <w:r>
+        <w:rPr>
+          <w:rFonts w:ascii="Balsamiq Sans" w:hAnsi="Balsamiq Sans"/>
+          <w:lang w:val="en-ID"/>
+        </w:rPr>
+        <w:t xml:space="preserve"> Rasa </w:t>
+      </w:r>
+      <w:proofErr w:type="spellStart"/>
+      <w:r>
+        <w:rPr>
+          <w:rFonts w:ascii="Balsamiq Sans" w:hAnsi="Balsamiq Sans"/>
+          <w:lang w:val="en-ID"/>
+        </w:rPr>
+        <w:t>Percaya</w:t>
+      </w:r>
+      <w:proofErr w:type="spellEnd"/>
+      <w:r>
+        <w:rPr>
+          <w:rFonts w:ascii="Balsamiq Sans" w:hAnsi="Balsamiq Sans"/>
+          <w:lang w:val="en-ID"/>
+        </w:rPr>
+        <w:t xml:space="preserve">, </w:t>
+      </w:r>
+      <w:proofErr w:type="spellStart"/>
+      <w:r>
+        <w:rPr>
+          <w:rFonts w:ascii="Balsamiq Sans" w:hAnsi="Balsamiq Sans"/>
+          <w:lang w:val="en-ID"/>
+        </w:rPr>
+        <w:t>Kesetiakawanan</w:t>
+      </w:r>
+      <w:proofErr w:type="spellEnd"/>
+      <w:r>
+        <w:rPr>
+          <w:rFonts w:ascii="Balsamiq Sans" w:hAnsi="Balsamiq Sans"/>
+          <w:lang w:val="en-ID"/>
+        </w:rPr>
+        <w:t xml:space="preserve">, Dan </w:t>
+      </w:r>
+      <w:proofErr w:type="spellStart"/>
+      <w:r>
+        <w:rPr>
+          <w:rFonts w:ascii="Balsamiq Sans" w:hAnsi="Balsamiq Sans"/>
+          <w:lang w:val="en-ID"/>
+        </w:rPr>
+        <w:t>Sepenanggungan</w:t>
+      </w:r>
+      <w:proofErr w:type="spellEnd"/>
+      <w:r>
+        <w:rPr>
+          <w:rFonts w:ascii="Balsamiq Sans" w:hAnsi="Balsamiq Sans"/>
+          <w:lang w:val="en-ID"/>
+        </w:rPr>
+        <w:t xml:space="preserve"> </w:t>
+      </w:r>
+      <w:proofErr w:type="spellStart"/>
+      <w:r>
+        <w:rPr>
+          <w:rFonts w:ascii="Balsamiq Sans" w:hAnsi="Balsamiq Sans"/>
+          <w:lang w:val="en-ID"/>
+        </w:rPr>
+        <w:t>Antarindividu</w:t>
+      </w:r>
+      <w:proofErr w:type="spellEnd"/>
+      <w:r>
+        <w:rPr>
+          <w:rFonts w:ascii="Balsamiq Sans" w:hAnsi="Balsamiq Sans"/>
+          <w:lang w:val="en-ID"/>
+        </w:rPr>
+        <w:t xml:space="preserve"> </w:t>
+      </w:r>
+      <w:proofErr w:type="spellStart"/>
+      <w:r>
+        <w:rPr>
+          <w:rFonts w:ascii="Balsamiq Sans" w:hAnsi="Balsamiq Sans"/>
+          <w:lang w:val="en-ID"/>
+        </w:rPr>
+        <w:t>Dalam</w:t>
+      </w:r>
+      <w:proofErr w:type="spellEnd"/>
+      <w:r>
+        <w:rPr>
+          <w:rFonts w:ascii="Balsamiq Sans" w:hAnsi="Balsamiq Sans"/>
+          <w:lang w:val="en-ID"/>
+        </w:rPr>
+        <w:t xml:space="preserve"> </w:t>
+      </w:r>
+      <w:proofErr w:type="spellStart"/>
+      <w:r>
+        <w:rPr>
+          <w:rFonts w:ascii="Balsamiq Sans" w:hAnsi="Balsamiq Sans"/>
+          <w:lang w:val="en-ID"/>
+        </w:rPr>
+        <w:t>Suatu</w:t>
+      </w:r>
+      <w:proofErr w:type="spellEnd"/>
+      <w:r>
+        <w:rPr>
+          <w:rFonts w:ascii="Balsamiq Sans" w:hAnsi="Balsamiq Sans"/>
+          <w:lang w:val="en-ID"/>
+        </w:rPr>
+        <w:t xml:space="preserve"> </w:t>
+      </w:r>
+      <w:proofErr w:type="spellStart"/>
+      <w:r>
+        <w:rPr>
+          <w:rFonts w:ascii="Balsamiq Sans" w:hAnsi="Balsamiq Sans"/>
+          <w:lang w:val="en-ID"/>
+        </w:rPr>
+        <w:t>Kelompok</w:t>
+      </w:r>
+      <w:proofErr w:type="spellEnd"/>
+      <w:r>
+        <w:rPr>
+          <w:rFonts w:ascii="Balsamiq Sans" w:hAnsi="Balsamiq Sans"/>
+          <w:lang w:val="en-ID"/>
+        </w:rPr>
+        <w:t>.</w:t>
       </w:r>
     </w:p>
     <w:p>
@@ -1739,14 +4661,25 @@
         </w:rPr>
         <w:t xml:space="preserve">7. </w:t>
       </w:r>
-      <w:r>
-        <w:rPr>
-          <w:rFonts w:ascii="Balsamiq Sans" w:hAnsi="Balsamiq Sans"/>
-          <w:b/>
-          <w:bCs/>
-          <w:lang w:val="en-ID"/>
-        </w:rPr>
-        <w:t xml:space="preserve">Tuliskan </w:t>
+      <w:proofErr w:type="spellStart"/>
+      <w:r>
+        <w:rPr>
+          <w:rFonts w:ascii="Balsamiq Sans" w:hAnsi="Balsamiq Sans"/>
+          <w:b/>
+          <w:bCs/>
+          <w:lang w:val="en-ID"/>
+        </w:rPr>
+        <w:t>Tuliskan</w:t>
+      </w:r>
+      <w:proofErr w:type="spellEnd"/>
+      <w:r>
+        <w:rPr>
+          <w:rFonts w:ascii="Balsamiq Sans" w:hAnsi="Balsamiq Sans"/>
+          <w:b/>
+          <w:bCs/>
+          <w:lang w:val="en-ID"/>
+        </w:rPr>
+        <w:t xml:space="preserve"> </w:t>
       </w:r>
       <w:r>
         <w:rPr>
@@ -1757,14 +4690,25 @@
         </w:rPr>
         <w:t xml:space="preserve">Nilai-Nilai Inti </w:t>
       </w:r>
-      <w:r>
-        <w:rPr>
-          <w:rFonts w:ascii="Balsamiq Sans" w:hAnsi="Balsamiq Sans"/>
-          <w:b/>
-          <w:bCs/>
-          <w:lang w:val="en-ID"/>
-        </w:rPr>
-        <w:t>Bhinneka Tunggal Ika</w:t>
+      <w:proofErr w:type="spellStart"/>
+      <w:r>
+        <w:rPr>
+          <w:rFonts w:ascii="Balsamiq Sans" w:hAnsi="Balsamiq Sans"/>
+          <w:b/>
+          <w:bCs/>
+          <w:lang w:val="en-ID"/>
+        </w:rPr>
+        <w:t>Bhinneka</w:t>
+      </w:r>
+      <w:proofErr w:type="spellEnd"/>
+      <w:r>
+        <w:rPr>
+          <w:rFonts w:ascii="Balsamiq Sans" w:hAnsi="Balsamiq Sans"/>
+          <w:b/>
+          <w:bCs/>
+          <w:lang w:val="en-ID"/>
+        </w:rPr>
+        <w:t xml:space="preserve"> Tunggal Ika</w:t>
       </w:r>
       <w:r>
         <w:rPr>
@@ -1806,6 +4750,7 @@
         </w:rPr>
         <w:t xml:space="preserve">Nilai </w:t>
       </w:r>
+      <w:proofErr w:type="spellStart"/>
       <w:r>
         <w:rPr>
           <w:rFonts w:ascii="Balsamiq Sans" w:hAnsi="Balsamiq Sans"/>
@@ -1816,6 +4761,7 @@
         </w:rPr>
         <w:t>Toleransi</w:t>
       </w:r>
+      <w:proofErr w:type="spellEnd"/>
     </w:p>
     <w:p>
       <w:pPr>
@@ -1825,19 +4771,165 @@
           <w:lang w:val="en-ID"/>
         </w:rPr>
       </w:pPr>
-      <w:r>
-        <w:rPr>
-          <w:rFonts w:ascii="Balsamiq Sans" w:hAnsi="Balsamiq Sans"/>
-          <w:lang w:val="en-ID"/>
-        </w:rPr>
-        <w:t xml:space="preserve">Toleransi </w:t>
-      </w:r>
-      <w:r>
-        <w:rPr>
-          <w:rFonts w:ascii="Balsamiq Sans" w:hAnsi="Balsamiq Sans"/>
-          <w:lang w:val="en-ID"/>
-        </w:rPr>
-        <w:t>Mencerminkan Kemampuan Untuk Memahami Pihak Lain Sehingga Tercipta Komunikasi Yang Baik.</w:t>
+      <w:proofErr w:type="spellStart"/>
+      <w:r>
+        <w:rPr>
+          <w:rFonts w:ascii="Balsamiq Sans" w:hAnsi="Balsamiq Sans"/>
+          <w:lang w:val="en-ID"/>
+        </w:rPr>
+        <w:t>Toleransi</w:t>
+      </w:r>
+      <w:proofErr w:type="spellEnd"/>
+      <w:r>
+        <w:rPr>
+          <w:rFonts w:ascii="Balsamiq Sans" w:hAnsi="Balsamiq Sans"/>
+          <w:lang w:val="en-ID"/>
+        </w:rPr>
+        <w:t xml:space="preserve"> </w:t>
+      </w:r>
+      <w:proofErr w:type="spellStart"/>
+      <w:r>
+        <w:rPr>
+          <w:rFonts w:ascii="Balsamiq Sans" w:hAnsi="Balsamiq Sans"/>
+          <w:lang w:val="en-ID"/>
+        </w:rPr>
+        <w:t>Mencerminkan</w:t>
+      </w:r>
+      <w:proofErr w:type="spellEnd"/>
+      <w:r>
+        <w:rPr>
+          <w:rFonts w:ascii="Balsamiq Sans" w:hAnsi="Balsamiq Sans"/>
+          <w:lang w:val="en-ID"/>
+        </w:rPr>
+        <w:t xml:space="preserve"> </w:t>
+      </w:r>
+      <w:proofErr w:type="spellStart"/>
+      <w:r>
+        <w:rPr>
+          <w:rFonts w:ascii="Balsamiq Sans" w:hAnsi="Balsamiq Sans"/>
+          <w:lang w:val="en-ID"/>
+        </w:rPr>
+        <w:t>Kemampuan</w:t>
+      </w:r>
+      <w:proofErr w:type="spellEnd"/>
+      <w:r>
+        <w:rPr>
+          <w:rFonts w:ascii="Balsamiq Sans" w:hAnsi="Balsamiq Sans"/>
+          <w:lang w:val="en-ID"/>
+        </w:rPr>
+        <w:t xml:space="preserve"> </w:t>
+      </w:r>
+      <w:proofErr w:type="spellStart"/>
+      <w:r>
+        <w:rPr>
+          <w:rFonts w:ascii="Balsamiq Sans" w:hAnsi="Balsamiq Sans"/>
+          <w:lang w:val="en-ID"/>
+        </w:rPr>
+        <w:t>Untuk</w:t>
+      </w:r>
+      <w:proofErr w:type="spellEnd"/>
+      <w:r>
+        <w:rPr>
+          <w:rFonts w:ascii="Balsamiq Sans" w:hAnsi="Balsamiq Sans"/>
+          <w:lang w:val="en-ID"/>
+        </w:rPr>
+        <w:t xml:space="preserve"> </w:t>
+      </w:r>
+      <w:proofErr w:type="spellStart"/>
+      <w:r>
+        <w:rPr>
+          <w:rFonts w:ascii="Balsamiq Sans" w:hAnsi="Balsamiq Sans"/>
+          <w:lang w:val="en-ID"/>
+        </w:rPr>
+        <w:t>Memahami</w:t>
+      </w:r>
+      <w:proofErr w:type="spellEnd"/>
+      <w:r>
+        <w:rPr>
+          <w:rFonts w:ascii="Balsamiq Sans" w:hAnsi="Balsamiq Sans"/>
+          <w:lang w:val="en-ID"/>
+        </w:rPr>
+        <w:t xml:space="preserve"> </w:t>
+      </w:r>
+      <w:proofErr w:type="spellStart"/>
+      <w:r>
+        <w:rPr>
+          <w:rFonts w:ascii="Balsamiq Sans" w:hAnsi="Balsamiq Sans"/>
+          <w:lang w:val="en-ID"/>
+        </w:rPr>
+        <w:t>Pihak</w:t>
+      </w:r>
+      <w:proofErr w:type="spellEnd"/>
+      <w:r>
+        <w:rPr>
+          <w:rFonts w:ascii="Balsamiq Sans" w:hAnsi="Balsamiq Sans"/>
+          <w:lang w:val="en-ID"/>
+        </w:rPr>
+        <w:t xml:space="preserve"> Lain </w:t>
+      </w:r>
+      <w:proofErr w:type="spellStart"/>
+      <w:r>
+        <w:rPr>
+          <w:rFonts w:ascii="Balsamiq Sans" w:hAnsi="Balsamiq Sans"/>
+          <w:lang w:val="en-ID"/>
+        </w:rPr>
+        <w:t>Sehingga</w:t>
+      </w:r>
+      <w:proofErr w:type="spellEnd"/>
+      <w:r>
+        <w:rPr>
+          <w:rFonts w:ascii="Balsamiq Sans" w:hAnsi="Balsamiq Sans"/>
+          <w:lang w:val="en-ID"/>
+        </w:rPr>
+        <w:t xml:space="preserve"> </w:t>
+      </w:r>
+      <w:proofErr w:type="spellStart"/>
+      <w:r>
+        <w:rPr>
+          <w:rFonts w:ascii="Balsamiq Sans" w:hAnsi="Balsamiq Sans"/>
+          <w:lang w:val="en-ID"/>
+        </w:rPr>
+        <w:t>Tercipta</w:t>
+      </w:r>
+      <w:proofErr w:type="spellEnd"/>
+      <w:r>
+        <w:rPr>
+          <w:rFonts w:ascii="Balsamiq Sans" w:hAnsi="Balsamiq Sans"/>
+          <w:lang w:val="en-ID"/>
+        </w:rPr>
+        <w:t xml:space="preserve"> </w:t>
+      </w:r>
+      <w:proofErr w:type="spellStart"/>
+      <w:r>
+        <w:rPr>
+          <w:rFonts w:ascii="Balsamiq Sans" w:hAnsi="Balsamiq Sans"/>
+          <w:lang w:val="en-ID"/>
+        </w:rPr>
+        <w:t>Komunikasi</w:t>
+      </w:r>
+      <w:proofErr w:type="spellEnd"/>
+      <w:r>
+        <w:rPr>
+          <w:rFonts w:ascii="Balsamiq Sans" w:hAnsi="Balsamiq Sans"/>
+          <w:lang w:val="en-ID"/>
+        </w:rPr>
+        <w:t xml:space="preserve"> Yang </w:t>
+      </w:r>
+      <w:proofErr w:type="spellStart"/>
+      <w:r>
+        <w:rPr>
+          <w:rFonts w:ascii="Balsamiq Sans" w:hAnsi="Balsamiq Sans"/>
+          <w:lang w:val="en-ID"/>
+        </w:rPr>
+        <w:t>Baik</w:t>
+      </w:r>
+      <w:proofErr w:type="spellEnd"/>
+      <w:r>
+        <w:rPr>
+          <w:rFonts w:ascii="Balsamiq Sans" w:hAnsi="Balsamiq Sans"/>
+          <w:lang w:val="en-ID"/>
+        </w:rPr>
+        <w:t>.</w:t>
       </w:r>
     </w:p>
     <w:p>
@@ -1870,6 +4962,7 @@
         </w:rPr>
         <w:t xml:space="preserve">Nilai </w:t>
       </w:r>
+      <w:proofErr w:type="spellStart"/>
       <w:r>
         <w:rPr>
           <w:rFonts w:ascii="Balsamiq Sans" w:hAnsi="Balsamiq Sans"/>
@@ -1889,6 +4982,7 @@
         </w:rPr>
         <w:t>n</w:t>
       </w:r>
+      <w:proofErr w:type="spellEnd"/>
     </w:p>
     <w:p>
       <w:pPr>
@@ -1905,12 +4999,133 @@
         </w:rPr>
         <w:t xml:space="preserve">Nilai </w:t>
       </w:r>
-      <w:r>
-        <w:rPr>
-          <w:rFonts w:ascii="Balsamiq Sans" w:hAnsi="Balsamiq Sans"/>
-          <w:lang w:val="en-ID"/>
-        </w:rPr>
-        <w:t>Keadilan Merupakan Sikap Untuk Menerima Hak Sendiri Dan Tidak Mengganggu Hak Orang Lain.</w:t>
+      <w:proofErr w:type="spellStart"/>
+      <w:r>
+        <w:rPr>
+          <w:rFonts w:ascii="Balsamiq Sans" w:hAnsi="Balsamiq Sans"/>
+          <w:lang w:val="en-ID"/>
+        </w:rPr>
+        <w:t>Keadilan</w:t>
+      </w:r>
+      <w:proofErr w:type="spellEnd"/>
+      <w:r>
+        <w:rPr>
+          <w:rFonts w:ascii="Balsamiq Sans" w:hAnsi="Balsamiq Sans"/>
+          <w:lang w:val="en-ID"/>
+        </w:rPr>
+        <w:t xml:space="preserve"> </w:t>
+      </w:r>
+      <w:proofErr w:type="spellStart"/>
+      <w:r>
+        <w:rPr>
+          <w:rFonts w:ascii="Balsamiq Sans" w:hAnsi="Balsamiq Sans"/>
+          <w:lang w:val="en-ID"/>
+        </w:rPr>
+        <w:t>Merupakan</w:t>
+      </w:r>
+      <w:proofErr w:type="spellEnd"/>
+      <w:r>
+        <w:rPr>
+          <w:rFonts w:ascii="Balsamiq Sans" w:hAnsi="Balsamiq Sans"/>
+          <w:lang w:val="en-ID"/>
+        </w:rPr>
+        <w:t xml:space="preserve"> </w:t>
+      </w:r>
+      <w:proofErr w:type="spellStart"/>
+      <w:r>
+        <w:rPr>
+          <w:rFonts w:ascii="Balsamiq Sans" w:hAnsi="Balsamiq Sans"/>
+          <w:lang w:val="en-ID"/>
+        </w:rPr>
+        <w:t>Sikap</w:t>
+      </w:r>
+      <w:proofErr w:type="spellEnd"/>
+      <w:r>
+        <w:rPr>
+          <w:rFonts w:ascii="Balsamiq Sans" w:hAnsi="Balsamiq Sans"/>
+          <w:lang w:val="en-ID"/>
+        </w:rPr>
+        <w:t xml:space="preserve"> </w:t>
+      </w:r>
+      <w:proofErr w:type="spellStart"/>
+      <w:r>
+        <w:rPr>
+          <w:rFonts w:ascii="Balsamiq Sans" w:hAnsi="Balsamiq Sans"/>
+          <w:lang w:val="en-ID"/>
+        </w:rPr>
+        <w:t>Untuk</w:t>
+      </w:r>
+      <w:proofErr w:type="spellEnd"/>
+      <w:r>
+        <w:rPr>
+          <w:rFonts w:ascii="Balsamiq Sans" w:hAnsi="Balsamiq Sans"/>
+          <w:lang w:val="en-ID"/>
+        </w:rPr>
+        <w:t xml:space="preserve"> </w:t>
+      </w:r>
+      <w:proofErr w:type="spellStart"/>
+      <w:r>
+        <w:rPr>
+          <w:rFonts w:ascii="Balsamiq Sans" w:hAnsi="Balsamiq Sans"/>
+          <w:lang w:val="en-ID"/>
+        </w:rPr>
+        <w:t>Menerima</w:t>
+      </w:r>
+      <w:proofErr w:type="spellEnd"/>
+      <w:r>
+        <w:rPr>
+          <w:rFonts w:ascii="Balsamiq Sans" w:hAnsi="Balsamiq Sans"/>
+          <w:lang w:val="en-ID"/>
+        </w:rPr>
+        <w:t xml:space="preserve"> Hak </w:t>
+      </w:r>
+      <w:proofErr w:type="spellStart"/>
+      <w:r>
+        <w:rPr>
+          <w:rFonts w:ascii="Balsamiq Sans" w:hAnsi="Balsamiq Sans"/>
+          <w:lang w:val="en-ID"/>
+        </w:rPr>
+        <w:t>Sendiri</w:t>
+      </w:r>
+      <w:proofErr w:type="spellEnd"/>
+      <w:r>
+        <w:rPr>
+          <w:rFonts w:ascii="Balsamiq Sans" w:hAnsi="Balsamiq Sans"/>
+          <w:lang w:val="en-ID"/>
+        </w:rPr>
+        <w:t xml:space="preserve"> Dan </w:t>
+      </w:r>
+      <w:proofErr w:type="spellStart"/>
+      <w:r>
+        <w:rPr>
+          <w:rFonts w:ascii="Balsamiq Sans" w:hAnsi="Balsamiq Sans"/>
+          <w:lang w:val="en-ID"/>
+        </w:rPr>
+        <w:t>Tidak</w:t>
+      </w:r>
+      <w:proofErr w:type="spellEnd"/>
+      <w:r>
+        <w:rPr>
+          <w:rFonts w:ascii="Balsamiq Sans" w:hAnsi="Balsamiq Sans"/>
+          <w:lang w:val="en-ID"/>
+        </w:rPr>
+        <w:t xml:space="preserve"> </w:t>
+      </w:r>
+      <w:proofErr w:type="spellStart"/>
+      <w:r>
+        <w:rPr>
+          <w:rFonts w:ascii="Balsamiq Sans" w:hAnsi="Balsamiq Sans"/>
+          <w:lang w:val="en-ID"/>
+        </w:rPr>
+        <w:t>Mengganggu</w:t>
+      </w:r>
+      <w:proofErr w:type="spellEnd"/>
+      <w:r>
+        <w:rPr>
+          <w:rFonts w:ascii="Balsamiq Sans" w:hAnsi="Balsamiq Sans"/>
+          <w:lang w:val="en-ID"/>
+        </w:rPr>
+        <w:t xml:space="preserve"> Hak Orang Lain.</w:t>
       </w:r>
     </w:p>
     <w:p>
@@ -1962,19 +5177,76 @@
           <w:lang w:val="en-ID"/>
         </w:rPr>
       </w:pPr>
-      <w:r>
-        <w:rPr>
-          <w:rFonts w:ascii="Balsamiq Sans" w:hAnsi="Balsamiq Sans"/>
-          <w:lang w:val="en-ID"/>
-        </w:rPr>
-        <w:t>Menurut Kamus Besar Bahasa Indonesia</w:t>
-      </w:r>
-      <w:r>
-        <w:rPr>
-          <w:rFonts w:ascii="Balsamiq Sans" w:hAnsi="Balsamiq Sans"/>
-          <w:lang w:val="en-ID"/>
-        </w:rPr>
-        <w:t>, Gotong Royong Mengacu Pada Tindakan Bekerja Bersama-Sama.</w:t>
+      <w:proofErr w:type="spellStart"/>
+      <w:r>
+        <w:rPr>
+          <w:rFonts w:ascii="Balsamiq Sans" w:hAnsi="Balsamiq Sans"/>
+          <w:lang w:val="en-ID"/>
+        </w:rPr>
+        <w:t>Menurut</w:t>
+      </w:r>
+      <w:proofErr w:type="spellEnd"/>
+      <w:r>
+        <w:rPr>
+          <w:rFonts w:ascii="Balsamiq Sans" w:hAnsi="Balsamiq Sans"/>
+          <w:lang w:val="en-ID"/>
+        </w:rPr>
+        <w:t xml:space="preserve"> Kamus </w:t>
+      </w:r>
+      <w:proofErr w:type="spellStart"/>
+      <w:r>
+        <w:rPr>
+          <w:rFonts w:ascii="Balsamiq Sans" w:hAnsi="Balsamiq Sans"/>
+          <w:lang w:val="en-ID"/>
+        </w:rPr>
+        <w:t>Besar</w:t>
+      </w:r>
+      <w:proofErr w:type="spellEnd"/>
+      <w:r>
+        <w:rPr>
+          <w:rFonts w:ascii="Balsamiq Sans" w:hAnsi="Balsamiq Sans"/>
+          <w:lang w:val="en-ID"/>
+        </w:rPr>
+        <w:t xml:space="preserve"> Bahasa Indonesia</w:t>
+      </w:r>
+      <w:r>
+        <w:rPr>
+          <w:rFonts w:ascii="Balsamiq Sans" w:hAnsi="Balsamiq Sans"/>
+          <w:lang w:val="en-ID"/>
+        </w:rPr>
+        <w:t xml:space="preserve">, Gotong Royong </w:t>
+      </w:r>
+      <w:proofErr w:type="spellStart"/>
+      <w:r>
+        <w:rPr>
+          <w:rFonts w:ascii="Balsamiq Sans" w:hAnsi="Balsamiq Sans"/>
+          <w:lang w:val="en-ID"/>
+        </w:rPr>
+        <w:t>Mengacu</w:t>
+      </w:r>
+      <w:proofErr w:type="spellEnd"/>
+      <w:r>
+        <w:rPr>
+          <w:rFonts w:ascii="Balsamiq Sans" w:hAnsi="Balsamiq Sans"/>
+          <w:lang w:val="en-ID"/>
+        </w:rPr>
+        <w:t xml:space="preserve"> Pada Tindakan </w:t>
+      </w:r>
+      <w:proofErr w:type="spellStart"/>
+      <w:r>
+        <w:rPr>
+          <w:rFonts w:ascii="Balsamiq Sans" w:hAnsi="Balsamiq Sans"/>
+          <w:lang w:val="en-ID"/>
+        </w:rPr>
+        <w:t>Bekerja</w:t>
+      </w:r>
+      <w:proofErr w:type="spellEnd"/>
+      <w:r>
+        <w:rPr>
+          <w:rFonts w:ascii="Balsamiq Sans" w:hAnsi="Balsamiq Sans"/>
+          <w:lang w:val="en-ID"/>
+        </w:rPr>
+        <w:t xml:space="preserve"> Bersama-Sama.</w:t>
       </w:r>
     </w:p>
     <w:p>
@@ -1995,23 +5267,94 @@
         </w:rPr>
         <w:t xml:space="preserve">8. </w:t>
       </w:r>
-      <w:r>
-        <w:rPr>
-          <w:rFonts w:ascii="Balsamiq Sans" w:hAnsi="Balsamiq Sans"/>
-          <w:b/>
-          <w:bCs/>
-          <w:lang w:val="en-ID"/>
-        </w:rPr>
-        <w:t xml:space="preserve">Apa </w:t>
-      </w:r>
-      <w:r>
-        <w:rPr>
-          <w:rFonts w:ascii="Balsamiq Sans" w:hAnsi="Balsamiq Sans"/>
-          <w:b/>
-          <w:bCs/>
-          <w:lang w:val="en-ID"/>
-        </w:rPr>
-        <w:t>Yang Dimaksud Dengan Sensitivitas Gender?</w:t>
+      <w:proofErr w:type="spellStart"/>
+      <w:r>
+        <w:rPr>
+          <w:rFonts w:ascii="Balsamiq Sans" w:hAnsi="Balsamiq Sans"/>
+          <w:b/>
+          <w:bCs/>
+          <w:lang w:val="en-ID"/>
+        </w:rPr>
+        <w:t>Apa</w:t>
+      </w:r>
+      <w:proofErr w:type="spellEnd"/>
+      <w:r>
+        <w:rPr>
+          <w:rFonts w:ascii="Balsamiq Sans" w:hAnsi="Balsamiq Sans"/>
+          <w:b/>
+          <w:bCs/>
+          <w:lang w:val="en-ID"/>
+        </w:rPr>
+        <w:t xml:space="preserve"> </w:t>
+      </w:r>
+      <w:r>
+        <w:rPr>
+          <w:rFonts w:ascii="Balsamiq Sans" w:hAnsi="Balsamiq Sans"/>
+          <w:b/>
+          <w:bCs/>
+          <w:lang w:val="en-ID"/>
+        </w:rPr>
+        <w:t xml:space="preserve">Yang </w:t>
+      </w:r>
+      <w:proofErr w:type="spellStart"/>
+      <w:r>
+        <w:rPr>
+          <w:rFonts w:ascii="Balsamiq Sans" w:hAnsi="Balsamiq Sans"/>
+          <w:b/>
+          <w:bCs/>
+          <w:lang w:val="en-ID"/>
+        </w:rPr>
+        <w:t>Dimaksud</w:t>
+      </w:r>
+      <w:proofErr w:type="spellEnd"/>
+      <w:r>
+        <w:rPr>
+          <w:rFonts w:ascii="Balsamiq Sans" w:hAnsi="Balsamiq Sans"/>
+          <w:b/>
+          <w:bCs/>
+          <w:lang w:val="en-ID"/>
+        </w:rPr>
+        <w:t xml:space="preserve"> </w:t>
+      </w:r>
+      <w:proofErr w:type="spellStart"/>
+      <w:r>
+        <w:rPr>
+          <w:rFonts w:ascii="Balsamiq Sans" w:hAnsi="Balsamiq Sans"/>
+          <w:b/>
+          <w:bCs/>
+          <w:lang w:val="en-ID"/>
+        </w:rPr>
+        <w:t>Dengan</w:t>
+      </w:r>
+      <w:proofErr w:type="spellEnd"/>
+      <w:r>
+        <w:rPr>
+          <w:rFonts w:ascii="Balsamiq Sans" w:hAnsi="Balsamiq Sans"/>
+          <w:b/>
+          <w:bCs/>
+          <w:lang w:val="en-ID"/>
+        </w:rPr>
+        <w:t xml:space="preserve"> </w:t>
+      </w:r>
+      <w:proofErr w:type="spellStart"/>
+      <w:r>
+        <w:rPr>
+          <w:rFonts w:ascii="Balsamiq Sans" w:hAnsi="Balsamiq Sans"/>
+          <w:b/>
+          <w:bCs/>
+          <w:lang w:val="en-ID"/>
+        </w:rPr>
+        <w:t>Sensitivitas</w:t>
+      </w:r>
+      <w:proofErr w:type="spellEnd"/>
+      <w:r>
+        <w:rPr>
+          <w:rFonts w:ascii="Balsamiq Sans" w:hAnsi="Balsamiq Sans"/>
+          <w:b/>
+          <w:bCs/>
+          <w:lang w:val="en-ID"/>
+        </w:rPr>
+        <w:t xml:space="preserve"> Gender?</w:t>
       </w:r>
     </w:p>
     <w:p>
@@ -2022,19 +5365,220 @@
           <w:lang w:val="en-ID"/>
         </w:rPr>
       </w:pPr>
-      <w:r>
-        <w:rPr>
-          <w:rFonts w:ascii="Balsamiq Sans" w:hAnsi="Balsamiq Sans"/>
-          <w:lang w:val="en-ID"/>
-        </w:rPr>
-        <w:t xml:space="preserve">Sensitivitas </w:t>
-      </w:r>
-      <w:r>
-        <w:rPr>
-          <w:rFonts w:ascii="Balsamiq Sans" w:hAnsi="Balsamiq Sans"/>
-          <w:lang w:val="en-ID"/>
-        </w:rPr>
-        <w:t>Gender Merujuk Pada Kemampuan Untuk Mengenali Adanya Ketidaksetaraan Gender, Khususnya Yang Berkaitan Dengan Pembagian Tugas Dan Pengambilan Keputusa</w:t>
+      <w:proofErr w:type="spellStart"/>
+      <w:r>
+        <w:rPr>
+          <w:rFonts w:ascii="Balsamiq Sans" w:hAnsi="Balsamiq Sans"/>
+          <w:lang w:val="en-ID"/>
+        </w:rPr>
+        <w:t>Sensitivitas</w:t>
+      </w:r>
+      <w:proofErr w:type="spellEnd"/>
+      <w:r>
+        <w:rPr>
+          <w:rFonts w:ascii="Balsamiq Sans" w:hAnsi="Balsamiq Sans"/>
+          <w:lang w:val="en-ID"/>
+        </w:rPr>
+        <w:t xml:space="preserve"> </w:t>
+      </w:r>
+      <w:r>
+        <w:rPr>
+          <w:rFonts w:ascii="Balsamiq Sans" w:hAnsi="Balsamiq Sans"/>
+          <w:lang w:val="en-ID"/>
+        </w:rPr>
+        <w:t xml:space="preserve">Gender </w:t>
+      </w:r>
+      <w:proofErr w:type="spellStart"/>
+      <w:r>
+        <w:rPr>
+          <w:rFonts w:ascii="Balsamiq Sans" w:hAnsi="Balsamiq Sans"/>
+          <w:lang w:val="en-ID"/>
+        </w:rPr>
+        <w:t>Merujuk</w:t>
+      </w:r>
+      <w:proofErr w:type="spellEnd"/>
+      <w:r>
+        <w:rPr>
+          <w:rFonts w:ascii="Balsamiq Sans" w:hAnsi="Balsamiq Sans"/>
+          <w:lang w:val="en-ID"/>
+        </w:rPr>
+        <w:t xml:space="preserve"> Pada </w:t>
+      </w:r>
+      <w:proofErr w:type="spellStart"/>
+      <w:r>
+        <w:rPr>
+          <w:rFonts w:ascii="Balsamiq Sans" w:hAnsi="Balsamiq Sans"/>
+          <w:lang w:val="en-ID"/>
+        </w:rPr>
+        <w:t>Kemampuan</w:t>
+      </w:r>
+      <w:proofErr w:type="spellEnd"/>
+      <w:r>
+        <w:rPr>
+          <w:rFonts w:ascii="Balsamiq Sans" w:hAnsi="Balsamiq Sans"/>
+          <w:lang w:val="en-ID"/>
+        </w:rPr>
+        <w:t xml:space="preserve"> </w:t>
+      </w:r>
+      <w:proofErr w:type="spellStart"/>
+      <w:r>
+        <w:rPr>
+          <w:rFonts w:ascii="Balsamiq Sans" w:hAnsi="Balsamiq Sans"/>
+          <w:lang w:val="en-ID"/>
+        </w:rPr>
+        <w:t>Untuk</w:t>
+      </w:r>
+      <w:proofErr w:type="spellEnd"/>
+      <w:r>
+        <w:rPr>
+          <w:rFonts w:ascii="Balsamiq Sans" w:hAnsi="Balsamiq Sans"/>
+          <w:lang w:val="en-ID"/>
+        </w:rPr>
+        <w:t xml:space="preserve"> </w:t>
+      </w:r>
+      <w:proofErr w:type="spellStart"/>
+      <w:r>
+        <w:rPr>
+          <w:rFonts w:ascii="Balsamiq Sans" w:hAnsi="Balsamiq Sans"/>
+          <w:lang w:val="en-ID"/>
+        </w:rPr>
+        <w:t>Mengenali</w:t>
+      </w:r>
+      <w:proofErr w:type="spellEnd"/>
+      <w:r>
+        <w:rPr>
+          <w:rFonts w:ascii="Balsamiq Sans" w:hAnsi="Balsamiq Sans"/>
+          <w:lang w:val="en-ID"/>
+        </w:rPr>
+        <w:t xml:space="preserve"> </w:t>
+      </w:r>
+      <w:proofErr w:type="spellStart"/>
+      <w:r>
+        <w:rPr>
+          <w:rFonts w:ascii="Balsamiq Sans" w:hAnsi="Balsamiq Sans"/>
+          <w:lang w:val="en-ID"/>
+        </w:rPr>
+        <w:t>Adanya</w:t>
+      </w:r>
+      <w:proofErr w:type="spellEnd"/>
+      <w:r>
+        <w:rPr>
+          <w:rFonts w:ascii="Balsamiq Sans" w:hAnsi="Balsamiq Sans"/>
+          <w:lang w:val="en-ID"/>
+        </w:rPr>
+        <w:t xml:space="preserve"> </w:t>
+      </w:r>
+      <w:proofErr w:type="spellStart"/>
+      <w:r>
+        <w:rPr>
+          <w:rFonts w:ascii="Balsamiq Sans" w:hAnsi="Balsamiq Sans"/>
+          <w:lang w:val="en-ID"/>
+        </w:rPr>
+        <w:t>Ketidaksetaraan</w:t>
+      </w:r>
+      <w:proofErr w:type="spellEnd"/>
+      <w:r>
+        <w:rPr>
+          <w:rFonts w:ascii="Balsamiq Sans" w:hAnsi="Balsamiq Sans"/>
+          <w:lang w:val="en-ID"/>
+        </w:rPr>
+        <w:t xml:space="preserve"> Gender, </w:t>
+      </w:r>
+      <w:proofErr w:type="spellStart"/>
+      <w:r>
+        <w:rPr>
+          <w:rFonts w:ascii="Balsamiq Sans" w:hAnsi="Balsamiq Sans"/>
+          <w:lang w:val="en-ID"/>
+        </w:rPr>
+        <w:t>Khususnya</w:t>
+      </w:r>
+      <w:proofErr w:type="spellEnd"/>
+      <w:r>
+        <w:rPr>
+          <w:rFonts w:ascii="Balsamiq Sans" w:hAnsi="Balsamiq Sans"/>
+          <w:lang w:val="en-ID"/>
+        </w:rPr>
+        <w:t xml:space="preserve"> Yang </w:t>
+      </w:r>
+      <w:proofErr w:type="spellStart"/>
+      <w:r>
+        <w:rPr>
+          <w:rFonts w:ascii="Balsamiq Sans" w:hAnsi="Balsamiq Sans"/>
+          <w:lang w:val="en-ID"/>
+        </w:rPr>
+        <w:t>Berkaitan</w:t>
+      </w:r>
+      <w:proofErr w:type="spellEnd"/>
+      <w:r>
+        <w:rPr>
+          <w:rFonts w:ascii="Balsamiq Sans" w:hAnsi="Balsamiq Sans"/>
+          <w:lang w:val="en-ID"/>
+        </w:rPr>
+        <w:t xml:space="preserve"> </w:t>
+      </w:r>
+      <w:proofErr w:type="spellStart"/>
+      <w:r>
+        <w:rPr>
+          <w:rFonts w:ascii="Balsamiq Sans" w:hAnsi="Balsamiq Sans"/>
+          <w:lang w:val="en-ID"/>
+        </w:rPr>
+        <w:t>Dengan</w:t>
+      </w:r>
+      <w:proofErr w:type="spellEnd"/>
+      <w:r>
+        <w:rPr>
+          <w:rFonts w:ascii="Balsamiq Sans" w:hAnsi="Balsamiq Sans"/>
+          <w:lang w:val="en-ID"/>
+        </w:rPr>
+        <w:t xml:space="preserve"> </w:t>
+      </w:r>
+      <w:proofErr w:type="spellStart"/>
+      <w:r>
+        <w:rPr>
+          <w:rFonts w:ascii="Balsamiq Sans" w:hAnsi="Balsamiq Sans"/>
+          <w:lang w:val="en-ID"/>
+        </w:rPr>
+        <w:t>Pembagian</w:t>
+      </w:r>
+      <w:proofErr w:type="spellEnd"/>
+      <w:r>
+        <w:rPr>
+          <w:rFonts w:ascii="Balsamiq Sans" w:hAnsi="Balsamiq Sans"/>
+          <w:lang w:val="en-ID"/>
+        </w:rPr>
+        <w:t xml:space="preserve"> </w:t>
+      </w:r>
+      <w:proofErr w:type="spellStart"/>
+      <w:r>
+        <w:rPr>
+          <w:rFonts w:ascii="Balsamiq Sans" w:hAnsi="Balsamiq Sans"/>
+          <w:lang w:val="en-ID"/>
+        </w:rPr>
+        <w:t>Tugas</w:t>
+      </w:r>
+      <w:proofErr w:type="spellEnd"/>
+      <w:r>
+        <w:rPr>
+          <w:rFonts w:ascii="Balsamiq Sans" w:hAnsi="Balsamiq Sans"/>
+          <w:lang w:val="en-ID"/>
+        </w:rPr>
+        <w:t xml:space="preserve"> Dan </w:t>
+      </w:r>
+      <w:proofErr w:type="spellStart"/>
+      <w:r>
+        <w:rPr>
+          <w:rFonts w:ascii="Balsamiq Sans" w:hAnsi="Balsamiq Sans"/>
+          <w:lang w:val="en-ID"/>
+        </w:rPr>
+        <w:t>Pengambilan</w:t>
+      </w:r>
+      <w:proofErr w:type="spellEnd"/>
+      <w:r>
+        <w:rPr>
+          <w:rFonts w:ascii="Balsamiq Sans" w:hAnsi="Balsamiq Sans"/>
+          <w:lang w:val="en-ID"/>
+        </w:rPr>
+        <w:t xml:space="preserve"> Keputusa</w:t>
       </w:r>
       <w:r>
         <w:rPr>
@@ -2080,23 +5624,94 @@
         </w:rPr>
         <w:t xml:space="preserve">9. </w:t>
       </w:r>
-      <w:r>
-        <w:rPr>
-          <w:rFonts w:ascii="Balsamiq Sans" w:hAnsi="Balsamiq Sans"/>
-          <w:b/>
-          <w:bCs/>
-          <w:lang w:val="en-ID"/>
-        </w:rPr>
-        <w:t xml:space="preserve">Apa </w:t>
-      </w:r>
-      <w:r>
-        <w:rPr>
-          <w:rFonts w:ascii="Balsamiq Sans" w:hAnsi="Balsamiq Sans"/>
-          <w:b/>
-          <w:bCs/>
-          <w:lang w:val="en-ID"/>
-        </w:rPr>
-        <w:t>Yang Dimaksud Dengan Masyarakat Majemuk?</w:t>
+      <w:proofErr w:type="spellStart"/>
+      <w:r>
+        <w:rPr>
+          <w:rFonts w:ascii="Balsamiq Sans" w:hAnsi="Balsamiq Sans"/>
+          <w:b/>
+          <w:bCs/>
+          <w:lang w:val="en-ID"/>
+        </w:rPr>
+        <w:t>Apa</w:t>
+      </w:r>
+      <w:proofErr w:type="spellEnd"/>
+      <w:r>
+        <w:rPr>
+          <w:rFonts w:ascii="Balsamiq Sans" w:hAnsi="Balsamiq Sans"/>
+          <w:b/>
+          <w:bCs/>
+          <w:lang w:val="en-ID"/>
+        </w:rPr>
+        <w:t xml:space="preserve"> </w:t>
+      </w:r>
+      <w:r>
+        <w:rPr>
+          <w:rFonts w:ascii="Balsamiq Sans" w:hAnsi="Balsamiq Sans"/>
+          <w:b/>
+          <w:bCs/>
+          <w:lang w:val="en-ID"/>
+        </w:rPr>
+        <w:t xml:space="preserve">Yang </w:t>
+      </w:r>
+      <w:proofErr w:type="spellStart"/>
+      <w:r>
+        <w:rPr>
+          <w:rFonts w:ascii="Balsamiq Sans" w:hAnsi="Balsamiq Sans"/>
+          <w:b/>
+          <w:bCs/>
+          <w:lang w:val="en-ID"/>
+        </w:rPr>
+        <w:t>Dimaksud</w:t>
+      </w:r>
+      <w:proofErr w:type="spellEnd"/>
+      <w:r>
+        <w:rPr>
+          <w:rFonts w:ascii="Balsamiq Sans" w:hAnsi="Balsamiq Sans"/>
+          <w:b/>
+          <w:bCs/>
+          <w:lang w:val="en-ID"/>
+        </w:rPr>
+        <w:t xml:space="preserve"> </w:t>
+      </w:r>
+      <w:proofErr w:type="spellStart"/>
+      <w:r>
+        <w:rPr>
+          <w:rFonts w:ascii="Balsamiq Sans" w:hAnsi="Balsamiq Sans"/>
+          <w:b/>
+          <w:bCs/>
+          <w:lang w:val="en-ID"/>
+        </w:rPr>
+        <w:t>Dengan</w:t>
+      </w:r>
+      <w:proofErr w:type="spellEnd"/>
+      <w:r>
+        <w:rPr>
+          <w:rFonts w:ascii="Balsamiq Sans" w:hAnsi="Balsamiq Sans"/>
+          <w:b/>
+          <w:bCs/>
+          <w:lang w:val="en-ID"/>
+        </w:rPr>
+        <w:t xml:space="preserve"> Masyarakat </w:t>
+      </w:r>
+      <w:proofErr w:type="spellStart"/>
+      <w:r>
+        <w:rPr>
+          <w:rFonts w:ascii="Balsamiq Sans" w:hAnsi="Balsamiq Sans"/>
+          <w:b/>
+          <w:bCs/>
+          <w:lang w:val="en-ID"/>
+        </w:rPr>
+        <w:t>Majemuk</w:t>
+      </w:r>
+      <w:proofErr w:type="spellEnd"/>
+      <w:r>
+        <w:rPr>
+          <w:rFonts w:ascii="Balsamiq Sans" w:hAnsi="Balsamiq Sans"/>
+          <w:b/>
+          <w:bCs/>
+          <w:lang w:val="en-ID"/>
+        </w:rPr>
+        <w:t>?</w:t>
       </w:r>
     </w:p>
     <w:p>
@@ -2107,19 +5722,76 @@
           <w:lang w:val="en-ID"/>
         </w:rPr>
       </w:pPr>
-      <w:r>
-        <w:rPr>
-          <w:rFonts w:ascii="Balsamiq Sans" w:hAnsi="Balsamiq Sans"/>
-          <w:lang w:val="en-ID"/>
-        </w:rPr>
-        <w:t xml:space="preserve">Istilah </w:t>
-      </w:r>
-      <w:r>
-        <w:rPr>
-          <w:rFonts w:ascii="Balsamiq Sans" w:hAnsi="Balsamiq Sans"/>
-          <w:lang w:val="en-ID"/>
-        </w:rPr>
-        <w:t xml:space="preserve">Masyarakat Majemuk Pertama Kali Diperkenalkan Oleh </w:t>
+      <w:proofErr w:type="spellStart"/>
+      <w:r>
+        <w:rPr>
+          <w:rFonts w:ascii="Balsamiq Sans" w:hAnsi="Balsamiq Sans"/>
+          <w:lang w:val="en-ID"/>
+        </w:rPr>
+        <w:t>Istilah</w:t>
+      </w:r>
+      <w:proofErr w:type="spellEnd"/>
+      <w:r>
+        <w:rPr>
+          <w:rFonts w:ascii="Balsamiq Sans" w:hAnsi="Balsamiq Sans"/>
+          <w:lang w:val="en-ID"/>
+        </w:rPr>
+        <w:t xml:space="preserve"> </w:t>
+      </w:r>
+      <w:r>
+        <w:rPr>
+          <w:rFonts w:ascii="Balsamiq Sans" w:hAnsi="Balsamiq Sans"/>
+          <w:lang w:val="en-ID"/>
+        </w:rPr>
+        <w:t xml:space="preserve">Masyarakat </w:t>
+      </w:r>
+      <w:proofErr w:type="spellStart"/>
+      <w:r>
+        <w:rPr>
+          <w:rFonts w:ascii="Balsamiq Sans" w:hAnsi="Balsamiq Sans"/>
+          <w:lang w:val="en-ID"/>
+        </w:rPr>
+        <w:t>Majemuk</w:t>
+      </w:r>
+      <w:proofErr w:type="spellEnd"/>
+      <w:r>
+        <w:rPr>
+          <w:rFonts w:ascii="Balsamiq Sans" w:hAnsi="Balsamiq Sans"/>
+          <w:lang w:val="en-ID"/>
+        </w:rPr>
+        <w:t xml:space="preserve"> </w:t>
+      </w:r>
+      <w:proofErr w:type="spellStart"/>
+      <w:r>
+        <w:rPr>
+          <w:rFonts w:ascii="Balsamiq Sans" w:hAnsi="Balsamiq Sans"/>
+          <w:lang w:val="en-ID"/>
+        </w:rPr>
+        <w:t>Pertama</w:t>
+      </w:r>
+      <w:proofErr w:type="spellEnd"/>
+      <w:r>
+        <w:rPr>
+          <w:rFonts w:ascii="Balsamiq Sans" w:hAnsi="Balsamiq Sans"/>
+          <w:lang w:val="en-ID"/>
+        </w:rPr>
+        <w:t xml:space="preserve"> Kali </w:t>
+      </w:r>
+      <w:proofErr w:type="spellStart"/>
+      <w:r>
+        <w:rPr>
+          <w:rFonts w:ascii="Balsamiq Sans" w:hAnsi="Balsamiq Sans"/>
+          <w:lang w:val="en-ID"/>
+        </w:rPr>
+        <w:t>Diperkenalkan</w:t>
+      </w:r>
+      <w:proofErr w:type="spellEnd"/>
+      <w:r>
+        <w:rPr>
+          <w:rFonts w:ascii="Balsamiq Sans" w:hAnsi="Balsamiq Sans"/>
+          <w:lang w:val="en-ID"/>
+        </w:rPr>
+        <w:t xml:space="preserve"> Oleh </w:t>
       </w:r>
       <w:r>
         <w:rPr>
@@ -2128,12 +5800,53 @@
         </w:rPr>
         <w:t xml:space="preserve">John Sydenham Furnivall </w:t>
       </w:r>
-      <w:r>
-        <w:rPr>
-          <w:rFonts w:ascii="Balsamiq Sans" w:hAnsi="Balsamiq Sans"/>
-          <w:lang w:val="en-ID"/>
-        </w:rPr>
-        <w:t xml:space="preserve">Untuk Menggambarkan Kondisi Masyarakat </w:t>
+      <w:proofErr w:type="spellStart"/>
+      <w:r>
+        <w:rPr>
+          <w:rFonts w:ascii="Balsamiq Sans" w:hAnsi="Balsamiq Sans"/>
+          <w:lang w:val="en-ID"/>
+        </w:rPr>
+        <w:t>Untuk</w:t>
+      </w:r>
+      <w:proofErr w:type="spellEnd"/>
+      <w:r>
+        <w:rPr>
+          <w:rFonts w:ascii="Balsamiq Sans" w:hAnsi="Balsamiq Sans"/>
+          <w:lang w:val="en-ID"/>
+        </w:rPr>
+        <w:t xml:space="preserve"> </w:t>
+      </w:r>
+      <w:proofErr w:type="spellStart"/>
+      <w:r>
+        <w:rPr>
+          <w:rFonts w:ascii="Balsamiq Sans" w:hAnsi="Balsamiq Sans"/>
+          <w:lang w:val="en-ID"/>
+        </w:rPr>
+        <w:t>Menggambarkan</w:t>
+      </w:r>
+      <w:proofErr w:type="spellEnd"/>
+      <w:r>
+        <w:rPr>
+          <w:rFonts w:ascii="Balsamiq Sans" w:hAnsi="Balsamiq Sans"/>
+          <w:lang w:val="en-ID"/>
+        </w:rPr>
+        <w:t xml:space="preserve"> </w:t>
+      </w:r>
+      <w:proofErr w:type="spellStart"/>
+      <w:r>
+        <w:rPr>
+          <w:rFonts w:ascii="Balsamiq Sans" w:hAnsi="Balsamiq Sans"/>
+          <w:lang w:val="en-ID"/>
+        </w:rPr>
+        <w:t>Kondisi</w:t>
+      </w:r>
+      <w:proofErr w:type="spellEnd"/>
+      <w:r>
+        <w:rPr>
+          <w:rFonts w:ascii="Balsamiq Sans" w:hAnsi="Balsamiq Sans"/>
+          <w:lang w:val="en-ID"/>
+        </w:rPr>
+        <w:t xml:space="preserve"> Masyarakat </w:t>
       </w:r>
       <w:r>
         <w:rPr>
@@ -2147,14 +5860,39 @@
           <w:rFonts w:ascii="Balsamiq Sans" w:hAnsi="Balsamiq Sans"/>
           <w:lang w:val="en-ID"/>
         </w:rPr>
-        <w:t xml:space="preserve">Pada Masa Pemerintahan </w:t>
-      </w:r>
-      <w:r>
-        <w:rPr>
-          <w:rFonts w:ascii="Balsamiq Sans" w:hAnsi="Balsamiq Sans"/>
-          <w:lang w:val="en-ID"/>
-        </w:rPr>
-        <w:t>Hindia Belanda</w:t>
+        <w:t xml:space="preserve">Pada Masa </w:t>
+      </w:r>
+      <w:proofErr w:type="spellStart"/>
+      <w:r>
+        <w:rPr>
+          <w:rFonts w:ascii="Balsamiq Sans" w:hAnsi="Balsamiq Sans"/>
+          <w:lang w:val="en-ID"/>
+        </w:rPr>
+        <w:t>Pemerintahan</w:t>
+      </w:r>
+      <w:proofErr w:type="spellEnd"/>
+      <w:r>
+        <w:rPr>
+          <w:rFonts w:ascii="Balsamiq Sans" w:hAnsi="Balsamiq Sans"/>
+          <w:lang w:val="en-ID"/>
+        </w:rPr>
+        <w:t xml:space="preserve"> </w:t>
+      </w:r>
+      <w:proofErr w:type="spellStart"/>
+      <w:r>
+        <w:rPr>
+          <w:rFonts w:ascii="Balsamiq Sans" w:hAnsi="Balsamiq Sans"/>
+          <w:lang w:val="en-ID"/>
+        </w:rPr>
+        <w:t>Hindia</w:t>
+      </w:r>
+      <w:proofErr w:type="spellEnd"/>
+      <w:r>
+        <w:rPr>
+          <w:rFonts w:ascii="Balsamiq Sans" w:hAnsi="Balsamiq Sans"/>
+          <w:lang w:val="en-ID"/>
+        </w:rPr>
+        <w:t xml:space="preserve"> Belanda</w:t>
       </w:r>
       <w:r>
         <w:rPr>
@@ -2163,19 +5901,268 @@
         </w:rPr>
         <w:t xml:space="preserve">. </w:t>
       </w:r>
-      <w:r>
-        <w:rPr>
-          <w:rFonts w:ascii="Balsamiq Sans" w:hAnsi="Balsamiq Sans"/>
-          <w:lang w:val="en-ID"/>
-        </w:rPr>
-        <w:t>Menurut Furnivall</w:t>
-      </w:r>
-      <w:r>
-        <w:rPr>
-          <w:rFonts w:ascii="Balsamiq Sans" w:hAnsi="Balsamiq Sans"/>
-          <w:lang w:val="en-ID"/>
-        </w:rPr>
-        <w:t>, Ciri Utama Masyarakat Majemuk Adalah Kehidupan Berkelompok Yang Berdampingan Secara Fisik, Tetapi Terpisah Secara Sosial Dan Tergabung Dalam Suatu Satuan Politik.</w:t>
+      <w:proofErr w:type="spellStart"/>
+      <w:r>
+        <w:rPr>
+          <w:rFonts w:ascii="Balsamiq Sans" w:hAnsi="Balsamiq Sans"/>
+          <w:lang w:val="en-ID"/>
+        </w:rPr>
+        <w:t>Menurut</w:t>
+      </w:r>
+      <w:proofErr w:type="spellEnd"/>
+      <w:r>
+        <w:rPr>
+          <w:rFonts w:ascii="Balsamiq Sans" w:hAnsi="Balsamiq Sans"/>
+          <w:lang w:val="en-ID"/>
+        </w:rPr>
+        <w:t xml:space="preserve"> Furnivall</w:t>
+      </w:r>
+      <w:r>
+        <w:rPr>
+          <w:rFonts w:ascii="Balsamiq Sans" w:hAnsi="Balsamiq Sans"/>
+          <w:lang w:val="en-ID"/>
+        </w:rPr>
+        <w:t xml:space="preserve">, Ciri Utama Masyarakat </w:t>
+      </w:r>
+      <w:proofErr w:type="spellStart"/>
+      <w:r>
+        <w:rPr>
+          <w:rFonts w:ascii="Balsamiq Sans" w:hAnsi="Balsamiq Sans"/>
+          <w:lang w:val="en-ID"/>
+        </w:rPr>
+        <w:t>Majemuk</w:t>
+      </w:r>
+      <w:proofErr w:type="spellEnd"/>
+      <w:r>
+        <w:rPr>
+          <w:rFonts w:ascii="Balsamiq Sans" w:hAnsi="Balsamiq Sans"/>
+          <w:lang w:val="en-ID"/>
+        </w:rPr>
+        <w:t xml:space="preserve"> </w:t>
+      </w:r>
+      <w:proofErr w:type="spellStart"/>
+      <w:r>
+        <w:rPr>
+          <w:rFonts w:ascii="Balsamiq Sans" w:hAnsi="Balsamiq Sans"/>
+          <w:lang w:val="en-ID"/>
+        </w:rPr>
+        <w:t>Adalah</w:t>
+      </w:r>
+      <w:proofErr w:type="spellEnd"/>
+      <w:r>
+        <w:rPr>
+          <w:rFonts w:ascii="Balsamiq Sans" w:hAnsi="Balsamiq Sans"/>
+          <w:lang w:val="en-ID"/>
+        </w:rPr>
+        <w:t xml:space="preserve"> </w:t>
+      </w:r>
+      <w:proofErr w:type="spellStart"/>
+      <w:r>
+        <w:rPr>
+          <w:rFonts w:ascii="Balsamiq Sans" w:hAnsi="Balsamiq Sans"/>
+          <w:lang w:val="en-ID"/>
+        </w:rPr>
+        <w:t>Kehidupan</w:t>
+      </w:r>
+      <w:proofErr w:type="spellEnd"/>
+      <w:r>
+        <w:rPr>
+          <w:rFonts w:ascii="Balsamiq Sans" w:hAnsi="Balsamiq Sans"/>
+          <w:lang w:val="en-ID"/>
+        </w:rPr>
+        <w:t xml:space="preserve"> </w:t>
+      </w:r>
+      <w:proofErr w:type="spellStart"/>
+      <w:r>
+        <w:rPr>
+          <w:rFonts w:ascii="Balsamiq Sans" w:hAnsi="Balsamiq Sans"/>
+          <w:lang w:val="en-ID"/>
+        </w:rPr>
+        <w:t>Berkelompok</w:t>
+      </w:r>
+      <w:proofErr w:type="spellEnd"/>
+      <w:r>
+        <w:rPr>
+          <w:rFonts w:ascii="Balsamiq Sans" w:hAnsi="Balsamiq Sans"/>
+          <w:lang w:val="en-ID"/>
+        </w:rPr>
+        <w:t xml:space="preserve"> Yang </w:t>
+      </w:r>
+      <w:proofErr w:type="spellStart"/>
+      <w:r>
+        <w:rPr>
+          <w:rFonts w:ascii="Balsamiq Sans" w:hAnsi="Balsamiq Sans"/>
+          <w:lang w:val="en-ID"/>
+        </w:rPr>
+        <w:t>Berdampingan</w:t>
+      </w:r>
+      <w:proofErr w:type="spellEnd"/>
+      <w:r>
+        <w:rPr>
+          <w:rFonts w:ascii="Balsamiq Sans" w:hAnsi="Balsamiq Sans"/>
+          <w:lang w:val="en-ID"/>
+        </w:rPr>
+        <w:t xml:space="preserve"> </w:t>
+      </w:r>
+      <w:proofErr w:type="spellStart"/>
+      <w:r>
+        <w:rPr>
+          <w:rFonts w:ascii="Balsamiq Sans" w:hAnsi="Balsamiq Sans"/>
+          <w:lang w:val="en-ID"/>
+        </w:rPr>
+        <w:t>Secara</w:t>
+      </w:r>
+      <w:proofErr w:type="spellEnd"/>
+      <w:r>
+        <w:rPr>
+          <w:rFonts w:ascii="Balsamiq Sans" w:hAnsi="Balsamiq Sans"/>
+          <w:lang w:val="en-ID"/>
+        </w:rPr>
+        <w:t xml:space="preserve"> </w:t>
+      </w:r>
+      <w:proofErr w:type="spellStart"/>
+      <w:r>
+        <w:rPr>
+          <w:rFonts w:ascii="Balsamiq Sans" w:hAnsi="Balsamiq Sans"/>
+          <w:lang w:val="en-ID"/>
+        </w:rPr>
+        <w:t>Fisik</w:t>
+      </w:r>
+      <w:proofErr w:type="spellEnd"/>
+      <w:r>
+        <w:rPr>
+          <w:rFonts w:ascii="Balsamiq Sans" w:hAnsi="Balsamiq Sans"/>
+          <w:lang w:val="en-ID"/>
+        </w:rPr>
+        <w:t xml:space="preserve">, </w:t>
+      </w:r>
+      <w:proofErr w:type="spellStart"/>
+      <w:r>
+        <w:rPr>
+          <w:rFonts w:ascii="Balsamiq Sans" w:hAnsi="Balsamiq Sans"/>
+          <w:lang w:val="en-ID"/>
+        </w:rPr>
+        <w:t>Tetapi</w:t>
+      </w:r>
+      <w:proofErr w:type="spellEnd"/>
+      <w:r>
+        <w:rPr>
+          <w:rFonts w:ascii="Balsamiq Sans" w:hAnsi="Balsamiq Sans"/>
+          <w:lang w:val="en-ID"/>
+        </w:rPr>
+        <w:t xml:space="preserve"> </w:t>
+      </w:r>
+      <w:proofErr w:type="spellStart"/>
+      <w:r>
+        <w:rPr>
+          <w:rFonts w:ascii="Balsamiq Sans" w:hAnsi="Balsamiq Sans"/>
+          <w:lang w:val="en-ID"/>
+        </w:rPr>
+        <w:t>Terpisah</w:t>
+      </w:r>
+      <w:proofErr w:type="spellEnd"/>
+      <w:r>
+        <w:rPr>
+          <w:rFonts w:ascii="Balsamiq Sans" w:hAnsi="Balsamiq Sans"/>
+          <w:lang w:val="en-ID"/>
+        </w:rPr>
+        <w:t xml:space="preserve"> </w:t>
+      </w:r>
+      <w:proofErr w:type="spellStart"/>
+      <w:r>
+        <w:rPr>
+          <w:rFonts w:ascii="Balsamiq Sans" w:hAnsi="Balsamiq Sans"/>
+          <w:lang w:val="en-ID"/>
+        </w:rPr>
+        <w:t>Secara</w:t>
+      </w:r>
+      <w:proofErr w:type="spellEnd"/>
+      <w:r>
+        <w:rPr>
+          <w:rFonts w:ascii="Balsamiq Sans" w:hAnsi="Balsamiq Sans"/>
+          <w:lang w:val="en-ID"/>
+        </w:rPr>
+        <w:t xml:space="preserve"> Sosial Dan </w:t>
+      </w:r>
+      <w:proofErr w:type="spellStart"/>
+      <w:r>
+        <w:rPr>
+          <w:rFonts w:ascii="Balsamiq Sans" w:hAnsi="Balsamiq Sans"/>
+          <w:lang w:val="en-ID"/>
+        </w:rPr>
+        <w:t>Tergabung</w:t>
+      </w:r>
+      <w:proofErr w:type="spellEnd"/>
+      <w:r>
+        <w:rPr>
+          <w:rFonts w:ascii="Balsamiq Sans" w:hAnsi="Balsamiq Sans"/>
+          <w:lang w:val="en-ID"/>
+        </w:rPr>
+        <w:t xml:space="preserve"> </w:t>
+      </w:r>
+      <w:proofErr w:type="spellStart"/>
+      <w:r>
+        <w:rPr>
+          <w:rFonts w:ascii="Balsamiq Sans" w:hAnsi="Balsamiq Sans"/>
+          <w:lang w:val="en-ID"/>
+        </w:rPr>
+        <w:t>Dalam</w:t>
+      </w:r>
+      <w:proofErr w:type="spellEnd"/>
+      <w:r>
+        <w:rPr>
+          <w:rFonts w:ascii="Balsamiq Sans" w:hAnsi="Balsamiq Sans"/>
+          <w:lang w:val="en-ID"/>
+        </w:rPr>
+        <w:t xml:space="preserve"> </w:t>
+      </w:r>
+      <w:proofErr w:type="spellStart"/>
+      <w:r>
+        <w:rPr>
+          <w:rFonts w:ascii="Balsamiq Sans" w:hAnsi="Balsamiq Sans"/>
+          <w:lang w:val="en-ID"/>
+        </w:rPr>
+        <w:t>Suatu</w:t>
+      </w:r>
+      <w:proofErr w:type="spellEnd"/>
+      <w:r>
+        <w:rPr>
+          <w:rFonts w:ascii="Balsamiq Sans" w:hAnsi="Balsamiq Sans"/>
+          <w:lang w:val="en-ID"/>
+        </w:rPr>
+        <w:t xml:space="preserve"> </w:t>
+      </w:r>
+      <w:proofErr w:type="spellStart"/>
+      <w:r>
+        <w:rPr>
+          <w:rFonts w:ascii="Balsamiq Sans" w:hAnsi="Balsamiq Sans"/>
+          <w:lang w:val="en-ID"/>
+        </w:rPr>
+        <w:t>Satuan</w:t>
+      </w:r>
+      <w:proofErr w:type="spellEnd"/>
+      <w:r>
+        <w:rPr>
+          <w:rFonts w:ascii="Balsamiq Sans" w:hAnsi="Balsamiq Sans"/>
+          <w:lang w:val="en-ID"/>
+        </w:rPr>
+        <w:t xml:space="preserve"> </w:t>
+      </w:r>
+      <w:proofErr w:type="spellStart"/>
+      <w:r>
+        <w:rPr>
+          <w:rFonts w:ascii="Balsamiq Sans" w:hAnsi="Balsamiq Sans"/>
+          <w:lang w:val="en-ID"/>
+        </w:rPr>
+        <w:t>Politik</w:t>
+      </w:r>
+      <w:proofErr w:type="spellEnd"/>
+      <w:r>
+        <w:rPr>
+          <w:rFonts w:ascii="Balsamiq Sans" w:hAnsi="Balsamiq Sans"/>
+          <w:lang w:val="en-ID"/>
+        </w:rPr>
+        <w:t>.</w:t>
       </w:r>
     </w:p>
     <w:p>
@@ -2196,23 +6183,125 @@
         </w:rPr>
         <w:t xml:space="preserve">10. </w:t>
       </w:r>
-      <w:r>
-        <w:rPr>
-          <w:rFonts w:ascii="Balsamiq Sans" w:hAnsi="Balsamiq Sans"/>
-          <w:b/>
-          <w:bCs/>
-          <w:lang w:val="en-ID"/>
-        </w:rPr>
-        <w:t xml:space="preserve">Tuliskan </w:t>
-      </w:r>
-      <w:r>
-        <w:rPr>
-          <w:rFonts w:ascii="Balsamiq Sans" w:hAnsi="Balsamiq Sans"/>
-          <w:b/>
-          <w:bCs/>
-          <w:lang w:val="en-ID"/>
-        </w:rPr>
-        <w:t>Sikap Nyata Masyarakat Untuk Menciptakan Budaya Yang Peka Gender.</w:t>
+      <w:proofErr w:type="spellStart"/>
+      <w:r>
+        <w:rPr>
+          <w:rFonts w:ascii="Balsamiq Sans" w:hAnsi="Balsamiq Sans"/>
+          <w:b/>
+          <w:bCs/>
+          <w:lang w:val="en-ID"/>
+        </w:rPr>
+        <w:t>Tuliskan</w:t>
+      </w:r>
+      <w:proofErr w:type="spellEnd"/>
+      <w:r>
+        <w:rPr>
+          <w:rFonts w:ascii="Balsamiq Sans" w:hAnsi="Balsamiq Sans"/>
+          <w:b/>
+          <w:bCs/>
+          <w:lang w:val="en-ID"/>
+        </w:rPr>
+        <w:t xml:space="preserve"> </w:t>
+      </w:r>
+      <w:proofErr w:type="spellStart"/>
+      <w:r>
+        <w:rPr>
+          <w:rFonts w:ascii="Balsamiq Sans" w:hAnsi="Balsamiq Sans"/>
+          <w:b/>
+          <w:bCs/>
+          <w:lang w:val="en-ID"/>
+        </w:rPr>
+        <w:t>Sikap</w:t>
+      </w:r>
+      <w:proofErr w:type="spellEnd"/>
+      <w:r>
+        <w:rPr>
+          <w:rFonts w:ascii="Balsamiq Sans" w:hAnsi="Balsamiq Sans"/>
+          <w:b/>
+          <w:bCs/>
+          <w:lang w:val="en-ID"/>
+        </w:rPr>
+        <w:t xml:space="preserve"> </w:t>
+      </w:r>
+      <w:proofErr w:type="spellStart"/>
+      <w:r>
+        <w:rPr>
+          <w:rFonts w:ascii="Balsamiq Sans" w:hAnsi="Balsamiq Sans"/>
+          <w:b/>
+          <w:bCs/>
+          <w:lang w:val="en-ID"/>
+        </w:rPr>
+        <w:t>Nyata</w:t>
+      </w:r>
+      <w:proofErr w:type="spellEnd"/>
+      <w:r>
+        <w:rPr>
+          <w:rFonts w:ascii="Balsamiq Sans" w:hAnsi="Balsamiq Sans"/>
+          <w:b/>
+          <w:bCs/>
+          <w:lang w:val="en-ID"/>
+        </w:rPr>
+        <w:t xml:space="preserve"> Masyarakat </w:t>
+      </w:r>
+      <w:proofErr w:type="spellStart"/>
+      <w:r>
+        <w:rPr>
+          <w:rFonts w:ascii="Balsamiq Sans" w:hAnsi="Balsamiq Sans"/>
+          <w:b/>
+          <w:bCs/>
+          <w:lang w:val="en-ID"/>
+        </w:rPr>
+        <w:t>Untuk</w:t>
+      </w:r>
+      <w:proofErr w:type="spellEnd"/>
+      <w:r>
+        <w:rPr>
+          <w:rFonts w:ascii="Balsamiq Sans" w:hAnsi="Balsamiq Sans"/>
+          <w:b/>
+          <w:bCs/>
+          <w:lang w:val="en-ID"/>
+        </w:rPr>
+        <w:t xml:space="preserve"> </w:t>
+      </w:r>
+      <w:proofErr w:type="spellStart"/>
+      <w:r>
+        <w:rPr>
+          <w:rFonts w:ascii="Balsamiq Sans" w:hAnsi="Balsamiq Sans"/>
+          <w:b/>
+          <w:bCs/>
+          <w:lang w:val="en-ID"/>
+        </w:rPr>
+        <w:t>Menciptakan</w:t>
+      </w:r>
+      <w:proofErr w:type="spellEnd"/>
+      <w:r>
+        <w:rPr>
+          <w:rFonts w:ascii="Balsamiq Sans" w:hAnsi="Balsamiq Sans"/>
+          <w:b/>
+          <w:bCs/>
+          <w:lang w:val="en-ID"/>
+        </w:rPr>
+        <w:t xml:space="preserve"> </w:t>
+      </w:r>
+      <w:proofErr w:type="spellStart"/>
+      <w:r>
+        <w:rPr>
+          <w:rFonts w:ascii="Balsamiq Sans" w:hAnsi="Balsamiq Sans"/>
+          <w:b/>
+          <w:bCs/>
+          <w:lang w:val="en-ID"/>
+        </w:rPr>
+        <w:t>Budaya</w:t>
+      </w:r>
+      <w:proofErr w:type="spellEnd"/>
+      <w:r>
+        <w:rPr>
+          <w:rFonts w:ascii="Balsamiq Sans" w:hAnsi="Balsamiq Sans"/>
+          <w:b/>
+          <w:bCs/>
+          <w:lang w:val="en-ID"/>
+        </w:rPr>
+        <w:t xml:space="preserve"> Yang Peka Gender.</w:t>
       </w:r>
     </w:p>
     <w:p>
@@ -2230,19 +6319,85 @@
         </w:rPr>
         <w:t xml:space="preserve">1) </w:t>
       </w:r>
-      <w:r>
-        <w:rPr>
-          <w:rFonts w:ascii="Balsamiq Sans" w:hAnsi="Balsamiq Sans"/>
-          <w:lang w:val="en-ID"/>
-        </w:rPr>
-        <w:t xml:space="preserve">Mewujudkan </w:t>
-      </w:r>
-      <w:r>
-        <w:rPr>
-          <w:rFonts w:ascii="Balsamiq Sans" w:hAnsi="Balsamiq Sans"/>
-          <w:lang w:val="en-ID"/>
-        </w:rPr>
-        <w:t>Lingkungan Yang Bebas Dari Kekerasan Berbasis Gender.</w:t>
+      <w:proofErr w:type="spellStart"/>
+      <w:r>
+        <w:rPr>
+          <w:rFonts w:ascii="Balsamiq Sans" w:hAnsi="Balsamiq Sans"/>
+          <w:lang w:val="en-ID"/>
+        </w:rPr>
+        <w:t>Mewujudkan</w:t>
+      </w:r>
+      <w:proofErr w:type="spellEnd"/>
+      <w:r>
+        <w:rPr>
+          <w:rFonts w:ascii="Balsamiq Sans" w:hAnsi="Balsamiq Sans"/>
+          <w:lang w:val="en-ID"/>
+        </w:rPr>
+        <w:t xml:space="preserve"> </w:t>
+      </w:r>
+      <w:proofErr w:type="spellStart"/>
+      <w:r>
+        <w:rPr>
+          <w:rFonts w:ascii="Balsamiq Sans" w:hAnsi="Balsamiq Sans"/>
+          <w:lang w:val="en-ID"/>
+        </w:rPr>
+        <w:t>Lingkungan</w:t>
+      </w:r>
+      <w:proofErr w:type="spellEnd"/>
+      <w:r>
+        <w:rPr>
+          <w:rFonts w:ascii="Balsamiq Sans" w:hAnsi="Balsamiq Sans"/>
+          <w:lang w:val="en-ID"/>
+        </w:rPr>
+        <w:t xml:space="preserve"> Yang </w:t>
+      </w:r>
+      <w:proofErr w:type="spellStart"/>
+      <w:r>
+        <w:rPr>
+          <w:rFonts w:ascii="Balsamiq Sans" w:hAnsi="Balsamiq Sans"/>
+          <w:lang w:val="en-ID"/>
+        </w:rPr>
+        <w:t>Bebas</w:t>
+      </w:r>
+      <w:proofErr w:type="spellEnd"/>
+      <w:r>
+        <w:rPr>
+          <w:rFonts w:ascii="Balsamiq Sans" w:hAnsi="Balsamiq Sans"/>
+          <w:lang w:val="en-ID"/>
+        </w:rPr>
+        <w:t xml:space="preserve"> Dari </w:t>
+      </w:r>
+      <w:proofErr w:type="spellStart"/>
+      <w:r>
+        <w:rPr>
+          <w:rFonts w:ascii="Balsamiq Sans" w:hAnsi="Balsamiq Sans"/>
+          <w:lang w:val="en-ID"/>
+        </w:rPr>
+        <w:t>Kekerasan</w:t>
+      </w:r>
+      <w:proofErr w:type="spellEnd"/>
+      <w:r>
+        <w:rPr>
+          <w:rFonts w:ascii="Balsamiq Sans" w:hAnsi="Balsamiq Sans"/>
+          <w:lang w:val="en-ID"/>
+        </w:rPr>
+        <w:t xml:space="preserve"> </w:t>
+      </w:r>
+      <w:proofErr w:type="spellStart"/>
+      <w:r>
+        <w:rPr>
+          <w:rFonts w:ascii="Balsamiq Sans" w:hAnsi="Balsamiq Sans"/>
+          <w:lang w:val="en-ID"/>
+        </w:rPr>
+        <w:t>Berbasis</w:t>
+      </w:r>
+      <w:proofErr w:type="spellEnd"/>
+      <w:r>
+        <w:rPr>
+          <w:rFonts w:ascii="Balsamiq Sans" w:hAnsi="Balsamiq Sans"/>
+          <w:lang w:val="en-ID"/>
+        </w:rPr>
+        <w:t xml:space="preserve"> Gender.</w:t>
       </w:r>
     </w:p>
     <w:p>
@@ -2260,19 +6415,69 @@
         </w:rPr>
         <w:t xml:space="preserve">2) </w:t>
       </w:r>
-      <w:r>
-        <w:rPr>
-          <w:rFonts w:ascii="Balsamiq Sans" w:hAnsi="Balsamiq Sans"/>
-          <w:lang w:val="en-ID"/>
-        </w:rPr>
-        <w:t xml:space="preserve">Memberikan </w:t>
-      </w:r>
-      <w:r>
-        <w:rPr>
-          <w:rFonts w:ascii="Balsamiq Sans" w:hAnsi="Balsamiq Sans"/>
-          <w:lang w:val="en-ID"/>
-        </w:rPr>
-        <w:t>Penghargaan Dan Penghormatan Yang Setara.</w:t>
+      <w:proofErr w:type="spellStart"/>
+      <w:r>
+        <w:rPr>
+          <w:rFonts w:ascii="Balsamiq Sans" w:hAnsi="Balsamiq Sans"/>
+          <w:lang w:val="en-ID"/>
+        </w:rPr>
+        <w:t>Memberikan</w:t>
+      </w:r>
+      <w:proofErr w:type="spellEnd"/>
+      <w:r>
+        <w:rPr>
+          <w:rFonts w:ascii="Balsamiq Sans" w:hAnsi="Balsamiq Sans"/>
+          <w:lang w:val="en-ID"/>
+        </w:rPr>
+        <w:t xml:space="preserve"> </w:t>
+      </w:r>
+      <w:proofErr w:type="spellStart"/>
+      <w:r>
+        <w:rPr>
+          <w:rFonts w:ascii="Balsamiq Sans" w:hAnsi="Balsamiq Sans"/>
+          <w:lang w:val="en-ID"/>
+        </w:rPr>
+        <w:t>Penghargaan</w:t>
+      </w:r>
+      <w:proofErr w:type="spellEnd"/>
+      <w:r>
+        <w:rPr>
+          <w:rFonts w:ascii="Balsamiq Sans" w:hAnsi="Balsamiq Sans"/>
+          <w:lang w:val="en-ID"/>
+        </w:rPr>
+        <w:t xml:space="preserve"> Dan </w:t>
+      </w:r>
+      <w:proofErr w:type="spellStart"/>
+      <w:r>
+        <w:rPr>
+          <w:rFonts w:ascii="Balsamiq Sans" w:hAnsi="Balsamiq Sans"/>
+          <w:lang w:val="en-ID"/>
+        </w:rPr>
+        <w:t>Penghormatan</w:t>
+      </w:r>
+      <w:proofErr w:type="spellEnd"/>
+      <w:r>
+        <w:rPr>
+          <w:rFonts w:ascii="Balsamiq Sans" w:hAnsi="Balsamiq Sans"/>
+          <w:lang w:val="en-ID"/>
+        </w:rPr>
+        <w:t xml:space="preserve"> Yang </w:t>
+      </w:r>
+      <w:proofErr w:type="spellStart"/>
+      <w:r>
+        <w:rPr>
+          <w:rFonts w:ascii="Balsamiq Sans" w:hAnsi="Balsamiq Sans"/>
+          <w:lang w:val="en-ID"/>
+        </w:rPr>
+        <w:t>Setara</w:t>
+      </w:r>
+      <w:proofErr w:type="spellEnd"/>
+      <w:r>
+        <w:rPr>
+          <w:rFonts w:ascii="Balsamiq Sans" w:hAnsi="Balsamiq Sans"/>
+          <w:lang w:val="en-ID"/>
+        </w:rPr>
+        <w:t>.</w:t>
       </w:r>
     </w:p>
     <w:p>
@@ -2290,19 +6495,37 @@
         </w:rPr>
         <w:t xml:space="preserve">3) </w:t>
       </w:r>
-      <w:r>
-        <w:rPr>
-          <w:rFonts w:ascii="Balsamiq Sans" w:hAnsi="Balsamiq Sans"/>
-          <w:lang w:val="en-ID"/>
-        </w:rPr>
-        <w:t xml:space="preserve">Menghindari </w:t>
-      </w:r>
-      <w:r>
-        <w:rPr>
-          <w:rFonts w:ascii="Balsamiq Sans" w:hAnsi="Balsamiq Sans"/>
-          <w:lang w:val="en-ID"/>
-        </w:rPr>
-        <w:t>Diskriminasi Gender.</w:t>
+      <w:proofErr w:type="spellStart"/>
+      <w:r>
+        <w:rPr>
+          <w:rFonts w:ascii="Balsamiq Sans" w:hAnsi="Balsamiq Sans"/>
+          <w:lang w:val="en-ID"/>
+        </w:rPr>
+        <w:t>Menghindari</w:t>
+      </w:r>
+      <w:proofErr w:type="spellEnd"/>
+      <w:r>
+        <w:rPr>
+          <w:rFonts w:ascii="Balsamiq Sans" w:hAnsi="Balsamiq Sans"/>
+          <w:lang w:val="en-ID"/>
+        </w:rPr>
+        <w:t xml:space="preserve"> </w:t>
+      </w:r>
+      <w:proofErr w:type="spellStart"/>
+      <w:r>
+        <w:rPr>
+          <w:rFonts w:ascii="Balsamiq Sans" w:hAnsi="Balsamiq Sans"/>
+          <w:lang w:val="en-ID"/>
+        </w:rPr>
+        <w:t>Diskriminasi</w:t>
+      </w:r>
+      <w:proofErr w:type="spellEnd"/>
+      <w:r>
+        <w:rPr>
+          <w:rFonts w:ascii="Balsamiq Sans" w:hAnsi="Balsamiq Sans"/>
+          <w:lang w:val="en-ID"/>
+        </w:rPr>
+        <w:t xml:space="preserve"> Gender.</w:t>
       </w:r>
     </w:p>
     <w:p>
@@ -2320,19 +6543,85 @@
         </w:rPr>
         <w:t xml:space="preserve">4) </w:t>
       </w:r>
-      <w:r>
-        <w:rPr>
-          <w:rFonts w:ascii="Balsamiq Sans" w:hAnsi="Balsamiq Sans"/>
-          <w:lang w:val="en-ID"/>
-        </w:rPr>
-        <w:t xml:space="preserve">Menghapus </w:t>
-      </w:r>
-      <w:r>
-        <w:rPr>
-          <w:rFonts w:ascii="Balsamiq Sans" w:hAnsi="Balsamiq Sans"/>
-          <w:lang w:val="en-ID"/>
-        </w:rPr>
-        <w:t>Stereotip Terhadap Laki-Laki Maupun Perempuan.</w:t>
+      <w:proofErr w:type="spellStart"/>
+      <w:r>
+        <w:rPr>
+          <w:rFonts w:ascii="Balsamiq Sans" w:hAnsi="Balsamiq Sans"/>
+          <w:lang w:val="en-ID"/>
+        </w:rPr>
+        <w:t>Menghapus</w:t>
+      </w:r>
+      <w:proofErr w:type="spellEnd"/>
+      <w:r>
+        <w:rPr>
+          <w:rFonts w:ascii="Balsamiq Sans" w:hAnsi="Balsamiq Sans"/>
+          <w:lang w:val="en-ID"/>
+        </w:rPr>
+        <w:t xml:space="preserve"> </w:t>
+      </w:r>
+      <w:proofErr w:type="spellStart"/>
+      <w:r>
+        <w:rPr>
+          <w:rFonts w:ascii="Balsamiq Sans" w:hAnsi="Balsamiq Sans"/>
+          <w:lang w:val="en-ID"/>
+        </w:rPr>
+        <w:t>Stereotip</w:t>
+      </w:r>
+      <w:proofErr w:type="spellEnd"/>
+      <w:r>
+        <w:rPr>
+          <w:rFonts w:ascii="Balsamiq Sans" w:hAnsi="Balsamiq Sans"/>
+          <w:lang w:val="en-ID"/>
+        </w:rPr>
+        <w:t xml:space="preserve"> </w:t>
+      </w:r>
+      <w:proofErr w:type="spellStart"/>
+      <w:r>
+        <w:rPr>
+          <w:rFonts w:ascii="Balsamiq Sans" w:hAnsi="Balsamiq Sans"/>
+          <w:lang w:val="en-ID"/>
+        </w:rPr>
+        <w:t>Terhadap</w:t>
+      </w:r>
+      <w:proofErr w:type="spellEnd"/>
+      <w:r>
+        <w:rPr>
+          <w:rFonts w:ascii="Balsamiq Sans" w:hAnsi="Balsamiq Sans"/>
+          <w:lang w:val="en-ID"/>
+        </w:rPr>
+        <w:t xml:space="preserve"> </w:t>
+      </w:r>
+      <w:proofErr w:type="spellStart"/>
+      <w:r>
+        <w:rPr>
+          <w:rFonts w:ascii="Balsamiq Sans" w:hAnsi="Balsamiq Sans"/>
+          <w:lang w:val="en-ID"/>
+        </w:rPr>
+        <w:t>Laki-Laki</w:t>
+      </w:r>
+      <w:proofErr w:type="spellEnd"/>
+      <w:r>
+        <w:rPr>
+          <w:rFonts w:ascii="Balsamiq Sans" w:hAnsi="Balsamiq Sans"/>
+          <w:lang w:val="en-ID"/>
+        </w:rPr>
+        <w:t xml:space="preserve"> </w:t>
+      </w:r>
+      <w:proofErr w:type="spellStart"/>
+      <w:r>
+        <w:rPr>
+          <w:rFonts w:ascii="Balsamiq Sans" w:hAnsi="Balsamiq Sans"/>
+          <w:lang w:val="en-ID"/>
+        </w:rPr>
+        <w:t>Maupun</w:t>
+      </w:r>
+      <w:proofErr w:type="spellEnd"/>
+      <w:r>
+        <w:rPr>
+          <w:rFonts w:ascii="Balsamiq Sans" w:hAnsi="Balsamiq Sans"/>
+          <w:lang w:val="en-ID"/>
+        </w:rPr>
+        <w:t xml:space="preserve"> Perempuan.</w:t>
       </w:r>
     </w:p>
     <w:p>
@@ -2350,19 +6639,101 @@
         </w:rPr>
         <w:t xml:space="preserve">5) </w:t>
       </w:r>
-      <w:r>
-        <w:rPr>
-          <w:rFonts w:ascii="Balsamiq Sans" w:hAnsi="Balsamiq Sans"/>
-          <w:lang w:val="en-ID"/>
-        </w:rPr>
-        <w:t xml:space="preserve">Tidak </w:t>
-      </w:r>
-      <w:r>
-        <w:rPr>
-          <w:rFonts w:ascii="Balsamiq Sans" w:hAnsi="Balsamiq Sans"/>
-          <w:lang w:val="en-ID"/>
-        </w:rPr>
-        <w:t>Menggunakan Simbol Atau Bahasa Yang Bersifat Merendahkan.</w:t>
+      <w:proofErr w:type="spellStart"/>
+      <w:r>
+        <w:rPr>
+          <w:rFonts w:ascii="Balsamiq Sans" w:hAnsi="Balsamiq Sans"/>
+          <w:lang w:val="en-ID"/>
+        </w:rPr>
+        <w:t>Tidak</w:t>
+      </w:r>
+      <w:proofErr w:type="spellEnd"/>
+      <w:r>
+        <w:rPr>
+          <w:rFonts w:ascii="Balsamiq Sans" w:hAnsi="Balsamiq Sans"/>
+          <w:lang w:val="en-ID"/>
+        </w:rPr>
+        <w:t xml:space="preserve"> </w:t>
+      </w:r>
+      <w:proofErr w:type="spellStart"/>
+      <w:r>
+        <w:rPr>
+          <w:rFonts w:ascii="Balsamiq Sans" w:hAnsi="Balsamiq Sans"/>
+          <w:lang w:val="en-ID"/>
+        </w:rPr>
+        <w:t>Menggunakan</w:t>
+      </w:r>
+      <w:proofErr w:type="spellEnd"/>
+      <w:r>
+        <w:rPr>
+          <w:rFonts w:ascii="Balsamiq Sans" w:hAnsi="Balsamiq Sans"/>
+          <w:lang w:val="en-ID"/>
+        </w:rPr>
+        <w:t xml:space="preserve"> </w:t>
+      </w:r>
+      <w:proofErr w:type="spellStart"/>
+      <w:r>
+        <w:rPr>
+          <w:rFonts w:ascii="Balsamiq Sans" w:hAnsi="Balsamiq Sans"/>
+          <w:lang w:val="en-ID"/>
+        </w:rPr>
+        <w:t>Simbol</w:t>
+      </w:r>
+      <w:proofErr w:type="spellEnd"/>
+      <w:r>
+        <w:rPr>
+          <w:rFonts w:ascii="Balsamiq Sans" w:hAnsi="Balsamiq Sans"/>
+          <w:lang w:val="en-ID"/>
+        </w:rPr>
+        <w:t xml:space="preserve"> </w:t>
+      </w:r>
+      <w:proofErr w:type="spellStart"/>
+      <w:r>
+        <w:rPr>
+          <w:rFonts w:ascii="Balsamiq Sans" w:hAnsi="Balsamiq Sans"/>
+          <w:lang w:val="en-ID"/>
+        </w:rPr>
+        <w:t>Atau</w:t>
+      </w:r>
+      <w:proofErr w:type="spellEnd"/>
+      <w:r>
+        <w:rPr>
+          <w:rFonts w:ascii="Balsamiq Sans" w:hAnsi="Balsamiq Sans"/>
+          <w:lang w:val="en-ID"/>
+        </w:rPr>
+        <w:t xml:space="preserve"> Bahasa Yang </w:t>
+      </w:r>
+      <w:proofErr w:type="spellStart"/>
+      <w:r>
+        <w:rPr>
+          <w:rFonts w:ascii="Balsamiq Sans" w:hAnsi="Balsamiq Sans"/>
+          <w:lang w:val="en-ID"/>
+        </w:rPr>
+        <w:t>Bersifat</w:t>
+      </w:r>
+      <w:proofErr w:type="spellEnd"/>
+      <w:r>
+        <w:rPr>
+          <w:rFonts w:ascii="Balsamiq Sans" w:hAnsi="Balsamiq Sans"/>
+          <w:lang w:val="en-ID"/>
+        </w:rPr>
+        <w:t xml:space="preserve"> </w:t>
+      </w:r>
+      <w:proofErr w:type="spellStart"/>
+      <w:r>
+        <w:rPr>
+          <w:rFonts w:ascii="Balsamiq Sans" w:hAnsi="Balsamiq Sans"/>
+          <w:lang w:val="en-ID"/>
+        </w:rPr>
+        <w:t>Merendahkan</w:t>
+      </w:r>
+      <w:proofErr w:type="spellEnd"/>
+      <w:r>
+        <w:rPr>
+          <w:rFonts w:ascii="Balsamiq Sans" w:hAnsi="Balsamiq Sans"/>
+          <w:lang w:val="en-ID"/>
+        </w:rPr>
+        <w:t>.</w:t>
       </w:r>
     </w:p>
     <w:p>
@@ -3800,7 +8171,9 @@
   </w:compat>
   <w:rsids>
     <w:rsidRoot w:val="00DF2FE0"/>
+    <w:rsid w:val="000C14CC"/>
     <w:rsid w:val="000F7CA1"/>
+    <w:rsid w:val="001B3D0C"/>
     <w:rsid w:val="0031625E"/>
     <w:rsid w:val="00461A46"/>
     <w:rsid w:val="005704F6"/>

--- a/!!jasonpieterkwork/IPS/SEMESTER 1/LATIHAN SOAL IPS BAB 1.docx
+++ b/!!jasonpieterkwork/IPS/SEMESTER 1/LATIHAN SOAL IPS BAB 1.docx
@@ -8171,7 +8171,6 @@
   </w:compat>
   <w:rsids>
     <w:rsidRoot w:val="00DF2FE0"/>
-    <w:rsid w:val="000C14CC"/>
     <w:rsid w:val="000F7CA1"/>
     <w:rsid w:val="001B3D0C"/>
     <w:rsid w:val="0031625E"/>
@@ -8182,6 +8181,7 @@
     <w:rsid w:val="006966E0"/>
     <w:rsid w:val="00713F88"/>
     <w:rsid w:val="00935CEA"/>
+    <w:rsid w:val="00A2422E"/>
     <w:rsid w:val="00CF23CB"/>
     <w:rsid w:val="00DF2FE0"/>
     <w:rsid w:val="00E505B8"/>

--- a/!!jasonpieterkwork/IPS/SEMESTER 1/LATIHAN SOAL IPS BAB 1.docx
+++ b/!!jasonpieterkwork/IPS/SEMESTER 1/LATIHAN SOAL IPS BAB 1.docx
@@ -18,7 +18,67 @@
           <w:bCs/>
           <w:lang w:val="en-US"/>
         </w:rPr>
-        <w:t>1. Jelaskan Dua Jalur Kedatangan Proto-Melayu Ke Indonesia</w:t>
+        <w:t xml:space="preserve">1. </w:t>
+      </w:r>
+      <w:proofErr w:type="spellStart"/>
+      <w:r>
+        <w:rPr>
+          <w:rFonts w:ascii="Balsamiq Sans" w:hAnsi="Balsamiq Sans"/>
+          <w:b/>
+          <w:bCs/>
+          <w:lang w:val="en-US"/>
+        </w:rPr>
+        <w:t>Jelaskan</w:t>
+      </w:r>
+      <w:proofErr w:type="spellEnd"/>
+      <w:r>
+        <w:rPr>
+          <w:rFonts w:ascii="Balsamiq Sans" w:hAnsi="Balsamiq Sans"/>
+          <w:b/>
+          <w:bCs/>
+          <w:lang w:val="en-US"/>
+        </w:rPr>
+        <w:t xml:space="preserve"> Dua Jalur </w:t>
+      </w:r>
+      <w:proofErr w:type="spellStart"/>
+      <w:r>
+        <w:rPr>
+          <w:rFonts w:ascii="Balsamiq Sans" w:hAnsi="Balsamiq Sans"/>
+          <w:b/>
+          <w:bCs/>
+          <w:lang w:val="en-US"/>
+        </w:rPr>
+        <w:t>Kedatangan</w:t>
+      </w:r>
+      <w:proofErr w:type="spellEnd"/>
+      <w:r>
+        <w:rPr>
+          <w:rFonts w:ascii="Balsamiq Sans" w:hAnsi="Balsamiq Sans"/>
+          <w:b/>
+          <w:bCs/>
+          <w:lang w:val="en-US"/>
+        </w:rPr>
+        <w:t xml:space="preserve"> Proto-</w:t>
+      </w:r>
+      <w:proofErr w:type="spellStart"/>
+      <w:r>
+        <w:rPr>
+          <w:rFonts w:ascii="Balsamiq Sans" w:hAnsi="Balsamiq Sans"/>
+          <w:b/>
+          <w:bCs/>
+          <w:lang w:val="en-US"/>
+        </w:rPr>
+        <w:t>Melayu</w:t>
+      </w:r>
+      <w:proofErr w:type="spellEnd"/>
+      <w:r>
+        <w:rPr>
+          <w:rFonts w:ascii="Balsamiq Sans" w:hAnsi="Balsamiq Sans"/>
+          <w:b/>
+          <w:bCs/>
+          <w:lang w:val="en-US"/>
+        </w:rPr>
+        <w:t xml:space="preserve"> Ke Indonesia</w:t>
       </w:r>
       <w:r>
         <w:rPr>
@@ -129,7 +189,23 @@
           <w:rFonts w:ascii="Balsamiq Sans" w:hAnsi="Balsamiq Sans"/>
           <w:lang w:val="en-ID"/>
         </w:rPr>
-        <w:t xml:space="preserve"> Jawa </w:t>
+        <w:t xml:space="preserve"> </w:t>
+      </w:r>
+      <w:proofErr w:type="spellStart"/>
+      <w:r>
+        <w:rPr>
+          <w:rFonts w:ascii="Balsamiq Sans" w:hAnsi="Balsamiq Sans"/>
+          <w:lang w:val="en-ID"/>
+        </w:rPr>
+        <w:t>Jawa</w:t>
+      </w:r>
+      <w:proofErr w:type="spellEnd"/>
+      <w:r>
+        <w:rPr>
+          <w:rFonts w:ascii="Balsamiq Sans" w:hAnsi="Balsamiq Sans"/>
+          <w:lang w:val="en-ID"/>
+        </w:rPr>
+        <w:t xml:space="preserve"> </w:t>
       </w:r>
       <w:r>
         <w:rPr>
@@ -143,7 +219,23 @@
           <w:rFonts w:ascii="Balsamiq Sans" w:hAnsi="Balsamiq Sans"/>
           <w:lang w:val="en-ID"/>
         </w:rPr>
-        <w:t xml:space="preserve"> Wilayah Lainnya.</w:t>
+        <w:t xml:space="preserve"> Wilayah </w:t>
+      </w:r>
+      <w:proofErr w:type="spellStart"/>
+      <w:r>
+        <w:rPr>
+          <w:rFonts w:ascii="Balsamiq Sans" w:hAnsi="Balsamiq Sans"/>
+          <w:lang w:val="en-ID"/>
+        </w:rPr>
+        <w:t>Lainnya</w:t>
+      </w:r>
+      <w:proofErr w:type="spellEnd"/>
+      <w:r>
+        <w:rPr>
+          <w:rFonts w:ascii="Balsamiq Sans" w:hAnsi="Balsamiq Sans"/>
+          <w:lang w:val="en-ID"/>
+        </w:rPr>
+        <w:t>.</w:t>
       </w:r>
     </w:p>
     <w:p>
@@ -295,8 +387,79 @@
           <w:bCs/>
           <w:lang w:val="en-US"/>
         </w:rPr>
-        <w:t>2. Sebutkan Alasan-Alasan Yang Menyebabkan Migrasi</w:t>
-      </w:r>
+        <w:t xml:space="preserve">2. </w:t>
+      </w:r>
+      <w:proofErr w:type="spellStart"/>
+      <w:r>
+        <w:rPr>
+          <w:rFonts w:ascii="Balsamiq Sans" w:hAnsi="Balsamiq Sans"/>
+          <w:b/>
+          <w:bCs/>
+          <w:lang w:val="en-US"/>
+        </w:rPr>
+        <w:t>Sebutkan</w:t>
+      </w:r>
+      <w:proofErr w:type="spellEnd"/>
+      <w:r>
+        <w:rPr>
+          <w:rFonts w:ascii="Balsamiq Sans" w:hAnsi="Balsamiq Sans"/>
+          <w:b/>
+          <w:bCs/>
+          <w:lang w:val="en-US"/>
+        </w:rPr>
+        <w:t xml:space="preserve"> </w:t>
+      </w:r>
+      <w:proofErr w:type="spellStart"/>
+      <w:r>
+        <w:rPr>
+          <w:rFonts w:ascii="Balsamiq Sans" w:hAnsi="Balsamiq Sans"/>
+          <w:b/>
+          <w:bCs/>
+          <w:lang w:val="en-US"/>
+        </w:rPr>
+        <w:t>Alasan-Alasan</w:t>
+      </w:r>
+      <w:proofErr w:type="spellEnd"/>
+      <w:r>
+        <w:rPr>
+          <w:rFonts w:ascii="Balsamiq Sans" w:hAnsi="Balsamiq Sans"/>
+          <w:b/>
+          <w:bCs/>
+          <w:lang w:val="en-US"/>
+        </w:rPr>
+        <w:t xml:space="preserve"> Yang </w:t>
+      </w:r>
+      <w:proofErr w:type="spellStart"/>
+      <w:r>
+        <w:rPr>
+          <w:rFonts w:ascii="Balsamiq Sans" w:hAnsi="Balsamiq Sans"/>
+          <w:b/>
+          <w:bCs/>
+          <w:lang w:val="en-US"/>
+        </w:rPr>
+        <w:t>Menyebabkan</w:t>
+      </w:r>
+      <w:proofErr w:type="spellEnd"/>
+      <w:r>
+        <w:rPr>
+          <w:rFonts w:ascii="Balsamiq Sans" w:hAnsi="Balsamiq Sans"/>
+          <w:b/>
+          <w:bCs/>
+          <w:lang w:val="en-US"/>
+        </w:rPr>
+        <w:t xml:space="preserve"> </w:t>
+      </w:r>
+      <w:proofErr w:type="spellStart"/>
+      <w:r>
+        <w:rPr>
+          <w:rFonts w:ascii="Balsamiq Sans" w:hAnsi="Balsamiq Sans"/>
+          <w:b/>
+          <w:bCs/>
+          <w:lang w:val="en-US"/>
+        </w:rPr>
+        <w:t>Migrasi</w:t>
+      </w:r>
+      <w:proofErr w:type="spellEnd"/>
       <w:r>
         <w:rPr>
           <w:rFonts w:ascii="Balsamiq Sans" w:hAnsi="Balsamiq Sans"/>
@@ -320,8 +483,49 @@
           <w:rFonts w:ascii="Balsamiq Sans" w:hAnsi="Balsamiq Sans"/>
           <w:lang w:val="en-US"/>
         </w:rPr>
-        <w:t>1) Peristiwa Tektonik Dan Vulkanis</w:t>
-      </w:r>
+        <w:t xml:space="preserve">1) </w:t>
+      </w:r>
+      <w:proofErr w:type="spellStart"/>
+      <w:r>
+        <w:rPr>
+          <w:rFonts w:ascii="Balsamiq Sans" w:hAnsi="Balsamiq Sans"/>
+          <w:lang w:val="en-US"/>
+        </w:rPr>
+        <w:t>Peristiwa</w:t>
+      </w:r>
+      <w:proofErr w:type="spellEnd"/>
+      <w:r>
+        <w:rPr>
+          <w:rFonts w:ascii="Balsamiq Sans" w:hAnsi="Balsamiq Sans"/>
+          <w:lang w:val="en-US"/>
+        </w:rPr>
+        <w:t xml:space="preserve"> </w:t>
+      </w:r>
+      <w:proofErr w:type="spellStart"/>
+      <w:r>
+        <w:rPr>
+          <w:rFonts w:ascii="Balsamiq Sans" w:hAnsi="Balsamiq Sans"/>
+          <w:lang w:val="en-US"/>
+        </w:rPr>
+        <w:t>Tektonik</w:t>
+      </w:r>
+      <w:proofErr w:type="spellEnd"/>
+      <w:r>
+        <w:rPr>
+          <w:rFonts w:ascii="Balsamiq Sans" w:hAnsi="Balsamiq Sans"/>
+          <w:lang w:val="en-US"/>
+        </w:rPr>
+        <w:t xml:space="preserve"> Dan </w:t>
+      </w:r>
+      <w:proofErr w:type="spellStart"/>
+      <w:r>
+        <w:rPr>
+          <w:rFonts w:ascii="Balsamiq Sans" w:hAnsi="Balsamiq Sans"/>
+          <w:lang w:val="en-US"/>
+        </w:rPr>
+        <w:t>Vulkanis</w:t>
+      </w:r>
+      <w:proofErr w:type="spellEnd"/>
     </w:p>
     <w:p>
       <w:pPr>
@@ -336,8 +540,49 @@
           <w:rFonts w:ascii="Balsamiq Sans" w:hAnsi="Balsamiq Sans"/>
           <w:lang w:val="en-US"/>
         </w:rPr>
-        <w:t>2) Gempa Bumi Dan Longsor</w:t>
-      </w:r>
+        <w:t xml:space="preserve">2) </w:t>
+      </w:r>
+      <w:proofErr w:type="spellStart"/>
+      <w:r>
+        <w:rPr>
+          <w:rFonts w:ascii="Balsamiq Sans" w:hAnsi="Balsamiq Sans"/>
+          <w:lang w:val="en-US"/>
+        </w:rPr>
+        <w:t>Gempa</w:t>
+      </w:r>
+      <w:proofErr w:type="spellEnd"/>
+      <w:r>
+        <w:rPr>
+          <w:rFonts w:ascii="Balsamiq Sans" w:hAnsi="Balsamiq Sans"/>
+          <w:lang w:val="en-US"/>
+        </w:rPr>
+        <w:t xml:space="preserve"> </w:t>
+      </w:r>
+      <w:proofErr w:type="spellStart"/>
+      <w:r>
+        <w:rPr>
+          <w:rFonts w:ascii="Balsamiq Sans" w:hAnsi="Balsamiq Sans"/>
+          <w:lang w:val="en-US"/>
+        </w:rPr>
+        <w:t>Bumi</w:t>
+      </w:r>
+      <w:proofErr w:type="spellEnd"/>
+      <w:r>
+        <w:rPr>
+          <w:rFonts w:ascii="Balsamiq Sans" w:hAnsi="Balsamiq Sans"/>
+          <w:lang w:val="en-US"/>
+        </w:rPr>
+        <w:t xml:space="preserve"> Dan </w:t>
+      </w:r>
+      <w:proofErr w:type="spellStart"/>
+      <w:r>
+        <w:rPr>
+          <w:rFonts w:ascii="Balsamiq Sans" w:hAnsi="Balsamiq Sans"/>
+          <w:lang w:val="en-US"/>
+        </w:rPr>
+        <w:t>Longsor</w:t>
+      </w:r>
+      <w:proofErr w:type="spellEnd"/>
     </w:p>
     <w:p>
       <w:pPr>
@@ -368,8 +613,49 @@
           <w:rFonts w:ascii="Balsamiq Sans" w:hAnsi="Balsamiq Sans"/>
           <w:lang w:val="en-US"/>
         </w:rPr>
-        <w:t>4) Peristiwa Oseanografi Dan Iklim</w:t>
-      </w:r>
+        <w:t xml:space="preserve">4) </w:t>
+      </w:r>
+      <w:proofErr w:type="spellStart"/>
+      <w:r>
+        <w:rPr>
+          <w:rFonts w:ascii="Balsamiq Sans" w:hAnsi="Balsamiq Sans"/>
+          <w:lang w:val="en-US"/>
+        </w:rPr>
+        <w:t>Peristiwa</w:t>
+      </w:r>
+      <w:proofErr w:type="spellEnd"/>
+      <w:r>
+        <w:rPr>
+          <w:rFonts w:ascii="Balsamiq Sans" w:hAnsi="Balsamiq Sans"/>
+          <w:lang w:val="en-US"/>
+        </w:rPr>
+        <w:t xml:space="preserve"> </w:t>
+      </w:r>
+      <w:proofErr w:type="spellStart"/>
+      <w:r>
+        <w:rPr>
+          <w:rFonts w:ascii="Balsamiq Sans" w:hAnsi="Balsamiq Sans"/>
+          <w:lang w:val="en-US"/>
+        </w:rPr>
+        <w:t>Oseanografi</w:t>
+      </w:r>
+      <w:proofErr w:type="spellEnd"/>
+      <w:r>
+        <w:rPr>
+          <w:rFonts w:ascii="Balsamiq Sans" w:hAnsi="Balsamiq Sans"/>
+          <w:lang w:val="en-US"/>
+        </w:rPr>
+        <w:t xml:space="preserve"> Dan </w:t>
+      </w:r>
+      <w:proofErr w:type="spellStart"/>
+      <w:r>
+        <w:rPr>
+          <w:rFonts w:ascii="Balsamiq Sans" w:hAnsi="Balsamiq Sans"/>
+          <w:lang w:val="en-US"/>
+        </w:rPr>
+        <w:t>Iklim</w:t>
+      </w:r>
+      <w:proofErr w:type="spellEnd"/>
     </w:p>
     <w:p>
       <w:pPr>
@@ -384,8 +670,49 @@
           <w:rFonts w:ascii="Balsamiq Sans" w:hAnsi="Balsamiq Sans"/>
           <w:lang w:val="en-US"/>
         </w:rPr>
-        <w:t>5) Banjir Dan Badai/Siklon</w:t>
-      </w:r>
+        <w:t xml:space="preserve">5) </w:t>
+      </w:r>
+      <w:proofErr w:type="spellStart"/>
+      <w:r>
+        <w:rPr>
+          <w:rFonts w:ascii="Balsamiq Sans" w:hAnsi="Balsamiq Sans"/>
+          <w:lang w:val="en-US"/>
+        </w:rPr>
+        <w:t>Banjir</w:t>
+      </w:r>
+      <w:proofErr w:type="spellEnd"/>
+      <w:r>
+        <w:rPr>
+          <w:rFonts w:ascii="Balsamiq Sans" w:hAnsi="Balsamiq Sans"/>
+          <w:lang w:val="en-US"/>
+        </w:rPr>
+        <w:t xml:space="preserve"> Dan </w:t>
+      </w:r>
+      <w:proofErr w:type="spellStart"/>
+      <w:r>
+        <w:rPr>
+          <w:rFonts w:ascii="Balsamiq Sans" w:hAnsi="Balsamiq Sans"/>
+          <w:lang w:val="en-US"/>
+        </w:rPr>
+        <w:t>Badai</w:t>
+      </w:r>
+      <w:proofErr w:type="spellEnd"/>
+      <w:r>
+        <w:rPr>
+          <w:rFonts w:ascii="Balsamiq Sans" w:hAnsi="Balsamiq Sans"/>
+          <w:lang w:val="en-US"/>
+        </w:rPr>
+        <w:t>/</w:t>
+      </w:r>
+      <w:proofErr w:type="spellStart"/>
+      <w:r>
+        <w:rPr>
+          <w:rFonts w:ascii="Balsamiq Sans" w:hAnsi="Balsamiq Sans"/>
+          <w:lang w:val="en-US"/>
+        </w:rPr>
+        <w:t>Siklon</w:t>
+      </w:r>
+      <w:proofErr w:type="spellEnd"/>
     </w:p>
     <w:p>
       <w:pPr>
@@ -400,8 +727,33 @@
           <w:rFonts w:ascii="Balsamiq Sans" w:hAnsi="Balsamiq Sans"/>
           <w:lang w:val="en-US"/>
         </w:rPr>
-        <w:t>6) Kekeringan Yang Berkepanjangan</w:t>
-      </w:r>
+        <w:t xml:space="preserve">6) </w:t>
+      </w:r>
+      <w:proofErr w:type="spellStart"/>
+      <w:r>
+        <w:rPr>
+          <w:rFonts w:ascii="Balsamiq Sans" w:hAnsi="Balsamiq Sans"/>
+          <w:lang w:val="en-US"/>
+        </w:rPr>
+        <w:t>Kekeringan</w:t>
+      </w:r>
+      <w:proofErr w:type="spellEnd"/>
+      <w:r>
+        <w:rPr>
+          <w:rFonts w:ascii="Balsamiq Sans" w:hAnsi="Balsamiq Sans"/>
+          <w:lang w:val="en-US"/>
+        </w:rPr>
+        <w:t xml:space="preserve"> Yang </w:t>
+      </w:r>
+      <w:proofErr w:type="spellStart"/>
+      <w:r>
+        <w:rPr>
+          <w:rFonts w:ascii="Balsamiq Sans" w:hAnsi="Balsamiq Sans"/>
+          <w:lang w:val="en-US"/>
+        </w:rPr>
+        <w:t>Berkepanjangan</w:t>
+      </w:r>
+      <w:proofErr w:type="spellEnd"/>
     </w:p>
     <w:p>
       <w:pPr>
@@ -416,8 +768,33 @@
           <w:rFonts w:ascii="Balsamiq Sans" w:hAnsi="Balsamiq Sans"/>
           <w:lang w:val="en-US"/>
         </w:rPr>
-        <w:t>7) Iklim Dingin</w:t>
-      </w:r>
+        <w:t xml:space="preserve">7) </w:t>
+      </w:r>
+      <w:proofErr w:type="spellStart"/>
+      <w:r>
+        <w:rPr>
+          <w:rFonts w:ascii="Balsamiq Sans" w:hAnsi="Balsamiq Sans"/>
+          <w:lang w:val="en-US"/>
+        </w:rPr>
+        <w:t>Iklim</w:t>
+      </w:r>
+      <w:proofErr w:type="spellEnd"/>
+      <w:r>
+        <w:rPr>
+          <w:rFonts w:ascii="Balsamiq Sans" w:hAnsi="Balsamiq Sans"/>
+          <w:lang w:val="en-US"/>
+        </w:rPr>
+        <w:t xml:space="preserve"> </w:t>
+      </w:r>
+      <w:proofErr w:type="spellStart"/>
+      <w:r>
+        <w:rPr>
+          <w:rFonts w:ascii="Balsamiq Sans" w:hAnsi="Balsamiq Sans"/>
+          <w:lang w:val="en-US"/>
+        </w:rPr>
+        <w:t>Dingin</w:t>
+      </w:r>
+      <w:proofErr w:type="spellEnd"/>
     </w:p>
     <w:p>
       <w:pPr>
@@ -435,7 +812,107 @@
           <w:bCs/>
           <w:lang w:val="en-US"/>
         </w:rPr>
-        <w:t>3. Jelaskan Kategori Masyarakat Majemuk Horizontal Dan Vertikal Menurut Usman Pelly</w:t>
+        <w:t xml:space="preserve">3. </w:t>
+      </w:r>
+      <w:proofErr w:type="spellStart"/>
+      <w:r>
+        <w:rPr>
+          <w:rFonts w:ascii="Balsamiq Sans" w:hAnsi="Balsamiq Sans"/>
+          <w:b/>
+          <w:bCs/>
+          <w:lang w:val="en-US"/>
+        </w:rPr>
+        <w:t>Jelaskan</w:t>
+      </w:r>
+      <w:proofErr w:type="spellEnd"/>
+      <w:r>
+        <w:rPr>
+          <w:rFonts w:ascii="Balsamiq Sans" w:hAnsi="Balsamiq Sans"/>
+          <w:b/>
+          <w:bCs/>
+          <w:lang w:val="en-US"/>
+        </w:rPr>
+        <w:t xml:space="preserve"> </w:t>
+      </w:r>
+      <w:proofErr w:type="spellStart"/>
+      <w:r>
+        <w:rPr>
+          <w:rFonts w:ascii="Balsamiq Sans" w:hAnsi="Balsamiq Sans"/>
+          <w:b/>
+          <w:bCs/>
+          <w:lang w:val="en-US"/>
+        </w:rPr>
+        <w:t>Kategori</w:t>
+      </w:r>
+      <w:proofErr w:type="spellEnd"/>
+      <w:r>
+        <w:rPr>
+          <w:rFonts w:ascii="Balsamiq Sans" w:hAnsi="Balsamiq Sans"/>
+          <w:b/>
+          <w:bCs/>
+          <w:lang w:val="en-US"/>
+        </w:rPr>
+        <w:t xml:space="preserve"> Masyarakat </w:t>
+      </w:r>
+      <w:proofErr w:type="spellStart"/>
+      <w:r>
+        <w:rPr>
+          <w:rFonts w:ascii="Balsamiq Sans" w:hAnsi="Balsamiq Sans"/>
+          <w:b/>
+          <w:bCs/>
+          <w:lang w:val="en-US"/>
+        </w:rPr>
+        <w:t>Majemuk</w:t>
+      </w:r>
+      <w:proofErr w:type="spellEnd"/>
+      <w:r>
+        <w:rPr>
+          <w:rFonts w:ascii="Balsamiq Sans" w:hAnsi="Balsamiq Sans"/>
+          <w:b/>
+          <w:bCs/>
+          <w:lang w:val="en-US"/>
+        </w:rPr>
+        <w:t xml:space="preserve"> Horizontal Dan </w:t>
+      </w:r>
+      <w:proofErr w:type="spellStart"/>
+      <w:r>
+        <w:rPr>
+          <w:rFonts w:ascii="Balsamiq Sans" w:hAnsi="Balsamiq Sans"/>
+          <w:b/>
+          <w:bCs/>
+          <w:lang w:val="en-US"/>
+        </w:rPr>
+        <w:t>Vertikal</w:t>
+      </w:r>
+      <w:proofErr w:type="spellEnd"/>
+      <w:r>
+        <w:rPr>
+          <w:rFonts w:ascii="Balsamiq Sans" w:hAnsi="Balsamiq Sans"/>
+          <w:b/>
+          <w:bCs/>
+          <w:lang w:val="en-US"/>
+        </w:rPr>
+        <w:t xml:space="preserve"> </w:t>
+      </w:r>
+      <w:proofErr w:type="spellStart"/>
+      <w:r>
+        <w:rPr>
+          <w:rFonts w:ascii="Balsamiq Sans" w:hAnsi="Balsamiq Sans"/>
+          <w:b/>
+          <w:bCs/>
+          <w:lang w:val="en-US"/>
+        </w:rPr>
+        <w:t>Menurut</w:t>
+      </w:r>
+      <w:proofErr w:type="spellEnd"/>
+      <w:r>
+        <w:rPr>
+          <w:rFonts w:ascii="Balsamiq Sans" w:hAnsi="Balsamiq Sans"/>
+          <w:b/>
+          <w:bCs/>
+          <w:lang w:val="en-US"/>
+        </w:rPr>
+        <w:t xml:space="preserve"> Usman Pelly</w:t>
       </w:r>
       <w:r>
         <w:rPr>
@@ -622,7 +1099,87 @@
           <w:bCs/>
           <w:lang w:val="en-US"/>
         </w:rPr>
-        <w:t>4. Apa Dampak Positif Kemajemukan?</w:t>
+        <w:t xml:space="preserve">4. </w:t>
+      </w:r>
+      <w:proofErr w:type="spellStart"/>
+      <w:r>
+        <w:rPr>
+          <w:rFonts w:ascii="Balsamiq Sans" w:hAnsi="Balsamiq Sans"/>
+          <w:b/>
+          <w:bCs/>
+          <w:lang w:val="en-US"/>
+        </w:rPr>
+        <w:t>Apa</w:t>
+      </w:r>
+      <w:proofErr w:type="spellEnd"/>
+      <w:r>
+        <w:rPr>
+          <w:rFonts w:ascii="Balsamiq Sans" w:hAnsi="Balsamiq Sans"/>
+          <w:b/>
+          <w:bCs/>
+          <w:lang w:val="en-US"/>
+        </w:rPr>
+        <w:t xml:space="preserve"> </w:t>
+      </w:r>
+      <w:proofErr w:type="spellStart"/>
+      <w:r>
+        <w:rPr>
+          <w:rFonts w:ascii="Balsamiq Sans" w:hAnsi="Balsamiq Sans"/>
+          <w:b/>
+          <w:bCs/>
+          <w:lang w:val="en-US"/>
+        </w:rPr>
+        <w:t>Dampak</w:t>
+      </w:r>
+      <w:proofErr w:type="spellEnd"/>
+      <w:r>
+        <w:rPr>
+          <w:rFonts w:ascii="Balsamiq Sans" w:hAnsi="Balsamiq Sans"/>
+          <w:b/>
+          <w:bCs/>
+          <w:lang w:val="en-US"/>
+        </w:rPr>
+        <w:t xml:space="preserve"> </w:t>
+      </w:r>
+      <w:proofErr w:type="spellStart"/>
+      <w:r>
+        <w:rPr>
+          <w:rFonts w:ascii="Balsamiq Sans" w:hAnsi="Balsamiq Sans"/>
+          <w:b/>
+          <w:bCs/>
+          <w:lang w:val="en-US"/>
+        </w:rPr>
+        <w:t>Positif</w:t>
+      </w:r>
+      <w:proofErr w:type="spellEnd"/>
+      <w:r>
+        <w:rPr>
+          <w:rFonts w:ascii="Balsamiq Sans" w:hAnsi="Balsamiq Sans"/>
+          <w:b/>
+          <w:bCs/>
+          <w:lang w:val="en-US"/>
+        </w:rPr>
+        <w:t xml:space="preserve"> </w:t>
+      </w:r>
+      <w:proofErr w:type="spellStart"/>
+      <w:r>
+        <w:rPr>
+          <w:rFonts w:ascii="Balsamiq Sans" w:hAnsi="Balsamiq Sans"/>
+          <w:b/>
+          <w:bCs/>
+          <w:lang w:val="en-US"/>
+        </w:rPr>
+        <w:t>Kemajemukan</w:t>
+      </w:r>
+      <w:proofErr w:type="spellEnd"/>
+      <w:r>
+        <w:rPr>
+          <w:rFonts w:ascii="Balsamiq Sans" w:hAnsi="Balsamiq Sans"/>
+          <w:b/>
+          <w:bCs/>
+          <w:lang w:val="en-US"/>
+        </w:rPr>
+        <w:t>?</w:t>
       </w:r>
     </w:p>
     <w:p>
@@ -645,7 +1202,87 @@
           <w:rFonts w:ascii="Balsamiq Sans" w:hAnsi="Balsamiq Sans"/>
           <w:lang w:val="en-ID"/>
         </w:rPr>
-        <w:t xml:space="preserve"> Melatih Individu Untuk Saling Menghormati.</w:t>
+        <w:t xml:space="preserve"> </w:t>
+      </w:r>
+      <w:proofErr w:type="spellStart"/>
+      <w:r>
+        <w:rPr>
+          <w:rFonts w:ascii="Balsamiq Sans" w:hAnsi="Balsamiq Sans"/>
+          <w:lang w:val="en-ID"/>
+        </w:rPr>
+        <w:t>Melatih</w:t>
+      </w:r>
+      <w:proofErr w:type="spellEnd"/>
+      <w:r>
+        <w:rPr>
+          <w:rFonts w:ascii="Balsamiq Sans" w:hAnsi="Balsamiq Sans"/>
+          <w:lang w:val="en-ID"/>
+        </w:rPr>
+        <w:t xml:space="preserve"> </w:t>
+      </w:r>
+      <w:proofErr w:type="spellStart"/>
+      <w:r>
+        <w:rPr>
+          <w:rFonts w:ascii="Balsamiq Sans" w:hAnsi="Balsamiq Sans"/>
+          <w:lang w:val="en-ID"/>
+        </w:rPr>
+        <w:t>Individu</w:t>
+      </w:r>
+      <w:proofErr w:type="spellEnd"/>
+      <w:r>
+        <w:rPr>
+          <w:rFonts w:ascii="Balsamiq Sans" w:hAnsi="Balsamiq Sans"/>
+          <w:lang w:val="en-ID"/>
+        </w:rPr>
+        <w:t xml:space="preserve"> </w:t>
+      </w:r>
+      <w:proofErr w:type="spellStart"/>
+      <w:r>
+        <w:rPr>
+          <w:rFonts w:ascii="Balsamiq Sans" w:hAnsi="Balsamiq Sans"/>
+          <w:lang w:val="en-ID"/>
+        </w:rPr>
+        <w:t>Untuk</w:t>
+      </w:r>
+      <w:proofErr w:type="spellEnd"/>
+      <w:r>
+        <w:rPr>
+          <w:rFonts w:ascii="Balsamiq Sans" w:hAnsi="Balsamiq Sans"/>
+          <w:lang w:val="en-ID"/>
+        </w:rPr>
+        <w:t xml:space="preserve"> </w:t>
+      </w:r>
+      <w:proofErr w:type="spellStart"/>
+      <w:r>
+        <w:rPr>
+          <w:rFonts w:ascii="Balsamiq Sans" w:hAnsi="Balsamiq Sans"/>
+          <w:lang w:val="en-ID"/>
+        </w:rPr>
+        <w:t>Saling</w:t>
+      </w:r>
+      <w:proofErr w:type="spellEnd"/>
+      <w:r>
+        <w:rPr>
+          <w:rFonts w:ascii="Balsamiq Sans" w:hAnsi="Balsamiq Sans"/>
+          <w:lang w:val="en-ID"/>
+        </w:rPr>
+        <w:t xml:space="preserve"> </w:t>
+      </w:r>
+      <w:proofErr w:type="spellStart"/>
+      <w:r>
+        <w:rPr>
+          <w:rFonts w:ascii="Balsamiq Sans" w:hAnsi="Balsamiq Sans"/>
+          <w:lang w:val="en-ID"/>
+        </w:rPr>
+        <w:t>Menghormati</w:t>
+      </w:r>
+      <w:proofErr w:type="spellEnd"/>
+      <w:r>
+        <w:rPr>
+          <w:rFonts w:ascii="Balsamiq Sans" w:hAnsi="Balsamiq Sans"/>
+          <w:lang w:val="en-ID"/>
+        </w:rPr>
+        <w:t>.</w:t>
       </w:r>
     </w:p>
     <w:p>
@@ -663,12 +1300,133 @@
         </w:rPr>
         <w:t xml:space="preserve">2) </w:t>
       </w:r>
-      <w:r>
-        <w:rPr>
-          <w:rFonts w:ascii="Balsamiq Sans" w:hAnsi="Balsamiq Sans"/>
-          <w:lang w:val="en-ID"/>
-        </w:rPr>
-        <w:t>Melatih Setiap Orang Untuk Menghargai Perbedaan Dan Menumbuhkan Sikap Toleransi.</w:t>
+      <w:proofErr w:type="spellStart"/>
+      <w:r>
+        <w:rPr>
+          <w:rFonts w:ascii="Balsamiq Sans" w:hAnsi="Balsamiq Sans"/>
+          <w:lang w:val="en-ID"/>
+        </w:rPr>
+        <w:t>Melatih</w:t>
+      </w:r>
+      <w:proofErr w:type="spellEnd"/>
+      <w:r>
+        <w:rPr>
+          <w:rFonts w:ascii="Balsamiq Sans" w:hAnsi="Balsamiq Sans"/>
+          <w:lang w:val="en-ID"/>
+        </w:rPr>
+        <w:t xml:space="preserve"> </w:t>
+      </w:r>
+      <w:proofErr w:type="spellStart"/>
+      <w:r>
+        <w:rPr>
+          <w:rFonts w:ascii="Balsamiq Sans" w:hAnsi="Balsamiq Sans"/>
+          <w:lang w:val="en-ID"/>
+        </w:rPr>
+        <w:t>Setiap</w:t>
+      </w:r>
+      <w:proofErr w:type="spellEnd"/>
+      <w:r>
+        <w:rPr>
+          <w:rFonts w:ascii="Balsamiq Sans" w:hAnsi="Balsamiq Sans"/>
+          <w:lang w:val="en-ID"/>
+        </w:rPr>
+        <w:t xml:space="preserve"> Orang </w:t>
+      </w:r>
+      <w:proofErr w:type="spellStart"/>
+      <w:r>
+        <w:rPr>
+          <w:rFonts w:ascii="Balsamiq Sans" w:hAnsi="Balsamiq Sans"/>
+          <w:lang w:val="en-ID"/>
+        </w:rPr>
+        <w:t>Untuk</w:t>
+      </w:r>
+      <w:proofErr w:type="spellEnd"/>
+      <w:r>
+        <w:rPr>
+          <w:rFonts w:ascii="Balsamiq Sans" w:hAnsi="Balsamiq Sans"/>
+          <w:lang w:val="en-ID"/>
+        </w:rPr>
+        <w:t xml:space="preserve"> </w:t>
+      </w:r>
+      <w:proofErr w:type="spellStart"/>
+      <w:r>
+        <w:rPr>
+          <w:rFonts w:ascii="Balsamiq Sans" w:hAnsi="Balsamiq Sans"/>
+          <w:lang w:val="en-ID"/>
+        </w:rPr>
+        <w:t>Menghargai</w:t>
+      </w:r>
+      <w:proofErr w:type="spellEnd"/>
+      <w:r>
+        <w:rPr>
+          <w:rFonts w:ascii="Balsamiq Sans" w:hAnsi="Balsamiq Sans"/>
+          <w:lang w:val="en-ID"/>
+        </w:rPr>
+        <w:t xml:space="preserve"> </w:t>
+      </w:r>
+      <w:proofErr w:type="spellStart"/>
+      <w:r>
+        <w:rPr>
+          <w:rFonts w:ascii="Balsamiq Sans" w:hAnsi="Balsamiq Sans"/>
+          <w:lang w:val="en-ID"/>
+        </w:rPr>
+        <w:t>Perbedaan</w:t>
+      </w:r>
+      <w:proofErr w:type="spellEnd"/>
+      <w:r>
+        <w:rPr>
+          <w:rFonts w:ascii="Balsamiq Sans" w:hAnsi="Balsamiq Sans"/>
+          <w:lang w:val="en-ID"/>
+        </w:rPr>
+        <w:t xml:space="preserve"> Dan </w:t>
+      </w:r>
+      <w:proofErr w:type="spellStart"/>
+      <w:r>
+        <w:rPr>
+          <w:rFonts w:ascii="Balsamiq Sans" w:hAnsi="Balsamiq Sans"/>
+          <w:lang w:val="en-ID"/>
+        </w:rPr>
+        <w:t>Menumbuhkan</w:t>
+      </w:r>
+      <w:proofErr w:type="spellEnd"/>
+      <w:r>
+        <w:rPr>
+          <w:rFonts w:ascii="Balsamiq Sans" w:hAnsi="Balsamiq Sans"/>
+          <w:lang w:val="en-ID"/>
+        </w:rPr>
+        <w:t xml:space="preserve"> </w:t>
+      </w:r>
+      <w:proofErr w:type="spellStart"/>
+      <w:r>
+        <w:rPr>
+          <w:rFonts w:ascii="Balsamiq Sans" w:hAnsi="Balsamiq Sans"/>
+          <w:lang w:val="en-ID"/>
+        </w:rPr>
+        <w:t>Sikap</w:t>
+      </w:r>
+      <w:proofErr w:type="spellEnd"/>
+      <w:r>
+        <w:rPr>
+          <w:rFonts w:ascii="Balsamiq Sans" w:hAnsi="Balsamiq Sans"/>
+          <w:lang w:val="en-ID"/>
+        </w:rPr>
+        <w:t xml:space="preserve"> </w:t>
+      </w:r>
+      <w:proofErr w:type="spellStart"/>
+      <w:r>
+        <w:rPr>
+          <w:rFonts w:ascii="Balsamiq Sans" w:hAnsi="Balsamiq Sans"/>
+          <w:lang w:val="en-ID"/>
+        </w:rPr>
+        <w:t>Toleransi</w:t>
+      </w:r>
+      <w:proofErr w:type="spellEnd"/>
+      <w:r>
+        <w:rPr>
+          <w:rFonts w:ascii="Balsamiq Sans" w:hAnsi="Balsamiq Sans"/>
+          <w:lang w:val="en-ID"/>
+        </w:rPr>
+        <w:t>.</w:t>
       </w:r>
     </w:p>
     <w:p>
@@ -691,26 +1449,311 @@
           <w:rFonts w:ascii="Balsamiq Sans" w:hAnsi="Balsamiq Sans"/>
           <w:lang w:val="en-ID"/>
         </w:rPr>
-        <w:t xml:space="preserve"> Setiap Orang Dapat Meneladani Kebiasaan Baik Yang Dilakukan Oleh Suku, Agama, Atau Ras Tertentu.</w:t>
+        <w:t xml:space="preserve"> </w:t>
+      </w:r>
+      <w:proofErr w:type="spellStart"/>
+      <w:r>
+        <w:rPr>
+          <w:rFonts w:ascii="Balsamiq Sans" w:hAnsi="Balsamiq Sans"/>
+          <w:lang w:val="en-ID"/>
+        </w:rPr>
+        <w:t>Setiap</w:t>
+      </w:r>
+      <w:proofErr w:type="spellEnd"/>
+      <w:r>
+        <w:rPr>
+          <w:rFonts w:ascii="Balsamiq Sans" w:hAnsi="Balsamiq Sans"/>
+          <w:lang w:val="en-ID"/>
+        </w:rPr>
+        <w:t xml:space="preserve"> Orang </w:t>
+      </w:r>
+      <w:proofErr w:type="spellStart"/>
+      <w:r>
+        <w:rPr>
+          <w:rFonts w:ascii="Balsamiq Sans" w:hAnsi="Balsamiq Sans"/>
+          <w:lang w:val="en-ID"/>
+        </w:rPr>
+        <w:t>Dapat</w:t>
+      </w:r>
+      <w:proofErr w:type="spellEnd"/>
+      <w:r>
+        <w:rPr>
+          <w:rFonts w:ascii="Balsamiq Sans" w:hAnsi="Balsamiq Sans"/>
+          <w:lang w:val="en-ID"/>
+        </w:rPr>
+        <w:t xml:space="preserve"> </w:t>
+      </w:r>
+      <w:proofErr w:type="spellStart"/>
+      <w:r>
+        <w:rPr>
+          <w:rFonts w:ascii="Balsamiq Sans" w:hAnsi="Balsamiq Sans"/>
+          <w:lang w:val="en-ID"/>
+        </w:rPr>
+        <w:t>Meneladani</w:t>
+      </w:r>
+      <w:proofErr w:type="spellEnd"/>
+      <w:r>
+        <w:rPr>
+          <w:rFonts w:ascii="Balsamiq Sans" w:hAnsi="Balsamiq Sans"/>
+          <w:lang w:val="en-ID"/>
+        </w:rPr>
+        <w:t xml:space="preserve"> </w:t>
+      </w:r>
+      <w:proofErr w:type="spellStart"/>
+      <w:r>
+        <w:rPr>
+          <w:rFonts w:ascii="Balsamiq Sans" w:hAnsi="Balsamiq Sans"/>
+          <w:lang w:val="en-ID"/>
+        </w:rPr>
+        <w:t>Kebiasaan</w:t>
+      </w:r>
+      <w:proofErr w:type="spellEnd"/>
+      <w:r>
+        <w:rPr>
+          <w:rFonts w:ascii="Balsamiq Sans" w:hAnsi="Balsamiq Sans"/>
+          <w:lang w:val="en-ID"/>
+        </w:rPr>
+        <w:t xml:space="preserve"> </w:t>
+      </w:r>
+      <w:proofErr w:type="spellStart"/>
+      <w:r>
+        <w:rPr>
+          <w:rFonts w:ascii="Balsamiq Sans" w:hAnsi="Balsamiq Sans"/>
+          <w:lang w:val="en-ID"/>
+        </w:rPr>
+        <w:t>Baik</w:t>
+      </w:r>
+      <w:proofErr w:type="spellEnd"/>
+      <w:r>
+        <w:rPr>
+          <w:rFonts w:ascii="Balsamiq Sans" w:hAnsi="Balsamiq Sans"/>
+          <w:lang w:val="en-ID"/>
+        </w:rPr>
+        <w:t xml:space="preserve"> Yang </w:t>
+      </w:r>
+      <w:proofErr w:type="spellStart"/>
+      <w:r>
+        <w:rPr>
+          <w:rFonts w:ascii="Balsamiq Sans" w:hAnsi="Balsamiq Sans"/>
+          <w:lang w:val="en-ID"/>
+        </w:rPr>
+        <w:t>Dilakukan</w:t>
+      </w:r>
+      <w:proofErr w:type="spellEnd"/>
+      <w:r>
+        <w:rPr>
+          <w:rFonts w:ascii="Balsamiq Sans" w:hAnsi="Balsamiq Sans"/>
+          <w:lang w:val="en-ID"/>
+        </w:rPr>
+        <w:t xml:space="preserve"> Oleh </w:t>
+      </w:r>
+      <w:proofErr w:type="spellStart"/>
+      <w:r>
+        <w:rPr>
+          <w:rFonts w:ascii="Balsamiq Sans" w:hAnsi="Balsamiq Sans"/>
+          <w:lang w:val="en-ID"/>
+        </w:rPr>
+        <w:t>Suku</w:t>
+      </w:r>
+      <w:proofErr w:type="spellEnd"/>
+      <w:r>
+        <w:rPr>
+          <w:rFonts w:ascii="Balsamiq Sans" w:hAnsi="Balsamiq Sans"/>
+          <w:lang w:val="en-ID"/>
+        </w:rPr>
+        <w:t xml:space="preserve">, Agama, </w:t>
+      </w:r>
+      <w:proofErr w:type="spellStart"/>
+      <w:r>
+        <w:rPr>
+          <w:rFonts w:ascii="Balsamiq Sans" w:hAnsi="Balsamiq Sans"/>
+          <w:lang w:val="en-ID"/>
+        </w:rPr>
+        <w:t>Atau</w:t>
+      </w:r>
+      <w:proofErr w:type="spellEnd"/>
+      <w:r>
+        <w:rPr>
+          <w:rFonts w:ascii="Balsamiq Sans" w:hAnsi="Balsamiq Sans"/>
+          <w:lang w:val="en-ID"/>
+        </w:rPr>
+        <w:t xml:space="preserve"> Ras </w:t>
+      </w:r>
+      <w:proofErr w:type="spellStart"/>
+      <w:r>
+        <w:rPr>
+          <w:rFonts w:ascii="Balsamiq Sans" w:hAnsi="Balsamiq Sans"/>
+          <w:lang w:val="en-ID"/>
+        </w:rPr>
+        <w:t>Tertentu</w:t>
+      </w:r>
+      <w:proofErr w:type="spellEnd"/>
+      <w:r>
+        <w:rPr>
+          <w:rFonts w:ascii="Balsamiq Sans" w:hAnsi="Balsamiq Sans"/>
+          <w:lang w:val="en-ID"/>
+        </w:rPr>
+        <w:t>.</w:t>
       </w:r>
     </w:p>
     <w:p>
       <w:pPr>
-        <w:rPr>
-          <w:rFonts w:ascii="Balsamiq Sans" w:hAnsi="Balsamiq Sans"/>
-          <w:b/>
-          <w:bCs/>
-          <w:lang w:val="en-ID"/>
-        </w:rPr>
-      </w:pPr>
-      <w:r>
-        <w:rPr>
-          <w:rFonts w:ascii="Balsamiq Sans" w:hAnsi="Balsamiq Sans"/>
-          <w:b/>
-          <w:bCs/>
-          <w:lang w:val="en-ID"/>
-        </w:rPr>
-        <w:t>5. Apa Yang Dimaksud Dengan:</w:t>
+        <w:ind w:left="283"/>
+        <w:rPr>
+          <w:rFonts w:ascii="Balsamiq Sans" w:hAnsi="Balsamiq Sans"/>
+          <w:lang w:val="en-ID"/>
+        </w:rPr>
+      </w:pPr>
+      <w:r>
+        <w:rPr>
+          <w:rFonts w:ascii="Balsamiq Sans" w:hAnsi="Balsamiq Sans"/>
+          <w:lang w:val="en-ID"/>
+        </w:rPr>
+        <w:t xml:space="preserve">4) </w:t>
+      </w:r>
+      <w:proofErr w:type="spellStart"/>
+      <w:r>
+        <w:rPr>
+          <w:rFonts w:ascii="Balsamiq Sans" w:hAnsi="Balsamiq Sans"/>
+          <w:lang w:val="en-ID"/>
+        </w:rPr>
+        <w:t>Mendorong</w:t>
+      </w:r>
+      <w:proofErr w:type="spellEnd"/>
+      <w:r>
+        <w:rPr>
+          <w:rFonts w:ascii="Balsamiq Sans" w:hAnsi="Balsamiq Sans"/>
+          <w:lang w:val="en-ID"/>
+        </w:rPr>
+        <w:t xml:space="preserve"> </w:t>
+      </w:r>
+      <w:proofErr w:type="spellStart"/>
+      <w:r>
+        <w:rPr>
+          <w:rFonts w:ascii="Balsamiq Sans" w:hAnsi="Balsamiq Sans"/>
+          <w:lang w:val="en-ID"/>
+        </w:rPr>
+        <w:t>generasi</w:t>
+      </w:r>
+      <w:proofErr w:type="spellEnd"/>
+      <w:r>
+        <w:rPr>
+          <w:rFonts w:ascii="Balsamiq Sans" w:hAnsi="Balsamiq Sans"/>
+          <w:lang w:val="en-ID"/>
+        </w:rPr>
+        <w:t xml:space="preserve"> </w:t>
+      </w:r>
+      <w:proofErr w:type="spellStart"/>
+      <w:r>
+        <w:rPr>
+          <w:rFonts w:ascii="Balsamiq Sans" w:hAnsi="Balsamiq Sans"/>
+          <w:lang w:val="en-ID"/>
+        </w:rPr>
+        <w:t>muda</w:t>
+      </w:r>
+      <w:proofErr w:type="spellEnd"/>
+      <w:r>
+        <w:rPr>
+          <w:rFonts w:ascii="Balsamiq Sans" w:hAnsi="Balsamiq Sans"/>
+          <w:lang w:val="en-ID"/>
+        </w:rPr>
+        <w:t xml:space="preserve"> Indonesia </w:t>
+      </w:r>
+      <w:proofErr w:type="spellStart"/>
+      <w:r>
+        <w:rPr>
+          <w:rFonts w:ascii="Balsamiq Sans" w:hAnsi="Balsamiq Sans"/>
+          <w:lang w:val="en-ID"/>
+        </w:rPr>
+        <w:t>untuk</w:t>
+      </w:r>
+      <w:proofErr w:type="spellEnd"/>
+      <w:r>
+        <w:rPr>
+          <w:rFonts w:ascii="Balsamiq Sans" w:hAnsi="Balsamiq Sans"/>
+          <w:lang w:val="en-ID"/>
+        </w:rPr>
+        <w:t xml:space="preserve"> </w:t>
+      </w:r>
+      <w:proofErr w:type="spellStart"/>
+      <w:r>
+        <w:rPr>
+          <w:rFonts w:ascii="Balsamiq Sans" w:hAnsi="Balsamiq Sans"/>
+          <w:lang w:val="en-ID"/>
+        </w:rPr>
+        <w:t>terus</w:t>
+      </w:r>
+      <w:proofErr w:type="spellEnd"/>
+      <w:r>
+        <w:rPr>
+          <w:rFonts w:ascii="Balsamiq Sans" w:hAnsi="Balsamiq Sans"/>
+          <w:lang w:val="en-ID"/>
+        </w:rPr>
+        <w:t xml:space="preserve"> </w:t>
+      </w:r>
+      <w:proofErr w:type="spellStart"/>
+      <w:r>
+        <w:rPr>
+          <w:rFonts w:ascii="Balsamiq Sans" w:hAnsi="Balsamiq Sans"/>
+          <w:lang w:val="en-ID"/>
+        </w:rPr>
+        <w:t>menjaga</w:t>
+      </w:r>
+      <w:proofErr w:type="spellEnd"/>
+      <w:r>
+        <w:rPr>
+          <w:rFonts w:ascii="Balsamiq Sans" w:hAnsi="Balsamiq Sans"/>
+          <w:lang w:val="en-ID"/>
+        </w:rPr>
+        <w:t xml:space="preserve"> </w:t>
+      </w:r>
+      <w:proofErr w:type="spellStart"/>
+      <w:r>
+        <w:rPr>
+          <w:rFonts w:ascii="Balsamiq Sans" w:hAnsi="Balsamiq Sans"/>
+          <w:lang w:val="en-ID"/>
+        </w:rPr>
+        <w:t>persatuan</w:t>
+      </w:r>
+      <w:proofErr w:type="spellEnd"/>
+      <w:r>
+        <w:rPr>
+          <w:rFonts w:ascii="Balsamiq Sans" w:hAnsi="Balsamiq Sans"/>
+          <w:lang w:val="en-ID"/>
+        </w:rPr>
+        <w:t xml:space="preserve"> di </w:t>
+      </w:r>
+      <w:proofErr w:type="spellStart"/>
+      <w:r>
+        <w:rPr>
+          <w:rFonts w:ascii="Balsamiq Sans" w:hAnsi="Balsamiq Sans"/>
+          <w:lang w:val="en-ID"/>
+        </w:rPr>
+        <w:t>tengah</w:t>
+      </w:r>
+      <w:proofErr w:type="spellEnd"/>
+      <w:r>
+        <w:rPr>
+          <w:rFonts w:ascii="Balsamiq Sans" w:hAnsi="Balsamiq Sans"/>
+          <w:lang w:val="en-ID"/>
+        </w:rPr>
+        <w:t xml:space="preserve"> </w:t>
+      </w:r>
+      <w:proofErr w:type="spellStart"/>
+      <w:r>
+        <w:rPr>
+          <w:rFonts w:ascii="Balsamiq Sans" w:hAnsi="Balsamiq Sans"/>
+          <w:lang w:val="en-ID"/>
+        </w:rPr>
+        <w:t>keberagaman</w:t>
+      </w:r>
+      <w:proofErr w:type="spellEnd"/>
+      <w:r>
+        <w:rPr>
+          <w:rFonts w:ascii="Balsamiq Sans" w:hAnsi="Balsamiq Sans"/>
+          <w:lang w:val="en-ID"/>
+        </w:rPr>
+        <w:t>.</w:t>
       </w:r>
     </w:p>
     <w:p>
@@ -718,102 +1761,569 @@
         <w:ind w:left="283"/>
         <w:rPr>
           <w:rFonts w:ascii="Balsamiq Sans" w:hAnsi="Balsamiq Sans"/>
-          <w:b/>
-          <w:bCs/>
-          <w:lang w:val="en-ID"/>
-        </w:rPr>
-      </w:pPr>
-      <w:r>
-        <w:rPr>
-          <w:rFonts w:ascii="Balsamiq Sans" w:hAnsi="Balsamiq Sans"/>
-          <w:b/>
-          <w:bCs/>
-          <w:highlight w:val="yellow"/>
-          <w:lang w:val="en-ID"/>
-        </w:rPr>
-        <w:t>1) Radikalisme</w:t>
+          <w:lang w:val="en-ID"/>
+        </w:rPr>
+      </w:pPr>
+      <w:r>
+        <w:rPr>
+          <w:rFonts w:ascii="Balsamiq Sans" w:hAnsi="Balsamiq Sans"/>
+          <w:lang w:val="en-ID"/>
+        </w:rPr>
+        <w:t xml:space="preserve">5) </w:t>
+      </w:r>
+      <w:proofErr w:type="spellStart"/>
+      <w:r>
+        <w:rPr>
+          <w:rFonts w:ascii="Balsamiq Sans" w:hAnsi="Balsamiq Sans"/>
+          <w:lang w:val="en-ID"/>
+        </w:rPr>
+        <w:t>Menunjukkan</w:t>
+      </w:r>
+      <w:proofErr w:type="spellEnd"/>
+      <w:r>
+        <w:rPr>
+          <w:rFonts w:ascii="Balsamiq Sans" w:hAnsi="Balsamiq Sans"/>
+          <w:lang w:val="en-ID"/>
+        </w:rPr>
+        <w:t xml:space="preserve"> </w:t>
+      </w:r>
+      <w:proofErr w:type="spellStart"/>
+      <w:r>
+        <w:rPr>
+          <w:rFonts w:ascii="Balsamiq Sans" w:hAnsi="Balsamiq Sans"/>
+          <w:lang w:val="en-ID"/>
+        </w:rPr>
+        <w:t>kepada</w:t>
+      </w:r>
+      <w:proofErr w:type="spellEnd"/>
+      <w:r>
+        <w:rPr>
+          <w:rFonts w:ascii="Balsamiq Sans" w:hAnsi="Balsamiq Sans"/>
+          <w:lang w:val="en-ID"/>
+        </w:rPr>
+        <w:t xml:space="preserve"> dunia </w:t>
+      </w:r>
+      <w:proofErr w:type="spellStart"/>
+      <w:r>
+        <w:rPr>
+          <w:rFonts w:ascii="Balsamiq Sans" w:hAnsi="Balsamiq Sans"/>
+          <w:lang w:val="en-ID"/>
+        </w:rPr>
+        <w:t>bahwa</w:t>
+      </w:r>
+      <w:proofErr w:type="spellEnd"/>
+      <w:r>
+        <w:rPr>
+          <w:rFonts w:ascii="Balsamiq Sans" w:hAnsi="Balsamiq Sans"/>
+          <w:lang w:val="en-ID"/>
+        </w:rPr>
+        <w:t xml:space="preserve"> Indonesia </w:t>
+      </w:r>
+      <w:proofErr w:type="spellStart"/>
+      <w:r>
+        <w:rPr>
+          <w:rFonts w:ascii="Balsamiq Sans" w:hAnsi="Balsamiq Sans"/>
+          <w:lang w:val="en-ID"/>
+        </w:rPr>
+        <w:t>adalah</w:t>
+      </w:r>
+      <w:proofErr w:type="spellEnd"/>
+      <w:r>
+        <w:rPr>
+          <w:rFonts w:ascii="Balsamiq Sans" w:hAnsi="Balsamiq Sans"/>
+          <w:lang w:val="en-ID"/>
+        </w:rPr>
+        <w:t xml:space="preserve"> negara yang kaya dan </w:t>
+      </w:r>
+      <w:proofErr w:type="spellStart"/>
+      <w:r>
+        <w:rPr>
+          <w:rFonts w:ascii="Balsamiq Sans" w:hAnsi="Balsamiq Sans"/>
+          <w:lang w:val="en-ID"/>
+        </w:rPr>
+        <w:t>beragam</w:t>
+      </w:r>
+      <w:proofErr w:type="spellEnd"/>
+      <w:r>
+        <w:rPr>
+          <w:rFonts w:ascii="Balsamiq Sans" w:hAnsi="Balsamiq Sans"/>
+          <w:lang w:val="en-ID"/>
+        </w:rPr>
+        <w:t>.</w:t>
       </w:r>
     </w:p>
     <w:p>
       <w:pPr>
-        <w:ind w:left="425"/>
-        <w:rPr>
-          <w:rFonts w:ascii="Balsamiq Sans" w:hAnsi="Balsamiq Sans"/>
-          <w:lang w:val="en-ID"/>
-        </w:rPr>
-      </w:pPr>
-      <w:r>
-        <w:rPr>
-          <w:rFonts w:ascii="Balsamiq Sans" w:hAnsi="Balsamiq Sans"/>
-          <w:lang w:val="en-ID"/>
-        </w:rPr>
-        <w:t xml:space="preserve">Radikalisme Adalah Paham Atau Pemikiran Yang Ditandai Oleh Sikap Tidak Toleran (Tidak Mau Menerima Pendapat Orang Lain), </w:t>
-      </w:r>
-      <w:r>
-        <w:rPr>
-          <w:rFonts w:ascii="Balsamiq Sans" w:hAnsi="Balsamiq Sans"/>
-          <w:lang w:val="en-ID"/>
-        </w:rPr>
-        <w:t xml:space="preserve">Memiliki Sikap </w:t>
-      </w:r>
-      <w:r>
-        <w:rPr>
-          <w:rFonts w:ascii="Balsamiq Sans" w:hAnsi="Balsamiq Sans"/>
-          <w:lang w:val="en-ID"/>
-        </w:rPr>
-        <w:t>Fanati</w:t>
-      </w:r>
-      <w:r>
-        <w:rPr>
-          <w:rFonts w:ascii="Balsamiq Sans" w:hAnsi="Balsamiq Sans"/>
-          <w:lang w:val="en-ID"/>
-        </w:rPr>
-        <w:t xml:space="preserve">k, </w:t>
-      </w:r>
-      <w:r>
-        <w:rPr>
-          <w:rFonts w:ascii="Balsamiq Sans" w:hAnsi="Balsamiq Sans"/>
-          <w:lang w:val="en-ID"/>
-        </w:rPr>
-        <w:t>Sikap Eksklusif (Tertutup), Dan Sikap Revolusioner, Yaitu Kecenderungan</w:t>
+        <w:rPr>
+          <w:rFonts w:ascii="Balsamiq Sans" w:hAnsi="Balsamiq Sans"/>
+          <w:b/>
+          <w:bCs/>
+          <w:lang w:val="en-ID"/>
+        </w:rPr>
+      </w:pPr>
+      <w:r>
+        <w:rPr>
+          <w:rFonts w:ascii="Balsamiq Sans" w:hAnsi="Balsamiq Sans"/>
+          <w:b/>
+          <w:bCs/>
+          <w:lang w:val="en-ID"/>
+        </w:rPr>
+        <w:t xml:space="preserve">5. </w:t>
+      </w:r>
+      <w:proofErr w:type="spellStart"/>
+      <w:r>
+        <w:rPr>
+          <w:rFonts w:ascii="Balsamiq Sans" w:hAnsi="Balsamiq Sans"/>
+          <w:b/>
+          <w:bCs/>
+          <w:lang w:val="en-ID"/>
+        </w:rPr>
+        <w:t>Apa</w:t>
+      </w:r>
+      <w:proofErr w:type="spellEnd"/>
+      <w:r>
+        <w:rPr>
+          <w:rFonts w:ascii="Balsamiq Sans" w:hAnsi="Balsamiq Sans"/>
+          <w:b/>
+          <w:bCs/>
+          <w:lang w:val="en-ID"/>
+        </w:rPr>
+        <w:t xml:space="preserve"> Yang </w:t>
+      </w:r>
+      <w:proofErr w:type="spellStart"/>
+      <w:r>
+        <w:rPr>
+          <w:rFonts w:ascii="Balsamiq Sans" w:hAnsi="Balsamiq Sans"/>
+          <w:b/>
+          <w:bCs/>
+          <w:lang w:val="en-ID"/>
+        </w:rPr>
+        <w:t>Dimaksud</w:t>
+      </w:r>
+      <w:proofErr w:type="spellEnd"/>
+      <w:r>
+        <w:rPr>
+          <w:rFonts w:ascii="Balsamiq Sans" w:hAnsi="Balsamiq Sans"/>
+          <w:b/>
+          <w:bCs/>
+          <w:lang w:val="en-ID"/>
+        </w:rPr>
+        <w:t xml:space="preserve"> </w:t>
+      </w:r>
+      <w:proofErr w:type="spellStart"/>
+      <w:r>
+        <w:rPr>
+          <w:rFonts w:ascii="Balsamiq Sans" w:hAnsi="Balsamiq Sans"/>
+          <w:b/>
+          <w:bCs/>
+          <w:lang w:val="en-ID"/>
+        </w:rPr>
+        <w:t>Dengan</w:t>
+      </w:r>
+      <w:proofErr w:type="spellEnd"/>
+      <w:r>
+        <w:rPr>
+          <w:rFonts w:ascii="Balsamiq Sans" w:hAnsi="Balsamiq Sans"/>
+          <w:b/>
+          <w:bCs/>
+          <w:lang w:val="en-ID"/>
+        </w:rPr>
+        <w:t>:</w:t>
       </w:r>
     </w:p>
     <w:p>
       <w:pPr>
-        <w:ind w:left="425"/>
-        <w:rPr>
-          <w:rFonts w:ascii="Balsamiq Sans" w:hAnsi="Balsamiq Sans"/>
-          <w:lang w:val="en-ID"/>
-        </w:rPr>
-      </w:pPr>
-      <w:r>
-        <w:rPr>
-          <w:rFonts w:ascii="Balsamiq Sans" w:hAnsi="Balsamiq Sans"/>
-          <w:lang w:val="en-ID"/>
-        </w:rPr>
-        <w:t>Untuk Menggunakan Kekerasan Demi Mencapai Tujuan.</w:t>
-      </w:r>
+        <w:ind w:left="283"/>
+        <w:rPr>
+          <w:rFonts w:ascii="Balsamiq Sans" w:hAnsi="Balsamiq Sans"/>
+          <w:b/>
+          <w:bCs/>
+          <w:lang w:val="en-ID"/>
+        </w:rPr>
+      </w:pPr>
+      <w:r>
+        <w:rPr>
+          <w:rFonts w:ascii="Balsamiq Sans" w:hAnsi="Balsamiq Sans"/>
+          <w:b/>
+          <w:bCs/>
+          <w:highlight w:val="yellow"/>
+          <w:lang w:val="en-ID"/>
+        </w:rPr>
+        <w:t xml:space="preserve">1) </w:t>
+      </w:r>
+      <w:proofErr w:type="spellStart"/>
+      <w:r>
+        <w:rPr>
+          <w:rFonts w:ascii="Balsamiq Sans" w:hAnsi="Balsamiq Sans"/>
+          <w:b/>
+          <w:bCs/>
+          <w:highlight w:val="yellow"/>
+          <w:lang w:val="en-ID"/>
+        </w:rPr>
+        <w:t>Radikalisme</w:t>
+      </w:r>
+      <w:proofErr w:type="spellEnd"/>
     </w:p>
     <w:p>
       <w:pPr>
-        <w:ind w:left="283"/>
-        <w:rPr>
-          <w:rFonts w:ascii="Balsamiq Sans" w:hAnsi="Balsamiq Sans"/>
-          <w:b/>
-          <w:bCs/>
-          <w:lang w:val="en-ID"/>
-        </w:rPr>
-      </w:pPr>
-      <w:r>
-        <w:rPr>
-          <w:rFonts w:ascii="Balsamiq Sans" w:hAnsi="Balsamiq Sans"/>
-          <w:b/>
-          <w:bCs/>
-          <w:highlight w:val="yellow"/>
-          <w:lang w:val="en-ID"/>
-        </w:rPr>
-        <w:t>2) Intoleransi</w:t>
-      </w:r>
+        <w:ind w:left="425"/>
+        <w:rPr>
+          <w:rFonts w:ascii="Balsamiq Sans" w:hAnsi="Balsamiq Sans"/>
+          <w:lang w:val="en-ID"/>
+        </w:rPr>
+      </w:pPr>
+      <w:proofErr w:type="spellStart"/>
+      <w:r>
+        <w:rPr>
+          <w:rFonts w:ascii="Balsamiq Sans" w:hAnsi="Balsamiq Sans"/>
+          <w:lang w:val="en-ID"/>
+        </w:rPr>
+        <w:t>Radikalisme</w:t>
+      </w:r>
+      <w:proofErr w:type="spellEnd"/>
+      <w:r>
+        <w:rPr>
+          <w:rFonts w:ascii="Balsamiq Sans" w:hAnsi="Balsamiq Sans"/>
+          <w:lang w:val="en-ID"/>
+        </w:rPr>
+        <w:t xml:space="preserve"> </w:t>
+      </w:r>
+      <w:proofErr w:type="spellStart"/>
+      <w:r>
+        <w:rPr>
+          <w:rFonts w:ascii="Balsamiq Sans" w:hAnsi="Balsamiq Sans"/>
+          <w:lang w:val="en-ID"/>
+        </w:rPr>
+        <w:t>Adalah</w:t>
+      </w:r>
+      <w:proofErr w:type="spellEnd"/>
+      <w:r>
+        <w:rPr>
+          <w:rFonts w:ascii="Balsamiq Sans" w:hAnsi="Balsamiq Sans"/>
+          <w:lang w:val="en-ID"/>
+        </w:rPr>
+        <w:t xml:space="preserve"> </w:t>
+      </w:r>
+      <w:proofErr w:type="spellStart"/>
+      <w:r>
+        <w:rPr>
+          <w:rFonts w:ascii="Balsamiq Sans" w:hAnsi="Balsamiq Sans"/>
+          <w:lang w:val="en-ID"/>
+        </w:rPr>
+        <w:t>Paham</w:t>
+      </w:r>
+      <w:proofErr w:type="spellEnd"/>
+      <w:r>
+        <w:rPr>
+          <w:rFonts w:ascii="Balsamiq Sans" w:hAnsi="Balsamiq Sans"/>
+          <w:lang w:val="en-ID"/>
+        </w:rPr>
+        <w:t xml:space="preserve"> </w:t>
+      </w:r>
+      <w:proofErr w:type="spellStart"/>
+      <w:r>
+        <w:rPr>
+          <w:rFonts w:ascii="Balsamiq Sans" w:hAnsi="Balsamiq Sans"/>
+          <w:lang w:val="en-ID"/>
+        </w:rPr>
+        <w:t>Atau</w:t>
+      </w:r>
+      <w:proofErr w:type="spellEnd"/>
+      <w:r>
+        <w:rPr>
+          <w:rFonts w:ascii="Balsamiq Sans" w:hAnsi="Balsamiq Sans"/>
+          <w:lang w:val="en-ID"/>
+        </w:rPr>
+        <w:t xml:space="preserve"> </w:t>
+      </w:r>
+      <w:proofErr w:type="spellStart"/>
+      <w:r>
+        <w:rPr>
+          <w:rFonts w:ascii="Balsamiq Sans" w:hAnsi="Balsamiq Sans"/>
+          <w:lang w:val="en-ID"/>
+        </w:rPr>
+        <w:t>Pemikiran</w:t>
+      </w:r>
+      <w:proofErr w:type="spellEnd"/>
+      <w:r>
+        <w:rPr>
+          <w:rFonts w:ascii="Balsamiq Sans" w:hAnsi="Balsamiq Sans"/>
+          <w:lang w:val="en-ID"/>
+        </w:rPr>
+        <w:t xml:space="preserve"> Yang </w:t>
+      </w:r>
+      <w:proofErr w:type="spellStart"/>
+      <w:r>
+        <w:rPr>
+          <w:rFonts w:ascii="Balsamiq Sans" w:hAnsi="Balsamiq Sans"/>
+          <w:lang w:val="en-ID"/>
+        </w:rPr>
+        <w:t>Ditandai</w:t>
+      </w:r>
+      <w:proofErr w:type="spellEnd"/>
+      <w:r>
+        <w:rPr>
+          <w:rFonts w:ascii="Balsamiq Sans" w:hAnsi="Balsamiq Sans"/>
+          <w:lang w:val="en-ID"/>
+        </w:rPr>
+        <w:t xml:space="preserve"> Oleh </w:t>
+      </w:r>
+      <w:proofErr w:type="spellStart"/>
+      <w:r>
+        <w:rPr>
+          <w:rFonts w:ascii="Balsamiq Sans" w:hAnsi="Balsamiq Sans"/>
+          <w:lang w:val="en-ID"/>
+        </w:rPr>
+        <w:t>Sikap</w:t>
+      </w:r>
+      <w:proofErr w:type="spellEnd"/>
+      <w:r>
+        <w:rPr>
+          <w:rFonts w:ascii="Balsamiq Sans" w:hAnsi="Balsamiq Sans"/>
+          <w:lang w:val="en-ID"/>
+        </w:rPr>
+        <w:t xml:space="preserve"> </w:t>
+      </w:r>
+      <w:proofErr w:type="spellStart"/>
+      <w:r>
+        <w:rPr>
+          <w:rFonts w:ascii="Balsamiq Sans" w:hAnsi="Balsamiq Sans"/>
+          <w:lang w:val="en-ID"/>
+        </w:rPr>
+        <w:t>Tidak</w:t>
+      </w:r>
+      <w:proofErr w:type="spellEnd"/>
+      <w:r>
+        <w:rPr>
+          <w:rFonts w:ascii="Balsamiq Sans" w:hAnsi="Balsamiq Sans"/>
+          <w:lang w:val="en-ID"/>
+        </w:rPr>
+        <w:t xml:space="preserve"> </w:t>
+      </w:r>
+      <w:proofErr w:type="spellStart"/>
+      <w:r>
+        <w:rPr>
+          <w:rFonts w:ascii="Balsamiq Sans" w:hAnsi="Balsamiq Sans"/>
+          <w:lang w:val="en-ID"/>
+        </w:rPr>
+        <w:t>Toleran</w:t>
+      </w:r>
+      <w:proofErr w:type="spellEnd"/>
+      <w:r>
+        <w:rPr>
+          <w:rFonts w:ascii="Balsamiq Sans" w:hAnsi="Balsamiq Sans"/>
+          <w:lang w:val="en-ID"/>
+        </w:rPr>
+        <w:t xml:space="preserve"> (</w:t>
+      </w:r>
+      <w:proofErr w:type="spellStart"/>
+      <w:r>
+        <w:rPr>
+          <w:rFonts w:ascii="Balsamiq Sans" w:hAnsi="Balsamiq Sans"/>
+          <w:lang w:val="en-ID"/>
+        </w:rPr>
+        <w:t>Tidak</w:t>
+      </w:r>
+      <w:proofErr w:type="spellEnd"/>
+      <w:r>
+        <w:rPr>
+          <w:rFonts w:ascii="Balsamiq Sans" w:hAnsi="Balsamiq Sans"/>
+          <w:lang w:val="en-ID"/>
+        </w:rPr>
+        <w:t xml:space="preserve"> Mau </w:t>
+      </w:r>
+      <w:proofErr w:type="spellStart"/>
+      <w:r>
+        <w:rPr>
+          <w:rFonts w:ascii="Balsamiq Sans" w:hAnsi="Balsamiq Sans"/>
+          <w:lang w:val="en-ID"/>
+        </w:rPr>
+        <w:t>Menerima</w:t>
+      </w:r>
+      <w:proofErr w:type="spellEnd"/>
+      <w:r>
+        <w:rPr>
+          <w:rFonts w:ascii="Balsamiq Sans" w:hAnsi="Balsamiq Sans"/>
+          <w:lang w:val="en-ID"/>
+        </w:rPr>
+        <w:t xml:space="preserve"> </w:t>
+      </w:r>
+      <w:proofErr w:type="spellStart"/>
+      <w:r>
+        <w:rPr>
+          <w:rFonts w:ascii="Balsamiq Sans" w:hAnsi="Balsamiq Sans"/>
+          <w:lang w:val="en-ID"/>
+        </w:rPr>
+        <w:t>Pendapat</w:t>
+      </w:r>
+      <w:proofErr w:type="spellEnd"/>
+      <w:r>
+        <w:rPr>
+          <w:rFonts w:ascii="Balsamiq Sans" w:hAnsi="Balsamiq Sans"/>
+          <w:lang w:val="en-ID"/>
+        </w:rPr>
+        <w:t xml:space="preserve"> Orang Lain), </w:t>
+      </w:r>
+      <w:proofErr w:type="spellStart"/>
+      <w:r>
+        <w:rPr>
+          <w:rFonts w:ascii="Balsamiq Sans" w:hAnsi="Balsamiq Sans"/>
+          <w:lang w:val="en-ID"/>
+        </w:rPr>
+        <w:t>Memiliki</w:t>
+      </w:r>
+      <w:proofErr w:type="spellEnd"/>
+      <w:r>
+        <w:rPr>
+          <w:rFonts w:ascii="Balsamiq Sans" w:hAnsi="Balsamiq Sans"/>
+          <w:lang w:val="en-ID"/>
+        </w:rPr>
+        <w:t xml:space="preserve"> </w:t>
+      </w:r>
+      <w:proofErr w:type="spellStart"/>
+      <w:r>
+        <w:rPr>
+          <w:rFonts w:ascii="Balsamiq Sans" w:hAnsi="Balsamiq Sans"/>
+          <w:lang w:val="en-ID"/>
+        </w:rPr>
+        <w:t>Sikap</w:t>
+      </w:r>
+      <w:proofErr w:type="spellEnd"/>
+      <w:r>
+        <w:rPr>
+          <w:rFonts w:ascii="Balsamiq Sans" w:hAnsi="Balsamiq Sans"/>
+          <w:lang w:val="en-ID"/>
+        </w:rPr>
+        <w:t xml:space="preserve"> </w:t>
+      </w:r>
+      <w:proofErr w:type="spellStart"/>
+      <w:r>
+        <w:rPr>
+          <w:rFonts w:ascii="Balsamiq Sans" w:hAnsi="Balsamiq Sans"/>
+          <w:lang w:val="en-ID"/>
+        </w:rPr>
+        <w:t>Fanati</w:t>
+      </w:r>
+      <w:r>
+        <w:rPr>
+          <w:rFonts w:ascii="Balsamiq Sans" w:hAnsi="Balsamiq Sans"/>
+          <w:lang w:val="en-ID"/>
+        </w:rPr>
+        <w:t>k</w:t>
+      </w:r>
+      <w:proofErr w:type="spellEnd"/>
+      <w:r>
+        <w:rPr>
+          <w:rFonts w:ascii="Balsamiq Sans" w:hAnsi="Balsamiq Sans"/>
+          <w:lang w:val="en-ID"/>
+        </w:rPr>
+        <w:t xml:space="preserve">, </w:t>
+      </w:r>
+      <w:proofErr w:type="spellStart"/>
+      <w:r>
+        <w:rPr>
+          <w:rFonts w:ascii="Balsamiq Sans" w:hAnsi="Balsamiq Sans"/>
+          <w:lang w:val="en-ID"/>
+        </w:rPr>
+        <w:t>Sikap</w:t>
+      </w:r>
+      <w:proofErr w:type="spellEnd"/>
+      <w:r>
+        <w:rPr>
+          <w:rFonts w:ascii="Balsamiq Sans" w:hAnsi="Balsamiq Sans"/>
+          <w:lang w:val="en-ID"/>
+        </w:rPr>
+        <w:t xml:space="preserve"> </w:t>
+      </w:r>
+      <w:proofErr w:type="spellStart"/>
+      <w:r>
+        <w:rPr>
+          <w:rFonts w:ascii="Balsamiq Sans" w:hAnsi="Balsamiq Sans"/>
+          <w:lang w:val="en-ID"/>
+        </w:rPr>
+        <w:t>Eksklusif</w:t>
+      </w:r>
+      <w:proofErr w:type="spellEnd"/>
+      <w:r>
+        <w:rPr>
+          <w:rFonts w:ascii="Balsamiq Sans" w:hAnsi="Balsamiq Sans"/>
+          <w:lang w:val="en-ID"/>
+        </w:rPr>
+        <w:t xml:space="preserve"> (</w:t>
+      </w:r>
+      <w:proofErr w:type="spellStart"/>
+      <w:r>
+        <w:rPr>
+          <w:rFonts w:ascii="Balsamiq Sans" w:hAnsi="Balsamiq Sans"/>
+          <w:lang w:val="en-ID"/>
+        </w:rPr>
+        <w:t>Tertutup</w:t>
+      </w:r>
+      <w:proofErr w:type="spellEnd"/>
+      <w:r>
+        <w:rPr>
+          <w:rFonts w:ascii="Balsamiq Sans" w:hAnsi="Balsamiq Sans"/>
+          <w:lang w:val="en-ID"/>
+        </w:rPr>
+        <w:t xml:space="preserve">), Dan </w:t>
+      </w:r>
+      <w:proofErr w:type="spellStart"/>
+      <w:r>
+        <w:rPr>
+          <w:rFonts w:ascii="Balsamiq Sans" w:hAnsi="Balsamiq Sans"/>
+          <w:lang w:val="en-ID"/>
+        </w:rPr>
+        <w:t>Sikap</w:t>
+      </w:r>
+      <w:proofErr w:type="spellEnd"/>
+      <w:r>
+        <w:rPr>
+          <w:rFonts w:ascii="Balsamiq Sans" w:hAnsi="Balsamiq Sans"/>
+          <w:lang w:val="en-ID"/>
+        </w:rPr>
+        <w:t xml:space="preserve"> </w:t>
+      </w:r>
+      <w:proofErr w:type="spellStart"/>
+      <w:r>
+        <w:rPr>
+          <w:rFonts w:ascii="Balsamiq Sans" w:hAnsi="Balsamiq Sans"/>
+          <w:lang w:val="en-ID"/>
+        </w:rPr>
+        <w:t>Revolusioner</w:t>
+      </w:r>
+      <w:proofErr w:type="spellEnd"/>
+      <w:r>
+        <w:rPr>
+          <w:rFonts w:ascii="Balsamiq Sans" w:hAnsi="Balsamiq Sans"/>
+          <w:lang w:val="en-ID"/>
+        </w:rPr>
+        <w:t xml:space="preserve">, </w:t>
+      </w:r>
+      <w:proofErr w:type="spellStart"/>
+      <w:r>
+        <w:rPr>
+          <w:rFonts w:ascii="Balsamiq Sans" w:hAnsi="Balsamiq Sans"/>
+          <w:lang w:val="en-ID"/>
+        </w:rPr>
+        <w:t>Yaitu</w:t>
+      </w:r>
+      <w:proofErr w:type="spellEnd"/>
+      <w:r>
+        <w:rPr>
+          <w:rFonts w:ascii="Balsamiq Sans" w:hAnsi="Balsamiq Sans"/>
+          <w:lang w:val="en-ID"/>
+        </w:rPr>
+        <w:t xml:space="preserve"> </w:t>
+      </w:r>
+      <w:proofErr w:type="spellStart"/>
+      <w:r>
+        <w:rPr>
+          <w:rFonts w:ascii="Balsamiq Sans" w:hAnsi="Balsamiq Sans"/>
+          <w:lang w:val="en-ID"/>
+        </w:rPr>
+        <w:t>Kecenderungan</w:t>
+      </w:r>
+      <w:proofErr w:type="spellEnd"/>
     </w:p>
     <w:p>
       <w:pPr>
@@ -823,12 +2333,85 @@
           <w:lang w:val="en-ID"/>
         </w:rPr>
       </w:pPr>
-      <w:r>
-        <w:rPr>
-          <w:rFonts w:ascii="Balsamiq Sans" w:hAnsi="Balsamiq Sans"/>
-          <w:lang w:val="en-ID"/>
-        </w:rPr>
-        <w:t>Intoleransi Mengacu Pada Kondisi Ketika Seseorang Kehilangan Sikap Menghormati Dan Menghargai Sesama.</w:t>
+      <w:proofErr w:type="spellStart"/>
+      <w:r>
+        <w:rPr>
+          <w:rFonts w:ascii="Balsamiq Sans" w:hAnsi="Balsamiq Sans"/>
+          <w:lang w:val="en-ID"/>
+        </w:rPr>
+        <w:t>Untuk</w:t>
+      </w:r>
+      <w:proofErr w:type="spellEnd"/>
+      <w:r>
+        <w:rPr>
+          <w:rFonts w:ascii="Balsamiq Sans" w:hAnsi="Balsamiq Sans"/>
+          <w:lang w:val="en-ID"/>
+        </w:rPr>
+        <w:t xml:space="preserve"> </w:t>
+      </w:r>
+      <w:proofErr w:type="spellStart"/>
+      <w:r>
+        <w:rPr>
+          <w:rFonts w:ascii="Balsamiq Sans" w:hAnsi="Balsamiq Sans"/>
+          <w:lang w:val="en-ID"/>
+        </w:rPr>
+        <w:t>Menggunakan</w:t>
+      </w:r>
+      <w:proofErr w:type="spellEnd"/>
+      <w:r>
+        <w:rPr>
+          <w:rFonts w:ascii="Balsamiq Sans" w:hAnsi="Balsamiq Sans"/>
+          <w:lang w:val="en-ID"/>
+        </w:rPr>
+        <w:t xml:space="preserve"> </w:t>
+      </w:r>
+      <w:proofErr w:type="spellStart"/>
+      <w:r>
+        <w:rPr>
+          <w:rFonts w:ascii="Balsamiq Sans" w:hAnsi="Balsamiq Sans"/>
+          <w:lang w:val="en-ID"/>
+        </w:rPr>
+        <w:t>Kekerasan</w:t>
+      </w:r>
+      <w:proofErr w:type="spellEnd"/>
+      <w:r>
+        <w:rPr>
+          <w:rFonts w:ascii="Balsamiq Sans" w:hAnsi="Balsamiq Sans"/>
+          <w:lang w:val="en-ID"/>
+        </w:rPr>
+        <w:t xml:space="preserve"> Demi </w:t>
+      </w:r>
+      <w:proofErr w:type="spellStart"/>
+      <w:r>
+        <w:rPr>
+          <w:rFonts w:ascii="Balsamiq Sans" w:hAnsi="Balsamiq Sans"/>
+          <w:lang w:val="en-ID"/>
+        </w:rPr>
+        <w:t>Mencapai</w:t>
+      </w:r>
+      <w:proofErr w:type="spellEnd"/>
+      <w:r>
+        <w:rPr>
+          <w:rFonts w:ascii="Balsamiq Sans" w:hAnsi="Balsamiq Sans"/>
+          <w:lang w:val="en-ID"/>
+        </w:rPr>
+        <w:t xml:space="preserve"> </w:t>
+      </w:r>
+      <w:proofErr w:type="spellStart"/>
+      <w:r>
+        <w:rPr>
+          <w:rFonts w:ascii="Balsamiq Sans" w:hAnsi="Balsamiq Sans"/>
+          <w:lang w:val="en-ID"/>
+        </w:rPr>
+        <w:t>Tujuan</w:t>
+      </w:r>
+      <w:proofErr w:type="spellEnd"/>
+      <w:r>
+        <w:rPr>
+          <w:rFonts w:ascii="Balsamiq Sans" w:hAnsi="Balsamiq Sans"/>
+          <w:lang w:val="en-ID"/>
+        </w:rPr>
+        <w:t>.</w:t>
       </w:r>
     </w:p>
     <w:p>
@@ -849,8 +2432,20 @@
           <w:highlight w:val="yellow"/>
           <w:lang w:val="en-ID"/>
         </w:rPr>
-        <w:t>3) Separatisme</w:t>
-      </w:r>
+        <w:t xml:space="preserve">2) </w:t>
+      </w:r>
+      <w:proofErr w:type="spellStart"/>
+      <w:r>
+        <w:rPr>
+          <w:rFonts w:ascii="Balsamiq Sans" w:hAnsi="Balsamiq Sans"/>
+          <w:b/>
+          <w:bCs/>
+          <w:highlight w:val="yellow"/>
+          <w:lang w:val="en-ID"/>
+        </w:rPr>
+        <w:t>Intoleransi</w:t>
+      </w:r>
+      <w:proofErr w:type="spellEnd"/>
     </w:p>
     <w:p>
       <w:pPr>
@@ -860,12 +2455,150 @@
           <w:lang w:val="en-ID"/>
         </w:rPr>
       </w:pPr>
-      <w:r>
-        <w:rPr>
-          <w:rFonts w:ascii="Balsamiq Sans" w:hAnsi="Balsamiq Sans"/>
-          <w:lang w:val="en-ID"/>
-        </w:rPr>
-        <w:t>Separatisme Merupakan Paham Atau Gerakan Untuk Memisahkan Diri Dengan Mendirikan Negara Sendiri.</w:t>
+      <w:proofErr w:type="spellStart"/>
+      <w:r>
+        <w:rPr>
+          <w:rFonts w:ascii="Balsamiq Sans" w:hAnsi="Balsamiq Sans"/>
+          <w:lang w:val="en-ID"/>
+        </w:rPr>
+        <w:lastRenderedPageBreak/>
+        <w:t>Intoleransi</w:t>
+      </w:r>
+      <w:proofErr w:type="spellEnd"/>
+      <w:r>
+        <w:rPr>
+          <w:rFonts w:ascii="Balsamiq Sans" w:hAnsi="Balsamiq Sans"/>
+          <w:lang w:val="en-ID"/>
+        </w:rPr>
+        <w:t xml:space="preserve"> </w:t>
+      </w:r>
+      <w:proofErr w:type="spellStart"/>
+      <w:r>
+        <w:rPr>
+          <w:rFonts w:ascii="Balsamiq Sans" w:hAnsi="Balsamiq Sans"/>
+          <w:lang w:val="en-ID"/>
+        </w:rPr>
+        <w:t>Mengacu</w:t>
+      </w:r>
+      <w:proofErr w:type="spellEnd"/>
+      <w:r>
+        <w:rPr>
+          <w:rFonts w:ascii="Balsamiq Sans" w:hAnsi="Balsamiq Sans"/>
+          <w:lang w:val="en-ID"/>
+        </w:rPr>
+        <w:t xml:space="preserve"> Pada </w:t>
+      </w:r>
+      <w:proofErr w:type="spellStart"/>
+      <w:r>
+        <w:rPr>
+          <w:rFonts w:ascii="Balsamiq Sans" w:hAnsi="Balsamiq Sans"/>
+          <w:lang w:val="en-ID"/>
+        </w:rPr>
+        <w:t>Kondisi</w:t>
+      </w:r>
+      <w:proofErr w:type="spellEnd"/>
+      <w:r>
+        <w:rPr>
+          <w:rFonts w:ascii="Balsamiq Sans" w:hAnsi="Balsamiq Sans"/>
+          <w:lang w:val="en-ID"/>
+        </w:rPr>
+        <w:t xml:space="preserve"> Ketika </w:t>
+      </w:r>
+      <w:proofErr w:type="spellStart"/>
+      <w:r>
+        <w:rPr>
+          <w:rFonts w:ascii="Balsamiq Sans" w:hAnsi="Balsamiq Sans"/>
+          <w:lang w:val="en-ID"/>
+        </w:rPr>
+        <w:t>Seseorang</w:t>
+      </w:r>
+      <w:proofErr w:type="spellEnd"/>
+      <w:r>
+        <w:rPr>
+          <w:rFonts w:ascii="Balsamiq Sans" w:hAnsi="Balsamiq Sans"/>
+          <w:lang w:val="en-ID"/>
+        </w:rPr>
+        <w:t xml:space="preserve"> </w:t>
+      </w:r>
+      <w:proofErr w:type="spellStart"/>
+      <w:r>
+        <w:rPr>
+          <w:rFonts w:ascii="Balsamiq Sans" w:hAnsi="Balsamiq Sans"/>
+          <w:lang w:val="en-ID"/>
+        </w:rPr>
+        <w:t>Kehilangan</w:t>
+      </w:r>
+      <w:proofErr w:type="spellEnd"/>
+      <w:r>
+        <w:rPr>
+          <w:rFonts w:ascii="Balsamiq Sans" w:hAnsi="Balsamiq Sans"/>
+          <w:lang w:val="en-ID"/>
+        </w:rPr>
+        <w:t xml:space="preserve"> </w:t>
+      </w:r>
+      <w:proofErr w:type="spellStart"/>
+      <w:r>
+        <w:rPr>
+          <w:rFonts w:ascii="Balsamiq Sans" w:hAnsi="Balsamiq Sans"/>
+          <w:lang w:val="en-ID"/>
+        </w:rPr>
+        <w:t>Sikap</w:t>
+      </w:r>
+      <w:proofErr w:type="spellEnd"/>
+      <w:r>
+        <w:rPr>
+          <w:rFonts w:ascii="Balsamiq Sans" w:hAnsi="Balsamiq Sans"/>
+          <w:lang w:val="en-ID"/>
+        </w:rPr>
+        <w:t xml:space="preserve"> </w:t>
+      </w:r>
+      <w:proofErr w:type="spellStart"/>
+      <w:r>
+        <w:rPr>
+          <w:rFonts w:ascii="Balsamiq Sans" w:hAnsi="Balsamiq Sans"/>
+          <w:lang w:val="en-ID"/>
+        </w:rPr>
+        <w:t>Menghormati</w:t>
+      </w:r>
+      <w:proofErr w:type="spellEnd"/>
+      <w:r>
+        <w:rPr>
+          <w:rFonts w:ascii="Balsamiq Sans" w:hAnsi="Balsamiq Sans"/>
+          <w:lang w:val="en-ID"/>
+        </w:rPr>
+        <w:t xml:space="preserve"> Dan </w:t>
+      </w:r>
+      <w:proofErr w:type="spellStart"/>
+      <w:r>
+        <w:rPr>
+          <w:rFonts w:ascii="Balsamiq Sans" w:hAnsi="Balsamiq Sans"/>
+          <w:lang w:val="en-ID"/>
+        </w:rPr>
+        <w:t>Menghargai</w:t>
+      </w:r>
+      <w:proofErr w:type="spellEnd"/>
+      <w:r>
+        <w:rPr>
+          <w:rFonts w:ascii="Balsamiq Sans" w:hAnsi="Balsamiq Sans"/>
+          <w:lang w:val="en-ID"/>
+        </w:rPr>
+        <w:t xml:space="preserve"> </w:t>
+      </w:r>
+      <w:proofErr w:type="spellStart"/>
+      <w:r>
+        <w:rPr>
+          <w:rFonts w:ascii="Balsamiq Sans" w:hAnsi="Balsamiq Sans"/>
+          <w:lang w:val="en-ID"/>
+        </w:rPr>
+        <w:t>Sesama</w:t>
+      </w:r>
+      <w:proofErr w:type="spellEnd"/>
+      <w:r>
+        <w:rPr>
+          <w:rFonts w:ascii="Balsamiq Sans" w:hAnsi="Balsamiq Sans"/>
+          <w:lang w:val="en-ID"/>
+        </w:rPr>
+        <w:t>.</w:t>
       </w:r>
     </w:p>
     <w:p>
@@ -886,9 +2619,20 @@
           <w:highlight w:val="yellow"/>
           <w:lang w:val="en-ID"/>
         </w:rPr>
-        <w:lastRenderedPageBreak/>
-        <w:t>4) Sukuisme</w:t>
-      </w:r>
+        <w:t xml:space="preserve">3) </w:t>
+      </w:r>
+      <w:proofErr w:type="spellStart"/>
+      <w:r>
+        <w:rPr>
+          <w:rFonts w:ascii="Balsamiq Sans" w:hAnsi="Balsamiq Sans"/>
+          <w:b/>
+          <w:bCs/>
+          <w:highlight w:val="yellow"/>
+          <w:lang w:val="en-ID"/>
+        </w:rPr>
+        <w:t>Separatisme</w:t>
+      </w:r>
+      <w:proofErr w:type="spellEnd"/>
     </w:p>
     <w:p>
       <w:pPr>
@@ -898,12 +2642,165 @@
           <w:lang w:val="en-ID"/>
         </w:rPr>
       </w:pPr>
-      <w:r>
-        <w:rPr>
-          <w:rFonts w:ascii="Balsamiq Sans" w:hAnsi="Balsamiq Sans"/>
-          <w:lang w:val="en-ID"/>
-        </w:rPr>
-        <w:t>Sukuisme Menempatkan Kepentingan Dan Keunggulan Kelompok Etnis Sendiri Di Atas Kepentingan Kelompok Lain.</w:t>
+      <w:proofErr w:type="spellStart"/>
+      <w:r>
+        <w:rPr>
+          <w:rFonts w:ascii="Balsamiq Sans" w:hAnsi="Balsamiq Sans"/>
+          <w:lang w:val="en-ID"/>
+        </w:rPr>
+        <w:t>Separatisme</w:t>
+      </w:r>
+      <w:proofErr w:type="spellEnd"/>
+      <w:r>
+        <w:rPr>
+          <w:rFonts w:ascii="Balsamiq Sans" w:hAnsi="Balsamiq Sans"/>
+          <w:lang w:val="en-ID"/>
+        </w:rPr>
+        <w:t xml:space="preserve"> </w:t>
+      </w:r>
+      <w:proofErr w:type="spellStart"/>
+      <w:r>
+        <w:rPr>
+          <w:rFonts w:ascii="Balsamiq Sans" w:hAnsi="Balsamiq Sans"/>
+          <w:lang w:val="en-ID"/>
+        </w:rPr>
+        <w:t>Merupakan</w:t>
+      </w:r>
+      <w:proofErr w:type="spellEnd"/>
+      <w:r>
+        <w:rPr>
+          <w:rFonts w:ascii="Balsamiq Sans" w:hAnsi="Balsamiq Sans"/>
+          <w:lang w:val="en-ID"/>
+        </w:rPr>
+        <w:t xml:space="preserve"> </w:t>
+      </w:r>
+      <w:proofErr w:type="spellStart"/>
+      <w:r>
+        <w:rPr>
+          <w:rFonts w:ascii="Balsamiq Sans" w:hAnsi="Balsamiq Sans"/>
+          <w:lang w:val="en-ID"/>
+        </w:rPr>
+        <w:t>Paham</w:t>
+      </w:r>
+      <w:proofErr w:type="spellEnd"/>
+      <w:r>
+        <w:rPr>
+          <w:rFonts w:ascii="Balsamiq Sans" w:hAnsi="Balsamiq Sans"/>
+          <w:lang w:val="en-ID"/>
+        </w:rPr>
+        <w:t xml:space="preserve"> </w:t>
+      </w:r>
+      <w:proofErr w:type="spellStart"/>
+      <w:r>
+        <w:rPr>
+          <w:rFonts w:ascii="Balsamiq Sans" w:hAnsi="Balsamiq Sans"/>
+          <w:lang w:val="en-ID"/>
+        </w:rPr>
+        <w:t>Atau</w:t>
+      </w:r>
+      <w:proofErr w:type="spellEnd"/>
+      <w:r>
+        <w:rPr>
+          <w:rFonts w:ascii="Balsamiq Sans" w:hAnsi="Balsamiq Sans"/>
+          <w:lang w:val="en-ID"/>
+        </w:rPr>
+        <w:t xml:space="preserve"> Gerakan </w:t>
+      </w:r>
+      <w:proofErr w:type="spellStart"/>
+      <w:r>
+        <w:rPr>
+          <w:rFonts w:ascii="Balsamiq Sans" w:hAnsi="Balsamiq Sans"/>
+          <w:lang w:val="en-ID"/>
+        </w:rPr>
+        <w:t>Untuk</w:t>
+      </w:r>
+      <w:proofErr w:type="spellEnd"/>
+      <w:r>
+        <w:rPr>
+          <w:rFonts w:ascii="Balsamiq Sans" w:hAnsi="Balsamiq Sans"/>
+          <w:lang w:val="en-ID"/>
+        </w:rPr>
+        <w:t xml:space="preserve"> </w:t>
+      </w:r>
+      <w:proofErr w:type="spellStart"/>
+      <w:r>
+        <w:rPr>
+          <w:rFonts w:ascii="Balsamiq Sans" w:hAnsi="Balsamiq Sans"/>
+          <w:lang w:val="en-ID"/>
+        </w:rPr>
+        <w:t>Memisahkan</w:t>
+      </w:r>
+      <w:proofErr w:type="spellEnd"/>
+      <w:r>
+        <w:rPr>
+          <w:rFonts w:ascii="Balsamiq Sans" w:hAnsi="Balsamiq Sans"/>
+          <w:lang w:val="en-ID"/>
+        </w:rPr>
+        <w:t xml:space="preserve"> </w:t>
+      </w:r>
+      <w:proofErr w:type="spellStart"/>
+      <w:r>
+        <w:rPr>
+          <w:rFonts w:ascii="Balsamiq Sans" w:hAnsi="Balsamiq Sans"/>
+          <w:lang w:val="en-ID"/>
+        </w:rPr>
+        <w:t>Diri</w:t>
+      </w:r>
+      <w:proofErr w:type="spellEnd"/>
+      <w:r>
+        <w:rPr>
+          <w:rFonts w:ascii="Balsamiq Sans" w:hAnsi="Balsamiq Sans"/>
+          <w:lang w:val="en-ID"/>
+        </w:rPr>
+        <w:t xml:space="preserve"> </w:t>
+      </w:r>
+      <w:proofErr w:type="spellStart"/>
+      <w:r>
+        <w:rPr>
+          <w:rFonts w:ascii="Balsamiq Sans" w:hAnsi="Balsamiq Sans"/>
+          <w:lang w:val="en-ID"/>
+        </w:rPr>
+        <w:t>Dengan</w:t>
+      </w:r>
+      <w:proofErr w:type="spellEnd"/>
+      <w:r>
+        <w:rPr>
+          <w:rFonts w:ascii="Balsamiq Sans" w:hAnsi="Balsamiq Sans"/>
+          <w:lang w:val="en-ID"/>
+        </w:rPr>
+        <w:t xml:space="preserve"> </w:t>
+      </w:r>
+      <w:proofErr w:type="spellStart"/>
+      <w:r>
+        <w:rPr>
+          <w:rFonts w:ascii="Balsamiq Sans" w:hAnsi="Balsamiq Sans"/>
+          <w:lang w:val="en-ID"/>
+        </w:rPr>
+        <w:t>Mendirikan</w:t>
+      </w:r>
+      <w:proofErr w:type="spellEnd"/>
+      <w:r>
+        <w:rPr>
+          <w:rFonts w:ascii="Balsamiq Sans" w:hAnsi="Balsamiq Sans"/>
+          <w:lang w:val="en-ID"/>
+        </w:rPr>
+        <w:t xml:space="preserve"> Negara </w:t>
+      </w:r>
+      <w:proofErr w:type="spellStart"/>
+      <w:r>
+        <w:rPr>
+          <w:rFonts w:ascii="Balsamiq Sans" w:hAnsi="Balsamiq Sans"/>
+          <w:lang w:val="en-ID"/>
+        </w:rPr>
+        <w:t>Sendiri</w:t>
+      </w:r>
+      <w:proofErr w:type="spellEnd"/>
+      <w:r>
+        <w:rPr>
+          <w:rFonts w:ascii="Balsamiq Sans" w:hAnsi="Balsamiq Sans"/>
+          <w:lang w:val="en-ID"/>
+        </w:rPr>
+        <w:t>.</w:t>
       </w:r>
     </w:p>
     <w:p>
@@ -924,8 +2821,20 @@
           <w:highlight w:val="yellow"/>
           <w:lang w:val="en-ID"/>
         </w:rPr>
-        <w:t>5) Primordialisme</w:t>
-      </w:r>
+        <w:t xml:space="preserve">4) </w:t>
+      </w:r>
+      <w:proofErr w:type="spellStart"/>
+      <w:r>
+        <w:rPr>
+          <w:rFonts w:ascii="Balsamiq Sans" w:hAnsi="Balsamiq Sans"/>
+          <w:b/>
+          <w:bCs/>
+          <w:highlight w:val="yellow"/>
+          <w:lang w:val="en-ID"/>
+        </w:rPr>
+        <w:t>Sukuisme</w:t>
+      </w:r>
+      <w:proofErr w:type="spellEnd"/>
     </w:p>
     <w:p>
       <w:pPr>
@@ -935,12 +2844,149 @@
           <w:lang w:val="en-ID"/>
         </w:rPr>
       </w:pPr>
-      <w:r>
-        <w:rPr>
-          <w:rFonts w:ascii="Balsamiq Sans" w:hAnsi="Balsamiq Sans"/>
-          <w:lang w:val="en-ID"/>
-        </w:rPr>
-        <w:t>Primordialisme Menekankan Pentingnya Ikatan Dasar, Seperti Etnis, Agama, Dan Daerah Asal, Yang Telah Melekat Sejak Lahir. Ikatan Tersebut Dapat Memperkuat Batas Sosial Dan Menimbulkan Prasangka Terhadap Kelompok Lain.</w:t>
+      <w:proofErr w:type="spellStart"/>
+      <w:r>
+        <w:rPr>
+          <w:rFonts w:ascii="Balsamiq Sans" w:hAnsi="Balsamiq Sans"/>
+          <w:lang w:val="en-ID"/>
+        </w:rPr>
+        <w:t>Sukuisme</w:t>
+      </w:r>
+      <w:proofErr w:type="spellEnd"/>
+      <w:r>
+        <w:rPr>
+          <w:rFonts w:ascii="Balsamiq Sans" w:hAnsi="Balsamiq Sans"/>
+          <w:lang w:val="en-ID"/>
+        </w:rPr>
+        <w:t xml:space="preserve"> </w:t>
+      </w:r>
+      <w:proofErr w:type="spellStart"/>
+      <w:r>
+        <w:rPr>
+          <w:rFonts w:ascii="Balsamiq Sans" w:hAnsi="Balsamiq Sans"/>
+          <w:lang w:val="en-ID"/>
+        </w:rPr>
+        <w:t>Menempatkan</w:t>
+      </w:r>
+      <w:proofErr w:type="spellEnd"/>
+      <w:r>
+        <w:rPr>
+          <w:rFonts w:ascii="Balsamiq Sans" w:hAnsi="Balsamiq Sans"/>
+          <w:lang w:val="en-ID"/>
+        </w:rPr>
+        <w:t xml:space="preserve"> </w:t>
+      </w:r>
+      <w:proofErr w:type="spellStart"/>
+      <w:r>
+        <w:rPr>
+          <w:rFonts w:ascii="Balsamiq Sans" w:hAnsi="Balsamiq Sans"/>
+          <w:lang w:val="en-ID"/>
+        </w:rPr>
+        <w:t>Kepentingan</w:t>
+      </w:r>
+      <w:proofErr w:type="spellEnd"/>
+      <w:r>
+        <w:rPr>
+          <w:rFonts w:ascii="Balsamiq Sans" w:hAnsi="Balsamiq Sans"/>
+          <w:lang w:val="en-ID"/>
+        </w:rPr>
+        <w:t xml:space="preserve"> Dan </w:t>
+      </w:r>
+      <w:proofErr w:type="spellStart"/>
+      <w:r>
+        <w:rPr>
+          <w:rFonts w:ascii="Balsamiq Sans" w:hAnsi="Balsamiq Sans"/>
+          <w:lang w:val="en-ID"/>
+        </w:rPr>
+        <w:t>Keunggulan</w:t>
+      </w:r>
+      <w:proofErr w:type="spellEnd"/>
+      <w:r>
+        <w:rPr>
+          <w:rFonts w:ascii="Balsamiq Sans" w:hAnsi="Balsamiq Sans"/>
+          <w:lang w:val="en-ID"/>
+        </w:rPr>
+        <w:t xml:space="preserve"> </w:t>
+      </w:r>
+      <w:proofErr w:type="spellStart"/>
+      <w:r>
+        <w:rPr>
+          <w:rFonts w:ascii="Balsamiq Sans" w:hAnsi="Balsamiq Sans"/>
+          <w:lang w:val="en-ID"/>
+        </w:rPr>
+        <w:t>Kelompok</w:t>
+      </w:r>
+      <w:proofErr w:type="spellEnd"/>
+      <w:r>
+        <w:rPr>
+          <w:rFonts w:ascii="Balsamiq Sans" w:hAnsi="Balsamiq Sans"/>
+          <w:lang w:val="en-ID"/>
+        </w:rPr>
+        <w:t xml:space="preserve"> </w:t>
+      </w:r>
+      <w:proofErr w:type="spellStart"/>
+      <w:r>
+        <w:rPr>
+          <w:rFonts w:ascii="Balsamiq Sans" w:hAnsi="Balsamiq Sans"/>
+          <w:lang w:val="en-ID"/>
+        </w:rPr>
+        <w:t>Etnis</w:t>
+      </w:r>
+      <w:proofErr w:type="spellEnd"/>
+      <w:r>
+        <w:rPr>
+          <w:rFonts w:ascii="Balsamiq Sans" w:hAnsi="Balsamiq Sans"/>
+          <w:lang w:val="en-ID"/>
+        </w:rPr>
+        <w:t xml:space="preserve"> </w:t>
+      </w:r>
+      <w:proofErr w:type="spellStart"/>
+      <w:r>
+        <w:rPr>
+          <w:rFonts w:ascii="Balsamiq Sans" w:hAnsi="Balsamiq Sans"/>
+          <w:lang w:val="en-ID"/>
+        </w:rPr>
+        <w:t>Sendiri</w:t>
+      </w:r>
+      <w:proofErr w:type="spellEnd"/>
+      <w:r>
+        <w:rPr>
+          <w:rFonts w:ascii="Balsamiq Sans" w:hAnsi="Balsamiq Sans"/>
+          <w:lang w:val="en-ID"/>
+        </w:rPr>
+        <w:t xml:space="preserve"> Di Atas </w:t>
+      </w:r>
+      <w:proofErr w:type="spellStart"/>
+      <w:r>
+        <w:rPr>
+          <w:rFonts w:ascii="Balsamiq Sans" w:hAnsi="Balsamiq Sans"/>
+          <w:lang w:val="en-ID"/>
+        </w:rPr>
+        <w:t>Kepentingan</w:t>
+      </w:r>
+      <w:proofErr w:type="spellEnd"/>
+      <w:r>
+        <w:rPr>
+          <w:rFonts w:ascii="Balsamiq Sans" w:hAnsi="Balsamiq Sans"/>
+          <w:lang w:val="en-ID"/>
+        </w:rPr>
+        <w:t xml:space="preserve"> </w:t>
+      </w:r>
+      <w:proofErr w:type="spellStart"/>
+      <w:r>
+        <w:rPr>
+          <w:rFonts w:ascii="Balsamiq Sans" w:hAnsi="Balsamiq Sans"/>
+          <w:lang w:val="en-ID"/>
+        </w:rPr>
+        <w:t>Kelompok</w:t>
+      </w:r>
+      <w:proofErr w:type="spellEnd"/>
+      <w:r>
+        <w:rPr>
+          <w:rFonts w:ascii="Balsamiq Sans" w:hAnsi="Balsamiq Sans"/>
+          <w:lang w:val="en-ID"/>
+        </w:rPr>
+        <w:t xml:space="preserve"> Lain.</w:t>
       </w:r>
     </w:p>
     <w:p>
@@ -961,8 +3007,20 @@
           <w:highlight w:val="yellow"/>
           <w:lang w:val="en-ID"/>
         </w:rPr>
-        <w:t>6) Etnosentrisme</w:t>
-      </w:r>
+        <w:t xml:space="preserve">5) </w:t>
+      </w:r>
+      <w:proofErr w:type="spellStart"/>
+      <w:r>
+        <w:rPr>
+          <w:rFonts w:ascii="Balsamiq Sans" w:hAnsi="Balsamiq Sans"/>
+          <w:b/>
+          <w:bCs/>
+          <w:highlight w:val="yellow"/>
+          <w:lang w:val="en-ID"/>
+        </w:rPr>
+        <w:t>Primordialisme</w:t>
+      </w:r>
+      <w:proofErr w:type="spellEnd"/>
     </w:p>
     <w:p>
       <w:pPr>
@@ -972,86 +3030,718 @@
           <w:lang w:val="en-ID"/>
         </w:rPr>
       </w:pPr>
-      <w:r>
-        <w:rPr>
-          <w:rFonts w:ascii="Balsamiq Sans" w:hAnsi="Balsamiq Sans"/>
-          <w:lang w:val="en-ID"/>
-        </w:rPr>
-        <w:t>Etnosentrisme Adalah Kecenderungan Menilai Budaya Lain Berdasarkan Standar Budaya Sendiri Dan Meyakini Bahwa Budaya Sendiri Lebih Unggul. Pemikiran Tersebut Berisiko Menimbulkan Konflik Sosial.</w:t>
+      <w:proofErr w:type="spellStart"/>
+      <w:r>
+        <w:rPr>
+          <w:rFonts w:ascii="Balsamiq Sans" w:hAnsi="Balsamiq Sans"/>
+          <w:lang w:val="en-ID"/>
+        </w:rPr>
+        <w:t>Primordialisme</w:t>
+      </w:r>
+      <w:proofErr w:type="spellEnd"/>
+      <w:r>
+        <w:rPr>
+          <w:rFonts w:ascii="Balsamiq Sans" w:hAnsi="Balsamiq Sans"/>
+          <w:lang w:val="en-ID"/>
+        </w:rPr>
+        <w:t xml:space="preserve"> </w:t>
+      </w:r>
+      <w:proofErr w:type="spellStart"/>
+      <w:r>
+        <w:rPr>
+          <w:rFonts w:ascii="Balsamiq Sans" w:hAnsi="Balsamiq Sans"/>
+          <w:lang w:val="en-ID"/>
+        </w:rPr>
+        <w:t>Menekankan</w:t>
+      </w:r>
+      <w:proofErr w:type="spellEnd"/>
+      <w:r>
+        <w:rPr>
+          <w:rFonts w:ascii="Balsamiq Sans" w:hAnsi="Balsamiq Sans"/>
+          <w:lang w:val="en-ID"/>
+        </w:rPr>
+        <w:t xml:space="preserve"> </w:t>
+      </w:r>
+      <w:proofErr w:type="spellStart"/>
+      <w:r>
+        <w:rPr>
+          <w:rFonts w:ascii="Balsamiq Sans" w:hAnsi="Balsamiq Sans"/>
+          <w:lang w:val="en-ID"/>
+        </w:rPr>
+        <w:t>Pentingnya</w:t>
+      </w:r>
+      <w:proofErr w:type="spellEnd"/>
+      <w:r>
+        <w:rPr>
+          <w:rFonts w:ascii="Balsamiq Sans" w:hAnsi="Balsamiq Sans"/>
+          <w:lang w:val="en-ID"/>
+        </w:rPr>
+        <w:t xml:space="preserve"> </w:t>
+      </w:r>
+      <w:proofErr w:type="spellStart"/>
+      <w:r>
+        <w:rPr>
+          <w:rFonts w:ascii="Balsamiq Sans" w:hAnsi="Balsamiq Sans"/>
+          <w:lang w:val="en-ID"/>
+        </w:rPr>
+        <w:t>Ikatan</w:t>
+      </w:r>
+      <w:proofErr w:type="spellEnd"/>
+      <w:r>
+        <w:rPr>
+          <w:rFonts w:ascii="Balsamiq Sans" w:hAnsi="Balsamiq Sans"/>
+          <w:lang w:val="en-ID"/>
+        </w:rPr>
+        <w:t xml:space="preserve"> Dasar, </w:t>
+      </w:r>
+      <w:proofErr w:type="spellStart"/>
+      <w:r>
+        <w:rPr>
+          <w:rFonts w:ascii="Balsamiq Sans" w:hAnsi="Balsamiq Sans"/>
+          <w:lang w:val="en-ID"/>
+        </w:rPr>
+        <w:t>Seperti</w:t>
+      </w:r>
+      <w:proofErr w:type="spellEnd"/>
+      <w:r>
+        <w:rPr>
+          <w:rFonts w:ascii="Balsamiq Sans" w:hAnsi="Balsamiq Sans"/>
+          <w:lang w:val="en-ID"/>
+        </w:rPr>
+        <w:t xml:space="preserve"> </w:t>
+      </w:r>
+      <w:proofErr w:type="spellStart"/>
+      <w:r>
+        <w:rPr>
+          <w:rFonts w:ascii="Balsamiq Sans" w:hAnsi="Balsamiq Sans"/>
+          <w:lang w:val="en-ID"/>
+        </w:rPr>
+        <w:t>Etnis</w:t>
+      </w:r>
+      <w:proofErr w:type="spellEnd"/>
+      <w:r>
+        <w:rPr>
+          <w:rFonts w:ascii="Balsamiq Sans" w:hAnsi="Balsamiq Sans"/>
+          <w:lang w:val="en-ID"/>
+        </w:rPr>
+        <w:t xml:space="preserve">, Agama, Dan Daerah </w:t>
+      </w:r>
+      <w:proofErr w:type="spellStart"/>
+      <w:r>
+        <w:rPr>
+          <w:rFonts w:ascii="Balsamiq Sans" w:hAnsi="Balsamiq Sans"/>
+          <w:lang w:val="en-ID"/>
+        </w:rPr>
+        <w:t>Asal</w:t>
+      </w:r>
+      <w:proofErr w:type="spellEnd"/>
+      <w:r>
+        <w:rPr>
+          <w:rFonts w:ascii="Balsamiq Sans" w:hAnsi="Balsamiq Sans"/>
+          <w:lang w:val="en-ID"/>
+        </w:rPr>
+        <w:t xml:space="preserve">, Yang Telah </w:t>
+      </w:r>
+      <w:proofErr w:type="spellStart"/>
+      <w:r>
+        <w:rPr>
+          <w:rFonts w:ascii="Balsamiq Sans" w:hAnsi="Balsamiq Sans"/>
+          <w:lang w:val="en-ID"/>
+        </w:rPr>
+        <w:t>Melekat</w:t>
+      </w:r>
+      <w:proofErr w:type="spellEnd"/>
+      <w:r>
+        <w:rPr>
+          <w:rFonts w:ascii="Balsamiq Sans" w:hAnsi="Balsamiq Sans"/>
+          <w:lang w:val="en-ID"/>
+        </w:rPr>
+        <w:t xml:space="preserve"> </w:t>
+      </w:r>
+      <w:proofErr w:type="spellStart"/>
+      <w:r>
+        <w:rPr>
+          <w:rFonts w:ascii="Balsamiq Sans" w:hAnsi="Balsamiq Sans"/>
+          <w:lang w:val="en-ID"/>
+        </w:rPr>
+        <w:t>Sejak</w:t>
+      </w:r>
+      <w:proofErr w:type="spellEnd"/>
+      <w:r>
+        <w:rPr>
+          <w:rFonts w:ascii="Balsamiq Sans" w:hAnsi="Balsamiq Sans"/>
+          <w:lang w:val="en-ID"/>
+        </w:rPr>
+        <w:t xml:space="preserve"> Lahir. </w:t>
+      </w:r>
+      <w:proofErr w:type="spellStart"/>
+      <w:r>
+        <w:rPr>
+          <w:rFonts w:ascii="Balsamiq Sans" w:hAnsi="Balsamiq Sans"/>
+          <w:lang w:val="en-ID"/>
+        </w:rPr>
+        <w:t>Ikatan</w:t>
+      </w:r>
+      <w:proofErr w:type="spellEnd"/>
+      <w:r>
+        <w:rPr>
+          <w:rFonts w:ascii="Balsamiq Sans" w:hAnsi="Balsamiq Sans"/>
+          <w:lang w:val="en-ID"/>
+        </w:rPr>
+        <w:t xml:space="preserve"> </w:t>
+      </w:r>
+      <w:proofErr w:type="spellStart"/>
+      <w:r>
+        <w:rPr>
+          <w:rFonts w:ascii="Balsamiq Sans" w:hAnsi="Balsamiq Sans"/>
+          <w:lang w:val="en-ID"/>
+        </w:rPr>
+        <w:t>Tersebut</w:t>
+      </w:r>
+      <w:proofErr w:type="spellEnd"/>
+      <w:r>
+        <w:rPr>
+          <w:rFonts w:ascii="Balsamiq Sans" w:hAnsi="Balsamiq Sans"/>
+          <w:lang w:val="en-ID"/>
+        </w:rPr>
+        <w:t xml:space="preserve"> </w:t>
+      </w:r>
+      <w:proofErr w:type="spellStart"/>
+      <w:r>
+        <w:rPr>
+          <w:rFonts w:ascii="Balsamiq Sans" w:hAnsi="Balsamiq Sans"/>
+          <w:lang w:val="en-ID"/>
+        </w:rPr>
+        <w:t>Dapat</w:t>
+      </w:r>
+      <w:proofErr w:type="spellEnd"/>
+      <w:r>
+        <w:rPr>
+          <w:rFonts w:ascii="Balsamiq Sans" w:hAnsi="Balsamiq Sans"/>
+          <w:lang w:val="en-ID"/>
+        </w:rPr>
+        <w:t xml:space="preserve"> </w:t>
+      </w:r>
+      <w:proofErr w:type="spellStart"/>
+      <w:r>
+        <w:rPr>
+          <w:rFonts w:ascii="Balsamiq Sans" w:hAnsi="Balsamiq Sans"/>
+          <w:lang w:val="en-ID"/>
+        </w:rPr>
+        <w:t>Memperkuat</w:t>
+      </w:r>
+      <w:proofErr w:type="spellEnd"/>
+      <w:r>
+        <w:rPr>
+          <w:rFonts w:ascii="Balsamiq Sans" w:hAnsi="Balsamiq Sans"/>
+          <w:lang w:val="en-ID"/>
+        </w:rPr>
+        <w:t xml:space="preserve"> Batas Sosial Dan </w:t>
+      </w:r>
+      <w:proofErr w:type="spellStart"/>
+      <w:r>
+        <w:rPr>
+          <w:rFonts w:ascii="Balsamiq Sans" w:hAnsi="Balsamiq Sans"/>
+          <w:lang w:val="en-ID"/>
+        </w:rPr>
+        <w:t>Menimbulkan</w:t>
+      </w:r>
+      <w:proofErr w:type="spellEnd"/>
+      <w:r>
+        <w:rPr>
+          <w:rFonts w:ascii="Balsamiq Sans" w:hAnsi="Balsamiq Sans"/>
+          <w:lang w:val="en-ID"/>
+        </w:rPr>
+        <w:t xml:space="preserve"> </w:t>
+      </w:r>
+      <w:proofErr w:type="spellStart"/>
+      <w:r>
+        <w:rPr>
+          <w:rFonts w:ascii="Balsamiq Sans" w:hAnsi="Balsamiq Sans"/>
+          <w:lang w:val="en-ID"/>
+        </w:rPr>
+        <w:t>Prasangka</w:t>
+      </w:r>
+      <w:proofErr w:type="spellEnd"/>
+      <w:r>
+        <w:rPr>
+          <w:rFonts w:ascii="Balsamiq Sans" w:hAnsi="Balsamiq Sans"/>
+          <w:lang w:val="en-ID"/>
+        </w:rPr>
+        <w:t xml:space="preserve"> </w:t>
+      </w:r>
+      <w:proofErr w:type="spellStart"/>
+      <w:r>
+        <w:rPr>
+          <w:rFonts w:ascii="Balsamiq Sans" w:hAnsi="Balsamiq Sans"/>
+          <w:lang w:val="en-ID"/>
+        </w:rPr>
+        <w:t>Terhadap</w:t>
+      </w:r>
+      <w:proofErr w:type="spellEnd"/>
+      <w:r>
+        <w:rPr>
+          <w:rFonts w:ascii="Balsamiq Sans" w:hAnsi="Balsamiq Sans"/>
+          <w:lang w:val="en-ID"/>
+        </w:rPr>
+        <w:t xml:space="preserve"> </w:t>
+      </w:r>
+      <w:proofErr w:type="spellStart"/>
+      <w:r>
+        <w:rPr>
+          <w:rFonts w:ascii="Balsamiq Sans" w:hAnsi="Balsamiq Sans"/>
+          <w:lang w:val="en-ID"/>
+        </w:rPr>
+        <w:t>Kelompok</w:t>
+      </w:r>
+      <w:proofErr w:type="spellEnd"/>
+      <w:r>
+        <w:rPr>
+          <w:rFonts w:ascii="Balsamiq Sans" w:hAnsi="Balsamiq Sans"/>
+          <w:lang w:val="en-ID"/>
+        </w:rPr>
+        <w:t xml:space="preserve"> Lain.</w:t>
       </w:r>
     </w:p>
     <w:p>
       <w:pPr>
-        <w:rPr>
-          <w:rFonts w:ascii="Balsamiq Sans" w:hAnsi="Balsamiq Sans"/>
-          <w:b/>
-          <w:bCs/>
-          <w:lang w:val="en-ID"/>
-        </w:rPr>
-      </w:pPr>
-      <w:r>
-        <w:rPr>
-          <w:rFonts w:ascii="Balsamiq Sans" w:hAnsi="Balsamiq Sans"/>
-          <w:b/>
-          <w:bCs/>
-          <w:lang w:val="en-ID"/>
-        </w:rPr>
-        <w:t>6. Jelaskan Konsep Nilai-Nilai Pendidikan Multikultural</w:t>
-      </w:r>
-      <w:r>
-        <w:rPr>
-          <w:rFonts w:ascii="Balsamiq Sans" w:hAnsi="Balsamiq Sans"/>
-          <w:b/>
-          <w:bCs/>
-          <w:lang w:val="en-ID"/>
-        </w:rPr>
-        <w:t>!</w:t>
-      </w:r>
+        <w:ind w:left="283"/>
+        <w:rPr>
+          <w:rFonts w:ascii="Balsamiq Sans" w:hAnsi="Balsamiq Sans"/>
+          <w:b/>
+          <w:bCs/>
+          <w:lang w:val="en-ID"/>
+        </w:rPr>
+      </w:pPr>
+      <w:r>
+        <w:rPr>
+          <w:rFonts w:ascii="Balsamiq Sans" w:hAnsi="Balsamiq Sans"/>
+          <w:b/>
+          <w:bCs/>
+          <w:highlight w:val="yellow"/>
+          <w:lang w:val="en-ID"/>
+        </w:rPr>
+        <w:t xml:space="preserve">6) </w:t>
+      </w:r>
+      <w:proofErr w:type="spellStart"/>
+      <w:r>
+        <w:rPr>
+          <w:rFonts w:ascii="Balsamiq Sans" w:hAnsi="Balsamiq Sans"/>
+          <w:b/>
+          <w:bCs/>
+          <w:highlight w:val="yellow"/>
+          <w:lang w:val="en-ID"/>
+        </w:rPr>
+        <w:t>Etnosentrisme</w:t>
+      </w:r>
+      <w:proofErr w:type="spellEnd"/>
     </w:p>
     <w:p>
       <w:pPr>
-        <w:ind w:left="283"/>
-        <w:rPr>
-          <w:rFonts w:ascii="Balsamiq Sans" w:hAnsi="Balsamiq Sans"/>
-          <w:b/>
-          <w:bCs/>
-          <w:lang w:val="en-ID"/>
-        </w:rPr>
-      </w:pPr>
-      <w:r>
-        <w:rPr>
-          <w:rFonts w:ascii="Balsamiq Sans" w:hAnsi="Balsamiq Sans"/>
-          <w:b/>
-          <w:bCs/>
-          <w:highlight w:val="yellow"/>
-          <w:lang w:val="en-ID"/>
-        </w:rPr>
-        <w:t>1) Simpati</w:t>
-      </w:r>
-      <w:r>
-        <w:rPr>
-          <w:rFonts w:ascii="Balsamiq Sans" w:hAnsi="Balsamiq Sans"/>
-          <w:b/>
-          <w:bCs/>
-          <w:lang w:val="en-ID"/>
-        </w:rPr>
-        <w:t xml:space="preserve"> </w:t>
+        <w:ind w:left="425"/>
+        <w:rPr>
+          <w:rFonts w:ascii="Balsamiq Sans" w:hAnsi="Balsamiq Sans"/>
+          <w:lang w:val="en-ID"/>
+        </w:rPr>
+      </w:pPr>
+      <w:proofErr w:type="spellStart"/>
+      <w:r>
+        <w:rPr>
+          <w:rFonts w:ascii="Balsamiq Sans" w:hAnsi="Balsamiq Sans"/>
+          <w:lang w:val="en-ID"/>
+        </w:rPr>
+        <w:t>Etnosentrisme</w:t>
+      </w:r>
+      <w:proofErr w:type="spellEnd"/>
+      <w:r>
+        <w:rPr>
+          <w:rFonts w:ascii="Balsamiq Sans" w:hAnsi="Balsamiq Sans"/>
+          <w:lang w:val="en-ID"/>
+        </w:rPr>
+        <w:t xml:space="preserve"> </w:t>
+      </w:r>
+      <w:proofErr w:type="spellStart"/>
+      <w:r>
+        <w:rPr>
+          <w:rFonts w:ascii="Balsamiq Sans" w:hAnsi="Balsamiq Sans"/>
+          <w:lang w:val="en-ID"/>
+        </w:rPr>
+        <w:t>Adalah</w:t>
+      </w:r>
+      <w:proofErr w:type="spellEnd"/>
+      <w:r>
+        <w:rPr>
+          <w:rFonts w:ascii="Balsamiq Sans" w:hAnsi="Balsamiq Sans"/>
+          <w:lang w:val="en-ID"/>
+        </w:rPr>
+        <w:t xml:space="preserve"> </w:t>
+      </w:r>
+      <w:proofErr w:type="spellStart"/>
+      <w:r>
+        <w:rPr>
+          <w:rFonts w:ascii="Balsamiq Sans" w:hAnsi="Balsamiq Sans"/>
+          <w:lang w:val="en-ID"/>
+        </w:rPr>
+        <w:t>Kecenderungan</w:t>
+      </w:r>
+      <w:proofErr w:type="spellEnd"/>
+      <w:r>
+        <w:rPr>
+          <w:rFonts w:ascii="Balsamiq Sans" w:hAnsi="Balsamiq Sans"/>
+          <w:lang w:val="en-ID"/>
+        </w:rPr>
+        <w:t xml:space="preserve"> </w:t>
+      </w:r>
+      <w:proofErr w:type="spellStart"/>
+      <w:r>
+        <w:rPr>
+          <w:rFonts w:ascii="Balsamiq Sans" w:hAnsi="Balsamiq Sans"/>
+          <w:lang w:val="en-ID"/>
+        </w:rPr>
+        <w:t>Menilai</w:t>
+      </w:r>
+      <w:proofErr w:type="spellEnd"/>
+      <w:r>
+        <w:rPr>
+          <w:rFonts w:ascii="Balsamiq Sans" w:hAnsi="Balsamiq Sans"/>
+          <w:lang w:val="en-ID"/>
+        </w:rPr>
+        <w:t xml:space="preserve"> </w:t>
+      </w:r>
+      <w:proofErr w:type="spellStart"/>
+      <w:r>
+        <w:rPr>
+          <w:rFonts w:ascii="Balsamiq Sans" w:hAnsi="Balsamiq Sans"/>
+          <w:lang w:val="en-ID"/>
+        </w:rPr>
+        <w:t>Budaya</w:t>
+      </w:r>
+      <w:proofErr w:type="spellEnd"/>
+      <w:r>
+        <w:rPr>
+          <w:rFonts w:ascii="Balsamiq Sans" w:hAnsi="Balsamiq Sans"/>
+          <w:lang w:val="en-ID"/>
+        </w:rPr>
+        <w:t xml:space="preserve"> Lain </w:t>
+      </w:r>
+      <w:proofErr w:type="spellStart"/>
+      <w:r>
+        <w:rPr>
+          <w:rFonts w:ascii="Balsamiq Sans" w:hAnsi="Balsamiq Sans"/>
+          <w:lang w:val="en-ID"/>
+        </w:rPr>
+        <w:t>Berdasarkan</w:t>
+      </w:r>
+      <w:proofErr w:type="spellEnd"/>
+      <w:r>
+        <w:rPr>
+          <w:rFonts w:ascii="Balsamiq Sans" w:hAnsi="Balsamiq Sans"/>
+          <w:lang w:val="en-ID"/>
+        </w:rPr>
+        <w:t xml:space="preserve"> </w:t>
+      </w:r>
+      <w:proofErr w:type="spellStart"/>
+      <w:r>
+        <w:rPr>
+          <w:rFonts w:ascii="Balsamiq Sans" w:hAnsi="Balsamiq Sans"/>
+          <w:lang w:val="en-ID"/>
+        </w:rPr>
+        <w:t>Standar</w:t>
+      </w:r>
+      <w:proofErr w:type="spellEnd"/>
+      <w:r>
+        <w:rPr>
+          <w:rFonts w:ascii="Balsamiq Sans" w:hAnsi="Balsamiq Sans"/>
+          <w:lang w:val="en-ID"/>
+        </w:rPr>
+        <w:t xml:space="preserve"> </w:t>
+      </w:r>
+      <w:proofErr w:type="spellStart"/>
+      <w:r>
+        <w:rPr>
+          <w:rFonts w:ascii="Balsamiq Sans" w:hAnsi="Balsamiq Sans"/>
+          <w:lang w:val="en-ID"/>
+        </w:rPr>
+        <w:t>Budaya</w:t>
+      </w:r>
+      <w:proofErr w:type="spellEnd"/>
+      <w:r>
+        <w:rPr>
+          <w:rFonts w:ascii="Balsamiq Sans" w:hAnsi="Balsamiq Sans"/>
+          <w:lang w:val="en-ID"/>
+        </w:rPr>
+        <w:t xml:space="preserve"> </w:t>
+      </w:r>
+      <w:proofErr w:type="spellStart"/>
+      <w:r>
+        <w:rPr>
+          <w:rFonts w:ascii="Balsamiq Sans" w:hAnsi="Balsamiq Sans"/>
+          <w:lang w:val="en-ID"/>
+        </w:rPr>
+        <w:t>Sendiri</w:t>
+      </w:r>
+      <w:proofErr w:type="spellEnd"/>
+      <w:r>
+        <w:rPr>
+          <w:rFonts w:ascii="Balsamiq Sans" w:hAnsi="Balsamiq Sans"/>
+          <w:lang w:val="en-ID"/>
+        </w:rPr>
+        <w:t xml:space="preserve"> Dan </w:t>
+      </w:r>
+      <w:proofErr w:type="spellStart"/>
+      <w:r>
+        <w:rPr>
+          <w:rFonts w:ascii="Balsamiq Sans" w:hAnsi="Balsamiq Sans"/>
+          <w:lang w:val="en-ID"/>
+        </w:rPr>
+        <w:t>Meyakini</w:t>
+      </w:r>
+      <w:proofErr w:type="spellEnd"/>
+      <w:r>
+        <w:rPr>
+          <w:rFonts w:ascii="Balsamiq Sans" w:hAnsi="Balsamiq Sans"/>
+          <w:lang w:val="en-ID"/>
+        </w:rPr>
+        <w:t xml:space="preserve"> </w:t>
+      </w:r>
+      <w:proofErr w:type="spellStart"/>
+      <w:r>
+        <w:rPr>
+          <w:rFonts w:ascii="Balsamiq Sans" w:hAnsi="Balsamiq Sans"/>
+          <w:lang w:val="en-ID"/>
+        </w:rPr>
+        <w:t>Bahwa</w:t>
+      </w:r>
+      <w:proofErr w:type="spellEnd"/>
+      <w:r>
+        <w:rPr>
+          <w:rFonts w:ascii="Balsamiq Sans" w:hAnsi="Balsamiq Sans"/>
+          <w:lang w:val="en-ID"/>
+        </w:rPr>
+        <w:t xml:space="preserve"> </w:t>
+      </w:r>
+      <w:proofErr w:type="spellStart"/>
+      <w:r>
+        <w:rPr>
+          <w:rFonts w:ascii="Balsamiq Sans" w:hAnsi="Balsamiq Sans"/>
+          <w:lang w:val="en-ID"/>
+        </w:rPr>
+        <w:t>Budaya</w:t>
+      </w:r>
+      <w:proofErr w:type="spellEnd"/>
+      <w:r>
+        <w:rPr>
+          <w:rFonts w:ascii="Balsamiq Sans" w:hAnsi="Balsamiq Sans"/>
+          <w:lang w:val="en-ID"/>
+        </w:rPr>
+        <w:t xml:space="preserve"> </w:t>
+      </w:r>
+      <w:proofErr w:type="spellStart"/>
+      <w:r>
+        <w:rPr>
+          <w:rFonts w:ascii="Balsamiq Sans" w:hAnsi="Balsamiq Sans"/>
+          <w:lang w:val="en-ID"/>
+        </w:rPr>
+        <w:t>Sendiri</w:t>
+      </w:r>
+      <w:proofErr w:type="spellEnd"/>
+      <w:r>
+        <w:rPr>
+          <w:rFonts w:ascii="Balsamiq Sans" w:hAnsi="Balsamiq Sans"/>
+          <w:lang w:val="en-ID"/>
+        </w:rPr>
+        <w:t xml:space="preserve"> </w:t>
+      </w:r>
+      <w:proofErr w:type="spellStart"/>
+      <w:r>
+        <w:rPr>
+          <w:rFonts w:ascii="Balsamiq Sans" w:hAnsi="Balsamiq Sans"/>
+          <w:lang w:val="en-ID"/>
+        </w:rPr>
+        <w:t>Lebih</w:t>
+      </w:r>
+      <w:proofErr w:type="spellEnd"/>
+      <w:r>
+        <w:rPr>
+          <w:rFonts w:ascii="Balsamiq Sans" w:hAnsi="Balsamiq Sans"/>
+          <w:lang w:val="en-ID"/>
+        </w:rPr>
+        <w:t xml:space="preserve"> </w:t>
+      </w:r>
+      <w:proofErr w:type="spellStart"/>
+      <w:r>
+        <w:rPr>
+          <w:rFonts w:ascii="Balsamiq Sans" w:hAnsi="Balsamiq Sans"/>
+          <w:lang w:val="en-ID"/>
+        </w:rPr>
+        <w:t>Unggul</w:t>
+      </w:r>
+      <w:proofErr w:type="spellEnd"/>
+      <w:r>
+        <w:rPr>
+          <w:rFonts w:ascii="Balsamiq Sans" w:hAnsi="Balsamiq Sans"/>
+          <w:lang w:val="en-ID"/>
+        </w:rPr>
+        <w:t xml:space="preserve">. </w:t>
+      </w:r>
+      <w:proofErr w:type="spellStart"/>
+      <w:r>
+        <w:rPr>
+          <w:rFonts w:ascii="Balsamiq Sans" w:hAnsi="Balsamiq Sans"/>
+          <w:lang w:val="en-ID"/>
+        </w:rPr>
+        <w:t>Pemikiran</w:t>
+      </w:r>
+      <w:proofErr w:type="spellEnd"/>
+      <w:r>
+        <w:rPr>
+          <w:rFonts w:ascii="Balsamiq Sans" w:hAnsi="Balsamiq Sans"/>
+          <w:lang w:val="en-ID"/>
+        </w:rPr>
+        <w:t xml:space="preserve"> </w:t>
+      </w:r>
+      <w:proofErr w:type="spellStart"/>
+      <w:r>
+        <w:rPr>
+          <w:rFonts w:ascii="Balsamiq Sans" w:hAnsi="Balsamiq Sans"/>
+          <w:lang w:val="en-ID"/>
+        </w:rPr>
+        <w:t>Tersebut</w:t>
+      </w:r>
+      <w:proofErr w:type="spellEnd"/>
+      <w:r>
+        <w:rPr>
+          <w:rFonts w:ascii="Balsamiq Sans" w:hAnsi="Balsamiq Sans"/>
+          <w:lang w:val="en-ID"/>
+        </w:rPr>
+        <w:t xml:space="preserve"> </w:t>
+      </w:r>
+      <w:proofErr w:type="spellStart"/>
+      <w:r>
+        <w:rPr>
+          <w:rFonts w:ascii="Balsamiq Sans" w:hAnsi="Balsamiq Sans"/>
+          <w:lang w:val="en-ID"/>
+        </w:rPr>
+        <w:t>Berisiko</w:t>
+      </w:r>
+      <w:proofErr w:type="spellEnd"/>
+      <w:r>
+        <w:rPr>
+          <w:rFonts w:ascii="Balsamiq Sans" w:hAnsi="Balsamiq Sans"/>
+          <w:lang w:val="en-ID"/>
+        </w:rPr>
+        <w:t xml:space="preserve"> </w:t>
+      </w:r>
+      <w:proofErr w:type="spellStart"/>
+      <w:r>
+        <w:rPr>
+          <w:rFonts w:ascii="Balsamiq Sans" w:hAnsi="Balsamiq Sans"/>
+          <w:lang w:val="en-ID"/>
+        </w:rPr>
+        <w:t>Menimbulkan</w:t>
+      </w:r>
+      <w:proofErr w:type="spellEnd"/>
+      <w:r>
+        <w:rPr>
+          <w:rFonts w:ascii="Balsamiq Sans" w:hAnsi="Balsamiq Sans"/>
+          <w:lang w:val="en-ID"/>
+        </w:rPr>
+        <w:t xml:space="preserve"> </w:t>
+      </w:r>
+      <w:proofErr w:type="spellStart"/>
+      <w:r>
+        <w:rPr>
+          <w:rFonts w:ascii="Balsamiq Sans" w:hAnsi="Balsamiq Sans"/>
+          <w:lang w:val="en-ID"/>
+        </w:rPr>
+        <w:t>Konflik</w:t>
+      </w:r>
+      <w:proofErr w:type="spellEnd"/>
+      <w:r>
+        <w:rPr>
+          <w:rFonts w:ascii="Balsamiq Sans" w:hAnsi="Balsamiq Sans"/>
+          <w:lang w:val="en-ID"/>
+        </w:rPr>
+        <w:t xml:space="preserve"> Sosial.</w:t>
       </w:r>
     </w:p>
     <w:p>
       <w:pPr>
-        <w:ind w:left="425"/>
-        <w:rPr>
-          <w:rFonts w:ascii="Balsamiq Sans" w:hAnsi="Balsamiq Sans"/>
-          <w:lang w:val="en-ID"/>
-        </w:rPr>
-      </w:pPr>
-      <w:r>
-        <w:rPr>
-          <w:rFonts w:ascii="Balsamiq Sans" w:hAnsi="Balsamiq Sans"/>
-          <w:lang w:val="en-ID"/>
-        </w:rPr>
-        <w:t>Simpati Merupakan Proses Ketika Seseorang Merasa Tertarik Kepada Pihak Lain Dan Seolah-Olah Merasakan Perasaan Orang Tersebut.</w:t>
+        <w:rPr>
+          <w:rFonts w:ascii="Balsamiq Sans" w:hAnsi="Balsamiq Sans"/>
+          <w:b/>
+          <w:bCs/>
+          <w:lang w:val="en-ID"/>
+        </w:rPr>
+      </w:pPr>
+      <w:r>
+        <w:rPr>
+          <w:rFonts w:ascii="Balsamiq Sans" w:hAnsi="Balsamiq Sans"/>
+          <w:b/>
+          <w:bCs/>
+          <w:lang w:val="en-ID"/>
+        </w:rPr>
+        <w:t xml:space="preserve">6. </w:t>
+      </w:r>
+      <w:proofErr w:type="spellStart"/>
+      <w:r>
+        <w:rPr>
+          <w:rFonts w:ascii="Balsamiq Sans" w:hAnsi="Balsamiq Sans"/>
+          <w:b/>
+          <w:bCs/>
+          <w:lang w:val="en-ID"/>
+        </w:rPr>
+        <w:t>Jelaskan</w:t>
+      </w:r>
+      <w:proofErr w:type="spellEnd"/>
+      <w:r>
+        <w:rPr>
+          <w:rFonts w:ascii="Balsamiq Sans" w:hAnsi="Balsamiq Sans"/>
+          <w:b/>
+          <w:bCs/>
+          <w:lang w:val="en-ID"/>
+        </w:rPr>
+        <w:t xml:space="preserve"> </w:t>
+      </w:r>
+      <w:proofErr w:type="spellStart"/>
+      <w:r>
+        <w:rPr>
+          <w:rFonts w:ascii="Balsamiq Sans" w:hAnsi="Balsamiq Sans"/>
+          <w:b/>
+          <w:bCs/>
+          <w:lang w:val="en-ID"/>
+        </w:rPr>
+        <w:t>Konsep</w:t>
+      </w:r>
+      <w:proofErr w:type="spellEnd"/>
+      <w:r>
+        <w:rPr>
+          <w:rFonts w:ascii="Balsamiq Sans" w:hAnsi="Balsamiq Sans"/>
+          <w:b/>
+          <w:bCs/>
+          <w:lang w:val="en-ID"/>
+        </w:rPr>
+        <w:t xml:space="preserve"> Nilai-Nilai Pendidikan </w:t>
+      </w:r>
+      <w:proofErr w:type="spellStart"/>
+      <w:r>
+        <w:rPr>
+          <w:rFonts w:ascii="Balsamiq Sans" w:hAnsi="Balsamiq Sans"/>
+          <w:b/>
+          <w:bCs/>
+          <w:lang w:val="en-ID"/>
+        </w:rPr>
+        <w:t>Multikultural</w:t>
+      </w:r>
+      <w:proofErr w:type="spellEnd"/>
+      <w:r>
+        <w:rPr>
+          <w:rFonts w:ascii="Balsamiq Sans" w:hAnsi="Balsamiq Sans"/>
+          <w:b/>
+          <w:bCs/>
+          <w:lang w:val="en-ID"/>
+        </w:rPr>
+        <w:t>!</w:t>
       </w:r>
     </w:p>
     <w:p>
@@ -1072,17 +3762,30 @@
           <w:highlight w:val="yellow"/>
           <w:lang w:val="en-ID"/>
         </w:rPr>
-        <w:t>2) Toleransi</w:t>
-      </w:r>
-      <w:r>
-        <w:rPr>
-          <w:rFonts w:ascii="Balsamiq Sans" w:hAnsi="Balsamiq Sans"/>
-          <w:b/>
-          <w:bCs/>
-          <w:lang w:val="en-ID"/>
-        </w:rPr>
-        <w:t xml:space="preserve"> </w:t>
-      </w:r>
+        <w:t xml:space="preserve">1) </w:t>
+      </w:r>
+      <w:proofErr w:type="spellStart"/>
+      <w:r>
+        <w:rPr>
+          <w:rFonts w:ascii="Balsamiq Sans" w:hAnsi="Balsamiq Sans"/>
+          <w:b/>
+          <w:bCs/>
+          <w:highlight w:val="yellow"/>
+          <w:lang w:val="en-ID"/>
+        </w:rPr>
+        <w:t>Simpat</w:t>
+      </w:r>
+      <w:r>
+        <w:rPr>
+          <w:rFonts w:ascii="Balsamiq Sans" w:hAnsi="Balsamiq Sans"/>
+          <w:b/>
+          <w:bCs/>
+          <w:highlight w:val="yellow"/>
+          <w:lang w:val="en-ID"/>
+        </w:rPr>
+        <w:t>i</w:t>
+      </w:r>
+      <w:proofErr w:type="spellEnd"/>
     </w:p>
     <w:p>
       <w:pPr>
@@ -1092,12 +3795,181 @@
           <w:lang w:val="en-ID"/>
         </w:rPr>
       </w:pPr>
-      <w:r>
-        <w:rPr>
-          <w:rFonts w:ascii="Balsamiq Sans" w:hAnsi="Balsamiq Sans"/>
-          <w:lang w:val="en-ID"/>
-        </w:rPr>
-        <w:t>Toleransi Merupakan Sikap Atau Perilaku Yang Menunjukkan Penghargaan Dan Penerimaan Terhadap Perbedaan, Baik Agama, Keyakinan, Suku, Etnis, Maupun Pendapat Orang Lain.</w:t>
+      <w:proofErr w:type="spellStart"/>
+      <w:r>
+        <w:rPr>
+          <w:rFonts w:ascii="Balsamiq Sans" w:hAnsi="Balsamiq Sans"/>
+          <w:lang w:val="en-ID"/>
+        </w:rPr>
+        <w:t>Simpati</w:t>
+      </w:r>
+      <w:proofErr w:type="spellEnd"/>
+      <w:r>
+        <w:rPr>
+          <w:rFonts w:ascii="Balsamiq Sans" w:hAnsi="Balsamiq Sans"/>
+          <w:lang w:val="en-ID"/>
+        </w:rPr>
+        <w:t xml:space="preserve"> </w:t>
+      </w:r>
+      <w:proofErr w:type="spellStart"/>
+      <w:r>
+        <w:rPr>
+          <w:rFonts w:ascii="Balsamiq Sans" w:hAnsi="Balsamiq Sans"/>
+          <w:lang w:val="en-ID"/>
+        </w:rPr>
+        <w:t>Merupakan</w:t>
+      </w:r>
+      <w:proofErr w:type="spellEnd"/>
+      <w:r>
+        <w:rPr>
+          <w:rFonts w:ascii="Balsamiq Sans" w:hAnsi="Balsamiq Sans"/>
+          <w:lang w:val="en-ID"/>
+        </w:rPr>
+        <w:t xml:space="preserve"> Proses Ketika </w:t>
+      </w:r>
+      <w:proofErr w:type="spellStart"/>
+      <w:r>
+        <w:rPr>
+          <w:rFonts w:ascii="Balsamiq Sans" w:hAnsi="Balsamiq Sans"/>
+          <w:lang w:val="en-ID"/>
+        </w:rPr>
+        <w:t>Seseorang</w:t>
+      </w:r>
+      <w:proofErr w:type="spellEnd"/>
+      <w:r>
+        <w:rPr>
+          <w:rFonts w:ascii="Balsamiq Sans" w:hAnsi="Balsamiq Sans"/>
+          <w:lang w:val="en-ID"/>
+        </w:rPr>
+        <w:t xml:space="preserve"> </w:t>
+      </w:r>
+      <w:proofErr w:type="spellStart"/>
+      <w:r>
+        <w:rPr>
+          <w:rFonts w:ascii="Balsamiq Sans" w:hAnsi="Balsamiq Sans"/>
+          <w:lang w:val="en-ID"/>
+        </w:rPr>
+        <w:t>Merasa</w:t>
+      </w:r>
+      <w:proofErr w:type="spellEnd"/>
+      <w:r>
+        <w:rPr>
+          <w:rFonts w:ascii="Balsamiq Sans" w:hAnsi="Balsamiq Sans"/>
+          <w:lang w:val="en-ID"/>
+        </w:rPr>
+        <w:t xml:space="preserve"> </w:t>
+      </w:r>
+      <w:proofErr w:type="spellStart"/>
+      <w:r>
+        <w:rPr>
+          <w:rFonts w:ascii="Balsamiq Sans" w:hAnsi="Balsamiq Sans"/>
+          <w:lang w:val="en-ID"/>
+        </w:rPr>
+        <w:t>Tertarik</w:t>
+      </w:r>
+      <w:proofErr w:type="spellEnd"/>
+      <w:r>
+        <w:rPr>
+          <w:rFonts w:ascii="Balsamiq Sans" w:hAnsi="Balsamiq Sans"/>
+          <w:lang w:val="en-ID"/>
+        </w:rPr>
+        <w:t xml:space="preserve"> </w:t>
+      </w:r>
+      <w:proofErr w:type="spellStart"/>
+      <w:r>
+        <w:rPr>
+          <w:rFonts w:ascii="Balsamiq Sans" w:hAnsi="Balsamiq Sans"/>
+          <w:lang w:val="en-ID"/>
+        </w:rPr>
+        <w:t>Kepada</w:t>
+      </w:r>
+      <w:proofErr w:type="spellEnd"/>
+      <w:r>
+        <w:rPr>
+          <w:rFonts w:ascii="Balsamiq Sans" w:hAnsi="Balsamiq Sans"/>
+          <w:lang w:val="en-ID"/>
+        </w:rPr>
+        <w:t xml:space="preserve"> </w:t>
+      </w:r>
+      <w:proofErr w:type="spellStart"/>
+      <w:r>
+        <w:rPr>
+          <w:rFonts w:ascii="Balsamiq Sans" w:hAnsi="Balsamiq Sans"/>
+          <w:lang w:val="en-ID"/>
+        </w:rPr>
+        <w:t>Pihak</w:t>
+      </w:r>
+      <w:proofErr w:type="spellEnd"/>
+      <w:r>
+        <w:rPr>
+          <w:rFonts w:ascii="Balsamiq Sans" w:hAnsi="Balsamiq Sans"/>
+          <w:lang w:val="en-ID"/>
+        </w:rPr>
+        <w:t xml:space="preserve"> Lain Dan </w:t>
+      </w:r>
+      <w:proofErr w:type="spellStart"/>
+      <w:r>
+        <w:rPr>
+          <w:rFonts w:ascii="Balsamiq Sans" w:hAnsi="Balsamiq Sans"/>
+          <w:lang w:val="en-ID"/>
+        </w:rPr>
+        <w:t>Seolah-Olah</w:t>
+      </w:r>
+      <w:proofErr w:type="spellEnd"/>
+      <w:r>
+        <w:rPr>
+          <w:rFonts w:ascii="Balsamiq Sans" w:hAnsi="Balsamiq Sans"/>
+          <w:lang w:val="en-ID"/>
+        </w:rPr>
+        <w:t xml:space="preserve"> </w:t>
+      </w:r>
+      <w:proofErr w:type="spellStart"/>
+      <w:r>
+        <w:rPr>
+          <w:rFonts w:ascii="Balsamiq Sans" w:hAnsi="Balsamiq Sans"/>
+          <w:lang w:val="en-ID"/>
+        </w:rPr>
+        <w:t>Merasakan</w:t>
+      </w:r>
+      <w:proofErr w:type="spellEnd"/>
+      <w:r>
+        <w:rPr>
+          <w:rFonts w:ascii="Balsamiq Sans" w:hAnsi="Balsamiq Sans"/>
+          <w:lang w:val="en-ID"/>
+        </w:rPr>
+        <w:t xml:space="preserve"> </w:t>
+      </w:r>
+      <w:proofErr w:type="spellStart"/>
+      <w:r>
+        <w:rPr>
+          <w:rFonts w:ascii="Balsamiq Sans" w:hAnsi="Balsamiq Sans"/>
+          <w:lang w:val="en-ID"/>
+        </w:rPr>
+        <w:t>Perasaan</w:t>
+      </w:r>
+      <w:proofErr w:type="spellEnd"/>
+      <w:r>
+        <w:rPr>
+          <w:rFonts w:ascii="Balsamiq Sans" w:hAnsi="Balsamiq Sans"/>
+          <w:lang w:val="en-ID"/>
+        </w:rPr>
+        <w:t xml:space="preserve"> Orang </w:t>
+      </w:r>
+      <w:proofErr w:type="spellStart"/>
+      <w:r>
+        <w:rPr>
+          <w:rFonts w:ascii="Balsamiq Sans" w:hAnsi="Balsamiq Sans"/>
+          <w:lang w:val="en-ID"/>
+        </w:rPr>
+        <w:t>Tersebut</w:t>
+      </w:r>
+      <w:proofErr w:type="spellEnd"/>
+      <w:r>
+        <w:rPr>
+          <w:rFonts w:ascii="Balsamiq Sans" w:hAnsi="Balsamiq Sans"/>
+          <w:lang w:val="en-ID"/>
+        </w:rPr>
+        <w:t>.</w:t>
       </w:r>
     </w:p>
     <w:p>
@@ -1118,17 +3990,30 @@
           <w:highlight w:val="yellow"/>
           <w:lang w:val="en-ID"/>
         </w:rPr>
-        <w:t>3) Empati</w:t>
-      </w:r>
-      <w:r>
-        <w:rPr>
-          <w:rFonts w:ascii="Balsamiq Sans" w:hAnsi="Balsamiq Sans"/>
-          <w:b/>
-          <w:bCs/>
-          <w:lang w:val="en-ID"/>
-        </w:rPr>
-        <w:t xml:space="preserve"> </w:t>
-      </w:r>
+        <w:t xml:space="preserve">2) </w:t>
+      </w:r>
+      <w:proofErr w:type="spellStart"/>
+      <w:r>
+        <w:rPr>
+          <w:rFonts w:ascii="Balsamiq Sans" w:hAnsi="Balsamiq Sans"/>
+          <w:b/>
+          <w:bCs/>
+          <w:highlight w:val="yellow"/>
+          <w:lang w:val="en-ID"/>
+        </w:rPr>
+        <w:t>T</w:t>
+      </w:r>
+      <w:r>
+        <w:rPr>
+          <w:rFonts w:ascii="Balsamiq Sans" w:hAnsi="Balsamiq Sans"/>
+          <w:b/>
+          <w:bCs/>
+          <w:highlight w:val="yellow"/>
+          <w:lang w:val="en-ID"/>
+        </w:rPr>
+        <w:t>oleransi</w:t>
+      </w:r>
+      <w:proofErr w:type="spellEnd"/>
     </w:p>
     <w:p>
       <w:pPr>
@@ -1138,12 +4023,261 @@
           <w:lang w:val="en-ID"/>
         </w:rPr>
       </w:pPr>
-      <w:r>
-        <w:rPr>
-          <w:rFonts w:ascii="Balsamiq Sans" w:hAnsi="Balsamiq Sans"/>
-          <w:lang w:val="en-ID"/>
-        </w:rPr>
-        <w:t>Empati Adalah Kemampuan Memahami Perasaan Dan Pengalaman Orang Lain Dengan Melihat Dari Sudut Pandang Mereka.</w:t>
+      <w:proofErr w:type="spellStart"/>
+      <w:r>
+        <w:rPr>
+          <w:rFonts w:ascii="Balsamiq Sans" w:hAnsi="Balsamiq Sans"/>
+          <w:lang w:val="en-ID"/>
+        </w:rPr>
+        <w:t>Toleransi</w:t>
+      </w:r>
+      <w:proofErr w:type="spellEnd"/>
+      <w:r>
+        <w:rPr>
+          <w:rFonts w:ascii="Balsamiq Sans" w:hAnsi="Balsamiq Sans"/>
+          <w:lang w:val="en-ID"/>
+        </w:rPr>
+        <w:t xml:space="preserve"> </w:t>
+      </w:r>
+      <w:proofErr w:type="spellStart"/>
+      <w:r>
+        <w:rPr>
+          <w:rFonts w:ascii="Balsamiq Sans" w:hAnsi="Balsamiq Sans"/>
+          <w:lang w:val="en-ID"/>
+        </w:rPr>
+        <w:t>Merupakan</w:t>
+      </w:r>
+      <w:proofErr w:type="spellEnd"/>
+      <w:r>
+        <w:rPr>
+          <w:rFonts w:ascii="Balsamiq Sans" w:hAnsi="Balsamiq Sans"/>
+          <w:lang w:val="en-ID"/>
+        </w:rPr>
+        <w:t xml:space="preserve"> </w:t>
+      </w:r>
+      <w:proofErr w:type="spellStart"/>
+      <w:r>
+        <w:rPr>
+          <w:rFonts w:ascii="Balsamiq Sans" w:hAnsi="Balsamiq Sans"/>
+          <w:lang w:val="en-ID"/>
+        </w:rPr>
+        <w:t>Sikap</w:t>
+      </w:r>
+      <w:proofErr w:type="spellEnd"/>
+      <w:r>
+        <w:rPr>
+          <w:rFonts w:ascii="Balsamiq Sans" w:hAnsi="Balsamiq Sans"/>
+          <w:lang w:val="en-ID"/>
+        </w:rPr>
+        <w:t xml:space="preserve"> </w:t>
+      </w:r>
+      <w:proofErr w:type="spellStart"/>
+      <w:r>
+        <w:rPr>
+          <w:rFonts w:ascii="Balsamiq Sans" w:hAnsi="Balsamiq Sans"/>
+          <w:lang w:val="en-ID"/>
+        </w:rPr>
+        <w:t>Atau</w:t>
+      </w:r>
+      <w:proofErr w:type="spellEnd"/>
+      <w:r>
+        <w:rPr>
+          <w:rFonts w:ascii="Balsamiq Sans" w:hAnsi="Balsamiq Sans"/>
+          <w:lang w:val="en-ID"/>
+        </w:rPr>
+        <w:t xml:space="preserve"> </w:t>
+      </w:r>
+      <w:proofErr w:type="spellStart"/>
+      <w:r>
+        <w:rPr>
+          <w:rFonts w:ascii="Balsamiq Sans" w:hAnsi="Balsamiq Sans"/>
+          <w:lang w:val="en-ID"/>
+        </w:rPr>
+        <w:t>Perilaku</w:t>
+      </w:r>
+      <w:proofErr w:type="spellEnd"/>
+      <w:r>
+        <w:rPr>
+          <w:rFonts w:ascii="Balsamiq Sans" w:hAnsi="Balsamiq Sans"/>
+          <w:lang w:val="en-ID"/>
+        </w:rPr>
+        <w:t xml:space="preserve"> Yang </w:t>
+      </w:r>
+      <w:proofErr w:type="spellStart"/>
+      <w:r>
+        <w:rPr>
+          <w:rFonts w:ascii="Balsamiq Sans" w:hAnsi="Balsamiq Sans"/>
+          <w:lang w:val="en-ID"/>
+        </w:rPr>
+        <w:t>Menunjukkan</w:t>
+      </w:r>
+      <w:proofErr w:type="spellEnd"/>
+      <w:r>
+        <w:rPr>
+          <w:rFonts w:ascii="Balsamiq Sans" w:hAnsi="Balsamiq Sans"/>
+          <w:lang w:val="en-ID"/>
+        </w:rPr>
+        <w:t xml:space="preserve"> </w:t>
+      </w:r>
+      <w:proofErr w:type="spellStart"/>
+      <w:r>
+        <w:rPr>
+          <w:rFonts w:ascii="Balsamiq Sans" w:hAnsi="Balsamiq Sans"/>
+          <w:lang w:val="en-ID"/>
+        </w:rPr>
+        <w:t>Penghargaan</w:t>
+      </w:r>
+      <w:proofErr w:type="spellEnd"/>
+      <w:r>
+        <w:rPr>
+          <w:rFonts w:ascii="Balsamiq Sans" w:hAnsi="Balsamiq Sans"/>
+          <w:lang w:val="en-ID"/>
+        </w:rPr>
+        <w:t xml:space="preserve"> Dan </w:t>
+      </w:r>
+      <w:proofErr w:type="spellStart"/>
+      <w:r>
+        <w:rPr>
+          <w:rFonts w:ascii="Balsamiq Sans" w:hAnsi="Balsamiq Sans"/>
+          <w:lang w:val="en-ID"/>
+        </w:rPr>
+        <w:t>Penerimaan</w:t>
+      </w:r>
+      <w:proofErr w:type="spellEnd"/>
+      <w:r>
+        <w:rPr>
+          <w:rFonts w:ascii="Balsamiq Sans" w:hAnsi="Balsamiq Sans"/>
+          <w:lang w:val="en-ID"/>
+        </w:rPr>
+        <w:t xml:space="preserve"> </w:t>
+      </w:r>
+      <w:proofErr w:type="spellStart"/>
+      <w:r>
+        <w:rPr>
+          <w:rFonts w:ascii="Balsamiq Sans" w:hAnsi="Balsamiq Sans"/>
+          <w:lang w:val="en-ID"/>
+        </w:rPr>
+        <w:t>Terhadap</w:t>
+      </w:r>
+      <w:proofErr w:type="spellEnd"/>
+      <w:r>
+        <w:rPr>
+          <w:rFonts w:ascii="Balsamiq Sans" w:hAnsi="Balsamiq Sans"/>
+          <w:lang w:val="en-ID"/>
+        </w:rPr>
+        <w:t xml:space="preserve"> </w:t>
+      </w:r>
+      <w:proofErr w:type="spellStart"/>
+      <w:r>
+        <w:rPr>
+          <w:rFonts w:ascii="Balsamiq Sans" w:hAnsi="Balsamiq Sans"/>
+          <w:lang w:val="en-ID"/>
+        </w:rPr>
+        <w:t>Perbedaan</w:t>
+      </w:r>
+      <w:proofErr w:type="spellEnd"/>
+      <w:r>
+        <w:rPr>
+          <w:rFonts w:ascii="Balsamiq Sans" w:hAnsi="Balsamiq Sans"/>
+          <w:lang w:val="en-ID"/>
+        </w:rPr>
+        <w:t xml:space="preserve">, </w:t>
+      </w:r>
+      <w:proofErr w:type="spellStart"/>
+      <w:r>
+        <w:rPr>
+          <w:rFonts w:ascii="Balsamiq Sans" w:hAnsi="Balsamiq Sans"/>
+          <w:lang w:val="en-ID"/>
+        </w:rPr>
+        <w:t>Baik</w:t>
+      </w:r>
+      <w:proofErr w:type="spellEnd"/>
+      <w:r>
+        <w:rPr>
+          <w:rFonts w:ascii="Balsamiq Sans" w:hAnsi="Balsamiq Sans"/>
+          <w:lang w:val="en-ID"/>
+        </w:rPr>
+        <w:t xml:space="preserve"> Agama, </w:t>
+      </w:r>
+      <w:proofErr w:type="spellStart"/>
+      <w:r>
+        <w:rPr>
+          <w:rFonts w:ascii="Balsamiq Sans" w:hAnsi="Balsamiq Sans"/>
+          <w:lang w:val="en-ID"/>
+        </w:rPr>
+        <w:t>Keyakinan</w:t>
+      </w:r>
+      <w:proofErr w:type="spellEnd"/>
+      <w:r>
+        <w:rPr>
+          <w:rFonts w:ascii="Balsamiq Sans" w:hAnsi="Balsamiq Sans"/>
+          <w:lang w:val="en-ID"/>
+        </w:rPr>
+        <w:t xml:space="preserve">, </w:t>
+      </w:r>
+      <w:proofErr w:type="spellStart"/>
+      <w:r>
+        <w:rPr>
+          <w:rFonts w:ascii="Balsamiq Sans" w:hAnsi="Balsamiq Sans"/>
+          <w:lang w:val="en-ID"/>
+        </w:rPr>
+        <w:t>Suku</w:t>
+      </w:r>
+      <w:proofErr w:type="spellEnd"/>
+      <w:r>
+        <w:rPr>
+          <w:rFonts w:ascii="Balsamiq Sans" w:hAnsi="Balsamiq Sans"/>
+          <w:lang w:val="en-ID"/>
+        </w:rPr>
+        <w:t xml:space="preserve">, </w:t>
+      </w:r>
+      <w:proofErr w:type="spellStart"/>
+      <w:r>
+        <w:rPr>
+          <w:rFonts w:ascii="Balsamiq Sans" w:hAnsi="Balsamiq Sans"/>
+          <w:lang w:val="en-ID"/>
+        </w:rPr>
+        <w:t>Etnis</w:t>
+      </w:r>
+      <w:proofErr w:type="spellEnd"/>
+      <w:r>
+        <w:rPr>
+          <w:rFonts w:ascii="Balsamiq Sans" w:hAnsi="Balsamiq Sans"/>
+          <w:lang w:val="en-ID"/>
+        </w:rPr>
+        <w:t xml:space="preserve">, </w:t>
+      </w:r>
+      <w:proofErr w:type="spellStart"/>
+      <w:r>
+        <w:rPr>
+          <w:rFonts w:ascii="Balsamiq Sans" w:hAnsi="Balsamiq Sans"/>
+          <w:lang w:val="en-ID"/>
+        </w:rPr>
+        <w:t>Maupun</w:t>
+      </w:r>
+      <w:proofErr w:type="spellEnd"/>
+      <w:r>
+        <w:rPr>
+          <w:rFonts w:ascii="Balsamiq Sans" w:hAnsi="Balsamiq Sans"/>
+          <w:lang w:val="en-ID"/>
+        </w:rPr>
+        <w:t xml:space="preserve"> </w:t>
+      </w:r>
+      <w:proofErr w:type="spellStart"/>
+      <w:r>
+        <w:rPr>
+          <w:rFonts w:ascii="Balsamiq Sans" w:hAnsi="Balsamiq Sans"/>
+          <w:lang w:val="en-ID"/>
+        </w:rPr>
+        <w:t>Pendapat</w:t>
+      </w:r>
+      <w:proofErr w:type="spellEnd"/>
+      <w:r>
+        <w:rPr>
+          <w:rFonts w:ascii="Balsamiq Sans" w:hAnsi="Balsamiq Sans"/>
+          <w:lang w:val="en-ID"/>
+        </w:rPr>
+        <w:t xml:space="preserve"> Orang Lain.</w:t>
       </w:r>
     </w:p>
     <w:p>
@@ -1164,8 +4298,30 @@
           <w:highlight w:val="yellow"/>
           <w:lang w:val="en-ID"/>
         </w:rPr>
-        <w:t>4) Solidaritas Sosial</w:t>
-      </w:r>
+        <w:t xml:space="preserve">3) </w:t>
+      </w:r>
+      <w:proofErr w:type="spellStart"/>
+      <w:r>
+        <w:rPr>
+          <w:rFonts w:ascii="Balsamiq Sans" w:hAnsi="Balsamiq Sans"/>
+          <w:b/>
+          <w:bCs/>
+          <w:highlight w:val="yellow"/>
+          <w:lang w:val="en-ID"/>
+        </w:rPr>
+        <w:t>Emp</w:t>
+      </w:r>
+      <w:r>
+        <w:rPr>
+          <w:rFonts w:ascii="Balsamiq Sans" w:hAnsi="Balsamiq Sans"/>
+          <w:b/>
+          <w:bCs/>
+          <w:highlight w:val="yellow"/>
+          <w:lang w:val="en-ID"/>
+        </w:rPr>
+        <w:t>ati</w:t>
+      </w:r>
+      <w:proofErr w:type="spellEnd"/>
     </w:p>
     <w:p>
       <w:pPr>
@@ -1175,77 +4331,461 @@
           <w:lang w:val="en-ID"/>
         </w:rPr>
       </w:pPr>
-      <w:r>
-        <w:rPr>
-          <w:rFonts w:ascii="Balsamiq Sans" w:hAnsi="Balsamiq Sans"/>
-          <w:lang w:val="en-ID"/>
-        </w:rPr>
-        <w:t>Solidaritas Dapat Dipahami Sebagai Rasa Percaya, Kesetiakawanan, Dan Sepenanggungan Antarindividu Dalam Suatu Kelompok.</w:t>
+      <w:proofErr w:type="spellStart"/>
+      <w:r>
+        <w:rPr>
+          <w:rFonts w:ascii="Balsamiq Sans" w:hAnsi="Balsamiq Sans"/>
+          <w:lang w:val="en-ID"/>
+        </w:rPr>
+        <w:t>Empati</w:t>
+      </w:r>
+      <w:proofErr w:type="spellEnd"/>
+      <w:r>
+        <w:rPr>
+          <w:rFonts w:ascii="Balsamiq Sans" w:hAnsi="Balsamiq Sans"/>
+          <w:lang w:val="en-ID"/>
+        </w:rPr>
+        <w:t xml:space="preserve"> </w:t>
+      </w:r>
+      <w:proofErr w:type="spellStart"/>
+      <w:r>
+        <w:rPr>
+          <w:rFonts w:ascii="Balsamiq Sans" w:hAnsi="Balsamiq Sans"/>
+          <w:lang w:val="en-ID"/>
+        </w:rPr>
+        <w:t>Adalah</w:t>
+      </w:r>
+      <w:proofErr w:type="spellEnd"/>
+      <w:r>
+        <w:rPr>
+          <w:rFonts w:ascii="Balsamiq Sans" w:hAnsi="Balsamiq Sans"/>
+          <w:lang w:val="en-ID"/>
+        </w:rPr>
+        <w:t xml:space="preserve"> </w:t>
+      </w:r>
+      <w:proofErr w:type="spellStart"/>
+      <w:r>
+        <w:rPr>
+          <w:rFonts w:ascii="Balsamiq Sans" w:hAnsi="Balsamiq Sans"/>
+          <w:lang w:val="en-ID"/>
+        </w:rPr>
+        <w:t>Kemampuan</w:t>
+      </w:r>
+      <w:proofErr w:type="spellEnd"/>
+      <w:r>
+        <w:rPr>
+          <w:rFonts w:ascii="Balsamiq Sans" w:hAnsi="Balsamiq Sans"/>
+          <w:lang w:val="en-ID"/>
+        </w:rPr>
+        <w:t xml:space="preserve"> </w:t>
+      </w:r>
+      <w:proofErr w:type="spellStart"/>
+      <w:r>
+        <w:rPr>
+          <w:rFonts w:ascii="Balsamiq Sans" w:hAnsi="Balsamiq Sans"/>
+          <w:lang w:val="en-ID"/>
+        </w:rPr>
+        <w:t>Memahami</w:t>
+      </w:r>
+      <w:proofErr w:type="spellEnd"/>
+      <w:r>
+        <w:rPr>
+          <w:rFonts w:ascii="Balsamiq Sans" w:hAnsi="Balsamiq Sans"/>
+          <w:lang w:val="en-ID"/>
+        </w:rPr>
+        <w:t xml:space="preserve"> </w:t>
+      </w:r>
+      <w:proofErr w:type="spellStart"/>
+      <w:r>
+        <w:rPr>
+          <w:rFonts w:ascii="Balsamiq Sans" w:hAnsi="Balsamiq Sans"/>
+          <w:lang w:val="en-ID"/>
+        </w:rPr>
+        <w:t>Perasaan</w:t>
+      </w:r>
+      <w:proofErr w:type="spellEnd"/>
+      <w:r>
+        <w:rPr>
+          <w:rFonts w:ascii="Balsamiq Sans" w:hAnsi="Balsamiq Sans"/>
+          <w:lang w:val="en-ID"/>
+        </w:rPr>
+        <w:t xml:space="preserve"> Dan </w:t>
+      </w:r>
+      <w:proofErr w:type="spellStart"/>
+      <w:r>
+        <w:rPr>
+          <w:rFonts w:ascii="Balsamiq Sans" w:hAnsi="Balsamiq Sans"/>
+          <w:lang w:val="en-ID"/>
+        </w:rPr>
+        <w:t>Pengalaman</w:t>
+      </w:r>
+      <w:proofErr w:type="spellEnd"/>
+      <w:r>
+        <w:rPr>
+          <w:rFonts w:ascii="Balsamiq Sans" w:hAnsi="Balsamiq Sans"/>
+          <w:lang w:val="en-ID"/>
+        </w:rPr>
+        <w:t xml:space="preserve"> Orang Lain </w:t>
+      </w:r>
+      <w:proofErr w:type="spellStart"/>
+      <w:r>
+        <w:rPr>
+          <w:rFonts w:ascii="Balsamiq Sans" w:hAnsi="Balsamiq Sans"/>
+          <w:lang w:val="en-ID"/>
+        </w:rPr>
+        <w:t>Dengan</w:t>
+      </w:r>
+      <w:proofErr w:type="spellEnd"/>
+      <w:r>
+        <w:rPr>
+          <w:rFonts w:ascii="Balsamiq Sans" w:hAnsi="Balsamiq Sans"/>
+          <w:lang w:val="en-ID"/>
+        </w:rPr>
+        <w:t xml:space="preserve"> </w:t>
+      </w:r>
+      <w:proofErr w:type="spellStart"/>
+      <w:r>
+        <w:rPr>
+          <w:rFonts w:ascii="Balsamiq Sans" w:hAnsi="Balsamiq Sans"/>
+          <w:lang w:val="en-ID"/>
+        </w:rPr>
+        <w:t>Melihat</w:t>
+      </w:r>
+      <w:proofErr w:type="spellEnd"/>
+      <w:r>
+        <w:rPr>
+          <w:rFonts w:ascii="Balsamiq Sans" w:hAnsi="Balsamiq Sans"/>
+          <w:lang w:val="en-ID"/>
+        </w:rPr>
+        <w:t xml:space="preserve"> Dari </w:t>
+      </w:r>
+      <w:proofErr w:type="spellStart"/>
+      <w:r>
+        <w:rPr>
+          <w:rFonts w:ascii="Balsamiq Sans" w:hAnsi="Balsamiq Sans"/>
+          <w:lang w:val="en-ID"/>
+        </w:rPr>
+        <w:t>Sudut</w:t>
+      </w:r>
+      <w:proofErr w:type="spellEnd"/>
+      <w:r>
+        <w:rPr>
+          <w:rFonts w:ascii="Balsamiq Sans" w:hAnsi="Balsamiq Sans"/>
+          <w:lang w:val="en-ID"/>
+        </w:rPr>
+        <w:t xml:space="preserve"> Pandang </w:t>
+      </w:r>
+      <w:proofErr w:type="spellStart"/>
+      <w:r>
+        <w:rPr>
+          <w:rFonts w:ascii="Balsamiq Sans" w:hAnsi="Balsamiq Sans"/>
+          <w:lang w:val="en-ID"/>
+        </w:rPr>
+        <w:t>Mereka</w:t>
+      </w:r>
+      <w:proofErr w:type="spellEnd"/>
+      <w:r>
+        <w:rPr>
+          <w:rFonts w:ascii="Balsamiq Sans" w:hAnsi="Balsamiq Sans"/>
+          <w:lang w:val="en-ID"/>
+        </w:rPr>
+        <w:t>.</w:t>
       </w:r>
     </w:p>
     <w:p>
       <w:pPr>
-        <w:rPr>
-          <w:rFonts w:ascii="Balsamiq Sans" w:hAnsi="Balsamiq Sans"/>
-          <w:b/>
-          <w:bCs/>
-          <w:lang w:val="en-ID"/>
-        </w:rPr>
-      </w:pPr>
-      <w:r>
-        <w:rPr>
-          <w:rFonts w:ascii="Balsamiq Sans" w:hAnsi="Balsamiq Sans"/>
-          <w:b/>
-          <w:bCs/>
-          <w:lang w:val="en-ID"/>
-        </w:rPr>
-        <w:t>7. Tuliskan Nilai-Nilai Inti Bhinneka Tunggal Ika</w:t>
-      </w:r>
-      <w:r>
-        <w:rPr>
-          <w:rFonts w:ascii="Balsamiq Sans" w:hAnsi="Balsamiq Sans"/>
-          <w:b/>
-          <w:bCs/>
-          <w:lang w:val="en-ID"/>
-        </w:rPr>
-        <w:t>!</w:t>
+        <w:ind w:left="283"/>
+        <w:rPr>
+          <w:rFonts w:ascii="Balsamiq Sans" w:hAnsi="Balsamiq Sans"/>
+          <w:b/>
+          <w:bCs/>
+          <w:lang w:val="en-ID"/>
+        </w:rPr>
+      </w:pPr>
+      <w:r>
+        <w:rPr>
+          <w:rFonts w:ascii="Balsamiq Sans" w:hAnsi="Balsamiq Sans"/>
+          <w:b/>
+          <w:bCs/>
+          <w:highlight w:val="yellow"/>
+          <w:lang w:val="en-ID"/>
+        </w:rPr>
+        <w:t xml:space="preserve">4) </w:t>
+      </w:r>
+      <w:proofErr w:type="spellStart"/>
+      <w:r>
+        <w:rPr>
+          <w:rFonts w:ascii="Balsamiq Sans" w:hAnsi="Balsamiq Sans"/>
+          <w:b/>
+          <w:bCs/>
+          <w:highlight w:val="yellow"/>
+          <w:lang w:val="en-ID"/>
+        </w:rPr>
+        <w:t>Solidaritas</w:t>
+      </w:r>
+      <w:proofErr w:type="spellEnd"/>
+      <w:r>
+        <w:rPr>
+          <w:rFonts w:ascii="Balsamiq Sans" w:hAnsi="Balsamiq Sans"/>
+          <w:b/>
+          <w:bCs/>
+          <w:highlight w:val="yellow"/>
+          <w:lang w:val="en-ID"/>
+        </w:rPr>
+        <w:t xml:space="preserve"> Sosial</w:t>
       </w:r>
     </w:p>
     <w:p>
       <w:pPr>
-        <w:ind w:left="283"/>
-        <w:rPr>
-          <w:rFonts w:ascii="Balsamiq Sans" w:hAnsi="Balsamiq Sans"/>
-          <w:b/>
-          <w:bCs/>
-          <w:lang w:val="en-ID"/>
-        </w:rPr>
-      </w:pPr>
-      <w:r>
-        <w:rPr>
-          <w:rFonts w:ascii="Balsamiq Sans" w:hAnsi="Balsamiq Sans"/>
-          <w:b/>
-          <w:bCs/>
-          <w:highlight w:val="yellow"/>
-          <w:lang w:val="en-ID"/>
-        </w:rPr>
-        <w:t>1) Nilai Toleransi</w:t>
+        <w:ind w:left="425"/>
+        <w:rPr>
+          <w:rFonts w:ascii="Balsamiq Sans" w:hAnsi="Balsamiq Sans"/>
+          <w:lang w:val="en-ID"/>
+        </w:rPr>
+      </w:pPr>
+      <w:proofErr w:type="spellStart"/>
+      <w:r>
+        <w:rPr>
+          <w:rFonts w:ascii="Balsamiq Sans" w:hAnsi="Balsamiq Sans"/>
+          <w:lang w:val="en-ID"/>
+        </w:rPr>
+        <w:t>Solidaritas</w:t>
+      </w:r>
+      <w:proofErr w:type="spellEnd"/>
+      <w:r>
+        <w:rPr>
+          <w:rFonts w:ascii="Balsamiq Sans" w:hAnsi="Balsamiq Sans"/>
+          <w:lang w:val="en-ID"/>
+        </w:rPr>
+        <w:t xml:space="preserve"> </w:t>
+      </w:r>
+      <w:proofErr w:type="spellStart"/>
+      <w:r>
+        <w:rPr>
+          <w:rFonts w:ascii="Balsamiq Sans" w:hAnsi="Balsamiq Sans"/>
+          <w:lang w:val="en-ID"/>
+        </w:rPr>
+        <w:t>Dapat</w:t>
+      </w:r>
+      <w:proofErr w:type="spellEnd"/>
+      <w:r>
+        <w:rPr>
+          <w:rFonts w:ascii="Balsamiq Sans" w:hAnsi="Balsamiq Sans"/>
+          <w:lang w:val="en-ID"/>
+        </w:rPr>
+        <w:t xml:space="preserve"> </w:t>
+      </w:r>
+      <w:proofErr w:type="spellStart"/>
+      <w:r>
+        <w:rPr>
+          <w:rFonts w:ascii="Balsamiq Sans" w:hAnsi="Balsamiq Sans"/>
+          <w:lang w:val="en-ID"/>
+        </w:rPr>
+        <w:t>Dipahami</w:t>
+      </w:r>
+      <w:proofErr w:type="spellEnd"/>
+      <w:r>
+        <w:rPr>
+          <w:rFonts w:ascii="Balsamiq Sans" w:hAnsi="Balsamiq Sans"/>
+          <w:lang w:val="en-ID"/>
+        </w:rPr>
+        <w:t xml:space="preserve"> </w:t>
+      </w:r>
+      <w:proofErr w:type="spellStart"/>
+      <w:r>
+        <w:rPr>
+          <w:rFonts w:ascii="Balsamiq Sans" w:hAnsi="Balsamiq Sans"/>
+          <w:lang w:val="en-ID"/>
+        </w:rPr>
+        <w:t>Sebagai</w:t>
+      </w:r>
+      <w:proofErr w:type="spellEnd"/>
+      <w:r>
+        <w:rPr>
+          <w:rFonts w:ascii="Balsamiq Sans" w:hAnsi="Balsamiq Sans"/>
+          <w:lang w:val="en-ID"/>
+        </w:rPr>
+        <w:t xml:space="preserve"> Rasa </w:t>
+      </w:r>
+      <w:proofErr w:type="spellStart"/>
+      <w:r>
+        <w:rPr>
+          <w:rFonts w:ascii="Balsamiq Sans" w:hAnsi="Balsamiq Sans"/>
+          <w:lang w:val="en-ID"/>
+        </w:rPr>
+        <w:t>Percaya</w:t>
+      </w:r>
+      <w:proofErr w:type="spellEnd"/>
+      <w:r>
+        <w:rPr>
+          <w:rFonts w:ascii="Balsamiq Sans" w:hAnsi="Balsamiq Sans"/>
+          <w:lang w:val="en-ID"/>
+        </w:rPr>
+        <w:t xml:space="preserve">, </w:t>
+      </w:r>
+      <w:proofErr w:type="spellStart"/>
+      <w:r>
+        <w:rPr>
+          <w:rFonts w:ascii="Balsamiq Sans" w:hAnsi="Balsamiq Sans"/>
+          <w:lang w:val="en-ID"/>
+        </w:rPr>
+        <w:t>Kesetiakawanan</w:t>
+      </w:r>
+      <w:proofErr w:type="spellEnd"/>
+      <w:r>
+        <w:rPr>
+          <w:rFonts w:ascii="Balsamiq Sans" w:hAnsi="Balsamiq Sans"/>
+          <w:lang w:val="en-ID"/>
+        </w:rPr>
+        <w:t xml:space="preserve">, Dan </w:t>
+      </w:r>
+      <w:proofErr w:type="spellStart"/>
+      <w:r>
+        <w:rPr>
+          <w:rFonts w:ascii="Balsamiq Sans" w:hAnsi="Balsamiq Sans"/>
+          <w:lang w:val="en-ID"/>
+        </w:rPr>
+        <w:t>Sepenanggungan</w:t>
+      </w:r>
+      <w:proofErr w:type="spellEnd"/>
+      <w:r>
+        <w:rPr>
+          <w:rFonts w:ascii="Balsamiq Sans" w:hAnsi="Balsamiq Sans"/>
+          <w:lang w:val="en-ID"/>
+        </w:rPr>
+        <w:t xml:space="preserve"> </w:t>
+      </w:r>
+      <w:proofErr w:type="spellStart"/>
+      <w:r>
+        <w:rPr>
+          <w:rFonts w:ascii="Balsamiq Sans" w:hAnsi="Balsamiq Sans"/>
+          <w:lang w:val="en-ID"/>
+        </w:rPr>
+        <w:t>Antarindividu</w:t>
+      </w:r>
+      <w:proofErr w:type="spellEnd"/>
+      <w:r>
+        <w:rPr>
+          <w:rFonts w:ascii="Balsamiq Sans" w:hAnsi="Balsamiq Sans"/>
+          <w:lang w:val="en-ID"/>
+        </w:rPr>
+        <w:t xml:space="preserve"> </w:t>
+      </w:r>
+      <w:proofErr w:type="spellStart"/>
+      <w:r>
+        <w:rPr>
+          <w:rFonts w:ascii="Balsamiq Sans" w:hAnsi="Balsamiq Sans"/>
+          <w:lang w:val="en-ID"/>
+        </w:rPr>
+        <w:t>Dalam</w:t>
+      </w:r>
+      <w:proofErr w:type="spellEnd"/>
+      <w:r>
+        <w:rPr>
+          <w:rFonts w:ascii="Balsamiq Sans" w:hAnsi="Balsamiq Sans"/>
+          <w:lang w:val="en-ID"/>
+        </w:rPr>
+        <w:t xml:space="preserve"> </w:t>
+      </w:r>
+      <w:proofErr w:type="spellStart"/>
+      <w:r>
+        <w:rPr>
+          <w:rFonts w:ascii="Balsamiq Sans" w:hAnsi="Balsamiq Sans"/>
+          <w:lang w:val="en-ID"/>
+        </w:rPr>
+        <w:t>Suatu</w:t>
+      </w:r>
+      <w:proofErr w:type="spellEnd"/>
+      <w:r>
+        <w:rPr>
+          <w:rFonts w:ascii="Balsamiq Sans" w:hAnsi="Balsamiq Sans"/>
+          <w:lang w:val="en-ID"/>
+        </w:rPr>
+        <w:t xml:space="preserve"> </w:t>
+      </w:r>
+      <w:proofErr w:type="spellStart"/>
+      <w:r>
+        <w:rPr>
+          <w:rFonts w:ascii="Balsamiq Sans" w:hAnsi="Balsamiq Sans"/>
+          <w:lang w:val="en-ID"/>
+        </w:rPr>
+        <w:t>Kelompok</w:t>
+      </w:r>
+      <w:proofErr w:type="spellEnd"/>
+      <w:r>
+        <w:rPr>
+          <w:rFonts w:ascii="Balsamiq Sans" w:hAnsi="Balsamiq Sans"/>
+          <w:lang w:val="en-ID"/>
+        </w:rPr>
+        <w:t>.</w:t>
       </w:r>
     </w:p>
     <w:p>
       <w:pPr>
-        <w:ind w:left="425"/>
-        <w:rPr>
-          <w:rFonts w:ascii="Balsamiq Sans" w:hAnsi="Balsamiq Sans"/>
-          <w:lang w:val="en-ID"/>
-        </w:rPr>
-      </w:pPr>
-      <w:r>
-        <w:rPr>
-          <w:rFonts w:ascii="Balsamiq Sans" w:hAnsi="Balsamiq Sans"/>
-          <w:lang w:val="en-ID"/>
-        </w:rPr>
-        <w:t>Toleransi Mencerminkan Kemampuan Untuk Memahami Pihak Lain Sehingga Tercipta Komunikasi Yang Baik.</w:t>
+        <w:rPr>
+          <w:rFonts w:ascii="Balsamiq Sans" w:hAnsi="Balsamiq Sans"/>
+          <w:b/>
+          <w:bCs/>
+          <w:lang w:val="en-ID"/>
+        </w:rPr>
+      </w:pPr>
+      <w:r>
+        <w:rPr>
+          <w:rFonts w:ascii="Balsamiq Sans" w:hAnsi="Balsamiq Sans"/>
+          <w:b/>
+          <w:bCs/>
+          <w:lang w:val="en-ID"/>
+        </w:rPr>
+        <w:t xml:space="preserve">7. </w:t>
+      </w:r>
+      <w:proofErr w:type="spellStart"/>
+      <w:r>
+        <w:rPr>
+          <w:rFonts w:ascii="Balsamiq Sans" w:hAnsi="Balsamiq Sans"/>
+          <w:b/>
+          <w:bCs/>
+          <w:lang w:val="en-ID"/>
+        </w:rPr>
+        <w:t>Tuliskan</w:t>
+      </w:r>
+      <w:proofErr w:type="spellEnd"/>
+      <w:r>
+        <w:rPr>
+          <w:rFonts w:ascii="Balsamiq Sans" w:hAnsi="Balsamiq Sans"/>
+          <w:b/>
+          <w:bCs/>
+          <w:lang w:val="en-ID"/>
+        </w:rPr>
+        <w:t xml:space="preserve"> Nilai-Nilai Inti </w:t>
+      </w:r>
+      <w:proofErr w:type="spellStart"/>
+      <w:r>
+        <w:rPr>
+          <w:rFonts w:ascii="Balsamiq Sans" w:hAnsi="Balsamiq Sans"/>
+          <w:b/>
+          <w:bCs/>
+          <w:lang w:val="en-ID"/>
+        </w:rPr>
+        <w:t>Bhinneka</w:t>
+      </w:r>
+      <w:proofErr w:type="spellEnd"/>
+      <w:r>
+        <w:rPr>
+          <w:rFonts w:ascii="Balsamiq Sans" w:hAnsi="Balsamiq Sans"/>
+          <w:b/>
+          <w:bCs/>
+          <w:lang w:val="en-ID"/>
+        </w:rPr>
+        <w:t xml:space="preserve"> Tunggal Ika</w:t>
+      </w:r>
+      <w:r>
+        <w:rPr>
+          <w:rFonts w:ascii="Balsamiq Sans" w:hAnsi="Balsamiq Sans"/>
+          <w:b/>
+          <w:bCs/>
+          <w:lang w:val="en-ID"/>
+        </w:rPr>
+        <w:t>!</w:t>
       </w:r>
     </w:p>
     <w:p>
@@ -1266,17 +4806,20 @@
           <w:highlight w:val="yellow"/>
           <w:lang w:val="en-ID"/>
         </w:rPr>
-        <w:t>2) Nilai Keadila</w:t>
-      </w:r>
-      <w:r>
-        <w:rPr>
-          <w:rFonts w:ascii="Balsamiq Sans" w:hAnsi="Balsamiq Sans"/>
-          <w:b/>
-          <w:bCs/>
-          <w:lang w:val="en-ID"/>
-        </w:rPr>
-        <w:t>n</w:t>
-      </w:r>
+        <w:t xml:space="preserve">1) Nilai </w:t>
+      </w:r>
+      <w:proofErr w:type="spellStart"/>
+      <w:r>
+        <w:rPr>
+          <w:rFonts w:ascii="Balsamiq Sans" w:hAnsi="Balsamiq Sans"/>
+          <w:b/>
+          <w:bCs/>
+          <w:highlight w:val="yellow"/>
+          <w:lang w:val="en-ID"/>
+        </w:rPr>
+        <w:t>Toleransi</w:t>
+      </w:r>
+      <w:proofErr w:type="spellEnd"/>
     </w:p>
     <w:p>
       <w:pPr>
@@ -1286,12 +4829,165 @@
           <w:lang w:val="en-ID"/>
         </w:rPr>
       </w:pPr>
-      <w:r>
-        <w:rPr>
-          <w:rFonts w:ascii="Balsamiq Sans" w:hAnsi="Balsamiq Sans"/>
-          <w:lang w:val="en-ID"/>
-        </w:rPr>
-        <w:t>Nilai Keadilan Merupakan Sikap Untuk Menerima Hak Sendiri Dan Tidak Mengganggu Hak Orang Lain.</w:t>
+      <w:proofErr w:type="spellStart"/>
+      <w:r>
+        <w:rPr>
+          <w:rFonts w:ascii="Balsamiq Sans" w:hAnsi="Balsamiq Sans"/>
+          <w:lang w:val="en-ID"/>
+        </w:rPr>
+        <w:t>Toleransi</w:t>
+      </w:r>
+      <w:proofErr w:type="spellEnd"/>
+      <w:r>
+        <w:rPr>
+          <w:rFonts w:ascii="Balsamiq Sans" w:hAnsi="Balsamiq Sans"/>
+          <w:lang w:val="en-ID"/>
+        </w:rPr>
+        <w:t xml:space="preserve"> </w:t>
+      </w:r>
+      <w:proofErr w:type="spellStart"/>
+      <w:r>
+        <w:rPr>
+          <w:rFonts w:ascii="Balsamiq Sans" w:hAnsi="Balsamiq Sans"/>
+          <w:lang w:val="en-ID"/>
+        </w:rPr>
+        <w:t>Mencerminkan</w:t>
+      </w:r>
+      <w:proofErr w:type="spellEnd"/>
+      <w:r>
+        <w:rPr>
+          <w:rFonts w:ascii="Balsamiq Sans" w:hAnsi="Balsamiq Sans"/>
+          <w:lang w:val="en-ID"/>
+        </w:rPr>
+        <w:t xml:space="preserve"> </w:t>
+      </w:r>
+      <w:proofErr w:type="spellStart"/>
+      <w:r>
+        <w:rPr>
+          <w:rFonts w:ascii="Balsamiq Sans" w:hAnsi="Balsamiq Sans"/>
+          <w:lang w:val="en-ID"/>
+        </w:rPr>
+        <w:t>Kemampuan</w:t>
+      </w:r>
+      <w:proofErr w:type="spellEnd"/>
+      <w:r>
+        <w:rPr>
+          <w:rFonts w:ascii="Balsamiq Sans" w:hAnsi="Balsamiq Sans"/>
+          <w:lang w:val="en-ID"/>
+        </w:rPr>
+        <w:t xml:space="preserve"> </w:t>
+      </w:r>
+      <w:proofErr w:type="spellStart"/>
+      <w:r>
+        <w:rPr>
+          <w:rFonts w:ascii="Balsamiq Sans" w:hAnsi="Balsamiq Sans"/>
+          <w:lang w:val="en-ID"/>
+        </w:rPr>
+        <w:t>Untuk</w:t>
+      </w:r>
+      <w:proofErr w:type="spellEnd"/>
+      <w:r>
+        <w:rPr>
+          <w:rFonts w:ascii="Balsamiq Sans" w:hAnsi="Balsamiq Sans"/>
+          <w:lang w:val="en-ID"/>
+        </w:rPr>
+        <w:t xml:space="preserve"> </w:t>
+      </w:r>
+      <w:proofErr w:type="spellStart"/>
+      <w:r>
+        <w:rPr>
+          <w:rFonts w:ascii="Balsamiq Sans" w:hAnsi="Balsamiq Sans"/>
+          <w:lang w:val="en-ID"/>
+        </w:rPr>
+        <w:t>Memahami</w:t>
+      </w:r>
+      <w:proofErr w:type="spellEnd"/>
+      <w:r>
+        <w:rPr>
+          <w:rFonts w:ascii="Balsamiq Sans" w:hAnsi="Balsamiq Sans"/>
+          <w:lang w:val="en-ID"/>
+        </w:rPr>
+        <w:t xml:space="preserve"> </w:t>
+      </w:r>
+      <w:proofErr w:type="spellStart"/>
+      <w:r>
+        <w:rPr>
+          <w:rFonts w:ascii="Balsamiq Sans" w:hAnsi="Balsamiq Sans"/>
+          <w:lang w:val="en-ID"/>
+        </w:rPr>
+        <w:t>Pihak</w:t>
+      </w:r>
+      <w:proofErr w:type="spellEnd"/>
+      <w:r>
+        <w:rPr>
+          <w:rFonts w:ascii="Balsamiq Sans" w:hAnsi="Balsamiq Sans"/>
+          <w:lang w:val="en-ID"/>
+        </w:rPr>
+        <w:t xml:space="preserve"> Lain </w:t>
+      </w:r>
+      <w:proofErr w:type="spellStart"/>
+      <w:r>
+        <w:rPr>
+          <w:rFonts w:ascii="Balsamiq Sans" w:hAnsi="Balsamiq Sans"/>
+          <w:lang w:val="en-ID"/>
+        </w:rPr>
+        <w:t>Sehingga</w:t>
+      </w:r>
+      <w:proofErr w:type="spellEnd"/>
+      <w:r>
+        <w:rPr>
+          <w:rFonts w:ascii="Balsamiq Sans" w:hAnsi="Balsamiq Sans"/>
+          <w:lang w:val="en-ID"/>
+        </w:rPr>
+        <w:t xml:space="preserve"> </w:t>
+      </w:r>
+      <w:proofErr w:type="spellStart"/>
+      <w:r>
+        <w:rPr>
+          <w:rFonts w:ascii="Balsamiq Sans" w:hAnsi="Balsamiq Sans"/>
+          <w:lang w:val="en-ID"/>
+        </w:rPr>
+        <w:t>Tercipta</w:t>
+      </w:r>
+      <w:proofErr w:type="spellEnd"/>
+      <w:r>
+        <w:rPr>
+          <w:rFonts w:ascii="Balsamiq Sans" w:hAnsi="Balsamiq Sans"/>
+          <w:lang w:val="en-ID"/>
+        </w:rPr>
+        <w:t xml:space="preserve"> </w:t>
+      </w:r>
+      <w:proofErr w:type="spellStart"/>
+      <w:r>
+        <w:rPr>
+          <w:rFonts w:ascii="Balsamiq Sans" w:hAnsi="Balsamiq Sans"/>
+          <w:lang w:val="en-ID"/>
+        </w:rPr>
+        <w:t>Komunikasi</w:t>
+      </w:r>
+      <w:proofErr w:type="spellEnd"/>
+      <w:r>
+        <w:rPr>
+          <w:rFonts w:ascii="Balsamiq Sans" w:hAnsi="Balsamiq Sans"/>
+          <w:lang w:val="en-ID"/>
+        </w:rPr>
+        <w:t xml:space="preserve"> Yang </w:t>
+      </w:r>
+      <w:proofErr w:type="spellStart"/>
+      <w:r>
+        <w:rPr>
+          <w:rFonts w:ascii="Balsamiq Sans" w:hAnsi="Balsamiq Sans"/>
+          <w:lang w:val="en-ID"/>
+        </w:rPr>
+        <w:t>Baik</w:t>
+      </w:r>
+      <w:proofErr w:type="spellEnd"/>
+      <w:r>
+        <w:rPr>
+          <w:rFonts w:ascii="Balsamiq Sans" w:hAnsi="Balsamiq Sans"/>
+          <w:lang w:val="en-ID"/>
+        </w:rPr>
+        <w:t>.</w:t>
       </w:r>
     </w:p>
     <w:p>
@@ -1312,8 +5008,30 @@
           <w:highlight w:val="yellow"/>
           <w:lang w:val="en-ID"/>
         </w:rPr>
-        <w:t>3) Nilai Gotong Royong</w:t>
-      </w:r>
+        <w:t xml:space="preserve">2) Nilai </w:t>
+      </w:r>
+      <w:proofErr w:type="spellStart"/>
+      <w:r>
+        <w:rPr>
+          <w:rFonts w:ascii="Balsamiq Sans" w:hAnsi="Balsamiq Sans"/>
+          <w:b/>
+          <w:bCs/>
+          <w:highlight w:val="yellow"/>
+          <w:lang w:val="en-ID"/>
+        </w:rPr>
+        <w:t>Kea</w:t>
+      </w:r>
+      <w:r>
+        <w:rPr>
+          <w:rFonts w:ascii="Balsamiq Sans" w:hAnsi="Balsamiq Sans"/>
+          <w:b/>
+          <w:bCs/>
+          <w:highlight w:val="yellow"/>
+          <w:lang w:val="en-ID"/>
+        </w:rPr>
+        <w:t>dilan</w:t>
+      </w:r>
+      <w:proofErr w:type="spellEnd"/>
     </w:p>
     <w:p>
       <w:pPr>
@@ -1328,76 +5046,329 @@
           <w:rFonts w:ascii="Balsamiq Sans" w:hAnsi="Balsamiq Sans"/>
           <w:lang w:val="en-ID"/>
         </w:rPr>
-        <w:t>Menurut Kamus Besar Bahasa Indonesia, Gotong Royong Mengacu Pada Tindakan Bekerja Bersama-Sama.</w:t>
+        <w:t xml:space="preserve">Nilai </w:t>
+      </w:r>
+      <w:proofErr w:type="spellStart"/>
+      <w:r>
+        <w:rPr>
+          <w:rFonts w:ascii="Balsamiq Sans" w:hAnsi="Balsamiq Sans"/>
+          <w:lang w:val="en-ID"/>
+        </w:rPr>
+        <w:t>Keadilan</w:t>
+      </w:r>
+      <w:proofErr w:type="spellEnd"/>
+      <w:r>
+        <w:rPr>
+          <w:rFonts w:ascii="Balsamiq Sans" w:hAnsi="Balsamiq Sans"/>
+          <w:lang w:val="en-ID"/>
+        </w:rPr>
+        <w:t xml:space="preserve"> </w:t>
+      </w:r>
+      <w:proofErr w:type="spellStart"/>
+      <w:r>
+        <w:rPr>
+          <w:rFonts w:ascii="Balsamiq Sans" w:hAnsi="Balsamiq Sans"/>
+          <w:lang w:val="en-ID"/>
+        </w:rPr>
+        <w:t>Merupakan</w:t>
+      </w:r>
+      <w:proofErr w:type="spellEnd"/>
+      <w:r>
+        <w:rPr>
+          <w:rFonts w:ascii="Balsamiq Sans" w:hAnsi="Balsamiq Sans"/>
+          <w:lang w:val="en-ID"/>
+        </w:rPr>
+        <w:t xml:space="preserve"> </w:t>
+      </w:r>
+      <w:proofErr w:type="spellStart"/>
+      <w:r>
+        <w:rPr>
+          <w:rFonts w:ascii="Balsamiq Sans" w:hAnsi="Balsamiq Sans"/>
+          <w:lang w:val="en-ID"/>
+        </w:rPr>
+        <w:t>Sikap</w:t>
+      </w:r>
+      <w:proofErr w:type="spellEnd"/>
+      <w:r>
+        <w:rPr>
+          <w:rFonts w:ascii="Balsamiq Sans" w:hAnsi="Balsamiq Sans"/>
+          <w:lang w:val="en-ID"/>
+        </w:rPr>
+        <w:t xml:space="preserve"> </w:t>
+      </w:r>
+      <w:proofErr w:type="spellStart"/>
+      <w:r>
+        <w:rPr>
+          <w:rFonts w:ascii="Balsamiq Sans" w:hAnsi="Balsamiq Sans"/>
+          <w:lang w:val="en-ID"/>
+        </w:rPr>
+        <w:t>Untuk</w:t>
+      </w:r>
+      <w:proofErr w:type="spellEnd"/>
+      <w:r>
+        <w:rPr>
+          <w:rFonts w:ascii="Balsamiq Sans" w:hAnsi="Balsamiq Sans"/>
+          <w:lang w:val="en-ID"/>
+        </w:rPr>
+        <w:t xml:space="preserve"> </w:t>
+      </w:r>
+      <w:proofErr w:type="spellStart"/>
+      <w:r>
+        <w:rPr>
+          <w:rFonts w:ascii="Balsamiq Sans" w:hAnsi="Balsamiq Sans"/>
+          <w:lang w:val="en-ID"/>
+        </w:rPr>
+        <w:t>Menerima</w:t>
+      </w:r>
+      <w:proofErr w:type="spellEnd"/>
+      <w:r>
+        <w:rPr>
+          <w:rFonts w:ascii="Balsamiq Sans" w:hAnsi="Balsamiq Sans"/>
+          <w:lang w:val="en-ID"/>
+        </w:rPr>
+        <w:t xml:space="preserve"> Hak </w:t>
+      </w:r>
+      <w:proofErr w:type="spellStart"/>
+      <w:r>
+        <w:rPr>
+          <w:rFonts w:ascii="Balsamiq Sans" w:hAnsi="Balsamiq Sans"/>
+          <w:lang w:val="en-ID"/>
+        </w:rPr>
+        <w:t>Sendiri</w:t>
+      </w:r>
+      <w:proofErr w:type="spellEnd"/>
+      <w:r>
+        <w:rPr>
+          <w:rFonts w:ascii="Balsamiq Sans" w:hAnsi="Balsamiq Sans"/>
+          <w:lang w:val="en-ID"/>
+        </w:rPr>
+        <w:t xml:space="preserve"> Dan </w:t>
+      </w:r>
+      <w:proofErr w:type="spellStart"/>
+      <w:r>
+        <w:rPr>
+          <w:rFonts w:ascii="Balsamiq Sans" w:hAnsi="Balsamiq Sans"/>
+          <w:lang w:val="en-ID"/>
+        </w:rPr>
+        <w:t>Tidak</w:t>
+      </w:r>
+      <w:proofErr w:type="spellEnd"/>
+      <w:r>
+        <w:rPr>
+          <w:rFonts w:ascii="Balsamiq Sans" w:hAnsi="Balsamiq Sans"/>
+          <w:lang w:val="en-ID"/>
+        </w:rPr>
+        <w:t xml:space="preserve"> </w:t>
+      </w:r>
+      <w:proofErr w:type="spellStart"/>
+      <w:r>
+        <w:rPr>
+          <w:rFonts w:ascii="Balsamiq Sans" w:hAnsi="Balsamiq Sans"/>
+          <w:lang w:val="en-ID"/>
+        </w:rPr>
+        <w:t>Mengganggu</w:t>
+      </w:r>
+      <w:proofErr w:type="spellEnd"/>
+      <w:r>
+        <w:rPr>
+          <w:rFonts w:ascii="Balsamiq Sans" w:hAnsi="Balsamiq Sans"/>
+          <w:lang w:val="en-ID"/>
+        </w:rPr>
+        <w:t xml:space="preserve"> Hak Orang Lain.</w:t>
       </w:r>
     </w:p>
     <w:p>
       <w:pPr>
-        <w:rPr>
-          <w:rFonts w:ascii="Balsamiq Sans" w:hAnsi="Balsamiq Sans"/>
-          <w:b/>
-          <w:bCs/>
-          <w:lang w:val="en-ID"/>
-        </w:rPr>
-      </w:pPr>
-      <w:r>
-        <w:rPr>
-          <w:rFonts w:ascii="Balsamiq Sans" w:hAnsi="Balsamiq Sans"/>
-          <w:b/>
-          <w:bCs/>
-          <w:lang w:val="en-ID"/>
-        </w:rPr>
-        <w:t xml:space="preserve">8. </w:t>
-      </w:r>
-      <w:r>
-        <w:rPr>
-          <w:rFonts w:ascii="Balsamiq Sans" w:hAnsi="Balsamiq Sans"/>
-          <w:b/>
-          <w:bCs/>
-          <w:lang w:val="en-ID"/>
-        </w:rPr>
-        <w:t>Apa Yang Dimaksud Dengan Sensitivitas Gender?</w:t>
+        <w:ind w:left="283"/>
+        <w:rPr>
+          <w:rFonts w:ascii="Balsamiq Sans" w:hAnsi="Balsamiq Sans"/>
+          <w:b/>
+          <w:bCs/>
+          <w:lang w:val="en-ID"/>
+        </w:rPr>
+      </w:pPr>
+      <w:r>
+        <w:rPr>
+          <w:rFonts w:ascii="Balsamiq Sans" w:hAnsi="Balsamiq Sans"/>
+          <w:b/>
+          <w:bCs/>
+          <w:highlight w:val="yellow"/>
+          <w:lang w:val="en-ID"/>
+        </w:rPr>
+        <w:t>3) Nilai Gotong Royong</w:t>
       </w:r>
     </w:p>
     <w:p>
       <w:pPr>
-        <w:ind w:left="283"/>
-        <w:rPr>
-          <w:rFonts w:ascii="Balsamiq Sans" w:hAnsi="Balsamiq Sans"/>
-          <w:lang w:val="en-ID"/>
-        </w:rPr>
-      </w:pPr>
-      <w:r>
-        <w:rPr>
-          <w:rFonts w:ascii="Balsamiq Sans" w:hAnsi="Balsamiq Sans"/>
-          <w:lang w:val="en-ID"/>
-        </w:rPr>
-        <w:t>Sensitivitas Gender Merujuk Pada Kemampuan Untuk Mengenali Adanya Ketidaksetaraan Gender, Khususnya Yang Berkaitan Dengan Pembagian Tugas Dan Pengambilan Keputusa</w:t>
-      </w:r>
-      <w:r>
-        <w:rPr>
-          <w:rFonts w:ascii="Balsamiq Sans" w:hAnsi="Balsamiq Sans"/>
-          <w:lang w:val="en-ID"/>
-        </w:rPr>
-        <w:t>n.</w:t>
+        <w:ind w:left="425"/>
+        <w:rPr>
+          <w:rFonts w:ascii="Balsamiq Sans" w:hAnsi="Balsamiq Sans"/>
+          <w:lang w:val="en-ID"/>
+        </w:rPr>
+      </w:pPr>
+      <w:proofErr w:type="spellStart"/>
+      <w:r>
+        <w:rPr>
+          <w:rFonts w:ascii="Balsamiq Sans" w:hAnsi="Balsamiq Sans"/>
+          <w:lang w:val="en-ID"/>
+        </w:rPr>
+        <w:lastRenderedPageBreak/>
+        <w:t>Menurut</w:t>
+      </w:r>
+      <w:proofErr w:type="spellEnd"/>
+      <w:r>
+        <w:rPr>
+          <w:rFonts w:ascii="Balsamiq Sans" w:hAnsi="Balsamiq Sans"/>
+          <w:lang w:val="en-ID"/>
+        </w:rPr>
+        <w:t xml:space="preserve"> Kamus </w:t>
+      </w:r>
+      <w:proofErr w:type="spellStart"/>
+      <w:r>
+        <w:rPr>
+          <w:rFonts w:ascii="Balsamiq Sans" w:hAnsi="Balsamiq Sans"/>
+          <w:lang w:val="en-ID"/>
+        </w:rPr>
+        <w:t>Besar</w:t>
+      </w:r>
+      <w:proofErr w:type="spellEnd"/>
+      <w:r>
+        <w:rPr>
+          <w:rFonts w:ascii="Balsamiq Sans" w:hAnsi="Balsamiq Sans"/>
+          <w:lang w:val="en-ID"/>
+        </w:rPr>
+        <w:t xml:space="preserve"> Bahasa Indonesia, Gotong Royong </w:t>
+      </w:r>
+      <w:proofErr w:type="spellStart"/>
+      <w:r>
+        <w:rPr>
+          <w:rFonts w:ascii="Balsamiq Sans" w:hAnsi="Balsamiq Sans"/>
+          <w:lang w:val="en-ID"/>
+        </w:rPr>
+        <w:t>Mengacu</w:t>
+      </w:r>
+      <w:proofErr w:type="spellEnd"/>
+      <w:r>
+        <w:rPr>
+          <w:rFonts w:ascii="Balsamiq Sans" w:hAnsi="Balsamiq Sans"/>
+          <w:lang w:val="en-ID"/>
+        </w:rPr>
+        <w:t xml:space="preserve"> Pada Tindakan </w:t>
+      </w:r>
+      <w:proofErr w:type="spellStart"/>
+      <w:r>
+        <w:rPr>
+          <w:rFonts w:ascii="Balsamiq Sans" w:hAnsi="Balsamiq Sans"/>
+          <w:lang w:val="en-ID"/>
+        </w:rPr>
+        <w:t>Bekerja</w:t>
+      </w:r>
+      <w:proofErr w:type="spellEnd"/>
+      <w:r>
+        <w:rPr>
+          <w:rFonts w:ascii="Balsamiq Sans" w:hAnsi="Balsamiq Sans"/>
+          <w:lang w:val="en-ID"/>
+        </w:rPr>
+        <w:t xml:space="preserve"> Bersama-Sama.</w:t>
       </w:r>
     </w:p>
     <w:p>
       <w:pPr>
         <w:rPr>
           <w:rFonts w:ascii="Balsamiq Sans" w:hAnsi="Balsamiq Sans"/>
-          <w:lang w:val="en-ID"/>
-        </w:rPr>
-      </w:pPr>
-      <w:r>
-        <w:rPr>
-          <w:rFonts w:ascii="Balsamiq Sans" w:hAnsi="Balsamiq Sans"/>
-          <w:b/>
-          <w:bCs/>
-          <w:lang w:val="en-ID"/>
-        </w:rPr>
-        <w:lastRenderedPageBreak/>
-        <w:t>9. Apa Yang Dimaksud Dengan Masyarakat Majemuk?</w:t>
+          <w:b/>
+          <w:bCs/>
+          <w:lang w:val="en-ID"/>
+        </w:rPr>
+      </w:pPr>
+      <w:r>
+        <w:rPr>
+          <w:rFonts w:ascii="Balsamiq Sans" w:hAnsi="Balsamiq Sans"/>
+          <w:b/>
+          <w:bCs/>
+          <w:lang w:val="en-ID"/>
+        </w:rPr>
+        <w:t xml:space="preserve">8. </w:t>
+      </w:r>
+      <w:proofErr w:type="spellStart"/>
+      <w:r>
+        <w:rPr>
+          <w:rFonts w:ascii="Balsamiq Sans" w:hAnsi="Balsamiq Sans"/>
+          <w:b/>
+          <w:bCs/>
+          <w:lang w:val="en-ID"/>
+        </w:rPr>
+        <w:t>Apa</w:t>
+      </w:r>
+      <w:proofErr w:type="spellEnd"/>
+      <w:r>
+        <w:rPr>
+          <w:rFonts w:ascii="Balsamiq Sans" w:hAnsi="Balsamiq Sans"/>
+          <w:b/>
+          <w:bCs/>
+          <w:lang w:val="en-ID"/>
+        </w:rPr>
+        <w:t xml:space="preserve"> Yang </w:t>
+      </w:r>
+      <w:proofErr w:type="spellStart"/>
+      <w:r>
+        <w:rPr>
+          <w:rFonts w:ascii="Balsamiq Sans" w:hAnsi="Balsamiq Sans"/>
+          <w:b/>
+          <w:bCs/>
+          <w:lang w:val="en-ID"/>
+        </w:rPr>
+        <w:t>Dimaksud</w:t>
+      </w:r>
+      <w:proofErr w:type="spellEnd"/>
+      <w:r>
+        <w:rPr>
+          <w:rFonts w:ascii="Balsamiq Sans" w:hAnsi="Balsamiq Sans"/>
+          <w:b/>
+          <w:bCs/>
+          <w:lang w:val="en-ID"/>
+        </w:rPr>
+        <w:t xml:space="preserve"> </w:t>
+      </w:r>
+      <w:proofErr w:type="spellStart"/>
+      <w:r>
+        <w:rPr>
+          <w:rFonts w:ascii="Balsamiq Sans" w:hAnsi="Balsamiq Sans"/>
+          <w:b/>
+          <w:bCs/>
+          <w:lang w:val="en-ID"/>
+        </w:rPr>
+        <w:t>Dengan</w:t>
+      </w:r>
+      <w:proofErr w:type="spellEnd"/>
+      <w:r>
+        <w:rPr>
+          <w:rFonts w:ascii="Balsamiq Sans" w:hAnsi="Balsamiq Sans"/>
+          <w:b/>
+          <w:bCs/>
+          <w:lang w:val="en-ID"/>
+        </w:rPr>
+        <w:t xml:space="preserve"> </w:t>
+      </w:r>
+      <w:proofErr w:type="spellStart"/>
+      <w:r>
+        <w:rPr>
+          <w:rFonts w:ascii="Balsamiq Sans" w:hAnsi="Balsamiq Sans"/>
+          <w:b/>
+          <w:bCs/>
+          <w:lang w:val="en-ID"/>
+        </w:rPr>
+        <w:t>Sensitivitas</w:t>
+      </w:r>
+      <w:proofErr w:type="spellEnd"/>
+      <w:r>
+        <w:rPr>
+          <w:rFonts w:ascii="Balsamiq Sans" w:hAnsi="Balsamiq Sans"/>
+          <w:b/>
+          <w:bCs/>
+          <w:lang w:val="en-ID"/>
+        </w:rPr>
+        <w:t xml:space="preserve"> Gender?</w:t>
       </w:r>
     </w:p>
     <w:p>
@@ -1408,40 +5379,317 @@
           <w:lang w:val="en-ID"/>
         </w:rPr>
       </w:pPr>
-      <w:r>
-        <w:rPr>
-          <w:rFonts w:ascii="Balsamiq Sans" w:hAnsi="Balsamiq Sans"/>
-          <w:lang w:val="en-ID"/>
-        </w:rPr>
-        <w:t>Istilah Masyarakat Majemuk Pertama Kali Diperkenalkan Oleh John Sydenham Furnivall Untuk Menggambarkan Kondisi Masyarakat Indonesia Pada Masa Pemerintahan Hindia Belanda. Menurut Furnivall, Ciri Utama Masyarakat Majemuk Adalah Kehidupan Berkelompok Yang Berdampingan Secara Fisik, Tetapi Terpisah Secara Sosial Dan Tergabung Dalam Suatu Satuan Politik.</w:t>
+      <w:proofErr w:type="spellStart"/>
+      <w:r>
+        <w:rPr>
+          <w:rFonts w:ascii="Balsamiq Sans" w:hAnsi="Balsamiq Sans"/>
+          <w:lang w:val="en-ID"/>
+        </w:rPr>
+        <w:t>Sensitivitas</w:t>
+      </w:r>
+      <w:proofErr w:type="spellEnd"/>
+      <w:r>
+        <w:rPr>
+          <w:rFonts w:ascii="Balsamiq Sans" w:hAnsi="Balsamiq Sans"/>
+          <w:lang w:val="en-ID"/>
+        </w:rPr>
+        <w:t xml:space="preserve"> Gender </w:t>
+      </w:r>
+      <w:proofErr w:type="spellStart"/>
+      <w:r>
+        <w:rPr>
+          <w:rFonts w:ascii="Balsamiq Sans" w:hAnsi="Balsamiq Sans"/>
+          <w:lang w:val="en-ID"/>
+        </w:rPr>
+        <w:t>Merujuk</w:t>
+      </w:r>
+      <w:proofErr w:type="spellEnd"/>
+      <w:r>
+        <w:rPr>
+          <w:rFonts w:ascii="Balsamiq Sans" w:hAnsi="Balsamiq Sans"/>
+          <w:lang w:val="en-ID"/>
+        </w:rPr>
+        <w:t xml:space="preserve"> Pada </w:t>
+      </w:r>
+      <w:proofErr w:type="spellStart"/>
+      <w:r>
+        <w:rPr>
+          <w:rFonts w:ascii="Balsamiq Sans" w:hAnsi="Balsamiq Sans"/>
+          <w:lang w:val="en-ID"/>
+        </w:rPr>
+        <w:t>Kemampuan</w:t>
+      </w:r>
+      <w:proofErr w:type="spellEnd"/>
+      <w:r>
+        <w:rPr>
+          <w:rFonts w:ascii="Balsamiq Sans" w:hAnsi="Balsamiq Sans"/>
+          <w:lang w:val="en-ID"/>
+        </w:rPr>
+        <w:t xml:space="preserve"> </w:t>
+      </w:r>
+      <w:proofErr w:type="spellStart"/>
+      <w:r>
+        <w:rPr>
+          <w:rFonts w:ascii="Balsamiq Sans" w:hAnsi="Balsamiq Sans"/>
+          <w:lang w:val="en-ID"/>
+        </w:rPr>
+        <w:t>Untuk</w:t>
+      </w:r>
+      <w:proofErr w:type="spellEnd"/>
+      <w:r>
+        <w:rPr>
+          <w:rFonts w:ascii="Balsamiq Sans" w:hAnsi="Balsamiq Sans"/>
+          <w:lang w:val="en-ID"/>
+        </w:rPr>
+        <w:t xml:space="preserve"> </w:t>
+      </w:r>
+      <w:proofErr w:type="spellStart"/>
+      <w:r>
+        <w:rPr>
+          <w:rFonts w:ascii="Balsamiq Sans" w:hAnsi="Balsamiq Sans"/>
+          <w:lang w:val="en-ID"/>
+        </w:rPr>
+        <w:t>Mengenali</w:t>
+      </w:r>
+      <w:proofErr w:type="spellEnd"/>
+      <w:r>
+        <w:rPr>
+          <w:rFonts w:ascii="Balsamiq Sans" w:hAnsi="Balsamiq Sans"/>
+          <w:lang w:val="en-ID"/>
+        </w:rPr>
+        <w:t xml:space="preserve"> </w:t>
+      </w:r>
+      <w:proofErr w:type="spellStart"/>
+      <w:r>
+        <w:rPr>
+          <w:rFonts w:ascii="Balsamiq Sans" w:hAnsi="Balsamiq Sans"/>
+          <w:lang w:val="en-ID"/>
+        </w:rPr>
+        <w:t>Adanya</w:t>
+      </w:r>
+      <w:proofErr w:type="spellEnd"/>
+      <w:r>
+        <w:rPr>
+          <w:rFonts w:ascii="Balsamiq Sans" w:hAnsi="Balsamiq Sans"/>
+          <w:lang w:val="en-ID"/>
+        </w:rPr>
+        <w:t xml:space="preserve"> </w:t>
+      </w:r>
+      <w:proofErr w:type="spellStart"/>
+      <w:r>
+        <w:rPr>
+          <w:rFonts w:ascii="Balsamiq Sans" w:hAnsi="Balsamiq Sans"/>
+          <w:lang w:val="en-ID"/>
+        </w:rPr>
+        <w:t>Ketidaksetaraan</w:t>
+      </w:r>
+      <w:proofErr w:type="spellEnd"/>
+      <w:r>
+        <w:rPr>
+          <w:rFonts w:ascii="Balsamiq Sans" w:hAnsi="Balsamiq Sans"/>
+          <w:lang w:val="en-ID"/>
+        </w:rPr>
+        <w:t xml:space="preserve"> Gender, </w:t>
+      </w:r>
+      <w:proofErr w:type="spellStart"/>
+      <w:r>
+        <w:rPr>
+          <w:rFonts w:ascii="Balsamiq Sans" w:hAnsi="Balsamiq Sans"/>
+          <w:lang w:val="en-ID"/>
+        </w:rPr>
+        <w:t>Khususnya</w:t>
+      </w:r>
+      <w:proofErr w:type="spellEnd"/>
+      <w:r>
+        <w:rPr>
+          <w:rFonts w:ascii="Balsamiq Sans" w:hAnsi="Balsamiq Sans"/>
+          <w:lang w:val="en-ID"/>
+        </w:rPr>
+        <w:t xml:space="preserve"> Yang </w:t>
+      </w:r>
+      <w:proofErr w:type="spellStart"/>
+      <w:r>
+        <w:rPr>
+          <w:rFonts w:ascii="Balsamiq Sans" w:hAnsi="Balsamiq Sans"/>
+          <w:lang w:val="en-ID"/>
+        </w:rPr>
+        <w:t>Berkaitan</w:t>
+      </w:r>
+      <w:proofErr w:type="spellEnd"/>
+      <w:r>
+        <w:rPr>
+          <w:rFonts w:ascii="Balsamiq Sans" w:hAnsi="Balsamiq Sans"/>
+          <w:lang w:val="en-ID"/>
+        </w:rPr>
+        <w:t xml:space="preserve"> </w:t>
+      </w:r>
+      <w:proofErr w:type="spellStart"/>
+      <w:r>
+        <w:rPr>
+          <w:rFonts w:ascii="Balsamiq Sans" w:hAnsi="Balsamiq Sans"/>
+          <w:lang w:val="en-ID"/>
+        </w:rPr>
+        <w:t>Dengan</w:t>
+      </w:r>
+      <w:proofErr w:type="spellEnd"/>
+      <w:r>
+        <w:rPr>
+          <w:rFonts w:ascii="Balsamiq Sans" w:hAnsi="Balsamiq Sans"/>
+          <w:lang w:val="en-ID"/>
+        </w:rPr>
+        <w:t xml:space="preserve"> </w:t>
+      </w:r>
+      <w:proofErr w:type="spellStart"/>
+      <w:r>
+        <w:rPr>
+          <w:rFonts w:ascii="Balsamiq Sans" w:hAnsi="Balsamiq Sans"/>
+          <w:lang w:val="en-ID"/>
+        </w:rPr>
+        <w:t>Pembagian</w:t>
+      </w:r>
+      <w:proofErr w:type="spellEnd"/>
+      <w:r>
+        <w:rPr>
+          <w:rFonts w:ascii="Balsamiq Sans" w:hAnsi="Balsamiq Sans"/>
+          <w:lang w:val="en-ID"/>
+        </w:rPr>
+        <w:t xml:space="preserve"> </w:t>
+      </w:r>
+      <w:proofErr w:type="spellStart"/>
+      <w:r>
+        <w:rPr>
+          <w:rFonts w:ascii="Balsamiq Sans" w:hAnsi="Balsamiq Sans"/>
+          <w:lang w:val="en-ID"/>
+        </w:rPr>
+        <w:t>Tugas</w:t>
+      </w:r>
+      <w:proofErr w:type="spellEnd"/>
+      <w:r>
+        <w:rPr>
+          <w:rFonts w:ascii="Balsamiq Sans" w:hAnsi="Balsamiq Sans"/>
+          <w:lang w:val="en-ID"/>
+        </w:rPr>
+        <w:t xml:space="preserve"> Dan </w:t>
+      </w:r>
+      <w:proofErr w:type="spellStart"/>
+      <w:r>
+        <w:rPr>
+          <w:rFonts w:ascii="Balsamiq Sans" w:hAnsi="Balsamiq Sans"/>
+          <w:lang w:val="en-ID"/>
+        </w:rPr>
+        <w:t>Pengambilan</w:t>
+      </w:r>
+      <w:proofErr w:type="spellEnd"/>
+      <w:r>
+        <w:rPr>
+          <w:rFonts w:ascii="Balsamiq Sans" w:hAnsi="Balsamiq Sans"/>
+          <w:lang w:val="en-ID"/>
+        </w:rPr>
+        <w:t xml:space="preserve"> Keputusa</w:t>
+      </w:r>
+      <w:r>
+        <w:rPr>
+          <w:rFonts w:ascii="Balsamiq Sans" w:hAnsi="Balsamiq Sans"/>
+          <w:lang w:val="en-ID"/>
+        </w:rPr>
+        <w:t>n.</w:t>
       </w:r>
     </w:p>
     <w:p>
       <w:pPr>
         <w:rPr>
           <w:rFonts w:ascii="Balsamiq Sans" w:hAnsi="Balsamiq Sans"/>
-          <w:b/>
-          <w:bCs/>
-          <w:lang w:val="en-ID"/>
-        </w:rPr>
-      </w:pPr>
-      <w:r>
-        <w:rPr>
-          <w:rFonts w:ascii="Balsamiq Sans" w:hAnsi="Balsamiq Sans"/>
-          <w:b/>
-          <w:bCs/>
-          <w:lang w:val="en-ID"/>
-        </w:rPr>
-        <w:t>10. Tuliskan Sikap Nyata Masyarakat Untuk Menciptakan Budaya Yang Peka Gender</w:t>
-      </w:r>
-      <w:r>
-        <w:rPr>
-          <w:rFonts w:ascii="Balsamiq Sans" w:hAnsi="Balsamiq Sans"/>
-          <w:b/>
-          <w:bCs/>
-          <w:lang w:val="en-ID"/>
-        </w:rPr>
-        <w:t>!</w:t>
+          <w:lang w:val="en-ID"/>
+        </w:rPr>
+      </w:pPr>
+      <w:r>
+        <w:rPr>
+          <w:rFonts w:ascii="Balsamiq Sans" w:hAnsi="Balsamiq Sans"/>
+          <w:b/>
+          <w:bCs/>
+          <w:lang w:val="en-ID"/>
+        </w:rPr>
+        <w:t xml:space="preserve">9. </w:t>
+      </w:r>
+      <w:proofErr w:type="spellStart"/>
+      <w:r>
+        <w:rPr>
+          <w:rFonts w:ascii="Balsamiq Sans" w:hAnsi="Balsamiq Sans"/>
+          <w:b/>
+          <w:bCs/>
+          <w:lang w:val="en-ID"/>
+        </w:rPr>
+        <w:t>Apa</w:t>
+      </w:r>
+      <w:proofErr w:type="spellEnd"/>
+      <w:r>
+        <w:rPr>
+          <w:rFonts w:ascii="Balsamiq Sans" w:hAnsi="Balsamiq Sans"/>
+          <w:b/>
+          <w:bCs/>
+          <w:lang w:val="en-ID"/>
+        </w:rPr>
+        <w:t xml:space="preserve"> Yang </w:t>
+      </w:r>
+      <w:proofErr w:type="spellStart"/>
+      <w:r>
+        <w:rPr>
+          <w:rFonts w:ascii="Balsamiq Sans" w:hAnsi="Balsamiq Sans"/>
+          <w:b/>
+          <w:bCs/>
+          <w:lang w:val="en-ID"/>
+        </w:rPr>
+        <w:t>Dimaksud</w:t>
+      </w:r>
+      <w:proofErr w:type="spellEnd"/>
+      <w:r>
+        <w:rPr>
+          <w:rFonts w:ascii="Balsamiq Sans" w:hAnsi="Balsamiq Sans"/>
+          <w:b/>
+          <w:bCs/>
+          <w:lang w:val="en-ID"/>
+        </w:rPr>
+        <w:t xml:space="preserve"> </w:t>
+      </w:r>
+      <w:proofErr w:type="spellStart"/>
+      <w:r>
+        <w:rPr>
+          <w:rFonts w:ascii="Balsamiq Sans" w:hAnsi="Balsamiq Sans"/>
+          <w:b/>
+          <w:bCs/>
+          <w:lang w:val="en-ID"/>
+        </w:rPr>
+        <w:t>Dengan</w:t>
+      </w:r>
+      <w:proofErr w:type="spellEnd"/>
+      <w:r>
+        <w:rPr>
+          <w:rFonts w:ascii="Balsamiq Sans" w:hAnsi="Balsamiq Sans"/>
+          <w:b/>
+          <w:bCs/>
+          <w:lang w:val="en-ID"/>
+        </w:rPr>
+        <w:t xml:space="preserve"> Masyarakat </w:t>
+      </w:r>
+      <w:proofErr w:type="spellStart"/>
+      <w:r>
+        <w:rPr>
+          <w:rFonts w:ascii="Balsamiq Sans" w:hAnsi="Balsamiq Sans"/>
+          <w:b/>
+          <w:bCs/>
+          <w:lang w:val="en-ID"/>
+        </w:rPr>
+        <w:t>Majemuk</w:t>
+      </w:r>
+      <w:proofErr w:type="spellEnd"/>
+      <w:r>
+        <w:rPr>
+          <w:rFonts w:ascii="Balsamiq Sans" w:hAnsi="Balsamiq Sans"/>
+          <w:b/>
+          <w:bCs/>
+          <w:lang w:val="en-ID"/>
+        </w:rPr>
+        <w:t>?</w:t>
       </w:r>
     </w:p>
     <w:p>
@@ -1452,28 +5700,553 @@
           <w:lang w:val="en-ID"/>
         </w:rPr>
       </w:pPr>
-      <w:r>
-        <w:rPr>
-          <w:rFonts w:ascii="Balsamiq Sans" w:hAnsi="Balsamiq Sans"/>
-          <w:lang w:val="en-ID"/>
-        </w:rPr>
-        <w:t>1) Mewujudkan Lingkungan Yang Bebas Dari Kekerasan Berbasis Gender.</w:t>
+      <w:proofErr w:type="spellStart"/>
+      <w:r>
+        <w:rPr>
+          <w:rFonts w:ascii="Balsamiq Sans" w:hAnsi="Balsamiq Sans"/>
+          <w:lang w:val="en-ID"/>
+        </w:rPr>
+        <w:t>Istilah</w:t>
+      </w:r>
+      <w:proofErr w:type="spellEnd"/>
+      <w:r>
+        <w:rPr>
+          <w:rFonts w:ascii="Balsamiq Sans" w:hAnsi="Balsamiq Sans"/>
+          <w:lang w:val="en-ID"/>
+        </w:rPr>
+        <w:t xml:space="preserve"> Masyarakat </w:t>
+      </w:r>
+      <w:proofErr w:type="spellStart"/>
+      <w:r>
+        <w:rPr>
+          <w:rFonts w:ascii="Balsamiq Sans" w:hAnsi="Balsamiq Sans"/>
+          <w:lang w:val="en-ID"/>
+        </w:rPr>
+        <w:t>Majemuk</w:t>
+      </w:r>
+      <w:proofErr w:type="spellEnd"/>
+      <w:r>
+        <w:rPr>
+          <w:rFonts w:ascii="Balsamiq Sans" w:hAnsi="Balsamiq Sans"/>
+          <w:lang w:val="en-ID"/>
+        </w:rPr>
+        <w:t xml:space="preserve"> </w:t>
+      </w:r>
+      <w:proofErr w:type="spellStart"/>
+      <w:r>
+        <w:rPr>
+          <w:rFonts w:ascii="Balsamiq Sans" w:hAnsi="Balsamiq Sans"/>
+          <w:lang w:val="en-ID"/>
+        </w:rPr>
+        <w:t>Pertama</w:t>
+      </w:r>
+      <w:proofErr w:type="spellEnd"/>
+      <w:r>
+        <w:rPr>
+          <w:rFonts w:ascii="Balsamiq Sans" w:hAnsi="Balsamiq Sans"/>
+          <w:lang w:val="en-ID"/>
+        </w:rPr>
+        <w:t xml:space="preserve"> Kali </w:t>
+      </w:r>
+      <w:proofErr w:type="spellStart"/>
+      <w:r>
+        <w:rPr>
+          <w:rFonts w:ascii="Balsamiq Sans" w:hAnsi="Balsamiq Sans"/>
+          <w:lang w:val="en-ID"/>
+        </w:rPr>
+        <w:t>Diperkenalkan</w:t>
+      </w:r>
+      <w:proofErr w:type="spellEnd"/>
+      <w:r>
+        <w:rPr>
+          <w:rFonts w:ascii="Balsamiq Sans" w:hAnsi="Balsamiq Sans"/>
+          <w:lang w:val="en-ID"/>
+        </w:rPr>
+        <w:t xml:space="preserve"> Oleh John Sydenham Furnivall </w:t>
+      </w:r>
+      <w:proofErr w:type="spellStart"/>
+      <w:r>
+        <w:rPr>
+          <w:rFonts w:ascii="Balsamiq Sans" w:hAnsi="Balsamiq Sans"/>
+          <w:lang w:val="en-ID"/>
+        </w:rPr>
+        <w:t>Untuk</w:t>
+      </w:r>
+      <w:proofErr w:type="spellEnd"/>
+      <w:r>
+        <w:rPr>
+          <w:rFonts w:ascii="Balsamiq Sans" w:hAnsi="Balsamiq Sans"/>
+          <w:lang w:val="en-ID"/>
+        </w:rPr>
+        <w:t xml:space="preserve"> </w:t>
+      </w:r>
+      <w:proofErr w:type="spellStart"/>
+      <w:r>
+        <w:rPr>
+          <w:rFonts w:ascii="Balsamiq Sans" w:hAnsi="Balsamiq Sans"/>
+          <w:lang w:val="en-ID"/>
+        </w:rPr>
+        <w:t>Menggambarkan</w:t>
+      </w:r>
+      <w:proofErr w:type="spellEnd"/>
+      <w:r>
+        <w:rPr>
+          <w:rFonts w:ascii="Balsamiq Sans" w:hAnsi="Balsamiq Sans"/>
+          <w:lang w:val="en-ID"/>
+        </w:rPr>
+        <w:t xml:space="preserve"> </w:t>
+      </w:r>
+      <w:proofErr w:type="spellStart"/>
+      <w:r>
+        <w:rPr>
+          <w:rFonts w:ascii="Balsamiq Sans" w:hAnsi="Balsamiq Sans"/>
+          <w:lang w:val="en-ID"/>
+        </w:rPr>
+        <w:t>Kondisi</w:t>
+      </w:r>
+      <w:proofErr w:type="spellEnd"/>
+      <w:r>
+        <w:rPr>
+          <w:rFonts w:ascii="Balsamiq Sans" w:hAnsi="Balsamiq Sans"/>
+          <w:lang w:val="en-ID"/>
+        </w:rPr>
+        <w:t xml:space="preserve"> Masyarakat Indonesia Pada Masa </w:t>
+      </w:r>
+      <w:proofErr w:type="spellStart"/>
+      <w:r>
+        <w:rPr>
+          <w:rFonts w:ascii="Balsamiq Sans" w:hAnsi="Balsamiq Sans"/>
+          <w:lang w:val="en-ID"/>
+        </w:rPr>
+        <w:t>Pemerintahan</w:t>
+      </w:r>
+      <w:proofErr w:type="spellEnd"/>
+      <w:r>
+        <w:rPr>
+          <w:rFonts w:ascii="Balsamiq Sans" w:hAnsi="Balsamiq Sans"/>
+          <w:lang w:val="en-ID"/>
+        </w:rPr>
+        <w:t xml:space="preserve"> </w:t>
+      </w:r>
+      <w:proofErr w:type="spellStart"/>
+      <w:r>
+        <w:rPr>
+          <w:rFonts w:ascii="Balsamiq Sans" w:hAnsi="Balsamiq Sans"/>
+          <w:lang w:val="en-ID"/>
+        </w:rPr>
+        <w:t>Hindia</w:t>
+      </w:r>
+      <w:proofErr w:type="spellEnd"/>
+      <w:r>
+        <w:rPr>
+          <w:rFonts w:ascii="Balsamiq Sans" w:hAnsi="Balsamiq Sans"/>
+          <w:lang w:val="en-ID"/>
+        </w:rPr>
+        <w:t xml:space="preserve"> Belanda. </w:t>
+      </w:r>
+      <w:proofErr w:type="spellStart"/>
+      <w:r>
+        <w:rPr>
+          <w:rFonts w:ascii="Balsamiq Sans" w:hAnsi="Balsamiq Sans"/>
+          <w:lang w:val="en-ID"/>
+        </w:rPr>
+        <w:t>Menurut</w:t>
+      </w:r>
+      <w:proofErr w:type="spellEnd"/>
+      <w:r>
+        <w:rPr>
+          <w:rFonts w:ascii="Balsamiq Sans" w:hAnsi="Balsamiq Sans"/>
+          <w:lang w:val="en-ID"/>
+        </w:rPr>
+        <w:t xml:space="preserve"> Furnivall, Ciri Utama Masyarakat </w:t>
+      </w:r>
+      <w:proofErr w:type="spellStart"/>
+      <w:r>
+        <w:rPr>
+          <w:rFonts w:ascii="Balsamiq Sans" w:hAnsi="Balsamiq Sans"/>
+          <w:lang w:val="en-ID"/>
+        </w:rPr>
+        <w:t>Majemuk</w:t>
+      </w:r>
+      <w:proofErr w:type="spellEnd"/>
+      <w:r>
+        <w:rPr>
+          <w:rFonts w:ascii="Balsamiq Sans" w:hAnsi="Balsamiq Sans"/>
+          <w:lang w:val="en-ID"/>
+        </w:rPr>
+        <w:t xml:space="preserve"> </w:t>
+      </w:r>
+      <w:proofErr w:type="spellStart"/>
+      <w:r>
+        <w:rPr>
+          <w:rFonts w:ascii="Balsamiq Sans" w:hAnsi="Balsamiq Sans"/>
+          <w:lang w:val="en-ID"/>
+        </w:rPr>
+        <w:t>Adalah</w:t>
+      </w:r>
+      <w:proofErr w:type="spellEnd"/>
+      <w:r>
+        <w:rPr>
+          <w:rFonts w:ascii="Balsamiq Sans" w:hAnsi="Balsamiq Sans"/>
+          <w:lang w:val="en-ID"/>
+        </w:rPr>
+        <w:t xml:space="preserve"> </w:t>
+      </w:r>
+      <w:proofErr w:type="spellStart"/>
+      <w:r>
+        <w:rPr>
+          <w:rFonts w:ascii="Balsamiq Sans" w:hAnsi="Balsamiq Sans"/>
+          <w:lang w:val="en-ID"/>
+        </w:rPr>
+        <w:t>Kehidupan</w:t>
+      </w:r>
+      <w:proofErr w:type="spellEnd"/>
+      <w:r>
+        <w:rPr>
+          <w:rFonts w:ascii="Balsamiq Sans" w:hAnsi="Balsamiq Sans"/>
+          <w:lang w:val="en-ID"/>
+        </w:rPr>
+        <w:t xml:space="preserve"> </w:t>
+      </w:r>
+      <w:proofErr w:type="spellStart"/>
+      <w:r>
+        <w:rPr>
+          <w:rFonts w:ascii="Balsamiq Sans" w:hAnsi="Balsamiq Sans"/>
+          <w:lang w:val="en-ID"/>
+        </w:rPr>
+        <w:t>Berkelompok</w:t>
+      </w:r>
+      <w:proofErr w:type="spellEnd"/>
+      <w:r>
+        <w:rPr>
+          <w:rFonts w:ascii="Balsamiq Sans" w:hAnsi="Balsamiq Sans"/>
+          <w:lang w:val="en-ID"/>
+        </w:rPr>
+        <w:t xml:space="preserve"> Yang </w:t>
+      </w:r>
+      <w:proofErr w:type="spellStart"/>
+      <w:r>
+        <w:rPr>
+          <w:rFonts w:ascii="Balsamiq Sans" w:hAnsi="Balsamiq Sans"/>
+          <w:lang w:val="en-ID"/>
+        </w:rPr>
+        <w:t>Berdampingan</w:t>
+      </w:r>
+      <w:proofErr w:type="spellEnd"/>
+      <w:r>
+        <w:rPr>
+          <w:rFonts w:ascii="Balsamiq Sans" w:hAnsi="Balsamiq Sans"/>
+          <w:lang w:val="en-ID"/>
+        </w:rPr>
+        <w:t xml:space="preserve"> </w:t>
+      </w:r>
+      <w:proofErr w:type="spellStart"/>
+      <w:r>
+        <w:rPr>
+          <w:rFonts w:ascii="Balsamiq Sans" w:hAnsi="Balsamiq Sans"/>
+          <w:lang w:val="en-ID"/>
+        </w:rPr>
+        <w:t>Secara</w:t>
+      </w:r>
+      <w:proofErr w:type="spellEnd"/>
+      <w:r>
+        <w:rPr>
+          <w:rFonts w:ascii="Balsamiq Sans" w:hAnsi="Balsamiq Sans"/>
+          <w:lang w:val="en-ID"/>
+        </w:rPr>
+        <w:t xml:space="preserve"> </w:t>
+      </w:r>
+      <w:proofErr w:type="spellStart"/>
+      <w:r>
+        <w:rPr>
+          <w:rFonts w:ascii="Balsamiq Sans" w:hAnsi="Balsamiq Sans"/>
+          <w:lang w:val="en-ID"/>
+        </w:rPr>
+        <w:t>Fisik</w:t>
+      </w:r>
+      <w:proofErr w:type="spellEnd"/>
+      <w:r>
+        <w:rPr>
+          <w:rFonts w:ascii="Balsamiq Sans" w:hAnsi="Balsamiq Sans"/>
+          <w:lang w:val="en-ID"/>
+        </w:rPr>
+        <w:t xml:space="preserve">, </w:t>
+      </w:r>
+      <w:proofErr w:type="spellStart"/>
+      <w:r>
+        <w:rPr>
+          <w:rFonts w:ascii="Balsamiq Sans" w:hAnsi="Balsamiq Sans"/>
+          <w:lang w:val="en-ID"/>
+        </w:rPr>
+        <w:t>Tetapi</w:t>
+      </w:r>
+      <w:proofErr w:type="spellEnd"/>
+      <w:r>
+        <w:rPr>
+          <w:rFonts w:ascii="Balsamiq Sans" w:hAnsi="Balsamiq Sans"/>
+          <w:lang w:val="en-ID"/>
+        </w:rPr>
+        <w:t xml:space="preserve"> </w:t>
+      </w:r>
+      <w:proofErr w:type="spellStart"/>
+      <w:r>
+        <w:rPr>
+          <w:rFonts w:ascii="Balsamiq Sans" w:hAnsi="Balsamiq Sans"/>
+          <w:lang w:val="en-ID"/>
+        </w:rPr>
+        <w:t>Terpisah</w:t>
+      </w:r>
+      <w:proofErr w:type="spellEnd"/>
+      <w:r>
+        <w:rPr>
+          <w:rFonts w:ascii="Balsamiq Sans" w:hAnsi="Balsamiq Sans"/>
+          <w:lang w:val="en-ID"/>
+        </w:rPr>
+        <w:t xml:space="preserve"> </w:t>
+      </w:r>
+      <w:proofErr w:type="spellStart"/>
+      <w:r>
+        <w:rPr>
+          <w:rFonts w:ascii="Balsamiq Sans" w:hAnsi="Balsamiq Sans"/>
+          <w:lang w:val="en-ID"/>
+        </w:rPr>
+        <w:t>Secara</w:t>
+      </w:r>
+      <w:proofErr w:type="spellEnd"/>
+      <w:r>
+        <w:rPr>
+          <w:rFonts w:ascii="Balsamiq Sans" w:hAnsi="Balsamiq Sans"/>
+          <w:lang w:val="en-ID"/>
+        </w:rPr>
+        <w:t xml:space="preserve"> Sosial Dan </w:t>
+      </w:r>
+      <w:proofErr w:type="spellStart"/>
+      <w:r>
+        <w:rPr>
+          <w:rFonts w:ascii="Balsamiq Sans" w:hAnsi="Balsamiq Sans"/>
+          <w:lang w:val="en-ID"/>
+        </w:rPr>
+        <w:t>Tergabung</w:t>
+      </w:r>
+      <w:proofErr w:type="spellEnd"/>
+      <w:r>
+        <w:rPr>
+          <w:rFonts w:ascii="Balsamiq Sans" w:hAnsi="Balsamiq Sans"/>
+          <w:lang w:val="en-ID"/>
+        </w:rPr>
+        <w:t xml:space="preserve"> </w:t>
+      </w:r>
+      <w:proofErr w:type="spellStart"/>
+      <w:r>
+        <w:rPr>
+          <w:rFonts w:ascii="Balsamiq Sans" w:hAnsi="Balsamiq Sans"/>
+          <w:lang w:val="en-ID"/>
+        </w:rPr>
+        <w:t>Dalam</w:t>
+      </w:r>
+      <w:proofErr w:type="spellEnd"/>
+      <w:r>
+        <w:rPr>
+          <w:rFonts w:ascii="Balsamiq Sans" w:hAnsi="Balsamiq Sans"/>
+          <w:lang w:val="en-ID"/>
+        </w:rPr>
+        <w:t xml:space="preserve"> </w:t>
+      </w:r>
+      <w:proofErr w:type="spellStart"/>
+      <w:r>
+        <w:rPr>
+          <w:rFonts w:ascii="Balsamiq Sans" w:hAnsi="Balsamiq Sans"/>
+          <w:lang w:val="en-ID"/>
+        </w:rPr>
+        <w:t>Suatu</w:t>
+      </w:r>
+      <w:proofErr w:type="spellEnd"/>
+      <w:r>
+        <w:rPr>
+          <w:rFonts w:ascii="Balsamiq Sans" w:hAnsi="Balsamiq Sans"/>
+          <w:lang w:val="en-ID"/>
+        </w:rPr>
+        <w:t xml:space="preserve"> </w:t>
+      </w:r>
+      <w:proofErr w:type="spellStart"/>
+      <w:r>
+        <w:rPr>
+          <w:rFonts w:ascii="Balsamiq Sans" w:hAnsi="Balsamiq Sans"/>
+          <w:lang w:val="en-ID"/>
+        </w:rPr>
+        <w:t>Satuan</w:t>
+      </w:r>
+      <w:proofErr w:type="spellEnd"/>
+      <w:r>
+        <w:rPr>
+          <w:rFonts w:ascii="Balsamiq Sans" w:hAnsi="Balsamiq Sans"/>
+          <w:lang w:val="en-ID"/>
+        </w:rPr>
+        <w:t xml:space="preserve"> </w:t>
+      </w:r>
+      <w:proofErr w:type="spellStart"/>
+      <w:r>
+        <w:rPr>
+          <w:rFonts w:ascii="Balsamiq Sans" w:hAnsi="Balsamiq Sans"/>
+          <w:lang w:val="en-ID"/>
+        </w:rPr>
+        <w:t>Politik</w:t>
+      </w:r>
+      <w:proofErr w:type="spellEnd"/>
+      <w:r>
+        <w:rPr>
+          <w:rFonts w:ascii="Balsamiq Sans" w:hAnsi="Balsamiq Sans"/>
+          <w:lang w:val="en-ID"/>
+        </w:rPr>
+        <w:t>.</w:t>
       </w:r>
     </w:p>
     <w:p>
       <w:pPr>
-        <w:ind w:left="283"/>
-        <w:rPr>
-          <w:rFonts w:ascii="Balsamiq Sans" w:hAnsi="Balsamiq Sans"/>
-          <w:lang w:val="en-ID"/>
-        </w:rPr>
-      </w:pPr>
-      <w:r>
-        <w:rPr>
-          <w:rFonts w:ascii="Balsamiq Sans" w:hAnsi="Balsamiq Sans"/>
-          <w:lang w:val="en-ID"/>
-        </w:rPr>
-        <w:t>2) Memberikan Penghargaan Dan Penghormatan Yang Setara.</w:t>
+        <w:rPr>
+          <w:rFonts w:ascii="Balsamiq Sans" w:hAnsi="Balsamiq Sans"/>
+          <w:b/>
+          <w:bCs/>
+          <w:lang w:val="en-ID"/>
+        </w:rPr>
+      </w:pPr>
+      <w:r>
+        <w:rPr>
+          <w:rFonts w:ascii="Balsamiq Sans" w:hAnsi="Balsamiq Sans"/>
+          <w:b/>
+          <w:bCs/>
+          <w:lang w:val="en-ID"/>
+        </w:rPr>
+        <w:t xml:space="preserve">10. </w:t>
+      </w:r>
+      <w:proofErr w:type="spellStart"/>
+      <w:r>
+        <w:rPr>
+          <w:rFonts w:ascii="Balsamiq Sans" w:hAnsi="Balsamiq Sans"/>
+          <w:b/>
+          <w:bCs/>
+          <w:lang w:val="en-ID"/>
+        </w:rPr>
+        <w:t>Tuliskan</w:t>
+      </w:r>
+      <w:proofErr w:type="spellEnd"/>
+      <w:r>
+        <w:rPr>
+          <w:rFonts w:ascii="Balsamiq Sans" w:hAnsi="Balsamiq Sans"/>
+          <w:b/>
+          <w:bCs/>
+          <w:lang w:val="en-ID"/>
+        </w:rPr>
+        <w:t xml:space="preserve"> </w:t>
+      </w:r>
+      <w:proofErr w:type="spellStart"/>
+      <w:r>
+        <w:rPr>
+          <w:rFonts w:ascii="Balsamiq Sans" w:hAnsi="Balsamiq Sans"/>
+          <w:b/>
+          <w:bCs/>
+          <w:lang w:val="en-ID"/>
+        </w:rPr>
+        <w:t>Sikap</w:t>
+      </w:r>
+      <w:proofErr w:type="spellEnd"/>
+      <w:r>
+        <w:rPr>
+          <w:rFonts w:ascii="Balsamiq Sans" w:hAnsi="Balsamiq Sans"/>
+          <w:b/>
+          <w:bCs/>
+          <w:lang w:val="en-ID"/>
+        </w:rPr>
+        <w:t xml:space="preserve"> </w:t>
+      </w:r>
+      <w:proofErr w:type="spellStart"/>
+      <w:r>
+        <w:rPr>
+          <w:rFonts w:ascii="Balsamiq Sans" w:hAnsi="Balsamiq Sans"/>
+          <w:b/>
+          <w:bCs/>
+          <w:lang w:val="en-ID"/>
+        </w:rPr>
+        <w:t>Nyata</w:t>
+      </w:r>
+      <w:proofErr w:type="spellEnd"/>
+      <w:r>
+        <w:rPr>
+          <w:rFonts w:ascii="Balsamiq Sans" w:hAnsi="Balsamiq Sans"/>
+          <w:b/>
+          <w:bCs/>
+          <w:lang w:val="en-ID"/>
+        </w:rPr>
+        <w:t xml:space="preserve"> Masyarakat </w:t>
+      </w:r>
+      <w:proofErr w:type="spellStart"/>
+      <w:r>
+        <w:rPr>
+          <w:rFonts w:ascii="Balsamiq Sans" w:hAnsi="Balsamiq Sans"/>
+          <w:b/>
+          <w:bCs/>
+          <w:lang w:val="en-ID"/>
+        </w:rPr>
+        <w:t>Untuk</w:t>
+      </w:r>
+      <w:proofErr w:type="spellEnd"/>
+      <w:r>
+        <w:rPr>
+          <w:rFonts w:ascii="Balsamiq Sans" w:hAnsi="Balsamiq Sans"/>
+          <w:b/>
+          <w:bCs/>
+          <w:lang w:val="en-ID"/>
+        </w:rPr>
+        <w:t xml:space="preserve"> </w:t>
+      </w:r>
+      <w:proofErr w:type="spellStart"/>
+      <w:r>
+        <w:rPr>
+          <w:rFonts w:ascii="Balsamiq Sans" w:hAnsi="Balsamiq Sans"/>
+          <w:b/>
+          <w:bCs/>
+          <w:lang w:val="en-ID"/>
+        </w:rPr>
+        <w:t>Menciptakan</w:t>
+      </w:r>
+      <w:proofErr w:type="spellEnd"/>
+      <w:r>
+        <w:rPr>
+          <w:rFonts w:ascii="Balsamiq Sans" w:hAnsi="Balsamiq Sans"/>
+          <w:b/>
+          <w:bCs/>
+          <w:lang w:val="en-ID"/>
+        </w:rPr>
+        <w:t xml:space="preserve"> </w:t>
+      </w:r>
+      <w:proofErr w:type="spellStart"/>
+      <w:r>
+        <w:rPr>
+          <w:rFonts w:ascii="Balsamiq Sans" w:hAnsi="Balsamiq Sans"/>
+          <w:b/>
+          <w:bCs/>
+          <w:lang w:val="en-ID"/>
+        </w:rPr>
+        <w:t>Budaya</w:t>
+      </w:r>
+      <w:proofErr w:type="spellEnd"/>
+      <w:r>
+        <w:rPr>
+          <w:rFonts w:ascii="Balsamiq Sans" w:hAnsi="Balsamiq Sans"/>
+          <w:b/>
+          <w:bCs/>
+          <w:lang w:val="en-ID"/>
+        </w:rPr>
+        <w:t xml:space="preserve"> Yang Peka Gender</w:t>
+      </w:r>
+      <w:r>
+        <w:rPr>
+          <w:rFonts w:ascii="Balsamiq Sans" w:hAnsi="Balsamiq Sans"/>
+          <w:b/>
+          <w:bCs/>
+          <w:lang w:val="en-ID"/>
+        </w:rPr>
+        <w:t>!</w:t>
       </w:r>
     </w:p>
     <w:p>
@@ -1489,7 +6262,87 @@
           <w:rFonts w:ascii="Balsamiq Sans" w:hAnsi="Balsamiq Sans"/>
           <w:lang w:val="en-ID"/>
         </w:rPr>
-        <w:t>3) Menghindari Diskriminasi Gender.</w:t>
+        <w:t xml:space="preserve">1) </w:t>
+      </w:r>
+      <w:proofErr w:type="spellStart"/>
+      <w:r>
+        <w:rPr>
+          <w:rFonts w:ascii="Balsamiq Sans" w:hAnsi="Balsamiq Sans"/>
+          <w:lang w:val="en-ID"/>
+        </w:rPr>
+        <w:t>Mewujudkan</w:t>
+      </w:r>
+      <w:proofErr w:type="spellEnd"/>
+      <w:r>
+        <w:rPr>
+          <w:rFonts w:ascii="Balsamiq Sans" w:hAnsi="Balsamiq Sans"/>
+          <w:lang w:val="en-ID"/>
+        </w:rPr>
+        <w:t xml:space="preserve"> </w:t>
+      </w:r>
+      <w:proofErr w:type="spellStart"/>
+      <w:r>
+        <w:rPr>
+          <w:rFonts w:ascii="Balsamiq Sans" w:hAnsi="Balsamiq Sans"/>
+          <w:lang w:val="en-ID"/>
+        </w:rPr>
+        <w:t>Lingkungan</w:t>
+      </w:r>
+      <w:proofErr w:type="spellEnd"/>
+      <w:r>
+        <w:rPr>
+          <w:rFonts w:ascii="Balsamiq Sans" w:hAnsi="Balsamiq Sans"/>
+          <w:lang w:val="en-ID"/>
+        </w:rPr>
+        <w:t xml:space="preserve"> Yang </w:t>
+      </w:r>
+      <w:proofErr w:type="spellStart"/>
+      <w:r>
+        <w:rPr>
+          <w:rFonts w:ascii="Balsamiq Sans" w:hAnsi="Balsamiq Sans"/>
+          <w:lang w:val="en-ID"/>
+        </w:rPr>
+        <w:t>Bebas</w:t>
+      </w:r>
+      <w:proofErr w:type="spellEnd"/>
+      <w:r>
+        <w:rPr>
+          <w:rFonts w:ascii="Balsamiq Sans" w:hAnsi="Balsamiq Sans"/>
+          <w:lang w:val="en-ID"/>
+        </w:rPr>
+        <w:t xml:space="preserve"> Dari </w:t>
+      </w:r>
+      <w:proofErr w:type="spellStart"/>
+      <w:r>
+        <w:rPr>
+          <w:rFonts w:ascii="Balsamiq Sans" w:hAnsi="Balsamiq Sans"/>
+          <w:lang w:val="en-ID"/>
+        </w:rPr>
+        <w:t>Kekerasan</w:t>
+      </w:r>
+      <w:proofErr w:type="spellEnd"/>
+      <w:r>
+        <w:rPr>
+          <w:rFonts w:ascii="Balsamiq Sans" w:hAnsi="Balsamiq Sans"/>
+          <w:lang w:val="en-ID"/>
+        </w:rPr>
+        <w:t xml:space="preserve"> </w:t>
+      </w:r>
+      <w:proofErr w:type="spellStart"/>
+      <w:r>
+        <w:rPr>
+          <w:rFonts w:ascii="Balsamiq Sans" w:hAnsi="Balsamiq Sans"/>
+          <w:lang w:val="en-ID"/>
+        </w:rPr>
+        <w:t>Berbasis</w:t>
+      </w:r>
+      <w:proofErr w:type="spellEnd"/>
+      <w:r>
+        <w:rPr>
+          <w:rFonts w:ascii="Balsamiq Sans" w:hAnsi="Balsamiq Sans"/>
+          <w:lang w:val="en-ID"/>
+        </w:rPr>
+        <w:t xml:space="preserve"> Gender.</w:t>
       </w:r>
     </w:p>
     <w:p>
@@ -1505,7 +6358,71 @@
           <w:rFonts w:ascii="Balsamiq Sans" w:hAnsi="Balsamiq Sans"/>
           <w:lang w:val="en-ID"/>
         </w:rPr>
-        <w:t>4) Menghapus Stereotip Terhadap Laki-Laki Maupun Perempuan.</w:t>
+        <w:t xml:space="preserve">2) </w:t>
+      </w:r>
+      <w:proofErr w:type="spellStart"/>
+      <w:r>
+        <w:rPr>
+          <w:rFonts w:ascii="Balsamiq Sans" w:hAnsi="Balsamiq Sans"/>
+          <w:lang w:val="en-ID"/>
+        </w:rPr>
+        <w:t>Memberikan</w:t>
+      </w:r>
+      <w:proofErr w:type="spellEnd"/>
+      <w:r>
+        <w:rPr>
+          <w:rFonts w:ascii="Balsamiq Sans" w:hAnsi="Balsamiq Sans"/>
+          <w:lang w:val="en-ID"/>
+        </w:rPr>
+        <w:t xml:space="preserve"> </w:t>
+      </w:r>
+      <w:proofErr w:type="spellStart"/>
+      <w:r>
+        <w:rPr>
+          <w:rFonts w:ascii="Balsamiq Sans" w:hAnsi="Balsamiq Sans"/>
+          <w:lang w:val="en-ID"/>
+        </w:rPr>
+        <w:t>Penghargaan</w:t>
+      </w:r>
+      <w:proofErr w:type="spellEnd"/>
+      <w:r>
+        <w:rPr>
+          <w:rFonts w:ascii="Balsamiq Sans" w:hAnsi="Balsamiq Sans"/>
+          <w:lang w:val="en-ID"/>
+        </w:rPr>
+        <w:t xml:space="preserve"> Dan </w:t>
+      </w:r>
+      <w:proofErr w:type="spellStart"/>
+      <w:r>
+        <w:rPr>
+          <w:rFonts w:ascii="Balsamiq Sans" w:hAnsi="Balsamiq Sans"/>
+          <w:lang w:val="en-ID"/>
+        </w:rPr>
+        <w:t>Penghormatan</w:t>
+      </w:r>
+      <w:proofErr w:type="spellEnd"/>
+      <w:r>
+        <w:rPr>
+          <w:rFonts w:ascii="Balsamiq Sans" w:hAnsi="Balsamiq Sans"/>
+          <w:lang w:val="en-ID"/>
+        </w:rPr>
+        <w:t xml:space="preserve"> Yang </w:t>
+      </w:r>
+      <w:proofErr w:type="spellStart"/>
+      <w:r>
+        <w:rPr>
+          <w:rFonts w:ascii="Balsamiq Sans" w:hAnsi="Balsamiq Sans"/>
+          <w:lang w:val="en-ID"/>
+        </w:rPr>
+        <w:t>Setara</w:t>
+      </w:r>
+      <w:proofErr w:type="spellEnd"/>
+      <w:r>
+        <w:rPr>
+          <w:rFonts w:ascii="Balsamiq Sans" w:hAnsi="Balsamiq Sans"/>
+          <w:lang w:val="en-ID"/>
+        </w:rPr>
+        <w:t>.</w:t>
       </w:r>
     </w:p>
     <w:p>
@@ -1521,71 +6438,135 @@
           <w:rFonts w:ascii="Balsamiq Sans" w:hAnsi="Balsamiq Sans"/>
           <w:lang w:val="en-ID"/>
         </w:rPr>
-        <w:t>5) Tidak Menggunakan Simbol Atau Bahasa Yang Bersifat Merendahkan.</w:t>
+        <w:t xml:space="preserve">3) </w:t>
+      </w:r>
+      <w:proofErr w:type="spellStart"/>
+      <w:r>
+        <w:rPr>
+          <w:rFonts w:ascii="Balsamiq Sans" w:hAnsi="Balsamiq Sans"/>
+          <w:lang w:val="en-ID"/>
+        </w:rPr>
+        <w:t>Menghindari</w:t>
+      </w:r>
+      <w:proofErr w:type="spellEnd"/>
+      <w:r>
+        <w:rPr>
+          <w:rFonts w:ascii="Balsamiq Sans" w:hAnsi="Balsamiq Sans"/>
+          <w:lang w:val="en-ID"/>
+        </w:rPr>
+        <w:t xml:space="preserve"> </w:t>
+      </w:r>
+      <w:proofErr w:type="spellStart"/>
+      <w:r>
+        <w:rPr>
+          <w:rFonts w:ascii="Balsamiq Sans" w:hAnsi="Balsamiq Sans"/>
+          <w:lang w:val="en-ID"/>
+        </w:rPr>
+        <w:t>Diskriminasi</w:t>
+      </w:r>
+      <w:proofErr w:type="spellEnd"/>
+      <w:r>
+        <w:rPr>
+          <w:rFonts w:ascii="Balsamiq Sans" w:hAnsi="Balsamiq Sans"/>
+          <w:lang w:val="en-ID"/>
+        </w:rPr>
+        <w:t xml:space="preserve"> Gender.</w:t>
       </w:r>
     </w:p>
     <w:p>
       <w:pPr>
-        <w:rPr>
-          <w:rFonts w:ascii="Balsamiq Sans" w:hAnsi="Balsamiq Sans"/>
-          <w:b/>
-          <w:bCs/>
-          <w:lang w:val="en-ID"/>
-        </w:rPr>
-      </w:pPr>
-      <w:r>
-        <w:rPr>
-          <w:rFonts w:ascii="Balsamiq Sans" w:hAnsi="Balsamiq Sans"/>
-          <w:b/>
-          <w:bCs/>
-          <w:lang w:val="en-ID"/>
-        </w:rPr>
-        <w:t xml:space="preserve">11. </w:t>
-      </w:r>
-      <w:r>
-        <w:rPr>
-          <w:rFonts w:ascii="Balsamiq Sans" w:hAnsi="Balsamiq Sans"/>
-          <w:b/>
-          <w:bCs/>
-          <w:lang w:val="en-ID"/>
-        </w:rPr>
-        <w:t xml:space="preserve">Sebutkan </w:t>
-      </w:r>
-      <w:r>
-        <w:rPr>
-          <w:rFonts w:ascii="Balsamiq Sans" w:hAnsi="Balsamiq Sans"/>
-          <w:b/>
-          <w:bCs/>
-          <w:lang w:val="en-ID"/>
-        </w:rPr>
-        <w:t xml:space="preserve">Fungsi </w:t>
-      </w:r>
-      <w:r>
-        <w:rPr>
-          <w:rFonts w:ascii="Balsamiq Sans" w:hAnsi="Balsamiq Sans"/>
-          <w:b/>
-          <w:bCs/>
-          <w:lang w:val="en-ID"/>
-        </w:rPr>
-        <w:t xml:space="preserve">– Fungsi </w:t>
-      </w:r>
-      <w:r>
-        <w:rPr>
-          <w:rFonts w:ascii="Balsamiq Sans" w:hAnsi="Balsamiq Sans"/>
-          <w:b/>
-          <w:bCs/>
-          <w:lang w:val="en-ID"/>
-        </w:rPr>
-        <w:t>Nilai Multikultural Dalam Kehidupan Sehari-Hari</w:t>
-      </w:r>
-      <w:r>
-        <w:rPr>
-          <w:rFonts w:ascii="Balsamiq Sans" w:hAnsi="Balsamiq Sans"/>
-          <w:b/>
-          <w:bCs/>
-          <w:lang w:val="en-ID"/>
-        </w:rPr>
-        <w:t>!</w:t>
+        <w:ind w:left="283"/>
+        <w:rPr>
+          <w:rFonts w:ascii="Balsamiq Sans" w:hAnsi="Balsamiq Sans"/>
+          <w:lang w:val="en-ID"/>
+        </w:rPr>
+      </w:pPr>
+      <w:r>
+        <w:rPr>
+          <w:rFonts w:ascii="Balsamiq Sans" w:hAnsi="Balsamiq Sans"/>
+          <w:lang w:val="en-ID"/>
+        </w:rPr>
+        <w:t xml:space="preserve">4) </w:t>
+      </w:r>
+      <w:proofErr w:type="spellStart"/>
+      <w:r>
+        <w:rPr>
+          <w:rFonts w:ascii="Balsamiq Sans" w:hAnsi="Balsamiq Sans"/>
+          <w:lang w:val="en-ID"/>
+        </w:rPr>
+        <w:t>Menghapus</w:t>
+      </w:r>
+      <w:proofErr w:type="spellEnd"/>
+      <w:r>
+        <w:rPr>
+          <w:rFonts w:ascii="Balsamiq Sans" w:hAnsi="Balsamiq Sans"/>
+          <w:lang w:val="en-ID"/>
+        </w:rPr>
+        <w:t xml:space="preserve"> </w:t>
+      </w:r>
+      <w:proofErr w:type="spellStart"/>
+      <w:r>
+        <w:rPr>
+          <w:rFonts w:ascii="Balsamiq Sans" w:hAnsi="Balsamiq Sans"/>
+          <w:lang w:val="en-ID"/>
+        </w:rPr>
+        <w:t>Stereotip</w:t>
+      </w:r>
+      <w:proofErr w:type="spellEnd"/>
+      <w:r>
+        <w:rPr>
+          <w:rFonts w:ascii="Balsamiq Sans" w:hAnsi="Balsamiq Sans"/>
+          <w:lang w:val="en-ID"/>
+        </w:rPr>
+        <w:t xml:space="preserve"> </w:t>
+      </w:r>
+      <w:proofErr w:type="spellStart"/>
+      <w:r>
+        <w:rPr>
+          <w:rFonts w:ascii="Balsamiq Sans" w:hAnsi="Balsamiq Sans"/>
+          <w:lang w:val="en-ID"/>
+        </w:rPr>
+        <w:t>Terhadap</w:t>
+      </w:r>
+      <w:proofErr w:type="spellEnd"/>
+      <w:r>
+        <w:rPr>
+          <w:rFonts w:ascii="Balsamiq Sans" w:hAnsi="Balsamiq Sans"/>
+          <w:lang w:val="en-ID"/>
+        </w:rPr>
+        <w:t xml:space="preserve"> </w:t>
+      </w:r>
+      <w:proofErr w:type="spellStart"/>
+      <w:r>
+        <w:rPr>
+          <w:rFonts w:ascii="Balsamiq Sans" w:hAnsi="Balsamiq Sans"/>
+          <w:lang w:val="en-ID"/>
+        </w:rPr>
+        <w:t>Laki-Laki</w:t>
+      </w:r>
+      <w:proofErr w:type="spellEnd"/>
+      <w:r>
+        <w:rPr>
+          <w:rFonts w:ascii="Balsamiq Sans" w:hAnsi="Balsamiq Sans"/>
+          <w:lang w:val="en-ID"/>
+        </w:rPr>
+        <w:t xml:space="preserve"> </w:t>
+      </w:r>
+      <w:proofErr w:type="spellStart"/>
+      <w:r>
+        <w:rPr>
+          <w:rFonts w:ascii="Balsamiq Sans" w:hAnsi="Balsamiq Sans"/>
+          <w:lang w:val="en-ID"/>
+        </w:rPr>
+        <w:t>Maupun</w:t>
+      </w:r>
+      <w:proofErr w:type="spellEnd"/>
+      <w:r>
+        <w:rPr>
+          <w:rFonts w:ascii="Balsamiq Sans" w:hAnsi="Balsamiq Sans"/>
+          <w:lang w:val="en-ID"/>
+        </w:rPr>
+        <w:t xml:space="preserve"> Perempuan.</w:t>
       </w:r>
     </w:p>
     <w:p>
@@ -1601,37 +6582,278 @@
           <w:rFonts w:ascii="Balsamiq Sans" w:hAnsi="Balsamiq Sans"/>
           <w:lang w:val="en-ID"/>
         </w:rPr>
-        <w:t xml:space="preserve">1) </w:t>
-      </w:r>
-      <w:r>
-        <w:rPr>
-          <w:rFonts w:ascii="Balsamiq Sans" w:hAnsi="Balsamiq Sans"/>
-          <w:lang w:val="en-ID"/>
-        </w:rPr>
-        <w:t>Kerukunan</w:t>
+        <w:t xml:space="preserve">5) </w:t>
+      </w:r>
+      <w:proofErr w:type="spellStart"/>
+      <w:r>
+        <w:rPr>
+          <w:rFonts w:ascii="Balsamiq Sans" w:hAnsi="Balsamiq Sans"/>
+          <w:lang w:val="en-ID"/>
+        </w:rPr>
+        <w:t>Tidak</w:t>
+      </w:r>
+      <w:proofErr w:type="spellEnd"/>
+      <w:r>
+        <w:rPr>
+          <w:rFonts w:ascii="Balsamiq Sans" w:hAnsi="Balsamiq Sans"/>
+          <w:lang w:val="en-ID"/>
+        </w:rPr>
+        <w:t xml:space="preserve"> </w:t>
+      </w:r>
+      <w:proofErr w:type="spellStart"/>
+      <w:r>
+        <w:rPr>
+          <w:rFonts w:ascii="Balsamiq Sans" w:hAnsi="Balsamiq Sans"/>
+          <w:lang w:val="en-ID"/>
+        </w:rPr>
+        <w:t>Menggunakan</w:t>
+      </w:r>
+      <w:proofErr w:type="spellEnd"/>
+      <w:r>
+        <w:rPr>
+          <w:rFonts w:ascii="Balsamiq Sans" w:hAnsi="Balsamiq Sans"/>
+          <w:lang w:val="en-ID"/>
+        </w:rPr>
+        <w:t xml:space="preserve"> </w:t>
+      </w:r>
+      <w:proofErr w:type="spellStart"/>
+      <w:r>
+        <w:rPr>
+          <w:rFonts w:ascii="Balsamiq Sans" w:hAnsi="Balsamiq Sans"/>
+          <w:lang w:val="en-ID"/>
+        </w:rPr>
+        <w:t>Simbol</w:t>
+      </w:r>
+      <w:proofErr w:type="spellEnd"/>
+      <w:r>
+        <w:rPr>
+          <w:rFonts w:ascii="Balsamiq Sans" w:hAnsi="Balsamiq Sans"/>
+          <w:lang w:val="en-ID"/>
+        </w:rPr>
+        <w:t xml:space="preserve"> </w:t>
+      </w:r>
+      <w:proofErr w:type="spellStart"/>
+      <w:r>
+        <w:rPr>
+          <w:rFonts w:ascii="Balsamiq Sans" w:hAnsi="Balsamiq Sans"/>
+          <w:lang w:val="en-ID"/>
+        </w:rPr>
+        <w:t>Atau</w:t>
+      </w:r>
+      <w:proofErr w:type="spellEnd"/>
+      <w:r>
+        <w:rPr>
+          <w:rFonts w:ascii="Balsamiq Sans" w:hAnsi="Balsamiq Sans"/>
+          <w:lang w:val="en-ID"/>
+        </w:rPr>
+        <w:t xml:space="preserve"> Bahasa Yang </w:t>
+      </w:r>
+      <w:proofErr w:type="spellStart"/>
+      <w:r>
+        <w:rPr>
+          <w:rFonts w:ascii="Balsamiq Sans" w:hAnsi="Balsamiq Sans"/>
+          <w:lang w:val="en-ID"/>
+        </w:rPr>
+        <w:t>Bersifat</w:t>
+      </w:r>
+      <w:proofErr w:type="spellEnd"/>
+      <w:r>
+        <w:rPr>
+          <w:rFonts w:ascii="Balsamiq Sans" w:hAnsi="Balsamiq Sans"/>
+          <w:lang w:val="en-ID"/>
+        </w:rPr>
+        <w:t xml:space="preserve"> </w:t>
+      </w:r>
+      <w:proofErr w:type="spellStart"/>
+      <w:r>
+        <w:rPr>
+          <w:rFonts w:ascii="Balsamiq Sans" w:hAnsi="Balsamiq Sans"/>
+          <w:lang w:val="en-ID"/>
+        </w:rPr>
+        <w:t>Merendahkan</w:t>
+      </w:r>
+      <w:proofErr w:type="spellEnd"/>
+      <w:r>
+        <w:rPr>
+          <w:rFonts w:ascii="Balsamiq Sans" w:hAnsi="Balsamiq Sans"/>
+          <w:lang w:val="en-ID"/>
+        </w:rPr>
+        <w:t>.</w:t>
       </w:r>
     </w:p>
     <w:p>
       <w:pPr>
-        <w:ind w:left="283"/>
-        <w:rPr>
-          <w:rFonts w:ascii="Balsamiq Sans" w:hAnsi="Balsamiq Sans"/>
-          <w:lang w:val="en-ID"/>
-        </w:rPr>
-      </w:pPr>
-      <w:r>
-        <w:rPr>
-          <w:rFonts w:ascii="Balsamiq Sans" w:hAnsi="Balsamiq Sans"/>
-          <w:lang w:val="en-ID"/>
-        </w:rPr>
-        <w:t xml:space="preserve">2) </w:t>
-      </w:r>
-      <w:r>
-        <w:rPr>
-          <w:rFonts w:ascii="Balsamiq Sans" w:hAnsi="Balsamiq Sans"/>
-          <w:lang w:val="en-ID"/>
-        </w:rPr>
-        <w:t>Toleransi</w:t>
+        <w:rPr>
+          <w:rFonts w:ascii="Balsamiq Sans" w:hAnsi="Balsamiq Sans"/>
+          <w:b/>
+          <w:bCs/>
+          <w:lang w:val="en-ID"/>
+        </w:rPr>
+      </w:pPr>
+      <w:r>
+        <w:rPr>
+          <w:rFonts w:ascii="Balsamiq Sans" w:hAnsi="Balsamiq Sans"/>
+          <w:b/>
+          <w:bCs/>
+          <w:lang w:val="en-ID"/>
+        </w:rPr>
+        <w:t>11.</w:t>
+      </w:r>
+      <w:r>
+        <w:rPr>
+          <w:rFonts w:ascii="Balsamiq Sans" w:hAnsi="Balsamiq Sans"/>
+          <w:b/>
+          <w:bCs/>
+          <w:lang w:val="en-ID"/>
+        </w:rPr>
+        <w:t xml:space="preserve"> </w:t>
+      </w:r>
+      <w:proofErr w:type="spellStart"/>
+      <w:r>
+        <w:rPr>
+          <w:rFonts w:ascii="Balsamiq Sans" w:hAnsi="Balsamiq Sans"/>
+          <w:b/>
+          <w:bCs/>
+          <w:lang w:val="en-ID"/>
+        </w:rPr>
+        <w:t>Sebutkan</w:t>
+      </w:r>
+      <w:proofErr w:type="spellEnd"/>
+      <w:r>
+        <w:rPr>
+          <w:rFonts w:ascii="Balsamiq Sans" w:hAnsi="Balsamiq Sans"/>
+          <w:b/>
+          <w:bCs/>
+          <w:lang w:val="en-ID"/>
+        </w:rPr>
+        <w:t xml:space="preserve"> </w:t>
+      </w:r>
+      <w:proofErr w:type="spellStart"/>
+      <w:r>
+        <w:rPr>
+          <w:rFonts w:ascii="Balsamiq Sans" w:hAnsi="Balsamiq Sans"/>
+          <w:b/>
+          <w:bCs/>
+          <w:lang w:val="en-ID"/>
+        </w:rPr>
+        <w:t>Fungsi</w:t>
+      </w:r>
+      <w:r>
+        <w:rPr>
+          <w:rFonts w:ascii="Balsamiq Sans" w:hAnsi="Balsamiq Sans"/>
+          <w:b/>
+          <w:bCs/>
+          <w:lang w:val="en-ID"/>
+        </w:rPr>
+        <w:t>-Fungsi</w:t>
+      </w:r>
+      <w:proofErr w:type="spellEnd"/>
+      <w:r>
+        <w:rPr>
+          <w:rFonts w:ascii="Balsamiq Sans" w:hAnsi="Balsamiq Sans"/>
+          <w:b/>
+          <w:bCs/>
+          <w:lang w:val="en-ID"/>
+        </w:rPr>
+        <w:t xml:space="preserve"> N</w:t>
+      </w:r>
+      <w:r>
+        <w:rPr>
+          <w:rFonts w:ascii="Balsamiq Sans" w:hAnsi="Balsamiq Sans"/>
+          <w:b/>
+          <w:bCs/>
+          <w:lang w:val="en-ID"/>
+        </w:rPr>
+        <w:t xml:space="preserve">ilai </w:t>
+      </w:r>
+      <w:proofErr w:type="spellStart"/>
+      <w:r>
+        <w:rPr>
+          <w:rFonts w:ascii="Balsamiq Sans" w:hAnsi="Balsamiq Sans"/>
+          <w:b/>
+          <w:bCs/>
+          <w:lang w:val="en-ID"/>
+        </w:rPr>
+        <w:t>Multikultural</w:t>
+      </w:r>
+      <w:proofErr w:type="spellEnd"/>
+      <w:r>
+        <w:rPr>
+          <w:rFonts w:ascii="Balsamiq Sans" w:hAnsi="Balsamiq Sans"/>
+          <w:b/>
+          <w:bCs/>
+          <w:lang w:val="en-ID"/>
+        </w:rPr>
+        <w:t xml:space="preserve"> </w:t>
+      </w:r>
+      <w:proofErr w:type="spellStart"/>
+      <w:r>
+        <w:rPr>
+          <w:rFonts w:ascii="Balsamiq Sans" w:hAnsi="Balsamiq Sans"/>
+          <w:b/>
+          <w:bCs/>
+          <w:lang w:val="en-ID"/>
+        </w:rPr>
+        <w:t>Dalam</w:t>
+      </w:r>
+      <w:proofErr w:type="spellEnd"/>
+      <w:r>
+        <w:rPr>
+          <w:rFonts w:ascii="Balsamiq Sans" w:hAnsi="Balsamiq Sans"/>
+          <w:b/>
+          <w:bCs/>
+          <w:lang w:val="en-ID"/>
+        </w:rPr>
+        <w:t xml:space="preserve"> </w:t>
+      </w:r>
+      <w:proofErr w:type="spellStart"/>
+      <w:r>
+        <w:rPr>
+          <w:rFonts w:ascii="Balsamiq Sans" w:hAnsi="Balsamiq Sans"/>
+          <w:b/>
+          <w:bCs/>
+          <w:lang w:val="en-ID"/>
+        </w:rPr>
+        <w:t>Kehidupan</w:t>
+      </w:r>
+      <w:proofErr w:type="spellEnd"/>
+      <w:r>
+        <w:rPr>
+          <w:rFonts w:ascii="Balsamiq Sans" w:hAnsi="Balsamiq Sans"/>
+          <w:b/>
+          <w:bCs/>
+          <w:lang w:val="en-ID"/>
+        </w:rPr>
+        <w:t xml:space="preserve"> </w:t>
+      </w:r>
+      <w:proofErr w:type="spellStart"/>
+      <w:r>
+        <w:rPr>
+          <w:rFonts w:ascii="Balsamiq Sans" w:hAnsi="Balsamiq Sans"/>
+          <w:b/>
+          <w:bCs/>
+          <w:lang w:val="en-ID"/>
+        </w:rPr>
+        <w:t>Sehari</w:t>
+      </w:r>
+      <w:proofErr w:type="spellEnd"/>
+      <w:r>
+        <w:rPr>
+          <w:rFonts w:ascii="Balsamiq Sans" w:hAnsi="Balsamiq Sans"/>
+          <w:b/>
+          <w:bCs/>
+          <w:lang w:val="en-ID"/>
+        </w:rPr>
+        <w:t>-Hari</w:t>
+      </w:r>
+      <w:r>
+        <w:rPr>
+          <w:rFonts w:ascii="Balsamiq Sans" w:hAnsi="Balsamiq Sans"/>
+          <w:b/>
+          <w:bCs/>
+          <w:lang w:val="en-ID"/>
+        </w:rPr>
+        <w:t>!</w:t>
       </w:r>
     </w:p>
     <w:p>
@@ -1647,14 +6869,23 @@
           <w:rFonts w:ascii="Balsamiq Sans" w:hAnsi="Balsamiq Sans"/>
           <w:lang w:val="en-ID"/>
         </w:rPr>
-        <w:t xml:space="preserve">3) </w:t>
-      </w:r>
-      <w:r>
-        <w:rPr>
-          <w:rFonts w:ascii="Balsamiq Sans" w:hAnsi="Balsamiq Sans"/>
-          <w:lang w:val="en-ID"/>
-        </w:rPr>
-        <w:t>Demokrasi</w:t>
+        <w:t xml:space="preserve">1) </w:t>
+      </w:r>
+      <w:proofErr w:type="spellStart"/>
+      <w:r>
+        <w:rPr>
+          <w:rFonts w:ascii="Balsamiq Sans" w:hAnsi="Balsamiq Sans"/>
+          <w:lang w:val="en-ID"/>
+        </w:rPr>
+        <w:t>Persamaan</w:t>
+      </w:r>
+      <w:proofErr w:type="spellEnd"/>
+      <w:r>
+        <w:rPr>
+          <w:rFonts w:ascii="Balsamiq Sans" w:hAnsi="Balsamiq Sans"/>
+          <w:lang w:val="en-ID"/>
+        </w:rPr>
+        <w:t xml:space="preserve"> Hak</w:t>
       </w:r>
     </w:p>
     <w:p>
@@ -1670,15 +6901,17 @@
           <w:rFonts w:ascii="Balsamiq Sans" w:hAnsi="Balsamiq Sans"/>
           <w:lang w:val="en-ID"/>
         </w:rPr>
-        <w:t xml:space="preserve">4) </w:t>
-      </w:r>
-      <w:r>
-        <w:rPr>
-          <w:rFonts w:ascii="Balsamiq Sans" w:hAnsi="Balsamiq Sans"/>
-          <w:lang w:val="en-ID"/>
-        </w:rPr>
-        <w:t>Gotong Royong</w:t>
-      </w:r>
+        <w:t xml:space="preserve">2) </w:t>
+      </w:r>
+      <w:proofErr w:type="spellStart"/>
+      <w:r>
+        <w:rPr>
+          <w:rFonts w:ascii="Balsamiq Sans" w:hAnsi="Balsamiq Sans"/>
+          <w:lang w:val="en-ID"/>
+        </w:rPr>
+        <w:t>Toleransi</w:t>
+      </w:r>
+      <w:proofErr w:type="spellEnd"/>
     </w:p>
     <w:p>
       <w:pPr>
@@ -1693,15 +6926,33 @@
           <w:rFonts w:ascii="Balsamiq Sans" w:hAnsi="Balsamiq Sans"/>
           <w:lang w:val="en-ID"/>
         </w:rPr>
-        <w:t xml:space="preserve">5) </w:t>
-      </w:r>
-      <w:r>
-        <w:rPr>
-          <w:rFonts w:ascii="Balsamiq Sans" w:hAnsi="Balsamiq Sans"/>
-          <w:lang w:val="en-ID"/>
-        </w:rPr>
-        <w:t>Saling Menghargai</w:t>
-      </w:r>
+        <w:t xml:space="preserve">3) </w:t>
+      </w:r>
+      <w:proofErr w:type="spellStart"/>
+      <w:r>
+        <w:rPr>
+          <w:rFonts w:ascii="Balsamiq Sans" w:hAnsi="Balsamiq Sans"/>
+          <w:lang w:val="en-ID"/>
+        </w:rPr>
+        <w:t>Pengakuan</w:t>
+      </w:r>
+      <w:proofErr w:type="spellEnd"/>
+      <w:r>
+        <w:rPr>
+          <w:rFonts w:ascii="Balsamiq Sans" w:hAnsi="Balsamiq Sans"/>
+          <w:lang w:val="en-ID"/>
+        </w:rPr>
+        <w:t xml:space="preserve"> Atas </w:t>
+      </w:r>
+      <w:proofErr w:type="spellStart"/>
+      <w:r>
+        <w:rPr>
+          <w:rFonts w:ascii="Balsamiq Sans" w:hAnsi="Balsamiq Sans"/>
+          <w:lang w:val="en-ID"/>
+        </w:rPr>
+        <w:t>Keragaman</w:t>
+      </w:r>
+      <w:proofErr w:type="spellEnd"/>
     </w:p>
     <w:p>
       <w:pPr>
@@ -1716,15 +6967,17 @@
           <w:rFonts w:ascii="Balsamiq Sans" w:hAnsi="Balsamiq Sans"/>
           <w:lang w:val="en-ID"/>
         </w:rPr>
-        <w:t xml:space="preserve">6) </w:t>
-      </w:r>
-      <w:r>
-        <w:rPr>
-          <w:rFonts w:ascii="Balsamiq Sans" w:hAnsi="Balsamiq Sans"/>
-          <w:lang w:val="en-ID"/>
-        </w:rPr>
-        <w:t>Keadilan Dan Cinta Negara</w:t>
-      </w:r>
+        <w:t xml:space="preserve">4) </w:t>
+      </w:r>
+      <w:proofErr w:type="spellStart"/>
+      <w:r>
+        <w:rPr>
+          <w:rFonts w:ascii="Balsamiq Sans" w:hAnsi="Balsamiq Sans"/>
+          <w:lang w:val="en-ID"/>
+        </w:rPr>
+        <w:t>Kesetaraan</w:t>
+      </w:r>
+      <w:proofErr w:type="spellEnd"/>
     </w:p>
     <w:p>
       <w:pPr>
@@ -1739,60 +6992,32 @@
           <w:rFonts w:ascii="Balsamiq Sans" w:hAnsi="Balsamiq Sans"/>
           <w:lang w:val="en-ID"/>
         </w:rPr>
-        <w:t xml:space="preserve">7) </w:t>
-      </w:r>
-      <w:r>
-        <w:rPr>
-          <w:rFonts w:ascii="Balsamiq Sans" w:hAnsi="Balsamiq Sans"/>
-          <w:lang w:val="en-ID"/>
-        </w:rPr>
-        <w:t>Pengakuan Atas Keragaman</w:t>
-      </w:r>
+        <w:t xml:space="preserve">5) </w:t>
+      </w:r>
+      <w:proofErr w:type="spellStart"/>
+      <w:r>
+        <w:rPr>
+          <w:rFonts w:ascii="Balsamiq Sans" w:hAnsi="Balsamiq Sans"/>
+          <w:lang w:val="en-ID"/>
+        </w:rPr>
+        <w:t>Demokrasi</w:t>
+      </w:r>
+      <w:proofErr w:type="spellEnd"/>
     </w:p>
     <w:p>
       <w:pPr>
-        <w:rPr>
-          <w:rFonts w:ascii="Balsamiq Sans" w:hAnsi="Balsamiq Sans"/>
-          <w:b/>
-          <w:bCs/>
-          <w:lang w:val="en-ID"/>
-        </w:rPr>
-      </w:pPr>
-      <w:r>
-        <w:rPr>
-          <w:rFonts w:ascii="Balsamiq Sans" w:hAnsi="Balsamiq Sans"/>
-          <w:b/>
-          <w:bCs/>
-          <w:lang w:val="en-ID"/>
-        </w:rPr>
-        <w:t xml:space="preserve">12. </w:t>
-      </w:r>
-      <w:r>
-        <w:rPr>
-          <w:rFonts w:ascii="Balsamiq Sans" w:hAnsi="Balsamiq Sans"/>
-          <w:b/>
-          <w:bCs/>
-          <w:lang w:val="en-ID"/>
-        </w:rPr>
-        <w:t xml:space="preserve">Sebutkan </w:t>
-      </w:r>
-      <w:r>
-        <w:rPr>
-          <w:rFonts w:ascii="Balsamiq Sans" w:hAnsi="Balsamiq Sans"/>
-          <w:b/>
-          <w:bCs/>
-          <w:lang w:val="en-ID"/>
-        </w:rPr>
-        <w:t>Tujuan Siap Upaya Untuk Menciptakan Budaya Sensitif Gender</w:t>
-      </w:r>
-      <w:r>
-        <w:rPr>
-          <w:rFonts w:ascii="Balsamiq Sans" w:hAnsi="Balsamiq Sans"/>
-          <w:b/>
-          <w:bCs/>
-          <w:lang w:val="en-ID"/>
-        </w:rPr>
-        <w:t>!</w:t>
+        <w:ind w:left="283"/>
+        <w:rPr>
+          <w:rFonts w:ascii="Balsamiq Sans" w:hAnsi="Balsamiq Sans"/>
+          <w:lang w:val="en-ID"/>
+        </w:rPr>
+      </w:pPr>
+      <w:r>
+        <w:rPr>
+          <w:rFonts w:ascii="Balsamiq Sans" w:hAnsi="Balsamiq Sans"/>
+          <w:lang w:val="en-ID"/>
+        </w:rPr>
+        <w:t>6) Gotong Royong</w:t>
       </w:r>
     </w:p>
     <w:p>
@@ -1808,15 +7033,33 @@
           <w:rFonts w:ascii="Balsamiq Sans" w:hAnsi="Balsamiq Sans"/>
           <w:lang w:val="en-ID"/>
         </w:rPr>
-        <w:t xml:space="preserve">1) </w:t>
-      </w:r>
-      <w:r>
-        <w:rPr>
-          <w:rFonts w:ascii="Balsamiq Sans" w:hAnsi="Balsamiq Sans"/>
-          <w:lang w:val="en-ID"/>
-        </w:rPr>
-        <w:t>Menunjukkan Bahwa Perbedaan Gender</w:t>
-      </w:r>
+        <w:t xml:space="preserve">7) </w:t>
+      </w:r>
+      <w:proofErr w:type="spellStart"/>
+      <w:r>
+        <w:rPr>
+          <w:rFonts w:ascii="Balsamiq Sans" w:hAnsi="Balsamiq Sans"/>
+          <w:lang w:val="en-ID"/>
+        </w:rPr>
+        <w:t>Saling</w:t>
+      </w:r>
+      <w:proofErr w:type="spellEnd"/>
+      <w:r>
+        <w:rPr>
+          <w:rFonts w:ascii="Balsamiq Sans" w:hAnsi="Balsamiq Sans"/>
+          <w:lang w:val="en-ID"/>
+        </w:rPr>
+        <w:t xml:space="preserve"> </w:t>
+      </w:r>
+      <w:proofErr w:type="spellStart"/>
+      <w:r>
+        <w:rPr>
+          <w:rFonts w:ascii="Balsamiq Sans" w:hAnsi="Balsamiq Sans"/>
+          <w:lang w:val="en-ID"/>
+        </w:rPr>
+        <w:t>Menghargai</w:t>
+      </w:r>
+      <w:proofErr w:type="spellEnd"/>
     </w:p>
     <w:p>
       <w:pPr>
@@ -1831,15 +7074,17 @@
           <w:rFonts w:ascii="Balsamiq Sans" w:hAnsi="Balsamiq Sans"/>
           <w:lang w:val="en-ID"/>
         </w:rPr>
-        <w:t xml:space="preserve">2) </w:t>
-      </w:r>
-      <w:r>
-        <w:rPr>
-          <w:rFonts w:ascii="Balsamiq Sans" w:hAnsi="Balsamiq Sans"/>
-          <w:lang w:val="en-ID"/>
-        </w:rPr>
-        <w:t>Membangun Kesetaraan Dan Penghormatan Gender</w:t>
-      </w:r>
+        <w:t xml:space="preserve">8) </w:t>
+      </w:r>
+      <w:proofErr w:type="spellStart"/>
+      <w:r>
+        <w:rPr>
+          <w:rFonts w:ascii="Balsamiq Sans" w:hAnsi="Balsamiq Sans"/>
+          <w:lang w:val="en-ID"/>
+        </w:rPr>
+        <w:t>Keadilan</w:t>
+      </w:r>
+      <w:proofErr w:type="spellEnd"/>
     </w:p>
     <w:p>
       <w:pPr>
@@ -1854,60 +7099,7 @@
           <w:rFonts w:ascii="Balsamiq Sans" w:hAnsi="Balsamiq Sans"/>
           <w:lang w:val="en-ID"/>
         </w:rPr>
-        <w:t xml:space="preserve">3) </w:t>
-      </w:r>
-      <w:r>
-        <w:rPr>
-          <w:rFonts w:ascii="Balsamiq Sans" w:hAnsi="Balsamiq Sans"/>
-          <w:lang w:val="en-ID"/>
-        </w:rPr>
-        <w:t>Menghindari Diskriminasi Gender</w:t>
-      </w:r>
-    </w:p>
-    <w:p>
-      <w:pPr>
-        <w:ind w:left="283"/>
-        <w:rPr>
-          <w:rFonts w:ascii="Balsamiq Sans" w:hAnsi="Balsamiq Sans"/>
-          <w:lang w:val="en-ID"/>
-        </w:rPr>
-      </w:pPr>
-      <w:r>
-        <w:rPr>
-          <w:rFonts w:ascii="Balsamiq Sans" w:hAnsi="Balsamiq Sans"/>
-          <w:lang w:val="en-ID"/>
-        </w:rPr>
-        <w:t xml:space="preserve">4) </w:t>
-      </w:r>
-      <w:r>
-        <w:rPr>
-          <w:rFonts w:ascii="Balsamiq Sans" w:hAnsi="Balsamiq Sans"/>
-          <w:lang w:val="en-ID"/>
-        </w:rPr>
-        <w:t>Menghapus Stereotype Gender</w:t>
-      </w:r>
-    </w:p>
-    <w:p>
-      <w:pPr>
-        <w:ind w:left="283"/>
-        <w:rPr>
-          <w:rFonts w:ascii="Balsamiq Sans" w:hAnsi="Balsamiq Sans"/>
-          <w:lang w:val="en-ID"/>
-        </w:rPr>
-      </w:pPr>
-      <w:r>
-        <w:rPr>
-          <w:rFonts w:ascii="Balsamiq Sans" w:hAnsi="Balsamiq Sans"/>
-          <w:lang w:val="en-ID"/>
-        </w:rPr>
-        <w:t xml:space="preserve">5) </w:t>
-      </w:r>
-      <w:r>
-        <w:rPr>
-          <w:rFonts w:ascii="Balsamiq Sans" w:hAnsi="Balsamiq Sans"/>
-          <w:lang w:val="en-ID"/>
-        </w:rPr>
-        <w:t>Tidak Menggunakaan Simbol / Bahasa Yang Bersifat Mendiskriminasi.</w:t>
+        <w:t>9) Cinta Negara</w:t>
       </w:r>
     </w:p>
     <w:p>
@@ -3892,6 +9084,7 @@
   <w:style w:type="character" w:default="1" w:styleId="DefaultParagraphFont">
     <w:name w:val="Default Paragraph Font"/>
     <w:uiPriority w:val="1"/>
+    <w:semiHidden/>
     <w:unhideWhenUsed/>
   </w:style>
   <w:style w:type="table" w:default="1" w:styleId="TableNormal">
@@ -4445,12 +9638,15 @@
     <w:rsid w:val="000F7CA1"/>
     <w:rsid w:val="001B3D0C"/>
     <w:rsid w:val="0031625E"/>
+    <w:rsid w:val="00325CD8"/>
+    <w:rsid w:val="003461DC"/>
     <w:rsid w:val="003E1BB8"/>
     <w:rsid w:val="00461A46"/>
     <w:rsid w:val="005704F6"/>
     <w:rsid w:val="00597C41"/>
     <w:rsid w:val="005A4E3F"/>
     <w:rsid w:val="00657430"/>
+    <w:rsid w:val="00657E79"/>
     <w:rsid w:val="006966E0"/>
     <w:rsid w:val="00713F88"/>
     <w:rsid w:val="00935CEA"/>
@@ -4460,6 +9656,7 @@
     <w:rsid w:val="00E505B8"/>
     <w:rsid w:val="00E85E0E"/>
     <w:rsid w:val="00F41515"/>
+    <w:rsid w:val="00F931B6"/>
   </w:rsids>
   <m:mathPr>
     <m:mathFont m:val="Cambria Math"/>
